--- a/docs/content/nonparametric_t_tests/nonparametric_t_tests_lecture.docx
+++ b/docs/content/nonparametric_t_tests/nonparametric_t_tests_lecture.docx
@@ -76,7 +76,23 @@
         </w:numPr>
       </w:pPr>
       <w:r>
-        <w:t xml:space="preserve">Power — what it is and why we talk about it</w:t>
+        <w:t xml:space="preserve">One-sample, two-sample, and</w:t>
+      </w:r>
+      <w:r>
+        <w:t xml:space="preserve"> </w:t>
+      </w:r>
+      <w:r>
+        <w:rPr>
+          <w:b/>
+          <w:bCs/>
+        </w:rPr>
+        <w:t xml:space="preserve">paired</w:t>
+      </w:r>
+      <w:r>
+        <w:t xml:space="preserve"> </w:t>
+      </w:r>
+      <w:r>
+        <w:t xml:space="preserve">t-tests — and how much more the paired test got out of the same four trees</w:t>
       </w:r>
     </w:p>
     <w:p>
@@ -2344,7 +2360,7 @@
               <a:graphicData uri="http://schemas.openxmlformats.org/drawingml/2006/picture">
                 <pic:pic>
                   <pic:nvPicPr>
-                    <pic:cNvPr descr="nonparametric_t_tests_lecture_files/figure-docx/unnamed-chunk-4-1.png" id="47" name="Picture"/>
+                    <pic:cNvPr descr="nonparametric_t_tests_lecture_files/figure-docx/nonparametric-t-tests-04-1.png" id="47" name="Picture"/>
                     <pic:cNvPicPr>
                       <a:picLocks noChangeArrowheads="1" noChangeAspect="1"/>
                     </pic:cNvPicPr>
@@ -2582,7 +2598,7 @@
               <a:graphicData uri="http://schemas.openxmlformats.org/drawingml/2006/picture">
                 <pic:pic>
                   <pic:nvPicPr>
-                    <pic:cNvPr descr="nonparametric_t_tests_lecture_files/figure-docx/unnamed-chunk-6-1.png" id="52" name="Picture"/>
+                    <pic:cNvPr descr="nonparametric_t_tests_lecture_files/figure-docx/nonparametric-t-tests-06-1.png" id="52" name="Picture"/>
                     <pic:cNvPicPr>
                       <a:picLocks noChangeArrowheads="1" noChangeAspect="1"/>
                     </pic:cNvPicPr>
@@ -2827,7 +2843,7 @@
               <a:graphicData uri="http://schemas.openxmlformats.org/drawingml/2006/picture">
                 <pic:pic>
                   <pic:nvPicPr>
-                    <pic:cNvPr descr="nonparametric_t_tests_lecture_files/figure-docx/unnamed-chunk-7-1.png" id="59" name="Picture"/>
+                    <pic:cNvPr descr="nonparametric_t_tests_lecture_files/figure-docx/nonparametric-t-tests-07-1.png" id="59" name="Picture"/>
                     <pic:cNvPicPr>
                       <a:picLocks noChangeArrowheads="1" noChangeAspect="1"/>
                     </pic:cNvPicPr>
@@ -2980,7 +2996,7 @@
               <a:graphicData uri="http://schemas.openxmlformats.org/drawingml/2006/picture">
                 <pic:pic>
                   <pic:nvPicPr>
-                    <pic:cNvPr descr="nonparametric_t_tests_lecture_files/figure-docx/unnamed-chunk-8-1.png" id="64" name="Picture"/>
+                    <pic:cNvPr descr="nonparametric_t_tests_lecture_files/figure-docx/nonparametric-t-tests-08-1.png" id="64" name="Picture"/>
                     <pic:cNvPicPr>
                       <a:picLocks noChangeArrowheads="1" noChangeAspect="1"/>
                     </pic:cNvPicPr>
@@ -3091,7 +3107,7 @@
               <a:graphicData uri="http://schemas.openxmlformats.org/drawingml/2006/picture">
                 <pic:pic>
                   <pic:nvPicPr>
-                    <pic:cNvPr descr="nonparametric_t_tests_lecture_files/figure-docx/unnamed-chunk-9-1.png" id="68" name="Picture"/>
+                    <pic:cNvPr descr="nonparametric_t_tests_lecture_files/figure-docx/nonparametric-t-tests-09-1.png" id="68" name="Picture"/>
                     <pic:cNvPicPr>
                       <a:picLocks noChangeArrowheads="1" noChangeAspect="1"/>
                     </pic:cNvPicPr>
@@ -3392,7 +3408,7 @@
               <a:graphicData uri="http://schemas.openxmlformats.org/drawingml/2006/picture">
                 <pic:pic>
                   <pic:nvPicPr>
-                    <pic:cNvPr descr="nonparametric_t_tests_lecture_files/figure-docx/unnamed-chunk-10-1.png" id="78" name="Picture"/>
+                    <pic:cNvPr descr="nonparametric_t_tests_lecture_files/figure-docx/nonparametric-t-tests-10-1.png" id="78" name="Picture"/>
                     <pic:cNvPicPr>
                       <a:picLocks noChangeArrowheads="1" noChangeAspect="1"/>
                     </pic:cNvPicPr>
@@ -4164,227 +4180,796 @@
       </w:tr>
     </w:tbl>
     <w:bookmarkEnd w:id="87"/>
-    <w:bookmarkStart w:id="88" w:name="part-6-permutation-tests"/>
+    <w:bookmarkStart w:id="88" w:name="part-5b-back-to-our-pine-needles"/>
     <w:p>
       <w:pPr>
         <w:pStyle w:val="Heading2"/>
       </w:pPr>
       <w:r>
-        <w:t xml:space="preserve">Part 6 · Permutation Tests</w:t>
+        <w:t xml:space="preserve">Part 5b · Back to Our Pine Needles</w:t>
       </w:r>
     </w:p>
     <w:bookmarkEnd w:id="88"/>
-    <w:bookmarkStart w:id="92" w:name="permutation-tests-concept"/>
+    <w:bookmarkStart w:id="92" w:name="the-same-question-the-non-parametric-way"/>
     <w:p>
       <w:pPr>
         <w:pStyle w:val="Heading2"/>
       </w:pPr>
       <w:r>
-        <w:t xml:space="preserve">Permutation Tests — Concept</w:t>
-      </w:r>
-    </w:p>
-    <w:p>
-      <w:pPr>
-        <w:pStyle w:val="Compact"/>
-        <w:numPr>
-          <w:ilvl w:val="0"/>
-          <w:numId w:val="1020"/>
-        </w:numPr>
-      </w:pPr>
-      <w:r>
-        <w:t xml:space="preserve">Permutation tests are based on resampling: reshuffling the original data</w:t>
-      </w:r>
-    </w:p>
-    <w:p>
-      <w:pPr>
-        <w:pStyle w:val="Compact"/>
-        <w:numPr>
-          <w:ilvl w:val="0"/>
-          <w:numId w:val="1020"/>
-        </w:numPr>
-      </w:pPr>
-      <w:r>
-        <w:t xml:space="preserve">Resampling allows parameter estimation when the distribution is unknown, including SEs and CIs of statistics (means, medians)</w:t>
-      </w:r>
-    </w:p>
-    <w:p>
-      <w:pPr>
-        <w:pStyle w:val="Compact"/>
-        <w:numPr>
-          <w:ilvl w:val="0"/>
-          <w:numId w:val="1020"/>
-        </w:numPr>
-      </w:pPr>
-      <w:r>
-        <w:t xml:space="preserve">A common approach is the bootstrap: resample with replacement many times, recalculate sample stats</w:t>
-      </w:r>
-    </w:p>
-    <w:p>
-      <w:pPr>
-        <w:pStyle w:val="Compact"/>
-        <w:numPr>
-          <w:ilvl w:val="0"/>
-          <w:numId w:val="1020"/>
-        </w:numPr>
-      </w:pPr>
-      <w:r>
-        <w:t xml:space="preserve">We use the</w:t>
+        <w:t xml:space="preserve">The same question, the non-parametric way</w:t>
+      </w:r>
+    </w:p>
+    <w:p>
+      <w:pPr>
+        <w:pStyle w:val="FirstParagraph"/>
+      </w:pPr>
+      <w:r>
+        <w:t xml:space="preserve">Last week we tested our own needle data two ways. Let’s run the rank-based versions of</w:t>
       </w:r>
       <w:r>
         <w:t xml:space="preserve"> </w:t>
       </w:r>
       <w:r>
         <w:rPr>
+          <w:b/>
+          <w:bCs/>
+        </w:rPr>
+        <w:t xml:space="preserve">exactly the same two comparisons</w:t>
+      </w:r>
+      <w:r>
+        <w:t xml:space="preserve"> </w:t>
+      </w:r>
+      <w:r>
+        <w:t xml:space="preserve">and see what changes.</w:t>
+      </w:r>
+    </w:p>
+    <w:p>
+      <w:pPr>
+        <w:pStyle w:val="SourceCode"/>
+      </w:pPr>
+      <w:r>
+        <w:rPr>
+          <w:rStyle w:val="NormalTok"/>
+        </w:rPr>
+        <w:t xml:space="preserve">pine_df </w:t>
+      </w:r>
+      <w:r>
+        <w:rPr>
+          <w:rStyle w:val="OtherTok"/>
+        </w:rPr>
+        <w:t xml:space="preserve">&lt;-</w:t>
+      </w:r>
+      <w:r>
+        <w:rPr>
+          <w:rStyle w:val="NormalTok"/>
+        </w:rPr>
+        <w:t xml:space="preserve"> </w:t>
+      </w:r>
+      <w:r>
+        <w:rPr>
+          <w:rStyle w:val="FunctionTok"/>
+        </w:rPr>
+        <w:t xml:space="preserve">read_csv</w:t>
+      </w:r>
+      <w:r>
+        <w:rPr>
+          <w:rStyle w:val="NormalTok"/>
+        </w:rPr>
+        <w:t xml:space="preserve">(</w:t>
+      </w:r>
+      <w:r>
+        <w:rPr>
+          <w:rStyle w:val="StringTok"/>
+        </w:rPr>
+        <w:t xml:space="preserve">"data/pine_data.csv"</w:t>
+      </w:r>
+      <w:r>
+        <w:rPr>
+          <w:rStyle w:val="NormalTok"/>
+        </w:rPr>
+        <w:t xml:space="preserve">)</w:t>
+      </w:r>
+      <w:r>
+        <w:br/>
+      </w:r>
+      <w:r>
+        <w:br/>
+      </w:r>
+      <w:r>
+        <w:rPr>
+          <w:rStyle w:val="CommentTok"/>
+        </w:rPr>
+        <w:t xml:space="preserve"># same two-stage summary as last week: one value per tree per side</w:t>
+      </w:r>
+      <w:r>
+        <w:br/>
+      </w:r>
+      <w:r>
+        <w:rPr>
+          <w:rStyle w:val="NormalTok"/>
+        </w:rPr>
+        <w:t xml:space="preserve">p_df </w:t>
+      </w:r>
+      <w:r>
+        <w:rPr>
+          <w:rStyle w:val="OtherTok"/>
+        </w:rPr>
+        <w:t xml:space="preserve">&lt;-</w:t>
+      </w:r>
+      <w:r>
+        <w:rPr>
+          <w:rStyle w:val="NormalTok"/>
+        </w:rPr>
+        <w:t xml:space="preserve"> pine_df </w:t>
+      </w:r>
+      <w:r>
+        <w:rPr>
+          <w:rStyle w:val="SpecialCharTok"/>
+        </w:rPr>
+        <w:t xml:space="preserve">%&gt;%</w:t>
+      </w:r>
+      <w:r>
+        <w:br/>
+      </w:r>
+      <w:r>
+        <w:rPr>
+          <w:rStyle w:val="NormalTok"/>
+        </w:rPr>
+        <w:t xml:space="preserve">  </w:t>
+      </w:r>
+      <w:r>
+        <w:rPr>
+          <w:rStyle w:val="FunctionTok"/>
+        </w:rPr>
+        <w:t xml:space="preserve">group_by</w:t>
+      </w:r>
+      <w:r>
+        <w:rPr>
+          <w:rStyle w:val="NormalTok"/>
+        </w:rPr>
+        <w:t xml:space="preserve">(team, side) </w:t>
+      </w:r>
+      <w:r>
+        <w:rPr>
+          <w:rStyle w:val="SpecialCharTok"/>
+        </w:rPr>
+        <w:t xml:space="preserve">%&gt;%</w:t>
+      </w:r>
+      <w:r>
+        <w:br/>
+      </w:r>
+      <w:r>
+        <w:rPr>
+          <w:rStyle w:val="NormalTok"/>
+        </w:rPr>
+        <w:t xml:space="preserve">  </w:t>
+      </w:r>
+      <w:r>
+        <w:rPr>
+          <w:rStyle w:val="FunctionTok"/>
+        </w:rPr>
+        <w:t xml:space="preserve">summarise</w:t>
+      </w:r>
+      <w:r>
+        <w:rPr>
+          <w:rStyle w:val="NormalTok"/>
+        </w:rPr>
+        <w:t xml:space="preserve">(</w:t>
+      </w:r>
+      <w:r>
+        <w:rPr>
+          <w:rStyle w:val="AttributeTok"/>
+        </w:rPr>
+        <w:t xml:space="preserve">needle_length_mm =</w:t>
+      </w:r>
+      <w:r>
+        <w:rPr>
+          <w:rStyle w:val="NormalTok"/>
+        </w:rPr>
+        <w:t xml:space="preserve"> </w:t>
+      </w:r>
+      <w:r>
+        <w:rPr>
+          <w:rStyle w:val="FunctionTok"/>
+        </w:rPr>
+        <w:t xml:space="preserve">mean</w:t>
+      </w:r>
+      <w:r>
+        <w:rPr>
+          <w:rStyle w:val="NormalTok"/>
+        </w:rPr>
+        <w:t xml:space="preserve">(needle_length_mm, </w:t>
+      </w:r>
+      <w:r>
+        <w:rPr>
+          <w:rStyle w:val="AttributeTok"/>
+        </w:rPr>
+        <w:t xml:space="preserve">na.rm =</w:t>
+      </w:r>
+      <w:r>
+        <w:rPr>
+          <w:rStyle w:val="NormalTok"/>
+        </w:rPr>
+        <w:t xml:space="preserve"> </w:t>
+      </w:r>
+      <w:r>
+        <w:rPr>
+          <w:rStyle w:val="ConstantTok"/>
+        </w:rPr>
+        <w:t xml:space="preserve">TRUE</w:t>
+      </w:r>
+      <w:r>
+        <w:rPr>
+          <w:rStyle w:val="NormalTok"/>
+        </w:rPr>
+        <w:t xml:space="preserve">),</w:t>
+      </w:r>
+      <w:r>
+        <w:br/>
+      </w:r>
+      <w:r>
+        <w:rPr>
+          <w:rStyle w:val="NormalTok"/>
+        </w:rPr>
+        <w:t xml:space="preserve">            </w:t>
+      </w:r>
+      <w:r>
+        <w:rPr>
+          <w:rStyle w:val="AttributeTok"/>
+        </w:rPr>
+        <w:t xml:space="preserve">.groups =</w:t>
+      </w:r>
+      <w:r>
+        <w:rPr>
+          <w:rStyle w:val="NormalTok"/>
+        </w:rPr>
+        <w:t xml:space="preserve"> </w:t>
+      </w:r>
+      <w:r>
+        <w:rPr>
+          <w:rStyle w:val="StringTok"/>
+        </w:rPr>
+        <w:t xml:space="preserve">"drop"</w:t>
+      </w:r>
+      <w:r>
+        <w:rPr>
+          <w:rStyle w:val="NormalTok"/>
+        </w:rPr>
+        <w:t xml:space="preserve">)</w:t>
+      </w:r>
+      <w:r>
+        <w:br/>
+      </w:r>
+      <w:r>
+        <w:br/>
+      </w:r>
+      <w:r>
+        <w:rPr>
+          <w:rStyle w:val="NormalTok"/>
+        </w:rPr>
+        <w:t xml:space="preserve">p_wide_df </w:t>
+      </w:r>
+      <w:r>
+        <w:rPr>
+          <w:rStyle w:val="OtherTok"/>
+        </w:rPr>
+        <w:t xml:space="preserve">&lt;-</w:t>
+      </w:r>
+      <w:r>
+        <w:rPr>
+          <w:rStyle w:val="NormalTok"/>
+        </w:rPr>
+        <w:t xml:space="preserve"> p_df </w:t>
+      </w:r>
+      <w:r>
+        <w:rPr>
+          <w:rStyle w:val="SpecialCharTok"/>
+        </w:rPr>
+        <w:t xml:space="preserve">%&gt;%</w:t>
+      </w:r>
+      <w:r>
+        <w:br/>
+      </w:r>
+      <w:r>
+        <w:rPr>
+          <w:rStyle w:val="NormalTok"/>
+        </w:rPr>
+        <w:t xml:space="preserve">  </w:t>
+      </w:r>
+      <w:r>
+        <w:rPr>
+          <w:rStyle w:val="FunctionTok"/>
+        </w:rPr>
+        <w:t xml:space="preserve">pivot_wider</w:t>
+      </w:r>
+      <w:r>
+        <w:rPr>
+          <w:rStyle w:val="NormalTok"/>
+        </w:rPr>
+        <w:t xml:space="preserve">(</w:t>
+      </w:r>
+      <w:r>
+        <w:rPr>
+          <w:rStyle w:val="AttributeTok"/>
+        </w:rPr>
+        <w:t xml:space="preserve">names_from =</w:t>
+      </w:r>
+      <w:r>
+        <w:rPr>
+          <w:rStyle w:val="NormalTok"/>
+        </w:rPr>
+        <w:t xml:space="preserve"> side, </w:t>
+      </w:r>
+      <w:r>
+        <w:rPr>
+          <w:rStyle w:val="AttributeTok"/>
+        </w:rPr>
+        <w:t xml:space="preserve">values_from =</w:t>
+      </w:r>
+      <w:r>
+        <w:rPr>
+          <w:rStyle w:val="NormalTok"/>
+        </w:rPr>
+        <w:t xml:space="preserve"> needle_length_mm)</w:t>
+      </w:r>
+      <w:r>
+        <w:br/>
+      </w:r>
+      <w:r>
+        <w:br/>
+      </w:r>
+      <w:r>
+        <w:rPr>
+          <w:rStyle w:val="NormalTok"/>
+        </w:rPr>
+        <w:t xml:space="preserve">p_wide_df</w:t>
+      </w:r>
+    </w:p>
+    <w:p>
+      <w:pPr>
+        <w:pStyle w:val="SourceCode"/>
+      </w:pPr>
+      <w:r>
+        <w:rPr>
           <w:rStyle w:val="VerbatimChar"/>
         </w:rPr>
-        <w:t xml:space="preserve">perm</w:t>
-      </w:r>
-      <w:r>
+        <w:t xml:space="preserve"># A tibble: 4 × 3</w:t>
+      </w:r>
+      <w:r>
+        <w:br/>
+      </w:r>
+      <w:r>
+        <w:rPr>
+          <w:rStyle w:val="VerbatimChar"/>
+        </w:rPr>
+        <w:t xml:space="preserve">  team       shady sunny</w:t>
+      </w:r>
+      <w:r>
+        <w:br/>
+      </w:r>
+      <w:r>
+        <w:rPr>
+          <w:rStyle w:val="VerbatimChar"/>
+        </w:rPr>
+        <w:t xml:space="preserve">  &lt;chr&gt;      &lt;dbl&gt; &lt;dbl&gt;</w:t>
+      </w:r>
+      <w:r>
+        <w:br/>
+      </w:r>
+      <w:r>
+        <w:rPr>
+          <w:rStyle w:val="VerbatimChar"/>
+        </w:rPr>
+        <w:t xml:space="preserve">1 botany      16.1  17.3</w:t>
+      </w:r>
+      <w:r>
+        <w:br/>
+      </w:r>
+      <w:r>
+        <w:rPr>
+          <w:rStyle w:val="VerbatimChar"/>
+        </w:rPr>
+        <w:t xml:space="preserve">2 grace_jace  15.4  15.5</w:t>
+      </w:r>
+      <w:r>
+        <w:br/>
+      </w:r>
+      <w:r>
+        <w:rPr>
+          <w:rStyle w:val="VerbatimChar"/>
+        </w:rPr>
+        <w:t xml:space="preserve">3 one         13.2  14.2</w:t>
+      </w:r>
+      <w:r>
+        <w:br/>
+      </w:r>
+      <w:r>
+        <w:rPr>
+          <w:rStyle w:val="VerbatimChar"/>
+        </w:rPr>
+        <w:t xml:space="preserve">4 waterbugs   11.7  13.8</w:t>
+      </w:r>
+    </w:p>
+    <w:p>
+      <w:pPr>
+        <w:pStyle w:val="FirstParagraph"/>
+      </w:pPr>
+      <w:hyperlink r:id="rId89">
+        <w:r>
+          <w:rPr>
+            <w:rStyle w:val="Hyperlink"/>
+          </w:rPr>
+          <w:t xml:space="preserve">📥 Download the data</w:t>
+        </w:r>
+      </w:hyperlink>
+    </w:p>
+    <w:tbl>
+      <w:tblPr>
+        <w:tblStyle w:val="Table"/>
+        <w:tblLook w:firstRow="0" w:lastRow="0" w:firstColumn="0" w:lastColumn="0" w:noHBand="0" w:noVBand="0" w:val="0000"/>
+        <w:tblBorders>
+          <w:top w:val="single" w:sz="4" w:space="0" w:color="0758E5"/>
+          <w:left w:val="single" w:sz="24" w:space="0" w:color="0758E5"/>
+          <w:bottom w:val="single" w:sz="4" w:space="0" w:color="0758E5"/>
+          <w:right w:val="single" w:sz="4" w:space="0" w:color="0758E5"/>
+        </w:tblBorders>
+        <w:tblCellMar>
+          <w:left w:w="144" w:type="dxa"/>
+          <w:right w:w="144" w:type="dxa"/>
+        </w:tblCellMar>
+        <w:tblLook w:firstRow="0" w:lastRow="0" w:firstColumn="0" w:lastColumn="0" w:noHBand="0" w:noVBand="0" w:val="0000"/>
+      </w:tblPr>
+      <w:tr>
+        <w:trPr>
+          <w:cantSplit/>
+        </w:trPr>
+        <w:tc>
+          <w:tcPr>
+            <w:shd w:color="auto" w:fill="dae6fb" w:val="clear"/>
+            <w:tcMar>
+              <w:top w:w="92" w:type="dxa"/>
+              <w:bottom w:w="92" w:type="dxa"/>
+            </w:tcMar>
+          </w:tcPr>
+          <w:p>
+            <w:pPr>
+              <w:pStyle w:val="BodyText"/>
+            </w:pPr>
+            <w:pPr>
+              <w:spacing w:before="0" w:after="0"/>
+              <w:textAlignment w:val="center"/>
+            </w:pPr>
+            <w:r>
+              <w:drawing>
+                <wp:inline>
+                  <wp:extent cx="152400" cy="152400"/>
+                  <wp:effectExtent b="0" l="0" r="0" t="0"/>
+                  <wp:docPr descr="" title="" id="90" name="Picture"/>
+                  <a:graphic>
+                    <a:graphicData uri="http://schemas.openxmlformats.org/drawingml/2006/picture">
+                      <pic:pic>
+                        <pic:nvPicPr>
+                          <pic:cNvPr descr="/Applications/Positron.app/Contents/Resources/app/quarto/share/formats/docx/note.png" id="91" name="Picture"/>
+                          <pic:cNvPicPr>
+                            <a:picLocks noChangeArrowheads="1" noChangeAspect="1"/>
+                          </pic:cNvPicPr>
+                        </pic:nvPicPr>
+                        <pic:blipFill>
+                          <a:blip r:embed="rId9"/>
+                          <a:stretch>
+                            <a:fillRect/>
+                          </a:stretch>
+                        </pic:blipFill>
+                        <pic:spPr bwMode="auto">
+                          <a:xfrm>
+                            <a:off x="0" y="0"/>
+                            <a:ext cx="152400" cy="152400"/>
+                          </a:xfrm>
+                          <a:prstGeom prst="rect">
+                            <a:avLst/>
+                          </a:prstGeom>
+                          <a:noFill/>
+                          <a:ln w="9525">
+                            <a:noFill/>
+                            <a:headEnd/>
+                            <a:tailEnd/>
+                          </a:ln>
+                        </pic:spPr>
+                      </pic:pic>
+                    </a:graphicData>
+                  </a:graphic>
+                </wp:inline>
+              </w:drawing>
+            </w:r>
+            <w:r>
+              <w:t xml:space="preserve"> </w:t>
+            </w:r>
+            <w:r>
+              <w:t xml:space="preserve"> </w:t>
+            </w:r>
+            <w:r>
+              <w:t xml:space="preserve">Note</w:t>
+            </w:r>
+          </w:p>
+        </w:tc>
+      </w:tr>
+      <w:tr>
+        <w:trPr>
+          <w:cantSplit/>
+        </w:trPr>
+        <w:tc>
+          <w:tcPr>
+            <w:tcMar>
+              <w:top w:w="108" w:type="dxa"/>
+              <w:bottom w:w="108" w:type="dxa"/>
+            </w:tcMar>
+          </w:tcPr>
+          <w:p>
+            <w:pPr>
+              <w:pStyle w:val="BodyText"/>
+            </w:pPr>
+            <w:pPr>
+              <w:spacing w:before="16"/>
+            </w:pPr>
+            <w:r>
+              <w:rPr>
+                <w:b/>
+                <w:bCs/>
+              </w:rPr>
+              <w:t xml:space="preserve">✅ Reminder</w:t>
+            </w:r>
+          </w:p>
+          <w:p>
+            <w:pPr>
+              <w:pStyle w:val="BodyText"/>
+            </w:pPr>
+            <w:pPr>
+              <w:spacing w:after="16"/>
+            </w:pPr>
+            <w:r>
+              <w:t xml:space="preserve">4 teams, 4 trees, both sides of each tree. The data are</w:t>
+            </w:r>
+            <w:r>
+              <w:t xml:space="preserve"> </w:t>
+            </w:r>
+            <w:r>
+              <w:rPr>
+                <w:b/>
+                <w:bCs/>
+              </w:rPr>
+              <w:t xml:space="preserve">paired</w:t>
+            </w:r>
+            <w:r>
+              <w:t xml:space="preserve"> </w:t>
+            </w:r>
+            <w:r>
+              <w:t xml:space="preserve">by design.</w:t>
+            </w:r>
+          </w:p>
+          <w:p/>
+        </w:tc>
+      </w:tr>
+    </w:tbl>
+    <w:bookmarkEnd w:id="92"/>
+    <w:bookmarkStart w:id="95" w:name="running-both-rank-based-tests"/>
+    <w:p>
+      <w:pPr>
+        <w:pStyle w:val="Heading2"/>
+      </w:pPr>
+      <w:r>
+        <w:t xml:space="preserve">Running both rank-based tests</w:t>
+      </w:r>
+    </w:p>
+    <w:p>
+      <w:pPr>
+        <w:pStyle w:val="SourceCode"/>
+      </w:pPr>
+      <w:r>
+        <w:rPr>
+          <w:rStyle w:val="CommentTok"/>
+        </w:rPr>
+        <w:t xml:space="preserve"># Unpaired: Mann-Whitney U  (the t-test's two-sample partner)</w:t>
+      </w:r>
+      <w:r>
+        <w:br/>
+      </w:r>
+      <w:r>
+        <w:rPr>
+          <w:rStyle w:val="FunctionTok"/>
+        </w:rPr>
+        <w:t xml:space="preserve">wilcox.test</w:t>
+      </w:r>
+      <w:r>
+        <w:rPr>
+          <w:rStyle w:val="NormalTok"/>
+        </w:rPr>
+        <w:t xml:space="preserve">(needle_length_mm </w:t>
+      </w:r>
+      <w:r>
+        <w:rPr>
+          <w:rStyle w:val="SpecialCharTok"/>
+        </w:rPr>
+        <w:t xml:space="preserve">~</w:t>
+      </w:r>
+      <w:r>
+        <w:rPr>
+          <w:rStyle w:val="NormalTok"/>
+        </w:rPr>
+        <w:t xml:space="preserve"> side, </w:t>
+      </w:r>
+      <w:r>
+        <w:rPr>
+          <w:rStyle w:val="AttributeTok"/>
+        </w:rPr>
+        <w:t xml:space="preserve">data =</w:t>
+      </w:r>
+      <w:r>
+        <w:rPr>
+          <w:rStyle w:val="NormalTok"/>
+        </w:rPr>
+        <w:t xml:space="preserve"> p_df)</w:t>
+      </w:r>
+    </w:p>
+    <w:p>
+      <w:pPr>
+        <w:pStyle w:val="SourceCode"/>
+      </w:pPr>
+      <w:r>
+        <w:br/>
+      </w:r>
+      <w:r>
+        <w:rPr>
+          <w:rStyle w:val="VerbatimChar"/>
+        </w:rPr>
+        <w:t xml:space="preserve">    Wilcoxon rank sum exact test</w:t>
+      </w:r>
+      <w:r>
+        <w:br/>
+      </w:r>
+      <w:r>
+        <w:br/>
+      </w:r>
+      <w:r>
+        <w:rPr>
+          <w:rStyle w:val="VerbatimChar"/>
+        </w:rPr>
+        <w:t xml:space="preserve">data:  needle_length_mm by side</w:t>
+      </w:r>
+      <w:r>
+        <w:br/>
+      </w:r>
+      <w:r>
+        <w:rPr>
+          <w:rStyle w:val="VerbatimChar"/>
+        </w:rPr>
+        <w:t xml:space="preserve">W = 5, p-value = 0.4857</w:t>
+      </w:r>
+      <w:r>
+        <w:br/>
+      </w:r>
+      <w:r>
+        <w:rPr>
+          <w:rStyle w:val="VerbatimChar"/>
+        </w:rPr>
+        <w:t xml:space="preserve">alternative hypothesis: true location shift is not equal to 0</w:t>
+      </w:r>
+    </w:p>
+    <w:p>
+      <w:pPr>
+        <w:pStyle w:val="SourceCode"/>
+      </w:pPr>
+      <w:r>
+        <w:rPr>
+          <w:rStyle w:val="CommentTok"/>
+        </w:rPr>
+        <w:t xml:space="preserve"># Paired: Wilcoxon signed-rank  (the paired t-test's partner)</w:t>
+      </w:r>
+      <w:r>
+        <w:br/>
+      </w:r>
+      <w:r>
+        <w:rPr>
+          <w:rStyle w:val="FunctionTok"/>
+        </w:rPr>
+        <w:t xml:space="preserve">wilcox.test</w:t>
+      </w:r>
+      <w:r>
+        <w:rPr>
+          <w:rStyle w:val="NormalTok"/>
+        </w:rPr>
+        <w:t xml:space="preserve">(p_wide_df</w:t>
+      </w:r>
+      <w:r>
+        <w:rPr>
+          <w:rStyle w:val="SpecialCharTok"/>
+        </w:rPr>
+        <w:t xml:space="preserve">$</w:t>
+      </w:r>
+      <w:r>
+        <w:rPr>
+          <w:rStyle w:val="NormalTok"/>
+        </w:rPr>
+        <w:t xml:space="preserve">shady, p_wide_df</w:t>
+      </w:r>
+      <w:r>
+        <w:rPr>
+          <w:rStyle w:val="SpecialCharTok"/>
+        </w:rPr>
+        <w:t xml:space="preserve">$</w:t>
+      </w:r>
+      <w:r>
+        <w:rPr>
+          <w:rStyle w:val="NormalTok"/>
+        </w:rPr>
+        <w:t xml:space="preserve">sunny, </w:t>
+      </w:r>
+      <w:r>
+        <w:rPr>
+          <w:rStyle w:val="AttributeTok"/>
+        </w:rPr>
+        <w:t xml:space="preserve">paired =</w:t>
+      </w:r>
+      <w:r>
+        <w:rPr>
+          <w:rStyle w:val="NormalTok"/>
+        </w:rPr>
         <w:t xml:space="preserve"> </w:t>
       </w:r>
       <w:r>
-        <w:t xml:space="preserve">package</w:t>
-      </w:r>
-    </w:p>
-    <w:p>
-      <w:pPr>
-        <w:pStyle w:val="Compact"/>
-        <w:numPr>
-          <w:ilvl w:val="0"/>
-          <w:numId w:val="1020"/>
-        </w:numPr>
-      </w:pPr>
-      <w:r>
-        <w:t xml:space="preserve">H₀: µ_A = µ_B, Hₐ: µ_A ≠ µ_B</w:t>
-      </w:r>
-    </w:p>
-    <w:p>
-      <w:pPr>
-        <w:pStyle w:val="Compact"/>
-        <w:numPr>
-          <w:ilvl w:val="0"/>
-          <w:numId w:val="1020"/>
-        </w:numPr>
-      </w:pPr>
-      <w:r>
-        <w:t xml:space="preserve">Calculates the difference Δ in means between two groups</w:t>
-      </w:r>
-    </w:p>
-    <w:p>
-      <w:pPr>
-        <w:pStyle w:val="FirstParagraph"/>
-      </w:pPr>
-      <w:r>
-        <w:drawing>
-          <wp:inline>
-            <wp:extent cx="2935866" cy="2568882"/>
-            <wp:effectExtent b="0" l="0" r="0" t="0"/>
-            <wp:docPr descr="" title="" id="90" name="Picture"/>
-            <a:graphic>
-              <a:graphicData uri="http://schemas.openxmlformats.org/drawingml/2006/picture">
-                <pic:pic>
-                  <pic:nvPicPr>
-                    <pic:cNvPr descr="nonparametric_t_tests_lecture_files/figure-docx/unnamed-chunk-13-1.png" id="91" name="Picture"/>
-                    <pic:cNvPicPr>
-                      <a:picLocks noChangeArrowheads="1" noChangeAspect="1"/>
-                    </pic:cNvPicPr>
-                  </pic:nvPicPr>
-                  <pic:blipFill>
-                    <a:blip r:embed="rId89"/>
-                    <a:stretch>
-                      <a:fillRect/>
-                    </a:stretch>
-                  </pic:blipFill>
-                  <pic:spPr bwMode="auto">
-                    <a:xfrm>
-                      <a:off x="0" y="0"/>
-                      <a:ext cx="2935866" cy="2568882"/>
-                    </a:xfrm>
-                    <a:prstGeom prst="rect">
-                      <a:avLst/>
-                    </a:prstGeom>
-                    <a:noFill/>
-                    <a:ln w="9525">
-                      <a:noFill/>
-                      <a:headEnd/>
-                      <a:tailEnd/>
-                    </a:ln>
-                  </pic:spPr>
-                </pic:pic>
-              </a:graphicData>
-            </a:graphic>
-          </wp:inline>
-        </w:drawing>
-      </w:r>
-    </w:p>
-    <w:bookmarkEnd w:id="92"/>
-    <w:bookmarkStart w:id="96" w:name="permutation-tests-method"/>
-    <w:p>
-      <w:pPr>
-        <w:pStyle w:val="Heading2"/>
-      </w:pPr>
-      <w:r>
-        <w:t xml:space="preserve">Permutation Tests — Method</w:t>
-      </w:r>
-    </w:p>
-    <w:p>
-      <w:pPr>
-        <w:pStyle w:val="Compact"/>
-        <w:numPr>
-          <w:ilvl w:val="0"/>
-          <w:numId w:val="1021"/>
-        </w:numPr>
-      </w:pPr>
-      <w:r>
-        <w:t xml:space="preserve">Randomly reshuffle observations between groups (keeping n₍NE 12₎ = 323 and n₍Island₎ = 10), calculate Δ</w:t>
-      </w:r>
-    </w:p>
-    <w:p>
-      <w:pPr>
-        <w:pStyle w:val="Compact"/>
-        <w:numPr>
-          <w:ilvl w:val="0"/>
-          <w:numId w:val="1021"/>
-        </w:numPr>
-      </w:pPr>
-      <w:r>
-        <w:t xml:space="preserve">Repeat &gt; 1,000 times</w:t>
-      </w:r>
-    </w:p>
-    <w:p>
-      <w:pPr>
-        <w:pStyle w:val="Compact"/>
-        <w:numPr>
-          <w:ilvl w:val="0"/>
-          <w:numId w:val="1021"/>
-        </w:numPr>
-      </w:pPr>
-      <w:r>
-        <w:t xml:space="preserve">Record the proportion of the differences in means as extreme as (or more extreme than) observed</w:t>
-      </w:r>
-    </w:p>
-    <w:p>
-      <w:pPr>
-        <w:pStyle w:val="Compact"/>
-        <w:numPr>
-          <w:ilvl w:val="0"/>
-          <w:numId w:val="1021"/>
-        </w:numPr>
-      </w:pPr>
-      <w:r>
-        <w:t xml:space="preserve">This is equivalent to a p-value, and can be used in the</w:t>
-      </w:r>
-      <w:r>
-        <w:t xml:space="preserve"> </w:t>
-      </w:r>
-      <w:r>
-        <w:t xml:space="preserve">“traditional”</w:t>
-      </w:r>
-      <w:r>
-        <w:t xml:space="preserve"> </w:t>
-      </w:r>
-      <w:r>
-        <w:t xml:space="preserve">hypothesis-testing framework</w:t>
+        <w:rPr>
+          <w:rStyle w:val="ConstantTok"/>
+        </w:rPr>
+        <w:t xml:space="preserve">TRUE</w:t>
+      </w:r>
+      <w:r>
+        <w:rPr>
+          <w:rStyle w:val="NormalTok"/>
+        </w:rPr>
+        <w:t xml:space="preserve">)</w:t>
+      </w:r>
+    </w:p>
+    <w:p>
+      <w:pPr>
+        <w:pStyle w:val="SourceCode"/>
+      </w:pPr>
+      <w:r>
+        <w:br/>
+      </w:r>
+      <w:r>
+        <w:rPr>
+          <w:rStyle w:val="VerbatimChar"/>
+        </w:rPr>
+        <w:t xml:space="preserve">    Wilcoxon signed rank exact test</w:t>
+      </w:r>
+      <w:r>
+        <w:br/>
+      </w:r>
+      <w:r>
+        <w:br/>
+      </w:r>
+      <w:r>
+        <w:rPr>
+          <w:rStyle w:val="VerbatimChar"/>
+        </w:rPr>
+        <w:t xml:space="preserve">data:  p_wide_df$shady and p_wide_df$sunny</w:t>
+      </w:r>
+      <w:r>
+        <w:br/>
+      </w:r>
+      <w:r>
+        <w:rPr>
+          <w:rStyle w:val="VerbatimChar"/>
+        </w:rPr>
+        <w:t xml:space="preserve">V = 0, p-value = 0.125</w:t>
+      </w:r>
+      <w:r>
+        <w:br/>
+      </w:r>
+      <w:r>
+        <w:rPr>
+          <w:rStyle w:val="VerbatimChar"/>
+        </w:rPr>
+        <w:t xml:space="preserve">alternative hypothesis: true location shift is not equal to 0</w:t>
       </w:r>
     </w:p>
     <w:tbl>
@@ -4500,782 +5085,276 @@
                 <w:b/>
                 <w:bCs/>
               </w:rPr>
-              <w:t xml:space="preserve">🖐 For a graphical explanation</w:t>
+              <w:t xml:space="preserve">🖐 Notice</w:t>
+            </w:r>
+            <w:r>
+              <w:rPr>
+                <w:b/>
+                <w:bCs/>
+              </w:rPr>
+              <w:t xml:space="preserve"> </w:t>
+            </w:r>
+            <w:r>
+              <w:rPr>
+                <w:rStyle w:val="VerbatimChar"/>
+                <w:b/>
+                <w:bCs/>
+              </w:rPr>
+              <w:t xml:space="preserve">V = 0</w:t>
             </w:r>
           </w:p>
           <w:p>
             <w:pPr>
               <w:pStyle w:val="BodyText"/>
             </w:pPr>
+            <w:r>
+              <w:t xml:space="preserve">The signed-rank statistic is</w:t>
+            </w:r>
+            <w:r>
+              <w:t xml:space="preserve"> </w:t>
+            </w:r>
+            <w:r>
+              <w:rPr>
+                <w:b/>
+                <w:bCs/>
+              </w:rPr>
+              <w:t xml:space="preserve">zero</w:t>
+            </w:r>
+            <w:r>
+              <w:t xml:space="preserve"> </w:t>
+            </w:r>
+            <w:r>
+              <w:t xml:space="preserve">— meaning</w:t>
+            </w:r>
+            <w:r>
+              <w:t xml:space="preserve"> </w:t>
+            </w:r>
+            <w:r>
+              <w:rPr>
+                <w:i/>
+                <w:iCs/>
+              </w:rPr>
+              <w:t xml:space="preserve">every single tree</w:t>
+            </w:r>
+            <w:r>
+              <w:t xml:space="preserve"> </w:t>
+            </w:r>
+            <w:r>
+              <w:t xml:space="preserve">moved in the same direction. There is no arrangement of these four trees that would look more consistent.</w:t>
+            </w:r>
+          </w:p>
+          <w:p>
+            <w:pPr>
+              <w:pStyle w:val="BodyText"/>
+            </w:pPr>
             <w:pPr>
               <w:spacing w:after="16"/>
             </w:pPr>
-            <w:hyperlink r:id="rId95">
-              <w:r>
-                <w:rPr>
-                  <w:rStyle w:val="Hyperlink"/>
-                </w:rPr>
-                <w:t xml:space="preserve">jwilber.me/permutationtest</w:t>
-              </w:r>
-            </w:hyperlink>
+            <w:r>
+              <w:t xml:space="preserve">Notice too that R says</w:t>
+            </w:r>
+            <w:r>
+              <w:t xml:space="preserve"> </w:t>
+            </w:r>
+            <w:r>
+              <w:rPr>
+                <w:b/>
+                <w:bCs/>
+              </w:rPr>
+              <w:t xml:space="preserve">“exact test”</w:t>
+            </w:r>
+            <w:r>
+              <w:t xml:space="preserve"> </w:t>
+            </w:r>
+            <w:r>
+              <w:t xml:space="preserve">for both. With no tied values it enumerates every possible arrangement rather than approximating. Hold on to that word — the next slide explains why it matters.</w:t>
+            </w:r>
           </w:p>
           <w:p/>
         </w:tc>
       </w:tr>
     </w:tbl>
-    <w:bookmarkEnd w:id="96"/>
-    <w:bookmarkStart w:id="97" w:name="permutation-test-implementation"/>
+    <w:bookmarkEnd w:id="95"/>
+    <w:bookmarkStart w:id="99" w:name="same-answer-less-power"/>
     <w:p>
       <w:pPr>
         <w:pStyle w:val="Heading2"/>
       </w:pPr>
       <w:r>
-        <w:t xml:space="preserve">Permutation Test Implementation</w:t>
-      </w:r>
-    </w:p>
-    <w:p>
-      <w:pPr>
-        <w:pStyle w:val="FirstParagraph"/>
-      </w:pPr>
-      <w:r>
-        <w:t xml:space="preserve">In R, using the</w:t>
-      </w:r>
-      <w:r>
-        <w:t xml:space="preserve"> </w:t>
-      </w:r>
-      <w:r>
-        <w:rPr>
-          <w:rStyle w:val="VerbatimChar"/>
-        </w:rPr>
-        <w:t xml:space="preserve">perm</w:t>
-      </w:r>
-      <w:r>
-        <w:t xml:space="preserve"> </w:t>
-      </w:r>
-      <w:r>
-        <w:t xml:space="preserve">package. Assumptions: both groups have a similar distribution; equal variance.</w:t>
-      </w:r>
-    </w:p>
-    <w:p>
-      <w:pPr>
-        <w:pStyle w:val="SourceCode"/>
-      </w:pPr>
-      <w:r>
-        <w:rPr>
-          <w:rStyle w:val="FunctionTok"/>
-        </w:rPr>
-        <w:t xml:space="preserve">library</w:t>
-      </w:r>
-      <w:r>
-        <w:rPr>
-          <w:rStyle w:val="NormalTok"/>
-        </w:rPr>
-        <w:t xml:space="preserve">(perm)</w:t>
-      </w:r>
-      <w:r>
-        <w:br/>
-      </w:r>
-      <w:r>
-        <w:br/>
-      </w:r>
-      <w:r>
-        <w:rPr>
-          <w:rStyle w:val="NormalTok"/>
-        </w:rPr>
-        <w:t xml:space="preserve">ne12_perm_data </w:t>
-      </w:r>
-      <w:r>
-        <w:rPr>
-          <w:rStyle w:val="OtherTok"/>
-        </w:rPr>
-        <w:t xml:space="preserve">&lt;-</w:t>
-      </w:r>
-      <w:r>
-        <w:rPr>
-          <w:rStyle w:val="NormalTok"/>
-        </w:rPr>
-        <w:t xml:space="preserve"> isl_ne12_df </w:t>
-      </w:r>
-      <w:r>
-        <w:rPr>
-          <w:rStyle w:val="SpecialCharTok"/>
-        </w:rPr>
-        <w:t xml:space="preserve">%&gt;%</w:t>
-      </w:r>
-      <w:r>
-        <w:br/>
-      </w:r>
-      <w:r>
-        <w:rPr>
-          <w:rStyle w:val="NormalTok"/>
-        </w:rPr>
-        <w:t xml:space="preserve">  </w:t>
-      </w:r>
-      <w:r>
-        <w:rPr>
-          <w:rStyle w:val="FunctionTok"/>
-        </w:rPr>
-        <w:t xml:space="preserve">filter</w:t>
-      </w:r>
-      <w:r>
-        <w:rPr>
-          <w:rStyle w:val="NormalTok"/>
-        </w:rPr>
-        <w:t xml:space="preserve">(lake </w:t>
-      </w:r>
-      <w:r>
-        <w:rPr>
-          <w:rStyle w:val="SpecialCharTok"/>
-        </w:rPr>
-        <w:t xml:space="preserve">==</w:t>
-      </w:r>
-      <w:r>
-        <w:rPr>
-          <w:rStyle w:val="NormalTok"/>
-        </w:rPr>
-        <w:t xml:space="preserve"> </w:t>
-      </w:r>
-      <w:r>
-        <w:rPr>
-          <w:rStyle w:val="StringTok"/>
-        </w:rPr>
-        <w:t xml:space="preserve">"NE 12"</w:t>
-      </w:r>
-      <w:r>
-        <w:rPr>
-          <w:rStyle w:val="NormalTok"/>
-        </w:rPr>
-        <w:t xml:space="preserve">) </w:t>
-      </w:r>
-      <w:r>
-        <w:rPr>
-          <w:rStyle w:val="SpecialCharTok"/>
-        </w:rPr>
-        <w:t xml:space="preserve">%&gt;%</w:t>
-      </w:r>
-      <w:r>
-        <w:br/>
-      </w:r>
-      <w:r>
-        <w:rPr>
-          <w:rStyle w:val="NormalTok"/>
-        </w:rPr>
-        <w:t xml:space="preserve">  </w:t>
-      </w:r>
-      <w:r>
-        <w:rPr>
-          <w:rStyle w:val="FunctionTok"/>
-        </w:rPr>
-        <w:t xml:space="preserve">pull</w:t>
-      </w:r>
-      <w:r>
-        <w:rPr>
-          <w:rStyle w:val="NormalTok"/>
-        </w:rPr>
-        <w:t xml:space="preserve">(length_mm)</w:t>
-      </w:r>
-      <w:r>
-        <w:br/>
-      </w:r>
-      <w:r>
-        <w:br/>
-      </w:r>
-      <w:r>
-        <w:rPr>
-          <w:rStyle w:val="CommentTok"/>
-        </w:rPr>
-        <w:t xml:space="preserve"># Randomly sample exactly 25 observations from NE 12</w:t>
-      </w:r>
-      <w:r>
-        <w:br/>
-      </w:r>
-      <w:r>
-        <w:rPr>
-          <w:rStyle w:val="FunctionTok"/>
-        </w:rPr>
-        <w:t xml:space="preserve">set.seed</w:t>
-      </w:r>
-      <w:r>
-        <w:rPr>
-          <w:rStyle w:val="NormalTok"/>
-        </w:rPr>
-        <w:t xml:space="preserve">(</w:t>
-      </w:r>
-      <w:r>
-        <w:rPr>
-          <w:rStyle w:val="DecValTok"/>
-        </w:rPr>
-        <w:t xml:space="preserve">123</w:t>
-      </w:r>
-      <w:r>
-        <w:rPr>
-          <w:rStyle w:val="NormalTok"/>
-        </w:rPr>
-        <w:t xml:space="preserve">)</w:t>
-      </w:r>
-      <w:r>
-        <w:br/>
-      </w:r>
-      <w:r>
-        <w:rPr>
-          <w:rStyle w:val="NormalTok"/>
-        </w:rPr>
-        <w:t xml:space="preserve">ne12_perm_data </w:t>
-      </w:r>
-      <w:r>
-        <w:rPr>
-          <w:rStyle w:val="OtherTok"/>
-        </w:rPr>
-        <w:t xml:space="preserve">&lt;-</w:t>
-      </w:r>
-      <w:r>
-        <w:rPr>
-          <w:rStyle w:val="NormalTok"/>
-        </w:rPr>
-        <w:t xml:space="preserve"> </w:t>
-      </w:r>
-      <w:r>
-        <w:rPr>
-          <w:rStyle w:val="FunctionTok"/>
-        </w:rPr>
-        <w:t xml:space="preserve">sample</w:t>
-      </w:r>
-      <w:r>
-        <w:rPr>
-          <w:rStyle w:val="NormalTok"/>
-        </w:rPr>
-        <w:t xml:space="preserve">(ne12_perm_data, </w:t>
-      </w:r>
-      <w:r>
-        <w:rPr>
-          <w:rStyle w:val="AttributeTok"/>
-        </w:rPr>
-        <w:t xml:space="preserve">size =</w:t>
-      </w:r>
-      <w:r>
-        <w:rPr>
-          <w:rStyle w:val="NormalTok"/>
-        </w:rPr>
-        <w:t xml:space="preserve"> </w:t>
-      </w:r>
-      <w:r>
-        <w:rPr>
-          <w:rStyle w:val="DecValTok"/>
-        </w:rPr>
-        <w:t xml:space="preserve">25</w:t>
-      </w:r>
-      <w:r>
-        <w:rPr>
-          <w:rStyle w:val="NormalTok"/>
-        </w:rPr>
-        <w:t xml:space="preserve">, </w:t>
-      </w:r>
-      <w:r>
-        <w:rPr>
-          <w:rStyle w:val="AttributeTok"/>
-        </w:rPr>
-        <w:t xml:space="preserve">replace =</w:t>
-      </w:r>
-      <w:r>
-        <w:rPr>
-          <w:rStyle w:val="NormalTok"/>
-        </w:rPr>
-        <w:t xml:space="preserve"> </w:t>
-      </w:r>
-      <w:r>
-        <w:rPr>
-          <w:rStyle w:val="ConstantTok"/>
-        </w:rPr>
-        <w:t xml:space="preserve">FALSE</w:t>
-      </w:r>
-      <w:r>
-        <w:rPr>
-          <w:rStyle w:val="NormalTok"/>
-        </w:rPr>
-        <w:t xml:space="preserve">)</w:t>
-      </w:r>
-      <w:r>
-        <w:br/>
-      </w:r>
-      <w:r>
-        <w:br/>
-      </w:r>
-      <w:r>
-        <w:rPr>
-          <w:rStyle w:val="NormalTok"/>
-        </w:rPr>
-        <w:t xml:space="preserve">island_perm_data </w:t>
-      </w:r>
-      <w:r>
-        <w:rPr>
-          <w:rStyle w:val="OtherTok"/>
-        </w:rPr>
-        <w:t xml:space="preserve">&lt;-</w:t>
-      </w:r>
-      <w:r>
-        <w:rPr>
-          <w:rStyle w:val="NormalTok"/>
-        </w:rPr>
-        <w:t xml:space="preserve"> isl_ne12_df </w:t>
-      </w:r>
-      <w:r>
-        <w:rPr>
-          <w:rStyle w:val="SpecialCharTok"/>
-        </w:rPr>
-        <w:t xml:space="preserve">%&gt;%</w:t>
-      </w:r>
-      <w:r>
-        <w:br/>
-      </w:r>
-      <w:r>
-        <w:rPr>
-          <w:rStyle w:val="NormalTok"/>
-        </w:rPr>
-        <w:t xml:space="preserve">  </w:t>
-      </w:r>
-      <w:r>
-        <w:rPr>
-          <w:rStyle w:val="FunctionTok"/>
-        </w:rPr>
-        <w:t xml:space="preserve">filter</w:t>
-      </w:r>
-      <w:r>
-        <w:rPr>
-          <w:rStyle w:val="NormalTok"/>
-        </w:rPr>
-        <w:t xml:space="preserve">(lake </w:t>
-      </w:r>
-      <w:r>
-        <w:rPr>
-          <w:rStyle w:val="SpecialCharTok"/>
-        </w:rPr>
-        <w:t xml:space="preserve">==</w:t>
-      </w:r>
-      <w:r>
-        <w:rPr>
-          <w:rStyle w:val="NormalTok"/>
-        </w:rPr>
-        <w:t xml:space="preserve"> </w:t>
-      </w:r>
-      <w:r>
-        <w:rPr>
-          <w:rStyle w:val="StringTok"/>
-        </w:rPr>
-        <w:t xml:space="preserve">"Island Lake"</w:t>
-      </w:r>
-      <w:r>
-        <w:rPr>
-          <w:rStyle w:val="NormalTok"/>
-        </w:rPr>
-        <w:t xml:space="preserve">) </w:t>
-      </w:r>
-      <w:r>
-        <w:rPr>
-          <w:rStyle w:val="SpecialCharTok"/>
-        </w:rPr>
-        <w:t xml:space="preserve">%&gt;%</w:t>
-      </w:r>
-      <w:r>
-        <w:br/>
-      </w:r>
-      <w:r>
-        <w:rPr>
-          <w:rStyle w:val="NormalTok"/>
-        </w:rPr>
-        <w:t xml:space="preserve">  </w:t>
-      </w:r>
-      <w:r>
-        <w:rPr>
-          <w:rStyle w:val="FunctionTok"/>
-        </w:rPr>
-        <w:t xml:space="preserve">pull</w:t>
-      </w:r>
-      <w:r>
-        <w:rPr>
-          <w:rStyle w:val="NormalTok"/>
-        </w:rPr>
-        <w:t xml:space="preserve">(length_mm)</w:t>
-      </w:r>
-      <w:r>
-        <w:br/>
-      </w:r>
-      <w:r>
-        <w:br/>
-      </w:r>
-      <w:r>
-        <w:rPr>
-          <w:rStyle w:val="NormalTok"/>
-        </w:rPr>
-        <w:t xml:space="preserve">observed_diff </w:t>
-      </w:r>
-      <w:r>
-        <w:rPr>
-          <w:rStyle w:val="OtherTok"/>
-        </w:rPr>
-        <w:t xml:space="preserve">&lt;-</w:t>
-      </w:r>
-      <w:r>
-        <w:rPr>
-          <w:rStyle w:val="NormalTok"/>
-        </w:rPr>
-        <w:t xml:space="preserve"> </w:t>
-      </w:r>
-      <w:r>
-        <w:rPr>
-          <w:rStyle w:val="FunctionTok"/>
-        </w:rPr>
-        <w:t xml:space="preserve">mean</w:t>
-      </w:r>
-      <w:r>
-        <w:rPr>
-          <w:rStyle w:val="NormalTok"/>
-        </w:rPr>
-        <w:t xml:space="preserve">(ne12_perm_data, </w:t>
-      </w:r>
-      <w:r>
-        <w:rPr>
-          <w:rStyle w:val="AttributeTok"/>
-        </w:rPr>
-        <w:t xml:space="preserve">na.rm =</w:t>
-      </w:r>
-      <w:r>
-        <w:rPr>
-          <w:rStyle w:val="NormalTok"/>
-        </w:rPr>
-        <w:t xml:space="preserve"> </w:t>
-      </w:r>
-      <w:r>
-        <w:rPr>
-          <w:rStyle w:val="ConstantTok"/>
-        </w:rPr>
-        <w:t xml:space="preserve">TRUE</w:t>
-      </w:r>
-      <w:r>
-        <w:rPr>
-          <w:rStyle w:val="NormalTok"/>
-        </w:rPr>
-        <w:t xml:space="preserve">) </w:t>
-      </w:r>
-      <w:r>
-        <w:rPr>
-          <w:rStyle w:val="SpecialCharTok"/>
-        </w:rPr>
-        <w:t xml:space="preserve">-</w:t>
-      </w:r>
-      <w:r>
-        <w:rPr>
-          <w:rStyle w:val="NormalTok"/>
-        </w:rPr>
-        <w:t xml:space="preserve"> </w:t>
-      </w:r>
-      <w:r>
-        <w:rPr>
-          <w:rStyle w:val="FunctionTok"/>
-        </w:rPr>
-        <w:t xml:space="preserve">mean</w:t>
-      </w:r>
-      <w:r>
-        <w:rPr>
-          <w:rStyle w:val="NormalTok"/>
-        </w:rPr>
-        <w:t xml:space="preserve">(island_perm_data, </w:t>
-      </w:r>
-      <w:r>
-        <w:rPr>
-          <w:rStyle w:val="AttributeTok"/>
-        </w:rPr>
-        <w:t xml:space="preserve">na.rm =</w:t>
-      </w:r>
-      <w:r>
-        <w:rPr>
-          <w:rStyle w:val="NormalTok"/>
-        </w:rPr>
-        <w:t xml:space="preserve"> </w:t>
-      </w:r>
-      <w:r>
-        <w:rPr>
-          <w:rStyle w:val="ConstantTok"/>
-        </w:rPr>
-        <w:t xml:space="preserve">TRUE</w:t>
-      </w:r>
-      <w:r>
-        <w:rPr>
-          <w:rStyle w:val="NormalTok"/>
-        </w:rPr>
-        <w:t xml:space="preserve">)</w:t>
-      </w:r>
-    </w:p>
-    <w:p>
-      <w:pPr>
-        <w:pStyle w:val="SourceCode"/>
-      </w:pPr>
-      <w:r>
-        <w:rPr>
-          <w:rStyle w:val="FunctionTok"/>
-        </w:rPr>
-        <w:t xml:space="preserve">permTS</w:t>
-      </w:r>
-      <w:r>
-        <w:rPr>
-          <w:rStyle w:val="NormalTok"/>
-        </w:rPr>
-        <w:t xml:space="preserve">(ne12_perm_data, island_perm_data,</w:t>
-      </w:r>
-      <w:r>
-        <w:br/>
-      </w:r>
-      <w:r>
-        <w:rPr>
-          <w:rStyle w:val="NormalTok"/>
-        </w:rPr>
-        <w:t xml:space="preserve">       </w:t>
-      </w:r>
-      <w:r>
-        <w:rPr>
-          <w:rStyle w:val="AttributeTok"/>
-        </w:rPr>
-        <w:t xml:space="preserve">alternative =</w:t>
-      </w:r>
-      <w:r>
-        <w:rPr>
-          <w:rStyle w:val="NormalTok"/>
-        </w:rPr>
-        <w:t xml:space="preserve"> </w:t>
-      </w:r>
-      <w:r>
-        <w:rPr>
-          <w:rStyle w:val="StringTok"/>
-        </w:rPr>
-        <w:t xml:space="preserve">"two.sided"</w:t>
-      </w:r>
-      <w:r>
-        <w:rPr>
-          <w:rStyle w:val="NormalTok"/>
-        </w:rPr>
-        <w:t xml:space="preserve">,</w:t>
-      </w:r>
-      <w:r>
-        <w:br/>
-      </w:r>
-      <w:r>
-        <w:rPr>
-          <w:rStyle w:val="NormalTok"/>
-        </w:rPr>
-        <w:t xml:space="preserve">       </w:t>
-      </w:r>
-      <w:r>
-        <w:rPr>
-          <w:rStyle w:val="AttributeTok"/>
-        </w:rPr>
-        <w:t xml:space="preserve">method =</w:t>
-      </w:r>
-      <w:r>
-        <w:rPr>
-          <w:rStyle w:val="NormalTok"/>
-        </w:rPr>
-        <w:t xml:space="preserve"> </w:t>
-      </w:r>
-      <w:r>
-        <w:rPr>
-          <w:rStyle w:val="StringTok"/>
-        </w:rPr>
-        <w:t xml:space="preserve">"exact.mc"</w:t>
-      </w:r>
-      <w:r>
-        <w:rPr>
-          <w:rStyle w:val="NormalTok"/>
-        </w:rPr>
-        <w:t xml:space="preserve">,</w:t>
-      </w:r>
-      <w:r>
-        <w:br/>
-      </w:r>
-      <w:r>
-        <w:rPr>
-          <w:rStyle w:val="NormalTok"/>
-        </w:rPr>
-        <w:t xml:space="preserve">       </w:t>
-      </w:r>
-      <w:r>
-        <w:rPr>
-          <w:rStyle w:val="AttributeTok"/>
-        </w:rPr>
-        <w:t xml:space="preserve">control =</w:t>
-      </w:r>
-      <w:r>
-        <w:rPr>
-          <w:rStyle w:val="NormalTok"/>
-        </w:rPr>
-        <w:t xml:space="preserve"> </w:t>
-      </w:r>
-      <w:r>
-        <w:rPr>
-          <w:rStyle w:val="FunctionTok"/>
-        </w:rPr>
-        <w:t xml:space="preserve">permControl</w:t>
-      </w:r>
-      <w:r>
-        <w:rPr>
-          <w:rStyle w:val="NormalTok"/>
-        </w:rPr>
-        <w:t xml:space="preserve">(</w:t>
-      </w:r>
-      <w:r>
-        <w:rPr>
-          <w:rStyle w:val="AttributeTok"/>
-        </w:rPr>
-        <w:t xml:space="preserve">nmc =</w:t>
-      </w:r>
-      <w:r>
-        <w:rPr>
-          <w:rStyle w:val="NormalTok"/>
-        </w:rPr>
-        <w:t xml:space="preserve"> </w:t>
-      </w:r>
-      <w:r>
-        <w:rPr>
-          <w:rStyle w:val="DecValTok"/>
-        </w:rPr>
-        <w:t xml:space="preserve">10000</w:t>
-      </w:r>
-      <w:r>
-        <w:rPr>
-          <w:rStyle w:val="NormalTok"/>
-        </w:rPr>
-        <w:t xml:space="preserve">))</w:t>
-      </w:r>
-    </w:p>
-    <w:p>
-      <w:pPr>
-        <w:pStyle w:val="SourceCode"/>
-      </w:pPr>
-      <w:r>
-        <w:br/>
-      </w:r>
-      <w:r>
-        <w:rPr>
-          <w:rStyle w:val="VerbatimChar"/>
-        </w:rPr>
-        <w:t xml:space="preserve">    Exact Permutation Test Estimated by Monte Carlo</w:t>
-      </w:r>
-      <w:r>
-        <w:br/>
-      </w:r>
-      <w:r>
-        <w:br/>
-      </w:r>
-      <w:r>
-        <w:rPr>
-          <w:rStyle w:val="VerbatimChar"/>
-        </w:rPr>
-        <w:t xml:space="preserve">data:  GROUP 1 and GROUP 2</w:t>
-      </w:r>
-      <w:r>
-        <w:br/>
-      </w:r>
-      <w:r>
-        <w:rPr>
-          <w:rStyle w:val="VerbatimChar"/>
-        </w:rPr>
-        <w:t xml:space="preserve">p-value = 2e-04</w:t>
-      </w:r>
-      <w:r>
-        <w:br/>
-      </w:r>
-      <w:r>
-        <w:rPr>
-          <w:rStyle w:val="VerbatimChar"/>
-        </w:rPr>
-        <w:t xml:space="preserve">alternative hypothesis: true mean GROUP 1 - mean GROUP 2 is not equal to 0</w:t>
-      </w:r>
-      <w:r>
-        <w:br/>
-      </w:r>
-      <w:r>
-        <w:rPr>
-          <w:rStyle w:val="VerbatimChar"/>
-        </w:rPr>
-        <w:t xml:space="preserve">sample estimates:</w:t>
-      </w:r>
-      <w:r>
-        <w:br/>
-      </w:r>
-      <w:r>
-        <w:rPr>
-          <w:rStyle w:val="VerbatimChar"/>
-        </w:rPr>
-        <w:t xml:space="preserve">mean GROUP 1 - mean GROUP 2 </w:t>
-      </w:r>
-      <w:r>
-        <w:br/>
-      </w:r>
-      <w:r>
-        <w:rPr>
-          <w:rStyle w:val="VerbatimChar"/>
-        </w:rPr>
-        <w:t xml:space="preserve">                    -333.08 </w:t>
-      </w:r>
-      <w:r>
-        <w:br/>
-      </w:r>
-      <w:r>
-        <w:br/>
-      </w:r>
-      <w:r>
-        <w:rPr>
-          <w:rStyle w:val="VerbatimChar"/>
-        </w:rPr>
-        <w:t xml:space="preserve">p-value estimated from 10000 Monte Carlo replications</w:t>
-      </w:r>
-      <w:r>
-        <w:br/>
-      </w:r>
-      <w:r>
-        <w:rPr>
-          <w:rStyle w:val="VerbatimChar"/>
-        </w:rPr>
-        <w:t xml:space="preserve">99 percent confidence interval on p-value:</w:t>
-      </w:r>
-      <w:r>
-        <w:br/>
-      </w:r>
-      <w:r>
-        <w:rPr>
-          <w:rStyle w:val="VerbatimChar"/>
-        </w:rPr>
-        <w:t xml:space="preserve"> 0.000000000 0.001059383 </w:t>
-      </w:r>
-    </w:p>
-    <w:bookmarkEnd w:id="97"/>
-    <w:bookmarkStart w:id="98" w:name="part-7-summary"/>
-    <w:p>
-      <w:pPr>
-        <w:pStyle w:val="Heading2"/>
-      </w:pPr>
-      <w:r>
-        <w:t xml:space="preserve">Part 7 · Summary</w:t>
-      </w:r>
-    </w:p>
-    <w:bookmarkEnd w:id="98"/>
-    <w:bookmarkStart w:id="101" w:name="summary-testing-assumptions"/>
-    <w:p>
-      <w:pPr>
-        <w:pStyle w:val="Heading2"/>
-      </w:pPr>
-      <w:r>
-        <w:t xml:space="preserve">Summary — Testing Assumptions</w:t>
-      </w:r>
-    </w:p>
-    <w:p>
-      <w:pPr>
-        <w:pStyle w:val="FirstParagraph"/>
+        <w:t xml:space="preserve">Same answer, less power</w:t>
+      </w:r>
+    </w:p>
+    <w:tbl>
+      <w:tblPr>
+        <w:tblStyle w:val="Table"/>
+        <w:tblW w:type="pct" w:w="5000"/>
+        <w:tblLayout w:type="fixed"/>
+        <w:tblLook w:firstRow="1" w:lastRow="0" w:firstColumn="0" w:lastColumn="0" w:noHBand="0" w:noVBand="0" w:val="0020"/>
+      </w:tblPr>
+      <w:tblGrid>
+        <w:gridCol w:w="2640"/>
+        <w:gridCol w:w="2640"/>
+        <w:gridCol w:w="2640"/>
+      </w:tblGrid>
+      <w:tr>
+        <w:trPr>
+          <w:tblHeader w:val="on"/>
+        </w:trPr>
+        <w:tc>
+          <w:tcPr/>
+          <w:p>
+            <w:pPr>
+              <w:pStyle w:val="Compact"/>
+            </w:pPr>
+            <w:r>
+              <w:t xml:space="preserve">Comparison</w:t>
+            </w:r>
+          </w:p>
+        </w:tc>
+        <w:tc>
+          <w:tcPr/>
+          <w:p>
+            <w:pPr>
+              <w:pStyle w:val="Compact"/>
+            </w:pPr>
+            <w:r>
+              <w:t xml:space="preserve">Parametric</w:t>
+            </w:r>
+          </w:p>
+        </w:tc>
+        <w:tc>
+          <w:tcPr/>
+          <w:p>
+            <w:pPr>
+              <w:pStyle w:val="Compact"/>
+            </w:pPr>
+            <w:r>
+              <w:t xml:space="preserve">Non-parametric</w:t>
+            </w:r>
+          </w:p>
+        </w:tc>
+      </w:tr>
+      <w:tr>
+        <w:tc>
+          <w:tcPr/>
+          <w:p>
+            <w:pPr>
+              <w:pStyle w:val="Compact"/>
+            </w:pPr>
+            <w:r>
+              <w:t xml:space="preserve">Unpaired (2 groups)</w:t>
+            </w:r>
+          </w:p>
+        </w:tc>
+        <w:tc>
+          <w:tcPr/>
+          <w:p>
+            <w:pPr>
+              <w:pStyle w:val="Compact"/>
+            </w:pPr>
+            <w:r>
+              <w:t xml:space="preserve">t-test</w:t>
+            </w:r>
+            <w:r>
+              <w:t xml:space="preserve"> </w:t>
+            </w:r>
+            <w:r>
+              <w:rPr>
+                <w:b/>
+                <w:bCs/>
+              </w:rPr>
+              <w:t xml:space="preserve">p = 0.425</w:t>
+            </w:r>
+          </w:p>
+        </w:tc>
+        <w:tc>
+          <w:tcPr/>
+          <w:p>
+            <w:pPr>
+              <w:pStyle w:val="Compact"/>
+            </w:pPr>
+            <w:r>
+              <w:t xml:space="preserve">Mann-Whitney</w:t>
+            </w:r>
+            <w:r>
+              <w:t xml:space="preserve"> </w:t>
+            </w:r>
+            <w:r>
+              <w:rPr>
+                <w:b/>
+                <w:bCs/>
+              </w:rPr>
+              <w:t xml:space="preserve">p = 0.486</w:t>
+            </w:r>
+          </w:p>
+        </w:tc>
+      </w:tr>
+      <w:tr>
+        <w:tc>
+          <w:tcPr/>
+          <w:p>
+            <w:pPr>
+              <w:pStyle w:val="Compact"/>
+            </w:pPr>
+            <w:r>
+              <w:t xml:space="preserve">Paired (4 trees)</w:t>
+            </w:r>
+          </w:p>
+        </w:tc>
+        <w:tc>
+          <w:tcPr/>
+          <w:p>
+            <w:pPr>
+              <w:pStyle w:val="Compact"/>
+            </w:pPr>
+            <w:r>
+              <w:t xml:space="preserve">paired t</w:t>
+            </w:r>
+            <w:r>
+              <w:t xml:space="preserve"> </w:t>
+            </w:r>
+            <w:r>
+              <w:rPr>
+                <w:b/>
+                <w:bCs/>
+              </w:rPr>
+              <w:t xml:space="preserve">p = 0.072</w:t>
+            </w:r>
+          </w:p>
+        </w:tc>
+        <w:tc>
+          <w:tcPr/>
+          <w:p>
+            <w:pPr>
+              <w:pStyle w:val="Compact"/>
+            </w:pPr>
+            <w:r>
+              <w:t xml:space="preserve">signed-rank</w:t>
+            </w:r>
+            <w:r>
+              <w:t xml:space="preserve"> </w:t>
+            </w:r>
+            <w:r>
+              <w:rPr>
+                <w:b/>
+                <w:bCs/>
+              </w:rPr>
+              <w:t xml:space="preserve">p = 0.125</w:t>
+            </w:r>
+          </w:p>
+        </w:tc>
+      </w:tr>
+    </w:tbl>
+    <w:p>
+      <w:pPr>
+        <w:pStyle w:val="BodyText"/>
       </w:pPr>
       <w:r>
         <w:rPr>
           <w:b/>
           <w:bCs/>
         </w:rPr>
-        <w:t xml:space="preserve">Key assumptions:</w:t>
+        <w:t xml:space="preserve">Both methods tell the same story:</w:t>
       </w:r>
     </w:p>
     <w:p>
@@ -5283,21 +5362,338 @@
         <w:pStyle w:val="Compact"/>
         <w:numPr>
           <w:ilvl w:val="0"/>
-          <w:numId w:val="1022"/>
-        </w:numPr>
+          <w:numId w:val="1020"/>
+        </w:numPr>
+      </w:pPr>
+      <w:r>
+        <w:t xml:space="preserve">the unpaired comparison finds nothing</w:t>
+      </w:r>
+    </w:p>
+    <w:p>
+      <w:pPr>
+        <w:pStyle w:val="Compact"/>
+        <w:numPr>
+          <w:ilvl w:val="0"/>
+          <w:numId w:val="1020"/>
+        </w:numPr>
+      </w:pPr>
+      <w:r>
+        <w:t xml:space="preserve">the paired comparison is far more sensitive</w:t>
+      </w:r>
+    </w:p>
+    <w:p>
+      <w:pPr>
+        <w:pStyle w:val="Compact"/>
+        <w:numPr>
+          <w:ilvl w:val="0"/>
+          <w:numId w:val="1020"/>
+        </w:numPr>
+      </w:pPr>
+      <w:r>
+        <w:t xml:space="preserve">the direction is identical — shady needles shorter</w:t>
+      </w:r>
+    </w:p>
+    <w:p>
+      <w:pPr>
+        <w:pStyle w:val="FirstParagraph"/>
       </w:pPr>
       <w:r>
         <w:rPr>
           <w:b/>
           <w:bCs/>
         </w:rPr>
-        <w:t xml:space="preserve">Random sampling</w:t>
+        <w:t xml:space="preserve">But the rank test costs you.</w:t>
       </w:r>
       <w:r>
         <w:t xml:space="preserve"> </w:t>
       </w:r>
       <w:r>
-        <w:t xml:space="preserve">— samples are randomly collected from populations</w:t>
+        <w:t xml:space="preserve">In both rows the non-parametric p-value is larger. That is the price of throwing away the actual measurements and keeping only their order.</w:t>
+      </w:r>
+    </w:p>
+    <w:tbl>
+      <w:tblPr>
+        <w:tblStyle w:val="Table"/>
+        <w:tblLook w:firstRow="0" w:lastRow="0" w:firstColumn="0" w:lastColumn="0" w:noHBand="0" w:noVBand="0" w:val="0000"/>
+        <w:tblBorders>
+          <w:top w:val="single" w:sz="4" w:space="0" w:color="CC1914"/>
+          <w:left w:val="single" w:sz="24" w:space="0" w:color="CC1914"/>
+          <w:bottom w:val="single" w:sz="4" w:space="0" w:color="CC1914"/>
+          <w:right w:val="single" w:sz="4" w:space="0" w:color="CC1914"/>
+        </w:tblBorders>
+        <w:tblCellMar>
+          <w:left w:w="144" w:type="dxa"/>
+          <w:right w:w="144" w:type="dxa"/>
+        </w:tblCellMar>
+        <w:tblLook w:firstRow="0" w:lastRow="0" w:firstColumn="0" w:lastColumn="0" w:noHBand="0" w:noVBand="0" w:val="0000"/>
+      </w:tblPr>
+      <w:tr>
+        <w:trPr>
+          <w:cantSplit/>
+        </w:trPr>
+        <w:tc>
+          <w:tcPr>
+            <w:shd w:color="auto" w:fill="f7dddc" w:val="clear"/>
+            <w:tcMar>
+              <w:top w:w="92" w:type="dxa"/>
+              <w:bottom w:w="92" w:type="dxa"/>
+            </w:tcMar>
+          </w:tcPr>
+          <w:p>
+            <w:pPr>
+              <w:pStyle w:val="BodyText"/>
+            </w:pPr>
+            <w:pPr>
+              <w:spacing w:before="0" w:after="0"/>
+              <w:textAlignment w:val="center"/>
+            </w:pPr>
+            <w:r>
+              <w:drawing>
+                <wp:inline>
+                  <wp:extent cx="152400" cy="152400"/>
+                  <wp:effectExtent b="0" l="0" r="0" t="0"/>
+                  <wp:docPr descr="" title="" id="97" name="Picture"/>
+                  <a:graphic>
+                    <a:graphicData uri="http://schemas.openxmlformats.org/drawingml/2006/picture">
+                      <pic:pic>
+                        <pic:nvPicPr>
+                          <pic:cNvPr descr="/Applications/Positron.app/Contents/Resources/app/quarto/share/formats/docx/important.png" id="98" name="Picture"/>
+                          <pic:cNvPicPr>
+                            <a:picLocks noChangeArrowheads="1" noChangeAspect="1"/>
+                          </pic:cNvPicPr>
+                        </pic:nvPicPr>
+                        <pic:blipFill>
+                          <a:blip r:embed="rId96"/>
+                          <a:stretch>
+                            <a:fillRect/>
+                          </a:stretch>
+                        </pic:blipFill>
+                        <pic:spPr bwMode="auto">
+                          <a:xfrm>
+                            <a:off x="0" y="0"/>
+                            <a:ext cx="152400" cy="152400"/>
+                          </a:xfrm>
+                          <a:prstGeom prst="rect">
+                            <a:avLst/>
+                          </a:prstGeom>
+                          <a:noFill/>
+                          <a:ln w="9525">
+                            <a:noFill/>
+                            <a:headEnd/>
+                            <a:tailEnd/>
+                          </a:ln>
+                        </pic:spPr>
+                      </pic:pic>
+                    </a:graphicData>
+                  </a:graphic>
+                </wp:inline>
+              </w:drawing>
+            </w:r>
+            <w:r>
+              <w:t xml:space="preserve"> </w:t>
+            </w:r>
+            <w:r>
+              <w:t xml:space="preserve"> </w:t>
+            </w:r>
+            <w:r>
+              <w:t xml:space="preserve">Important</w:t>
+            </w:r>
+          </w:p>
+        </w:tc>
+      </w:tr>
+      <w:tr>
+        <w:trPr>
+          <w:cantSplit/>
+        </w:trPr>
+        <w:tc>
+          <w:tcPr>
+            <w:tcMar>
+              <w:top w:w="108" w:type="dxa"/>
+              <w:bottom w:w="108" w:type="dxa"/>
+            </w:tcMar>
+          </w:tcPr>
+          <w:p>
+            <w:pPr>
+              <w:pStyle w:val="BodyText"/>
+            </w:pPr>
+            <w:pPr>
+              <w:spacing w:before="16"/>
+            </w:pPr>
+            <w:r>
+              <w:rPr>
+                <w:b/>
+                <w:bCs/>
+              </w:rPr>
+              <w:t xml:space="preserve">⚠️ At n = 4, the signed-rank test hits a wall</w:t>
+            </w:r>
+          </w:p>
+          <w:p>
+            <w:pPr>
+              <w:pStyle w:val="BodyText"/>
+            </w:pPr>
+            <w:r>
+              <w:t xml:space="preserve">With 4 pairs there are only 2⁴ =</w:t>
+            </w:r>
+            <w:r>
+              <w:t xml:space="preserve"> </w:t>
+            </w:r>
+            <w:r>
+              <w:rPr>
+                <w:b/>
+                <w:bCs/>
+              </w:rPr>
+              <w:t xml:space="preserve">16</w:t>
+            </w:r>
+            <w:r>
+              <w:t xml:space="preserve"> </w:t>
+            </w:r>
+            <w:r>
+              <w:t xml:space="preserve">possible arrangements of plus and minus signs. The most extreme possible result — all four the same way, which is exactly what we got — has a two-sided p of 2/16 =</w:t>
+            </w:r>
+            <w:r>
+              <w:t xml:space="preserve"> </w:t>
+            </w:r>
+            <w:r>
+              <w:rPr>
+                <w:b/>
+                <w:bCs/>
+              </w:rPr>
+              <w:t xml:space="preserve">0.125</w:t>
+            </w:r>
+            <w:r>
+              <w:t xml:space="preserve">.</w:t>
+            </w:r>
+          </w:p>
+          <w:p>
+            <w:pPr>
+              <w:pStyle w:val="BodyText"/>
+            </w:pPr>
+            <w:r>
+              <w:t xml:space="preserve">So with four trees, a Wilcoxon signed-rank test</w:t>
+            </w:r>
+            <w:r>
+              <w:t xml:space="preserve"> </w:t>
+            </w:r>
+            <w:r>
+              <w:rPr>
+                <w:b/>
+                <w:bCs/>
+              </w:rPr>
+              <w:t xml:space="preserve">can never return a p-value below 0.125</w:t>
+            </w:r>
+            <w:r>
+              <w:t xml:space="preserve">, no matter how enormous the effect.</w:t>
+            </w:r>
+          </w:p>
+          <w:p>
+            <w:pPr>
+              <w:pStyle w:val="SourceCode"/>
+            </w:pPr>
+            <w:r>
+              <w:rPr>
+                <w:rStyle w:val="DecValTok"/>
+              </w:rPr>
+              <w:t xml:space="preserve">2</w:t>
+            </w:r>
+            <w:r>
+              <w:rPr>
+                <w:rStyle w:val="NormalTok"/>
+              </w:rPr>
+              <w:t xml:space="preserve"> </w:t>
+            </w:r>
+            <w:r>
+              <w:rPr>
+                <w:rStyle w:val="SpecialCharTok"/>
+              </w:rPr>
+              <w:t xml:space="preserve">/</w:t>
+            </w:r>
+            <w:r>
+              <w:rPr>
+                <w:rStyle w:val="NormalTok"/>
+              </w:rPr>
+              <w:t xml:space="preserve"> </w:t>
+            </w:r>
+            <w:r>
+              <w:rPr>
+                <w:rStyle w:val="DecValTok"/>
+              </w:rPr>
+              <w:t xml:space="preserve">2</w:t>
+            </w:r>
+            <w:r>
+              <w:rPr>
+                <w:rStyle w:val="SpecialCharTok"/>
+              </w:rPr>
+              <w:t xml:space="preserve">^</w:t>
+            </w:r>
+            <w:r>
+              <w:rPr>
+                <w:rStyle w:val="DecValTok"/>
+              </w:rPr>
+              <w:t xml:space="preserve">4</w:t>
+            </w:r>
+            <w:r>
+              <w:rPr>
+                <w:rStyle w:val="NormalTok"/>
+              </w:rPr>
+              <w:t xml:space="preserve">     </w:t>
+            </w:r>
+            <w:r>
+              <w:rPr>
+                <w:rStyle w:val="CommentTok"/>
+              </w:rPr>
+              <w:t xml:space="preserve"># smallest possible two-sided p, 4 pairs</w:t>
+            </w:r>
+          </w:p>
+          <w:p>
+            <w:pPr>
+              <w:pStyle w:val="SourceCode"/>
+            </w:pPr>
+            <w:r>
+              <w:rPr>
+                <w:rStyle w:val="VerbatimChar"/>
+              </w:rPr>
+              <w:t xml:space="preserve">[1] 0.125</w:t>
+            </w:r>
+          </w:p>
+          <w:p>
+            <w:pPr>
+              <w:pStyle w:val="FirstParagraph"/>
+            </w:pPr>
+            <w:pPr>
+              <w:spacing w:after="16"/>
+            </w:pPr>
+            <w:r>
+              <w:t xml:space="preserve">The test did not fail to find our effect. It was</w:t>
+            </w:r>
+            <w:r>
+              <w:t xml:space="preserve"> </w:t>
+            </w:r>
+            <w:r>
+              <w:rPr>
+                <w:b/>
+                <w:bCs/>
+              </w:rPr>
+              <w:t xml:space="preserve">arithmetically incapable</w:t>
+            </w:r>
+            <w:r>
+              <w:t xml:space="preserve"> </w:t>
+            </w:r>
+            <w:r>
+              <w:t xml:space="preserve">of declaring it significant.</w:t>
+            </w:r>
+          </w:p>
+          <w:p/>
+        </w:tc>
+      </w:tr>
+    </w:tbl>
+    <w:bookmarkEnd w:id="99"/>
+    <w:bookmarkStart w:id="104" w:name="what-that-means-in-practice"/>
+    <w:p>
+      <w:pPr>
+        <w:pStyle w:val="Heading2"/>
+      </w:pPr>
+      <w:r>
+        <w:t xml:space="preserve">What that means in practice</w:t>
       </w:r>
     </w:p>
     <w:p>
@@ -5305,65 +5701,74 @@
         <w:pStyle w:val="Compact"/>
         <w:numPr>
           <w:ilvl w:val="0"/>
-          <w:numId w:val="1022"/>
-        </w:numPr>
-      </w:pPr>
+          <w:numId w:val="1021"/>
+        </w:numPr>
+      </w:pPr>
+      <w:r>
+        <w:t xml:space="preserve">Non-parametric tests are the right call when normality is genuinely broken and cannot be fixed</w:t>
+      </w:r>
+    </w:p>
+    <w:p>
+      <w:pPr>
+        <w:pStyle w:val="Compact"/>
+        <w:numPr>
+          <w:ilvl w:val="0"/>
+          <w:numId w:val="1021"/>
+        </w:numPr>
+      </w:pPr>
+      <w:r>
+        <w:t xml:space="preserve">But they are</w:t>
+      </w:r>
+      <w:r>
+        <w:t xml:space="preserve"> </w:t>
+      </w:r>
       <w:r>
         <w:rPr>
           <w:b/>
           <w:bCs/>
         </w:rPr>
-        <w:t xml:space="preserve">Normality</w:t>
+        <w:t xml:space="preserve">not free</w:t>
+      </w:r>
+      <w:r>
+        <w:t xml:space="preserve">, and they are</w:t>
       </w:r>
       <w:r>
         <w:t xml:space="preserve"> </w:t>
       </w:r>
-      <w:r>
-        <w:t xml:space="preserve">— data follows a normal distribution</w:t>
-      </w:r>
-    </w:p>
-    <w:p>
-      <w:pPr>
-        <w:pStyle w:val="Compact"/>
-        <w:numPr>
-          <w:ilvl w:val="0"/>
-          <w:numId w:val="1022"/>
-        </w:numPr>
-      </w:pPr>
       <w:r>
         <w:rPr>
           <w:b/>
           <w:bCs/>
         </w:rPr>
-        <w:t xml:space="preserve">Equal variance</w:t>
+        <w:t xml:space="preserve">not a safe default</w:t>
+      </w:r>
+    </w:p>
+    <w:p>
+      <w:pPr>
+        <w:pStyle w:val="Compact"/>
+        <w:numPr>
+          <w:ilvl w:val="0"/>
+          <w:numId w:val="1021"/>
+        </w:numPr>
+      </w:pPr>
+      <w:r>
+        <w:t xml:space="preserve">At small n they can be so blunt that no result could ever reach significance — check the floor</w:t>
       </w:r>
       <w:r>
         <w:t xml:space="preserve"> </w:t>
       </w:r>
-      <w:r>
-        <w:t xml:space="preserve">— samples come from populations with similar variability</w:t>
-      </w:r>
-    </w:p>
-    <w:p>
-      <w:pPr>
-        <w:pStyle w:val="Compact"/>
-        <w:numPr>
-          <w:ilvl w:val="0"/>
-          <w:numId w:val="1022"/>
-        </w:numPr>
-      </w:pPr>
       <w:r>
         <w:rPr>
           <w:b/>
           <w:bCs/>
         </w:rPr>
-        <w:t xml:space="preserve">No outliers</w:t>
+        <w:t xml:space="preserve">before</w:t>
       </w:r>
       <w:r>
         <w:t xml:space="preserve"> </w:t>
       </w:r>
       <w:r>
-        <w:t xml:space="preserve">— no extreme values that can skew results</w:t>
+        <w:t xml:space="preserve">you run one</w:t>
       </w:r>
     </w:p>
     <w:tbl>
@@ -5407,12 +5812,12 @@
                 <wp:inline>
                   <wp:extent cx="152400" cy="152400"/>
                   <wp:effectExtent b="0" l="0" r="0" t="0"/>
-                  <wp:docPr descr="" title="" id="99" name="Picture"/>
+                  <wp:docPr descr="" title="" id="100" name="Picture"/>
                   <a:graphic>
                     <a:graphicData uri="http://schemas.openxmlformats.org/drawingml/2006/picture">
                       <pic:pic>
                         <pic:nvPicPr>
-                          <pic:cNvPr descr="/Applications/Positron.app/Contents/Resources/app/quarto/share/formats/docx/note.png" id="100" name="Picture"/>
+                          <pic:cNvPr descr="/Applications/Positron.app/Contents/Resources/app/quarto/share/formats/docx/note.png" id="101" name="Picture"/>
                           <pic:cNvPicPr>
                             <a:picLocks noChangeArrowheads="1" noChangeAspect="1"/>
                           </pic:cNvPicPr>
@@ -5479,19 +5884,18 @@
                 <w:b/>
                 <w:bCs/>
               </w:rPr>
-              <w:t xml:space="preserve">Assessing assumptions</w:t>
+              <w:t xml:space="preserve">✅ Key idea</w:t>
             </w:r>
           </w:p>
           <w:p>
             <w:pPr>
-              <w:pStyle w:val="Compact"/>
-              <w:numPr>
-                <w:ilvl w:val="0"/>
-                <w:numId w:val="1023"/>
-              </w:numPr>
-            </w:pPr>
-            <w:r>
-              <w:t xml:space="preserve">Key to do</w:t>
+              <w:pStyle w:val="BodyText"/>
+            </w:pPr>
+            <w:pPr>
+              <w:spacing w:after="16"/>
+            </w:pPr>
+            <w:r>
+              <w:t xml:space="preserve">Choose the test that matches your data’s distribution, not the one that feels safest. For our four trees, the</w:t>
             </w:r>
             <w:r>
               <w:t xml:space="preserve"> </w:t>
@@ -5501,139 +5905,19 @@
                 <w:i/>
                 <w:iCs/>
               </w:rPr>
-              <w:t xml:space="preserve">every time</w:t>
-            </w:r>
-          </w:p>
-          <w:p>
-            <w:pPr>
-              <w:pStyle w:val="Compact"/>
-              <w:numPr>
-                <w:ilvl w:val="0"/>
-                <w:numId w:val="1023"/>
-              </w:numPr>
-            </w:pPr>
-            <w:r>
-              <w:t xml:space="preserve">Should be acknowledged in the manuscript</w:t>
+              <w:t xml:space="preserve">parametric</w:t>
+            </w:r>
+            <w:r>
+              <w:t xml:space="preserve"> </w:t>
+            </w:r>
+            <w:r>
+              <w:t xml:space="preserve">paired t-test — whose assumptions we checked and could not reject — is the more honest and more informative choice.</w:t>
             </w:r>
           </w:p>
           <w:p/>
         </w:tc>
       </w:tr>
     </w:tbl>
-    <w:bookmarkEnd w:id="101"/>
-    <w:bookmarkStart w:id="104" w:name="summary-data-transformations"/>
-    <w:p>
-      <w:pPr>
-        <w:pStyle w:val="Heading2"/>
-      </w:pPr>
-      <w:r>
-        <w:t xml:space="preserve">Summary — Data Transformations</w:t>
-      </w:r>
-    </w:p>
-    <w:p>
-      <w:pPr>
-        <w:pStyle w:val="FirstParagraph"/>
-      </w:pPr>
-      <w:r>
-        <w:t xml:space="preserve">When assumptions aren’t met, transformations may help normalize data:</w:t>
-      </w:r>
-    </w:p>
-    <w:p>
-      <w:pPr>
-        <w:pStyle w:val="Compact"/>
-        <w:numPr>
-          <w:ilvl w:val="0"/>
-          <w:numId w:val="1024"/>
-        </w:numPr>
-      </w:pPr>
-      <w:r>
-        <w:rPr>
-          <w:b/>
-          <w:bCs/>
-        </w:rPr>
-        <w:t xml:space="preserve">Log transformation:</w:t>
-      </w:r>
-      <w:r>
-        <w:t xml:space="preserve"> </w:t>
-      </w:r>
-      <w:r>
-        <w:rPr>
-          <w:rStyle w:val="VerbatimChar"/>
-        </w:rPr>
-        <w:t xml:space="preserve">log10(x)</w:t>
-      </w:r>
-      <w:r>
-        <w:t xml:space="preserve"> </w:t>
-      </w:r>
-      <w:r>
-        <w:t xml:space="preserve">— useful for right-skewed data, multiplicative effects</w:t>
-      </w:r>
-    </w:p>
-    <w:p>
-      <w:pPr>
-        <w:pStyle w:val="Compact"/>
-        <w:numPr>
-          <w:ilvl w:val="0"/>
-          <w:numId w:val="1024"/>
-        </w:numPr>
-      </w:pPr>
-      <w:r>
-        <w:rPr>
-          <w:b/>
-          <w:bCs/>
-        </w:rPr>
-        <w:t xml:space="preserve">Square root:</w:t>
-      </w:r>
-      <w:r>
-        <w:t xml:space="preserve"> </w:t>
-      </w:r>
-      <w:r>
-        <w:rPr>
-          <w:rStyle w:val="VerbatimChar"/>
-        </w:rPr>
-        <w:t xml:space="preserve">sqrt(x)</w:t>
-      </w:r>
-      <w:r>
-        <w:t xml:space="preserve"> </w:t>
-      </w:r>
-      <w:r>
-        <w:t xml:space="preserve">— useful for count data, moderately right-skewed distributions</w:t>
-      </w:r>
-    </w:p>
-    <w:p>
-      <w:pPr>
-        <w:pStyle w:val="Compact"/>
-        <w:numPr>
-          <w:ilvl w:val="0"/>
-          <w:numId w:val="1024"/>
-        </w:numPr>
-      </w:pPr>
-      <w:r>
-        <w:rPr>
-          <w:b/>
-          <w:bCs/>
-        </w:rPr>
-        <w:t xml:space="preserve">Box-Cox:</w:t>
-      </w:r>
-      <w:r>
-        <w:t xml:space="preserve"> </w:t>
-      </w:r>
-      <w:r>
-        <w:t xml:space="preserve">a more flexible family of power transformations</w:t>
-      </w:r>
-    </w:p>
-    <w:p>
-      <w:pPr>
-        <w:pStyle w:val="Compact"/>
-        <w:numPr>
-          <w:ilvl w:val="0"/>
-          <w:numId w:val="1024"/>
-        </w:numPr>
-      </w:pPr>
-      <w:r>
-        <w:t xml:space="preserve">More specialized transformations exist, especially for percentages or proportions</w:t>
-      </w:r>
-    </w:p>
     <w:tbl>
       <w:tblPr>
         <w:tblStyle w:val="Table"/>
@@ -5664,7 +5948,7 @@
           </w:tcPr>
           <w:p>
             <w:pPr>
-              <w:pStyle w:val="FirstParagraph"/>
+              <w:pStyle w:val="BodyText"/>
             </w:pPr>
             <w:pPr>
               <w:spacing w:before="0" w:after="0"/>
@@ -5747,33 +6031,131 @@
                 <w:b/>
                 <w:bCs/>
               </w:rPr>
-              <w:t xml:space="preserve">🖐 Recall</w:t>
+              <w:t xml:space="preserve">🖐 Try it yourself</w:t>
             </w:r>
           </w:p>
           <w:p>
             <w:pPr>
               <w:pStyle w:val="BodyText"/>
             </w:pPr>
-            <w:pPr>
-              <w:spacing w:after="16"/>
-            </w:pPr>
-            <w:r>
-              <w:t xml:space="preserve">We saw</w:t>
-            </w:r>
-            <w:r>
+            <w:r>
+              <w:t xml:space="preserve">How many pairs would you need before a signed-rank test could reach p &lt; 0.05?</w:t>
+            </w:r>
+          </w:p>
+          <w:p>
+            <w:pPr>
+              <w:pStyle w:val="SourceCode"/>
+            </w:pPr>
+            <w:r>
+              <w:rPr>
+                <w:rStyle w:val="DecValTok"/>
+              </w:rPr>
+              <w:t xml:space="preserve">2</w:t>
+            </w:r>
+            <w:r>
+              <w:rPr>
+                <w:rStyle w:val="NormalTok"/>
+              </w:rPr>
               <w:t xml:space="preserve"> </w:t>
             </w:r>
             <w:r>
               <w:rPr>
-                <w:rStyle w:val="VerbatimChar"/>
+                <w:rStyle w:val="SpecialCharTok"/>
               </w:rPr>
-              <w:t xml:space="preserve">log10()</w:t>
-            </w:r>
-            <w:r>
+              <w:t xml:space="preserve">/</w:t>
+            </w:r>
+            <w:r>
+              <w:rPr>
+                <w:rStyle w:val="NormalTok"/>
+              </w:rPr>
               <w:t xml:space="preserve"> </w:t>
             </w:r>
             <w:r>
-              <w:t xml:space="preserve">shrink the gap between the NE 12 and Island Lake boxplots earlier — that’s the transformation working.</w:t>
+              <w:rPr>
+                <w:rStyle w:val="DecValTok"/>
+              </w:rPr>
+              <w:t xml:space="preserve">2</w:t>
+            </w:r>
+            <w:r>
+              <w:rPr>
+                <w:rStyle w:val="SpecialCharTok"/>
+              </w:rPr>
+              <w:t xml:space="preserve">^</w:t>
+            </w:r>
+            <w:r>
+              <w:rPr>
+                <w:rStyle w:val="DecValTok"/>
+              </w:rPr>
+              <w:t xml:space="preserve">5</w:t>
+            </w:r>
+            <w:r>
+              <w:rPr>
+                <w:rStyle w:val="NormalTok"/>
+              </w:rPr>
+              <w:t xml:space="preserve">    </w:t>
+            </w:r>
+            <w:r>
+              <w:rPr>
+                <w:rStyle w:val="CommentTok"/>
+              </w:rPr>
+              <w:t xml:space="preserve"># 5 pairs</w:t>
+            </w:r>
+            <w:r>
+              <w:br/>
+            </w:r>
+            <w:r>
+              <w:rPr>
+                <w:rStyle w:val="DecValTok"/>
+              </w:rPr>
+              <w:t xml:space="preserve">2</w:t>
+            </w:r>
+            <w:r>
+              <w:rPr>
+                <w:rStyle w:val="NormalTok"/>
+              </w:rPr>
+              <w:t xml:space="preserve"> </w:t>
+            </w:r>
+            <w:r>
+              <w:rPr>
+                <w:rStyle w:val="SpecialCharTok"/>
+              </w:rPr>
+              <w:t xml:space="preserve">/</w:t>
+            </w:r>
+            <w:r>
+              <w:rPr>
+                <w:rStyle w:val="NormalTok"/>
+              </w:rPr>
+              <w:t xml:space="preserve"> </w:t>
+            </w:r>
+            <w:r>
+              <w:rPr>
+                <w:rStyle w:val="DecValTok"/>
+              </w:rPr>
+              <w:t xml:space="preserve">2</w:t>
+            </w:r>
+            <w:r>
+              <w:rPr>
+                <w:rStyle w:val="SpecialCharTok"/>
+              </w:rPr>
+              <w:t xml:space="preserve">^</w:t>
+            </w:r>
+            <w:r>
+              <w:rPr>
+                <w:rStyle w:val="DecValTok"/>
+              </w:rPr>
+              <w:t xml:space="preserve">6</w:t>
+            </w:r>
+            <w:r>
+              <w:rPr>
+                <w:rStyle w:val="NormalTok"/>
+              </w:rPr>
+              <w:t xml:space="preserve">    </w:t>
+            </w:r>
+            <w:r>
+              <w:rPr>
+                <w:rStyle w:val="CommentTok"/>
+              </w:rPr>
+              <w:t xml:space="preserve"># 6 pairs</w:t>
             </w:r>
           </w:p>
           <w:p/>
@@ -5781,13 +6163,1106 @@
       </w:tr>
     </w:tbl>
     <w:bookmarkEnd w:id="104"/>
-    <w:bookmarkStart w:id="105" w:name="summary-parametric-test-options"/>
+    <w:bookmarkStart w:id="105" w:name="part-6-permutation-tests"/>
     <w:p>
       <w:pPr>
         <w:pStyle w:val="Heading2"/>
       </w:pPr>
       <w:r>
-        <w:t xml:space="preserve">Summary — Parametric Test Options</w:t>
+        <w:t xml:space="preserve">Part 6 · Permutation Tests</w:t>
+      </w:r>
+    </w:p>
+    <w:bookmarkEnd w:id="105"/>
+    <w:bookmarkStart w:id="109" w:name="permutation-tests-concept"/>
+    <w:p>
+      <w:pPr>
+        <w:pStyle w:val="Heading2"/>
+      </w:pPr>
+      <w:r>
+        <w:t xml:space="preserve">Permutation Tests — Concept</w:t>
+      </w:r>
+    </w:p>
+    <w:p>
+      <w:pPr>
+        <w:pStyle w:val="Compact"/>
+        <w:numPr>
+          <w:ilvl w:val="0"/>
+          <w:numId w:val="1022"/>
+        </w:numPr>
+      </w:pPr>
+      <w:r>
+        <w:t xml:space="preserve">Permutation tests are based on resampling: reshuffling the original data</w:t>
+      </w:r>
+    </w:p>
+    <w:p>
+      <w:pPr>
+        <w:pStyle w:val="Compact"/>
+        <w:numPr>
+          <w:ilvl w:val="0"/>
+          <w:numId w:val="1022"/>
+        </w:numPr>
+      </w:pPr>
+      <w:r>
+        <w:t xml:space="preserve">Resampling allows parameter estimation when the distribution is unknown, including SEs and CIs of statistics (means, medians)</w:t>
+      </w:r>
+    </w:p>
+    <w:p>
+      <w:pPr>
+        <w:pStyle w:val="Compact"/>
+        <w:numPr>
+          <w:ilvl w:val="0"/>
+          <w:numId w:val="1022"/>
+        </w:numPr>
+      </w:pPr>
+      <w:r>
+        <w:t xml:space="preserve">A common approach is the bootstrap: resample with replacement many times, recalculate sample stats</w:t>
+      </w:r>
+    </w:p>
+    <w:p>
+      <w:pPr>
+        <w:pStyle w:val="Compact"/>
+        <w:numPr>
+          <w:ilvl w:val="0"/>
+          <w:numId w:val="1022"/>
+        </w:numPr>
+      </w:pPr>
+      <w:r>
+        <w:t xml:space="preserve">We use the</w:t>
+      </w:r>
+      <w:r>
+        <w:t xml:space="preserve"> </w:t>
+      </w:r>
+      <w:r>
+        <w:rPr>
+          <w:rStyle w:val="VerbatimChar"/>
+        </w:rPr>
+        <w:t xml:space="preserve">perm</w:t>
+      </w:r>
+      <w:r>
+        <w:t xml:space="preserve"> </w:t>
+      </w:r>
+      <w:r>
+        <w:t xml:space="preserve">package</w:t>
+      </w:r>
+    </w:p>
+    <w:p>
+      <w:pPr>
+        <w:pStyle w:val="Compact"/>
+        <w:numPr>
+          <w:ilvl w:val="0"/>
+          <w:numId w:val="1022"/>
+        </w:numPr>
+      </w:pPr>
+      <w:r>
+        <w:t xml:space="preserve">H₀: µ_A = µ_B, Hₐ: µ_A ≠ µ_B</w:t>
+      </w:r>
+    </w:p>
+    <w:p>
+      <w:pPr>
+        <w:pStyle w:val="Compact"/>
+        <w:numPr>
+          <w:ilvl w:val="0"/>
+          <w:numId w:val="1022"/>
+        </w:numPr>
+      </w:pPr>
+      <w:r>
+        <w:t xml:space="preserve">Calculates the difference Δ in means between two groups</w:t>
+      </w:r>
+    </w:p>
+    <w:p>
+      <w:pPr>
+        <w:pStyle w:val="FirstParagraph"/>
+      </w:pPr>
+      <w:r>
+        <w:drawing>
+          <wp:inline>
+            <wp:extent cx="2935866" cy="2568882"/>
+            <wp:effectExtent b="0" l="0" r="0" t="0"/>
+            <wp:docPr descr="" title="" id="107" name="Picture"/>
+            <a:graphic>
+              <a:graphicData uri="http://schemas.openxmlformats.org/drawingml/2006/picture">
+                <pic:pic>
+                  <pic:nvPicPr>
+                    <pic:cNvPr descr="nonparametric_t_tests_lecture_files/figure-docx/nonparametric-t-tests-17-1.png" id="108" name="Picture"/>
+                    <pic:cNvPicPr>
+                      <a:picLocks noChangeArrowheads="1" noChangeAspect="1"/>
+                    </pic:cNvPicPr>
+                  </pic:nvPicPr>
+                  <pic:blipFill>
+                    <a:blip r:embed="rId106"/>
+                    <a:stretch>
+                      <a:fillRect/>
+                    </a:stretch>
+                  </pic:blipFill>
+                  <pic:spPr bwMode="auto">
+                    <a:xfrm>
+                      <a:off x="0" y="0"/>
+                      <a:ext cx="2935866" cy="2568882"/>
+                    </a:xfrm>
+                    <a:prstGeom prst="rect">
+                      <a:avLst/>
+                    </a:prstGeom>
+                    <a:noFill/>
+                    <a:ln w="9525">
+                      <a:noFill/>
+                      <a:headEnd/>
+                      <a:tailEnd/>
+                    </a:ln>
+                  </pic:spPr>
+                </pic:pic>
+              </a:graphicData>
+            </a:graphic>
+          </wp:inline>
+        </w:drawing>
+      </w:r>
+    </w:p>
+    <w:bookmarkEnd w:id="109"/>
+    <w:bookmarkStart w:id="113" w:name="permutation-tests-method"/>
+    <w:p>
+      <w:pPr>
+        <w:pStyle w:val="Heading2"/>
+      </w:pPr>
+      <w:r>
+        <w:t xml:space="preserve">Permutation Tests — Method</w:t>
+      </w:r>
+    </w:p>
+    <w:p>
+      <w:pPr>
+        <w:pStyle w:val="Compact"/>
+        <w:numPr>
+          <w:ilvl w:val="0"/>
+          <w:numId w:val="1023"/>
+        </w:numPr>
+      </w:pPr>
+      <w:r>
+        <w:t xml:space="preserve">Randomly reshuffle observations between groups (keeping n₍NE 12₎ = 323 and n₍Island₎ = 10), calculate Δ</w:t>
+      </w:r>
+    </w:p>
+    <w:p>
+      <w:pPr>
+        <w:pStyle w:val="Compact"/>
+        <w:numPr>
+          <w:ilvl w:val="0"/>
+          <w:numId w:val="1023"/>
+        </w:numPr>
+      </w:pPr>
+      <w:r>
+        <w:t xml:space="preserve">Repeat &gt; 1,000 times</w:t>
+      </w:r>
+    </w:p>
+    <w:p>
+      <w:pPr>
+        <w:pStyle w:val="Compact"/>
+        <w:numPr>
+          <w:ilvl w:val="0"/>
+          <w:numId w:val="1023"/>
+        </w:numPr>
+      </w:pPr>
+      <w:r>
+        <w:t xml:space="preserve">Record the proportion of the differences in means as extreme as (or more extreme than) observed</w:t>
+      </w:r>
+    </w:p>
+    <w:p>
+      <w:pPr>
+        <w:pStyle w:val="Compact"/>
+        <w:numPr>
+          <w:ilvl w:val="0"/>
+          <w:numId w:val="1023"/>
+        </w:numPr>
+      </w:pPr>
+      <w:r>
+        <w:t xml:space="preserve">This is equivalent to a p-value, and can be used in the</w:t>
+      </w:r>
+      <w:r>
+        <w:t xml:space="preserve"> </w:t>
+      </w:r>
+      <w:r>
+        <w:t xml:space="preserve">“traditional”</w:t>
+      </w:r>
+      <w:r>
+        <w:t xml:space="preserve"> </w:t>
+      </w:r>
+      <w:r>
+        <w:t xml:space="preserve">hypothesis-testing framework</w:t>
+      </w:r>
+    </w:p>
+    <w:tbl>
+      <w:tblPr>
+        <w:tblStyle w:val="Table"/>
+        <w:tblLook w:firstRow="0" w:lastRow="0" w:firstColumn="0" w:lastColumn="0" w:noHBand="0" w:noVBand="0" w:val="0000"/>
+        <w:tblBorders>
+          <w:top w:val="single" w:sz="4" w:space="0" w:color="00A047"/>
+          <w:left w:val="single" w:sz="24" w:space="0" w:color="00A047"/>
+          <w:bottom w:val="single" w:sz="4" w:space="0" w:color="00A047"/>
+          <w:right w:val="single" w:sz="4" w:space="0" w:color="00A047"/>
+        </w:tblBorders>
+        <w:tblCellMar>
+          <w:left w:w="144" w:type="dxa"/>
+          <w:right w:w="144" w:type="dxa"/>
+        </w:tblCellMar>
+        <w:tblLook w:firstRow="0" w:lastRow="0" w:firstColumn="0" w:lastColumn="0" w:noHBand="0" w:noVBand="0" w:val="0000"/>
+      </w:tblPr>
+      <w:tr>
+        <w:trPr>
+          <w:cantSplit/>
+        </w:trPr>
+        <w:tc>
+          <w:tcPr>
+            <w:shd w:color="auto" w:fill="ccf1e3" w:val="clear"/>
+            <w:tcMar>
+              <w:top w:w="92" w:type="dxa"/>
+              <w:bottom w:w="92" w:type="dxa"/>
+            </w:tcMar>
+          </w:tcPr>
+          <w:p>
+            <w:pPr>
+              <w:pStyle w:val="FirstParagraph"/>
+            </w:pPr>
+            <w:pPr>
+              <w:spacing w:before="0" w:after="0"/>
+              <w:textAlignment w:val="center"/>
+            </w:pPr>
+            <w:r>
+              <w:drawing>
+                <wp:inline>
+                  <wp:extent cx="152400" cy="152400"/>
+                  <wp:effectExtent b="0" l="0" r="0" t="0"/>
+                  <wp:docPr descr="" title="" id="110" name="Picture"/>
+                  <a:graphic>
+                    <a:graphicData uri="http://schemas.openxmlformats.org/drawingml/2006/picture">
+                      <pic:pic>
+                        <pic:nvPicPr>
+                          <pic:cNvPr descr="/Applications/Positron.app/Contents/Resources/app/quarto/share/formats/docx/tip.png" id="111" name="Picture"/>
+                          <pic:cNvPicPr>
+                            <a:picLocks noChangeArrowheads="1" noChangeAspect="1"/>
+                          </pic:cNvPicPr>
+                        </pic:nvPicPr>
+                        <pic:blipFill>
+                          <a:blip r:embed="rId21"/>
+                          <a:stretch>
+                            <a:fillRect/>
+                          </a:stretch>
+                        </pic:blipFill>
+                        <pic:spPr bwMode="auto">
+                          <a:xfrm>
+                            <a:off x="0" y="0"/>
+                            <a:ext cx="152400" cy="152400"/>
+                          </a:xfrm>
+                          <a:prstGeom prst="rect">
+                            <a:avLst/>
+                          </a:prstGeom>
+                          <a:noFill/>
+                          <a:ln w="9525">
+                            <a:noFill/>
+                            <a:headEnd/>
+                            <a:tailEnd/>
+                          </a:ln>
+                        </pic:spPr>
+                      </pic:pic>
+                    </a:graphicData>
+                  </a:graphic>
+                </wp:inline>
+              </w:drawing>
+            </w:r>
+            <w:r>
+              <w:t xml:space="preserve"> </w:t>
+            </w:r>
+            <w:r>
+              <w:t xml:space="preserve"> </w:t>
+            </w:r>
+            <w:r>
+              <w:t xml:space="preserve">Tip</w:t>
+            </w:r>
+          </w:p>
+        </w:tc>
+      </w:tr>
+      <w:tr>
+        <w:trPr>
+          <w:cantSplit/>
+        </w:trPr>
+        <w:tc>
+          <w:tcPr>
+            <w:tcMar>
+              <w:top w:w="108" w:type="dxa"/>
+              <w:bottom w:w="108" w:type="dxa"/>
+            </w:tcMar>
+          </w:tcPr>
+          <w:p>
+            <w:pPr>
+              <w:pStyle w:val="BodyText"/>
+            </w:pPr>
+            <w:pPr>
+              <w:spacing w:before="16"/>
+            </w:pPr>
+            <w:r>
+              <w:rPr>
+                <w:b/>
+                <w:bCs/>
+              </w:rPr>
+              <w:t xml:space="preserve">🖐 For a graphical explanation</w:t>
+            </w:r>
+          </w:p>
+          <w:p>
+            <w:pPr>
+              <w:pStyle w:val="BodyText"/>
+            </w:pPr>
+            <w:pPr>
+              <w:spacing w:after="16"/>
+            </w:pPr>
+            <w:hyperlink r:id="rId112">
+              <w:r>
+                <w:rPr>
+                  <w:rStyle w:val="Hyperlink"/>
+                </w:rPr>
+                <w:t xml:space="preserve">jwilber.me/permutationtest</w:t>
+              </w:r>
+            </w:hyperlink>
+          </w:p>
+          <w:p/>
+        </w:tc>
+      </w:tr>
+    </w:tbl>
+    <w:bookmarkEnd w:id="113"/>
+    <w:bookmarkStart w:id="114" w:name="permutation-test-implementation"/>
+    <w:p>
+      <w:pPr>
+        <w:pStyle w:val="Heading2"/>
+      </w:pPr>
+      <w:r>
+        <w:t xml:space="preserve">Permutation Test Implementation</w:t>
+      </w:r>
+    </w:p>
+    <w:p>
+      <w:pPr>
+        <w:pStyle w:val="FirstParagraph"/>
+      </w:pPr>
+      <w:r>
+        <w:t xml:space="preserve">In R, using the</w:t>
+      </w:r>
+      <w:r>
+        <w:t xml:space="preserve"> </w:t>
+      </w:r>
+      <w:r>
+        <w:rPr>
+          <w:rStyle w:val="VerbatimChar"/>
+        </w:rPr>
+        <w:t xml:space="preserve">perm</w:t>
+      </w:r>
+      <w:r>
+        <w:t xml:space="preserve"> </w:t>
+      </w:r>
+      <w:r>
+        <w:t xml:space="preserve">package. Assumptions: both groups have a similar distribution; equal variance.</w:t>
+      </w:r>
+    </w:p>
+    <w:p>
+      <w:pPr>
+        <w:pStyle w:val="SourceCode"/>
+      </w:pPr>
+      <w:r>
+        <w:rPr>
+          <w:rStyle w:val="FunctionTok"/>
+        </w:rPr>
+        <w:t xml:space="preserve">library</w:t>
+      </w:r>
+      <w:r>
+        <w:rPr>
+          <w:rStyle w:val="NormalTok"/>
+        </w:rPr>
+        <w:t xml:space="preserve">(perm)</w:t>
+      </w:r>
+      <w:r>
+        <w:br/>
+      </w:r>
+      <w:r>
+        <w:br/>
+      </w:r>
+      <w:r>
+        <w:rPr>
+          <w:rStyle w:val="NormalTok"/>
+        </w:rPr>
+        <w:t xml:space="preserve">ne12_perm_data </w:t>
+      </w:r>
+      <w:r>
+        <w:rPr>
+          <w:rStyle w:val="OtherTok"/>
+        </w:rPr>
+        <w:t xml:space="preserve">&lt;-</w:t>
+      </w:r>
+      <w:r>
+        <w:rPr>
+          <w:rStyle w:val="NormalTok"/>
+        </w:rPr>
+        <w:t xml:space="preserve"> isl_ne12_df </w:t>
+      </w:r>
+      <w:r>
+        <w:rPr>
+          <w:rStyle w:val="SpecialCharTok"/>
+        </w:rPr>
+        <w:t xml:space="preserve">%&gt;%</w:t>
+      </w:r>
+      <w:r>
+        <w:br/>
+      </w:r>
+      <w:r>
+        <w:rPr>
+          <w:rStyle w:val="NormalTok"/>
+        </w:rPr>
+        <w:t xml:space="preserve">  </w:t>
+      </w:r>
+      <w:r>
+        <w:rPr>
+          <w:rStyle w:val="FunctionTok"/>
+        </w:rPr>
+        <w:t xml:space="preserve">filter</w:t>
+      </w:r>
+      <w:r>
+        <w:rPr>
+          <w:rStyle w:val="NormalTok"/>
+        </w:rPr>
+        <w:t xml:space="preserve">(lake </w:t>
+      </w:r>
+      <w:r>
+        <w:rPr>
+          <w:rStyle w:val="SpecialCharTok"/>
+        </w:rPr>
+        <w:t xml:space="preserve">==</w:t>
+      </w:r>
+      <w:r>
+        <w:rPr>
+          <w:rStyle w:val="NormalTok"/>
+        </w:rPr>
+        <w:t xml:space="preserve"> </w:t>
+      </w:r>
+      <w:r>
+        <w:rPr>
+          <w:rStyle w:val="StringTok"/>
+        </w:rPr>
+        <w:t xml:space="preserve">"NE 12"</w:t>
+      </w:r>
+      <w:r>
+        <w:rPr>
+          <w:rStyle w:val="NormalTok"/>
+        </w:rPr>
+        <w:t xml:space="preserve">) </w:t>
+      </w:r>
+      <w:r>
+        <w:rPr>
+          <w:rStyle w:val="SpecialCharTok"/>
+        </w:rPr>
+        <w:t xml:space="preserve">%&gt;%</w:t>
+      </w:r>
+      <w:r>
+        <w:br/>
+      </w:r>
+      <w:r>
+        <w:rPr>
+          <w:rStyle w:val="NormalTok"/>
+        </w:rPr>
+        <w:t xml:space="preserve">  </w:t>
+      </w:r>
+      <w:r>
+        <w:rPr>
+          <w:rStyle w:val="FunctionTok"/>
+        </w:rPr>
+        <w:t xml:space="preserve">pull</w:t>
+      </w:r>
+      <w:r>
+        <w:rPr>
+          <w:rStyle w:val="NormalTok"/>
+        </w:rPr>
+        <w:t xml:space="preserve">(length_mm)</w:t>
+      </w:r>
+      <w:r>
+        <w:br/>
+      </w:r>
+      <w:r>
+        <w:br/>
+      </w:r>
+      <w:r>
+        <w:rPr>
+          <w:rStyle w:val="CommentTok"/>
+        </w:rPr>
+        <w:t xml:space="preserve"># Randomly sample exactly 25 observations from NE 12</w:t>
+      </w:r>
+      <w:r>
+        <w:br/>
+      </w:r>
+      <w:r>
+        <w:rPr>
+          <w:rStyle w:val="FunctionTok"/>
+        </w:rPr>
+        <w:t xml:space="preserve">set.seed</w:t>
+      </w:r>
+      <w:r>
+        <w:rPr>
+          <w:rStyle w:val="NormalTok"/>
+        </w:rPr>
+        <w:t xml:space="preserve">(</w:t>
+      </w:r>
+      <w:r>
+        <w:rPr>
+          <w:rStyle w:val="DecValTok"/>
+        </w:rPr>
+        <w:t xml:space="preserve">123</w:t>
+      </w:r>
+      <w:r>
+        <w:rPr>
+          <w:rStyle w:val="NormalTok"/>
+        </w:rPr>
+        <w:t xml:space="preserve">)</w:t>
+      </w:r>
+      <w:r>
+        <w:br/>
+      </w:r>
+      <w:r>
+        <w:rPr>
+          <w:rStyle w:val="NormalTok"/>
+        </w:rPr>
+        <w:t xml:space="preserve">ne12_perm_data </w:t>
+      </w:r>
+      <w:r>
+        <w:rPr>
+          <w:rStyle w:val="OtherTok"/>
+        </w:rPr>
+        <w:t xml:space="preserve">&lt;-</w:t>
+      </w:r>
+      <w:r>
+        <w:rPr>
+          <w:rStyle w:val="NormalTok"/>
+        </w:rPr>
+        <w:t xml:space="preserve"> </w:t>
+      </w:r>
+      <w:r>
+        <w:rPr>
+          <w:rStyle w:val="FunctionTok"/>
+        </w:rPr>
+        <w:t xml:space="preserve">sample</w:t>
+      </w:r>
+      <w:r>
+        <w:rPr>
+          <w:rStyle w:val="NormalTok"/>
+        </w:rPr>
+        <w:t xml:space="preserve">(ne12_perm_data, </w:t>
+      </w:r>
+      <w:r>
+        <w:rPr>
+          <w:rStyle w:val="AttributeTok"/>
+        </w:rPr>
+        <w:t xml:space="preserve">size =</w:t>
+      </w:r>
+      <w:r>
+        <w:rPr>
+          <w:rStyle w:val="NormalTok"/>
+        </w:rPr>
+        <w:t xml:space="preserve"> </w:t>
+      </w:r>
+      <w:r>
+        <w:rPr>
+          <w:rStyle w:val="DecValTok"/>
+        </w:rPr>
+        <w:t xml:space="preserve">25</w:t>
+      </w:r>
+      <w:r>
+        <w:rPr>
+          <w:rStyle w:val="NormalTok"/>
+        </w:rPr>
+        <w:t xml:space="preserve">, </w:t>
+      </w:r>
+      <w:r>
+        <w:rPr>
+          <w:rStyle w:val="AttributeTok"/>
+        </w:rPr>
+        <w:t xml:space="preserve">replace =</w:t>
+      </w:r>
+      <w:r>
+        <w:rPr>
+          <w:rStyle w:val="NormalTok"/>
+        </w:rPr>
+        <w:t xml:space="preserve"> </w:t>
+      </w:r>
+      <w:r>
+        <w:rPr>
+          <w:rStyle w:val="ConstantTok"/>
+        </w:rPr>
+        <w:t xml:space="preserve">FALSE</w:t>
+      </w:r>
+      <w:r>
+        <w:rPr>
+          <w:rStyle w:val="NormalTok"/>
+        </w:rPr>
+        <w:t xml:space="preserve">)</w:t>
+      </w:r>
+      <w:r>
+        <w:br/>
+      </w:r>
+      <w:r>
+        <w:br/>
+      </w:r>
+      <w:r>
+        <w:rPr>
+          <w:rStyle w:val="NormalTok"/>
+        </w:rPr>
+        <w:t xml:space="preserve">island_perm_data </w:t>
+      </w:r>
+      <w:r>
+        <w:rPr>
+          <w:rStyle w:val="OtherTok"/>
+        </w:rPr>
+        <w:t xml:space="preserve">&lt;-</w:t>
+      </w:r>
+      <w:r>
+        <w:rPr>
+          <w:rStyle w:val="NormalTok"/>
+        </w:rPr>
+        <w:t xml:space="preserve"> isl_ne12_df </w:t>
+      </w:r>
+      <w:r>
+        <w:rPr>
+          <w:rStyle w:val="SpecialCharTok"/>
+        </w:rPr>
+        <w:t xml:space="preserve">%&gt;%</w:t>
+      </w:r>
+      <w:r>
+        <w:br/>
+      </w:r>
+      <w:r>
+        <w:rPr>
+          <w:rStyle w:val="NormalTok"/>
+        </w:rPr>
+        <w:t xml:space="preserve">  </w:t>
+      </w:r>
+      <w:r>
+        <w:rPr>
+          <w:rStyle w:val="FunctionTok"/>
+        </w:rPr>
+        <w:t xml:space="preserve">filter</w:t>
+      </w:r>
+      <w:r>
+        <w:rPr>
+          <w:rStyle w:val="NormalTok"/>
+        </w:rPr>
+        <w:t xml:space="preserve">(lake </w:t>
+      </w:r>
+      <w:r>
+        <w:rPr>
+          <w:rStyle w:val="SpecialCharTok"/>
+        </w:rPr>
+        <w:t xml:space="preserve">==</w:t>
+      </w:r>
+      <w:r>
+        <w:rPr>
+          <w:rStyle w:val="NormalTok"/>
+        </w:rPr>
+        <w:t xml:space="preserve"> </w:t>
+      </w:r>
+      <w:r>
+        <w:rPr>
+          <w:rStyle w:val="StringTok"/>
+        </w:rPr>
+        <w:t xml:space="preserve">"Island Lake"</w:t>
+      </w:r>
+      <w:r>
+        <w:rPr>
+          <w:rStyle w:val="NormalTok"/>
+        </w:rPr>
+        <w:t xml:space="preserve">) </w:t>
+      </w:r>
+      <w:r>
+        <w:rPr>
+          <w:rStyle w:val="SpecialCharTok"/>
+        </w:rPr>
+        <w:t xml:space="preserve">%&gt;%</w:t>
+      </w:r>
+      <w:r>
+        <w:br/>
+      </w:r>
+      <w:r>
+        <w:rPr>
+          <w:rStyle w:val="NormalTok"/>
+        </w:rPr>
+        <w:t xml:space="preserve">  </w:t>
+      </w:r>
+      <w:r>
+        <w:rPr>
+          <w:rStyle w:val="FunctionTok"/>
+        </w:rPr>
+        <w:t xml:space="preserve">pull</w:t>
+      </w:r>
+      <w:r>
+        <w:rPr>
+          <w:rStyle w:val="NormalTok"/>
+        </w:rPr>
+        <w:t xml:space="preserve">(length_mm)</w:t>
+      </w:r>
+      <w:r>
+        <w:br/>
+      </w:r>
+      <w:r>
+        <w:br/>
+      </w:r>
+      <w:r>
+        <w:rPr>
+          <w:rStyle w:val="NormalTok"/>
+        </w:rPr>
+        <w:t xml:space="preserve">observed_diff </w:t>
+      </w:r>
+      <w:r>
+        <w:rPr>
+          <w:rStyle w:val="OtherTok"/>
+        </w:rPr>
+        <w:t xml:space="preserve">&lt;-</w:t>
+      </w:r>
+      <w:r>
+        <w:rPr>
+          <w:rStyle w:val="NormalTok"/>
+        </w:rPr>
+        <w:t xml:space="preserve"> </w:t>
+      </w:r>
+      <w:r>
+        <w:rPr>
+          <w:rStyle w:val="FunctionTok"/>
+        </w:rPr>
+        <w:t xml:space="preserve">mean</w:t>
+      </w:r>
+      <w:r>
+        <w:rPr>
+          <w:rStyle w:val="NormalTok"/>
+        </w:rPr>
+        <w:t xml:space="preserve">(ne12_perm_data, </w:t>
+      </w:r>
+      <w:r>
+        <w:rPr>
+          <w:rStyle w:val="AttributeTok"/>
+        </w:rPr>
+        <w:t xml:space="preserve">na.rm =</w:t>
+      </w:r>
+      <w:r>
+        <w:rPr>
+          <w:rStyle w:val="NormalTok"/>
+        </w:rPr>
+        <w:t xml:space="preserve"> </w:t>
+      </w:r>
+      <w:r>
+        <w:rPr>
+          <w:rStyle w:val="ConstantTok"/>
+        </w:rPr>
+        <w:t xml:space="preserve">TRUE</w:t>
+      </w:r>
+      <w:r>
+        <w:rPr>
+          <w:rStyle w:val="NormalTok"/>
+        </w:rPr>
+        <w:t xml:space="preserve">) </w:t>
+      </w:r>
+      <w:r>
+        <w:rPr>
+          <w:rStyle w:val="SpecialCharTok"/>
+        </w:rPr>
+        <w:t xml:space="preserve">-</w:t>
+      </w:r>
+      <w:r>
+        <w:rPr>
+          <w:rStyle w:val="NormalTok"/>
+        </w:rPr>
+        <w:t xml:space="preserve"> </w:t>
+      </w:r>
+      <w:r>
+        <w:rPr>
+          <w:rStyle w:val="FunctionTok"/>
+        </w:rPr>
+        <w:t xml:space="preserve">mean</w:t>
+      </w:r>
+      <w:r>
+        <w:rPr>
+          <w:rStyle w:val="NormalTok"/>
+        </w:rPr>
+        <w:t xml:space="preserve">(island_perm_data, </w:t>
+      </w:r>
+      <w:r>
+        <w:rPr>
+          <w:rStyle w:val="AttributeTok"/>
+        </w:rPr>
+        <w:t xml:space="preserve">na.rm =</w:t>
+      </w:r>
+      <w:r>
+        <w:rPr>
+          <w:rStyle w:val="NormalTok"/>
+        </w:rPr>
+        <w:t xml:space="preserve"> </w:t>
+      </w:r>
+      <w:r>
+        <w:rPr>
+          <w:rStyle w:val="ConstantTok"/>
+        </w:rPr>
+        <w:t xml:space="preserve">TRUE</w:t>
+      </w:r>
+      <w:r>
+        <w:rPr>
+          <w:rStyle w:val="NormalTok"/>
+        </w:rPr>
+        <w:t xml:space="preserve">)</w:t>
+      </w:r>
+    </w:p>
+    <w:p>
+      <w:pPr>
+        <w:pStyle w:val="SourceCode"/>
+      </w:pPr>
+      <w:r>
+        <w:rPr>
+          <w:rStyle w:val="FunctionTok"/>
+        </w:rPr>
+        <w:t xml:space="preserve">permTS</w:t>
+      </w:r>
+      <w:r>
+        <w:rPr>
+          <w:rStyle w:val="NormalTok"/>
+        </w:rPr>
+        <w:t xml:space="preserve">(ne12_perm_data, island_perm_data,</w:t>
+      </w:r>
+      <w:r>
+        <w:br/>
+      </w:r>
+      <w:r>
+        <w:rPr>
+          <w:rStyle w:val="NormalTok"/>
+        </w:rPr>
+        <w:t xml:space="preserve">       </w:t>
+      </w:r>
+      <w:r>
+        <w:rPr>
+          <w:rStyle w:val="AttributeTok"/>
+        </w:rPr>
+        <w:t xml:space="preserve">alternative =</w:t>
+      </w:r>
+      <w:r>
+        <w:rPr>
+          <w:rStyle w:val="NormalTok"/>
+        </w:rPr>
+        <w:t xml:space="preserve"> </w:t>
+      </w:r>
+      <w:r>
+        <w:rPr>
+          <w:rStyle w:val="StringTok"/>
+        </w:rPr>
+        <w:t xml:space="preserve">"two.sided"</w:t>
+      </w:r>
+      <w:r>
+        <w:rPr>
+          <w:rStyle w:val="NormalTok"/>
+        </w:rPr>
+        <w:t xml:space="preserve">,</w:t>
+      </w:r>
+      <w:r>
+        <w:br/>
+      </w:r>
+      <w:r>
+        <w:rPr>
+          <w:rStyle w:val="NormalTok"/>
+        </w:rPr>
+        <w:t xml:space="preserve">       </w:t>
+      </w:r>
+      <w:r>
+        <w:rPr>
+          <w:rStyle w:val="AttributeTok"/>
+        </w:rPr>
+        <w:t xml:space="preserve">method =</w:t>
+      </w:r>
+      <w:r>
+        <w:rPr>
+          <w:rStyle w:val="NormalTok"/>
+        </w:rPr>
+        <w:t xml:space="preserve"> </w:t>
+      </w:r>
+      <w:r>
+        <w:rPr>
+          <w:rStyle w:val="StringTok"/>
+        </w:rPr>
+        <w:t xml:space="preserve">"exact.mc"</w:t>
+      </w:r>
+      <w:r>
+        <w:rPr>
+          <w:rStyle w:val="NormalTok"/>
+        </w:rPr>
+        <w:t xml:space="preserve">,</w:t>
+      </w:r>
+      <w:r>
+        <w:br/>
+      </w:r>
+      <w:r>
+        <w:rPr>
+          <w:rStyle w:val="NormalTok"/>
+        </w:rPr>
+        <w:t xml:space="preserve">       </w:t>
+      </w:r>
+      <w:r>
+        <w:rPr>
+          <w:rStyle w:val="AttributeTok"/>
+        </w:rPr>
+        <w:t xml:space="preserve">control =</w:t>
+      </w:r>
+      <w:r>
+        <w:rPr>
+          <w:rStyle w:val="NormalTok"/>
+        </w:rPr>
+        <w:t xml:space="preserve"> </w:t>
+      </w:r>
+      <w:r>
+        <w:rPr>
+          <w:rStyle w:val="FunctionTok"/>
+        </w:rPr>
+        <w:t xml:space="preserve">permControl</w:t>
+      </w:r>
+      <w:r>
+        <w:rPr>
+          <w:rStyle w:val="NormalTok"/>
+        </w:rPr>
+        <w:t xml:space="preserve">(</w:t>
+      </w:r>
+      <w:r>
+        <w:rPr>
+          <w:rStyle w:val="AttributeTok"/>
+        </w:rPr>
+        <w:t xml:space="preserve">nmc =</w:t>
+      </w:r>
+      <w:r>
+        <w:rPr>
+          <w:rStyle w:val="NormalTok"/>
+        </w:rPr>
+        <w:t xml:space="preserve"> </w:t>
+      </w:r>
+      <w:r>
+        <w:rPr>
+          <w:rStyle w:val="DecValTok"/>
+        </w:rPr>
+        <w:t xml:space="preserve">10000</w:t>
+      </w:r>
+      <w:r>
+        <w:rPr>
+          <w:rStyle w:val="NormalTok"/>
+        </w:rPr>
+        <w:t xml:space="preserve">))</w:t>
+      </w:r>
+    </w:p>
+    <w:p>
+      <w:pPr>
+        <w:pStyle w:val="SourceCode"/>
+      </w:pPr>
+      <w:r>
+        <w:br/>
+      </w:r>
+      <w:r>
+        <w:rPr>
+          <w:rStyle w:val="VerbatimChar"/>
+        </w:rPr>
+        <w:t xml:space="preserve">    Exact Permutation Test Estimated by Monte Carlo</w:t>
+      </w:r>
+      <w:r>
+        <w:br/>
+      </w:r>
+      <w:r>
+        <w:br/>
+      </w:r>
+      <w:r>
+        <w:rPr>
+          <w:rStyle w:val="VerbatimChar"/>
+        </w:rPr>
+        <w:t xml:space="preserve">data:  GROUP 1 and GROUP 2</w:t>
+      </w:r>
+      <w:r>
+        <w:br/>
+      </w:r>
+      <w:r>
+        <w:rPr>
+          <w:rStyle w:val="VerbatimChar"/>
+        </w:rPr>
+        <w:t xml:space="preserve">p-value = 2e-04</w:t>
+      </w:r>
+      <w:r>
+        <w:br/>
+      </w:r>
+      <w:r>
+        <w:rPr>
+          <w:rStyle w:val="VerbatimChar"/>
+        </w:rPr>
+        <w:t xml:space="preserve">alternative hypothesis: true mean GROUP 1 - mean GROUP 2 is not equal to 0</w:t>
+      </w:r>
+      <w:r>
+        <w:br/>
+      </w:r>
+      <w:r>
+        <w:rPr>
+          <w:rStyle w:val="VerbatimChar"/>
+        </w:rPr>
+        <w:t xml:space="preserve">sample estimates:</w:t>
+      </w:r>
+      <w:r>
+        <w:br/>
+      </w:r>
+      <w:r>
+        <w:rPr>
+          <w:rStyle w:val="VerbatimChar"/>
+        </w:rPr>
+        <w:t xml:space="preserve">mean GROUP 1 - mean GROUP 2 </w:t>
+      </w:r>
+      <w:r>
+        <w:br/>
+      </w:r>
+      <w:r>
+        <w:rPr>
+          <w:rStyle w:val="VerbatimChar"/>
+        </w:rPr>
+        <w:t xml:space="preserve">                    -333.08 </w:t>
+      </w:r>
+      <w:r>
+        <w:br/>
+      </w:r>
+      <w:r>
+        <w:br/>
+      </w:r>
+      <w:r>
+        <w:rPr>
+          <w:rStyle w:val="VerbatimChar"/>
+        </w:rPr>
+        <w:t xml:space="preserve">p-value estimated from 10000 Monte Carlo replications</w:t>
+      </w:r>
+      <w:r>
+        <w:br/>
+      </w:r>
+      <w:r>
+        <w:rPr>
+          <w:rStyle w:val="VerbatimChar"/>
+        </w:rPr>
+        <w:t xml:space="preserve">99 percent confidence interval on p-value:</w:t>
+      </w:r>
+      <w:r>
+        <w:br/>
+      </w:r>
+      <w:r>
+        <w:rPr>
+          <w:rStyle w:val="VerbatimChar"/>
+        </w:rPr>
+        <w:t xml:space="preserve"> 0.000000000 0.001059383 </w:t>
+      </w:r>
+    </w:p>
+    <w:bookmarkEnd w:id="114"/>
+    <w:bookmarkStart w:id="115" w:name="part-7-summary"/>
+    <w:p>
+      <w:pPr>
+        <w:pStyle w:val="Heading2"/>
+      </w:pPr>
+      <w:r>
+        <w:t xml:space="preserve">Part 7 · Summary</w:t>
+      </w:r>
+    </w:p>
+    <w:bookmarkEnd w:id="115"/>
+    <w:bookmarkStart w:id="118" w:name="summary-testing-assumptions"/>
+    <w:p>
+      <w:pPr>
+        <w:pStyle w:val="Heading2"/>
+      </w:pPr>
+      <w:r>
+        <w:t xml:space="preserve">Summary — Testing Assumptions</w:t>
       </w:r>
     </w:p>
     <w:p>
@@ -5799,15 +7274,7 @@
           <w:b/>
           <w:bCs/>
         </w:rPr>
-        <w:t xml:space="preserve">1. Standard t-test</w:t>
-      </w:r>
-    </w:p>
-    <w:p>
-      <w:pPr>
-        <w:pStyle w:val="BodyText"/>
-      </w:pPr>
-      <w:r>
-        <w:t xml:space="preserve">Strengths:</w:t>
+        <w:t xml:space="preserve">Key assumptions:</w:t>
       </w:r>
     </w:p>
     <w:p>
@@ -5815,75 +7282,21 @@
         <w:pStyle w:val="Compact"/>
         <w:numPr>
           <w:ilvl w:val="0"/>
-          <w:numId w:val="1025"/>
-        </w:numPr>
-      </w:pPr>
-      <w:r>
-        <w:t xml:space="preserve">High statistical power when assumptions are met</w:t>
-      </w:r>
-    </w:p>
-    <w:p>
-      <w:pPr>
-        <w:pStyle w:val="Compact"/>
-        <w:numPr>
-          <w:ilvl w:val="0"/>
-          <w:numId w:val="1025"/>
-        </w:numPr>
-      </w:pPr>
-      <w:r>
-        <w:t xml:space="preserve">Well understood and widely accepted</w:t>
-      </w:r>
-    </w:p>
-    <w:p>
-      <w:pPr>
-        <w:pStyle w:val="FirstParagraph"/>
-      </w:pPr>
-      <w:r>
-        <w:t xml:space="preserve">Weaknesses:</w:t>
-      </w:r>
-    </w:p>
-    <w:p>
-      <w:pPr>
-        <w:pStyle w:val="Compact"/>
-        <w:numPr>
-          <w:ilvl w:val="0"/>
-          <w:numId w:val="1026"/>
-        </w:numPr>
-      </w:pPr>
-      <w:r>
-        <w:t xml:space="preserve">Sensitive to violations of normality, equal variance</w:t>
-      </w:r>
-    </w:p>
-    <w:p>
-      <w:pPr>
-        <w:pStyle w:val="Compact"/>
-        <w:numPr>
-          <w:ilvl w:val="0"/>
-          <w:numId w:val="1026"/>
-        </w:numPr>
-      </w:pPr>
-      <w:r>
-        <w:t xml:space="preserve">Heavily influenced by outliers</w:t>
-      </w:r>
-    </w:p>
-    <w:p>
-      <w:pPr>
-        <w:pStyle w:val="FirstParagraph"/>
+          <w:numId w:val="1024"/>
+        </w:numPr>
       </w:pPr>
       <w:r>
         <w:rPr>
           <w:b/>
           <w:bCs/>
         </w:rPr>
-        <w:t xml:space="preserve">2. Welch’s t-test</w:t>
-      </w:r>
-    </w:p>
-    <w:p>
-      <w:pPr>
-        <w:pStyle w:val="BodyText"/>
-      </w:pPr>
-      <w:r>
-        <w:t xml:space="preserve">Strengths:</w:t>
+        <w:t xml:space="preserve">Random sampling</w:t>
+      </w:r>
+      <w:r>
+        <w:t xml:space="preserve"> </w:t>
+      </w:r>
+      <w:r>
+        <w:t xml:space="preserve">— samples are randomly collected from populations</w:t>
       </w:r>
     </w:p>
     <w:p>
@@ -5891,97 +7304,21 @@
         <w:pStyle w:val="Compact"/>
         <w:numPr>
           <w:ilvl w:val="0"/>
-          <w:numId w:val="1027"/>
-        </w:numPr>
-      </w:pPr>
-      <w:r>
-        <w:t xml:space="preserve">Robust to violations of the equal-variance assumption</w:t>
-      </w:r>
-    </w:p>
-    <w:p>
-      <w:pPr>
-        <w:pStyle w:val="Compact"/>
-        <w:numPr>
-          <w:ilvl w:val="0"/>
-          <w:numId w:val="1027"/>
-        </w:numPr>
-      </w:pPr>
-      <w:r>
-        <w:t xml:space="preserve">Handles unequal sample sizes well</w:t>
-      </w:r>
-    </w:p>
-    <w:p>
-      <w:pPr>
-        <w:pStyle w:val="Compact"/>
-        <w:numPr>
-          <w:ilvl w:val="0"/>
-          <w:numId w:val="1027"/>
-        </w:numPr>
-      </w:pPr>
-      <w:r>
-        <w:t xml:space="preserve">Still parametric (assumes normality)</w:t>
-      </w:r>
-    </w:p>
-    <w:p>
-      <w:pPr>
-        <w:pStyle w:val="FirstParagraph"/>
-      </w:pPr>
-      <w:r>
-        <w:t xml:space="preserve">Weaknesses:</w:t>
-      </w:r>
-    </w:p>
-    <w:p>
-      <w:pPr>
-        <w:pStyle w:val="Compact"/>
-        <w:numPr>
-          <w:ilvl w:val="0"/>
-          <w:numId w:val="1028"/>
-        </w:numPr>
-      </w:pPr>
-      <w:r>
-        <w:t xml:space="preserve">Slightly less powerful than the standard t-test when variances are equal</w:t>
-      </w:r>
-    </w:p>
-    <w:p>
-      <w:pPr>
-        <w:pStyle w:val="Compact"/>
-        <w:numPr>
-          <w:ilvl w:val="0"/>
-          <w:numId w:val="1028"/>
-        </w:numPr>
-      </w:pPr>
-      <w:r>
-        <w:t xml:space="preserve">Still assumes a normal distribution</w:t>
-      </w:r>
-    </w:p>
-    <w:bookmarkEnd w:id="105"/>
-    <w:bookmarkStart w:id="106" w:name="summary-non-parametric-options"/>
-    <w:p>
-      <w:pPr>
-        <w:pStyle w:val="Heading2"/>
-      </w:pPr>
-      <w:r>
-        <w:t xml:space="preserve">Summary — Non-Parametric Options</w:t>
-      </w:r>
-    </w:p>
-    <w:p>
-      <w:pPr>
-        <w:pStyle w:val="FirstParagraph"/>
+          <w:numId w:val="1024"/>
+        </w:numPr>
       </w:pPr>
       <w:r>
         <w:rPr>
           <w:b/>
           <w:bCs/>
         </w:rPr>
-        <w:t xml:space="preserve">3. Mann-Whitney-Wilcoxon test</w:t>
-      </w:r>
-    </w:p>
-    <w:p>
-      <w:pPr>
-        <w:pStyle w:val="BodyText"/>
-      </w:pPr>
-      <w:r>
-        <w:t xml:space="preserve">Strengths:</w:t>
+        <w:t xml:space="preserve">Normality</w:t>
+      </w:r>
+      <w:r>
+        <w:t xml:space="preserve"> </w:t>
+      </w:r>
+      <w:r>
+        <w:t xml:space="preserve">— data follows a normal distribution</w:t>
       </w:r>
     </w:p>
     <w:p>
@@ -5989,99 +7326,21 @@
         <w:pStyle w:val="Compact"/>
         <w:numPr>
           <w:ilvl w:val="0"/>
-          <w:numId w:val="1029"/>
-        </w:numPr>
-      </w:pPr>
-      <w:r>
-        <w:t xml:space="preserve">Non-parametric: doesn’t assume normal distribution</w:t>
-      </w:r>
-    </w:p>
-    <w:p>
-      <w:pPr>
-        <w:pStyle w:val="Compact"/>
-        <w:numPr>
-          <w:ilvl w:val="0"/>
-          <w:numId w:val="1029"/>
-        </w:numPr>
-      </w:pPr>
-      <w:r>
-        <w:t xml:space="preserve">Robust against outliers</w:t>
-      </w:r>
-    </w:p>
-    <w:p>
-      <w:pPr>
-        <w:pStyle w:val="Compact"/>
-        <w:numPr>
-          <w:ilvl w:val="0"/>
-          <w:numId w:val="1029"/>
-        </w:numPr>
-      </w:pPr>
-      <w:r>
-        <w:t xml:space="preserve">Works with ordinal data</w:t>
-      </w:r>
-    </w:p>
-    <w:p>
-      <w:pPr>
-        <w:pStyle w:val="FirstParagraph"/>
-      </w:pPr>
-      <w:r>
-        <w:t xml:space="preserve">Weaknesses:</w:t>
-      </w:r>
-    </w:p>
-    <w:p>
-      <w:pPr>
-        <w:pStyle w:val="Compact"/>
-        <w:numPr>
-          <w:ilvl w:val="0"/>
-          <w:numId w:val="1030"/>
-        </w:numPr>
-      </w:pPr>
-      <w:r>
-        <w:t xml:space="preserve">Less statistical power than parametric tests</w:t>
-      </w:r>
-    </w:p>
-    <w:p>
-      <w:pPr>
-        <w:pStyle w:val="Compact"/>
-        <w:numPr>
-          <w:ilvl w:val="0"/>
-          <w:numId w:val="1030"/>
-        </w:numPr>
-      </w:pPr>
-      <w:r>
-        <w:t xml:space="preserve">Still assumes similar distributions and approximately equal variance</w:t>
-      </w:r>
-    </w:p>
-    <w:p>
-      <w:pPr>
-        <w:pStyle w:val="Compact"/>
-        <w:numPr>
-          <w:ilvl w:val="0"/>
-          <w:numId w:val="1030"/>
-        </w:numPr>
-      </w:pPr>
-      <w:r>
-        <w:t xml:space="preserve">Tests median differences rather than mean differences</w:t>
-      </w:r>
-    </w:p>
-    <w:p>
-      <w:pPr>
-        <w:pStyle w:val="FirstParagraph"/>
+          <w:numId w:val="1024"/>
+        </w:numPr>
       </w:pPr>
       <w:r>
         <w:rPr>
           <w:b/>
           <w:bCs/>
         </w:rPr>
-        <w:t xml:space="preserve">4. Permutation tests</w:t>
-      </w:r>
-    </w:p>
-    <w:p>
-      <w:pPr>
-        <w:pStyle w:val="BodyText"/>
-      </w:pPr>
-      <w:r>
-        <w:t xml:space="preserve">Strengths:</w:t>
+        <w:t xml:space="preserve">Equal variance</w:t>
+      </w:r>
+      <w:r>
+        <w:t xml:space="preserve"> </w:t>
+      </w:r>
+      <w:r>
+        <w:t xml:space="preserve">— samples come from populations with similar variability</w:t>
       </w:r>
     </w:p>
     <w:p>
@@ -6089,121 +7348,21 @@
         <w:pStyle w:val="Compact"/>
         <w:numPr>
           <w:ilvl w:val="0"/>
-          <w:numId w:val="1031"/>
-        </w:numPr>
-      </w:pPr>
-      <w:r>
-        <w:t xml:space="preserve">Distribution-free: doesn’t assume a specific distribution</w:t>
-      </w:r>
-    </w:p>
-    <w:p>
-      <w:pPr>
-        <w:pStyle w:val="Compact"/>
-        <w:numPr>
-          <w:ilvl w:val="0"/>
-          <w:numId w:val="1031"/>
-        </w:numPr>
-      </w:pPr>
-      <w:r>
-        <w:t xml:space="preserve">Can be applied to many types of test statistics</w:t>
-      </w:r>
-    </w:p>
-    <w:p>
-      <w:pPr>
-        <w:pStyle w:val="Compact"/>
-        <w:numPr>
-          <w:ilvl w:val="0"/>
-          <w:numId w:val="1031"/>
-        </w:numPr>
-      </w:pPr>
-      <w:r>
-        <w:t xml:space="preserve">Handles small sample sizes well</w:t>
-      </w:r>
-    </w:p>
-    <w:p>
-      <w:pPr>
-        <w:pStyle w:val="Compact"/>
-        <w:numPr>
-          <w:ilvl w:val="0"/>
-          <w:numId w:val="1031"/>
-        </w:numPr>
-      </w:pPr>
-      <w:r>
-        <w:t xml:space="preserve">Directly estimates p-values through resampling</w:t>
-      </w:r>
-    </w:p>
-    <w:p>
-      <w:pPr>
-        <w:pStyle w:val="FirstParagraph"/>
-      </w:pPr>
-      <w:r>
-        <w:t xml:space="preserve">Weaknesses:</w:t>
-      </w:r>
-    </w:p>
-    <w:p>
-      <w:pPr>
-        <w:pStyle w:val="Compact"/>
-        <w:numPr>
-          <w:ilvl w:val="0"/>
-          <w:numId w:val="1032"/>
-        </w:numPr>
-      </w:pPr>
-      <w:r>
-        <w:t xml:space="preserve">Computationally intensive</w:t>
-      </w:r>
-    </w:p>
-    <w:p>
-      <w:pPr>
-        <w:pStyle w:val="Compact"/>
-        <w:numPr>
-          <w:ilvl w:val="0"/>
-          <w:numId w:val="1032"/>
-        </w:numPr>
-      </w:pPr>
-      <w:r>
-        <w:t xml:space="preserve">Assumes exchangeability under the null hypothesis</w:t>
-      </w:r>
-    </w:p>
-    <w:p>
-      <w:pPr>
-        <w:pStyle w:val="Compact"/>
-        <w:numPr>
-          <w:ilvl w:val="0"/>
-          <w:numId w:val="1032"/>
-        </w:numPr>
-      </w:pPr>
-      <w:r>
-        <w:t xml:space="preserve">Requires similar distributions and equal variance</w:t>
-      </w:r>
-    </w:p>
-    <w:bookmarkEnd w:id="106"/>
-    <w:bookmarkStart w:id="109" w:name="key-takeaway"/>
-    <w:p>
-      <w:pPr>
-        <w:pStyle w:val="Heading2"/>
-      </w:pPr>
-      <w:r>
-        <w:t xml:space="preserve">Key Takeaway</w:t>
-      </w:r>
-    </w:p>
-    <w:p>
-      <w:pPr>
-        <w:pStyle w:val="FirstParagraph"/>
-      </w:pPr>
-      <w:r>
-        <w:t xml:space="preserve">Statistical tests have different strengths and assumptions. The choice should be guided by your data’s characteristics, not just convenience.</w:t>
-      </w:r>
-    </w:p>
-    <w:p>
-      <w:pPr>
-        <w:pStyle w:val="BodyText"/>
+          <w:numId w:val="1024"/>
+        </w:numPr>
       </w:pPr>
       <w:r>
         <w:rPr>
           <w:b/>
           <w:bCs/>
         </w:rPr>
-        <w:t xml:space="preserve">Always visualize your data before deciding on the appropriate test.</w:t>
+        <w:t xml:space="preserve">No outliers</w:t>
+      </w:r>
+      <w:r>
+        <w:t xml:space="preserve"> </w:t>
+      </w:r>
+      <w:r>
+        <w:t xml:space="preserve">— no extreme values that can skew results</w:t>
       </w:r>
     </w:p>
     <w:tbl>
@@ -6236,7 +7395,7 @@
           </w:tcPr>
           <w:p>
             <w:pPr>
-              <w:pStyle w:val="BodyText"/>
+              <w:pStyle w:val="FirstParagraph"/>
             </w:pPr>
             <w:pPr>
               <w:spacing w:before="0" w:after="0"/>
@@ -6247,12 +7406,12 @@
                 <wp:inline>
                   <wp:extent cx="152400" cy="152400"/>
                   <wp:effectExtent b="0" l="0" r="0" t="0"/>
-                  <wp:docPr descr="" title="" id="107" name="Picture"/>
+                  <wp:docPr descr="" title="" id="116" name="Picture"/>
                   <a:graphic>
                     <a:graphicData uri="http://schemas.openxmlformats.org/drawingml/2006/picture">
                       <pic:pic>
                         <pic:nvPicPr>
-                          <pic:cNvPr descr="/Applications/Positron.app/Contents/Resources/app/quarto/share/formats/docx/note.png" id="108" name="Picture"/>
+                          <pic:cNvPr descr="/Applications/Positron.app/Contents/Resources/app/quarto/share/formats/docx/note.png" id="117" name="Picture"/>
                           <pic:cNvPicPr>
                             <a:picLocks noChangeArrowheads="1" noChangeAspect="1"/>
                           </pic:cNvPicPr>
@@ -6319,37 +7478,921 @@
                 <w:b/>
                 <w:bCs/>
               </w:rPr>
-              <w:t xml:space="preserve">✅ Key idea</w:t>
+              <w:t xml:space="preserve">Assessing assumptions</w:t>
             </w:r>
           </w:p>
           <w:p>
             <w:pPr>
-              <w:pStyle w:val="BodyText"/>
-            </w:pPr>
-            <w:pPr>
-              <w:spacing w:after="16"/>
-            </w:pPr>
-            <w:r>
-              <w:t xml:space="preserve">Standard t-test → Welch’s → Mann-Whitney/Permutation isn’t a strict ladder of</w:t>
+              <w:pStyle w:val="Compact"/>
+              <w:numPr>
+                <w:ilvl w:val="0"/>
+                <w:numId w:val="1025"/>
+              </w:numPr>
+            </w:pPr>
+            <w:r>
+              <w:t xml:space="preserve">Key to do</w:t>
             </w:r>
             <w:r>
               <w:t xml:space="preserve"> </w:t>
             </w:r>
             <w:r>
-              <w:t xml:space="preserve">“better”</w:t>
-            </w:r>
-            <w:r>
-              <w:t xml:space="preserve"> </w:t>
-            </w:r>
-            <w:r>
-              <w:t xml:space="preserve">tests — each answers a slightly different question (means vs. medians) under different assumptions. Pick based on what your data actually looks like.</w:t>
+              <w:rPr>
+                <w:i/>
+                <w:iCs/>
+              </w:rPr>
+              <w:t xml:space="preserve">every time</w:t>
+            </w:r>
+          </w:p>
+          <w:p>
+            <w:pPr>
+              <w:pStyle w:val="Compact"/>
+              <w:numPr>
+                <w:ilvl w:val="0"/>
+                <w:numId w:val="1025"/>
+              </w:numPr>
+            </w:pPr>
+            <w:r>
+              <w:t xml:space="preserve">Should be acknowledged in the manuscript</w:t>
             </w:r>
           </w:p>
           <w:p/>
         </w:tc>
       </w:tr>
     </w:tbl>
-    <w:bookmarkEnd w:id="109"/>
+    <w:bookmarkEnd w:id="118"/>
+    <w:bookmarkStart w:id="121" w:name="summary-data-transformations"/>
+    <w:p>
+      <w:pPr>
+        <w:pStyle w:val="Heading2"/>
+      </w:pPr>
+      <w:r>
+        <w:t xml:space="preserve">Summary — Data Transformations</w:t>
+      </w:r>
+    </w:p>
+    <w:p>
+      <w:pPr>
+        <w:pStyle w:val="FirstParagraph"/>
+      </w:pPr>
+      <w:r>
+        <w:t xml:space="preserve">When assumptions aren’t met, transformations may help normalize data:</w:t>
+      </w:r>
+    </w:p>
+    <w:p>
+      <w:pPr>
+        <w:pStyle w:val="Compact"/>
+        <w:numPr>
+          <w:ilvl w:val="0"/>
+          <w:numId w:val="1026"/>
+        </w:numPr>
+      </w:pPr>
+      <w:r>
+        <w:rPr>
+          <w:b/>
+          <w:bCs/>
+        </w:rPr>
+        <w:t xml:space="preserve">Log transformation:</w:t>
+      </w:r>
+      <w:r>
+        <w:t xml:space="preserve"> </w:t>
+      </w:r>
+      <w:r>
+        <w:rPr>
+          <w:rStyle w:val="VerbatimChar"/>
+        </w:rPr>
+        <w:t xml:space="preserve">log10(x)</w:t>
+      </w:r>
+      <w:r>
+        <w:t xml:space="preserve"> </w:t>
+      </w:r>
+      <w:r>
+        <w:t xml:space="preserve">— useful for right-skewed data, multiplicative effects</w:t>
+      </w:r>
+    </w:p>
+    <w:p>
+      <w:pPr>
+        <w:pStyle w:val="Compact"/>
+        <w:numPr>
+          <w:ilvl w:val="0"/>
+          <w:numId w:val="1026"/>
+        </w:numPr>
+      </w:pPr>
+      <w:r>
+        <w:rPr>
+          <w:b/>
+          <w:bCs/>
+        </w:rPr>
+        <w:t xml:space="preserve">Square root:</w:t>
+      </w:r>
+      <w:r>
+        <w:t xml:space="preserve"> </w:t>
+      </w:r>
+      <w:r>
+        <w:rPr>
+          <w:rStyle w:val="VerbatimChar"/>
+        </w:rPr>
+        <w:t xml:space="preserve">sqrt(x)</w:t>
+      </w:r>
+      <w:r>
+        <w:t xml:space="preserve"> </w:t>
+      </w:r>
+      <w:r>
+        <w:t xml:space="preserve">— useful for count data, moderately right-skewed distributions</w:t>
+      </w:r>
+    </w:p>
+    <w:p>
+      <w:pPr>
+        <w:pStyle w:val="Compact"/>
+        <w:numPr>
+          <w:ilvl w:val="0"/>
+          <w:numId w:val="1026"/>
+        </w:numPr>
+      </w:pPr>
+      <w:r>
+        <w:rPr>
+          <w:b/>
+          <w:bCs/>
+        </w:rPr>
+        <w:t xml:space="preserve">Box-Cox:</w:t>
+      </w:r>
+      <w:r>
+        <w:t xml:space="preserve"> </w:t>
+      </w:r>
+      <w:r>
+        <w:t xml:space="preserve">a more flexible family of power transformations</w:t>
+      </w:r>
+    </w:p>
+    <w:p>
+      <w:pPr>
+        <w:pStyle w:val="Compact"/>
+        <w:numPr>
+          <w:ilvl w:val="0"/>
+          <w:numId w:val="1026"/>
+        </w:numPr>
+      </w:pPr>
+      <w:r>
+        <w:t xml:space="preserve">More specialized transformations exist, especially for percentages or proportions</w:t>
+      </w:r>
+    </w:p>
+    <w:tbl>
+      <w:tblPr>
+        <w:tblStyle w:val="Table"/>
+        <w:tblLook w:firstRow="0" w:lastRow="0" w:firstColumn="0" w:lastColumn="0" w:noHBand="0" w:noVBand="0" w:val="0000"/>
+        <w:tblBorders>
+          <w:top w:val="single" w:sz="4" w:space="0" w:color="00A047"/>
+          <w:left w:val="single" w:sz="24" w:space="0" w:color="00A047"/>
+          <w:bottom w:val="single" w:sz="4" w:space="0" w:color="00A047"/>
+          <w:right w:val="single" w:sz="4" w:space="0" w:color="00A047"/>
+        </w:tblBorders>
+        <w:tblCellMar>
+          <w:left w:w="144" w:type="dxa"/>
+          <w:right w:w="144" w:type="dxa"/>
+        </w:tblCellMar>
+        <w:tblLook w:firstRow="0" w:lastRow="0" w:firstColumn="0" w:lastColumn="0" w:noHBand="0" w:noVBand="0" w:val="0000"/>
+      </w:tblPr>
+      <w:tr>
+        <w:trPr>
+          <w:cantSplit/>
+        </w:trPr>
+        <w:tc>
+          <w:tcPr>
+            <w:shd w:color="auto" w:fill="ccf1e3" w:val="clear"/>
+            <w:tcMar>
+              <w:top w:w="92" w:type="dxa"/>
+              <w:bottom w:w="92" w:type="dxa"/>
+            </w:tcMar>
+          </w:tcPr>
+          <w:p>
+            <w:pPr>
+              <w:pStyle w:val="FirstParagraph"/>
+            </w:pPr>
+            <w:pPr>
+              <w:spacing w:before="0" w:after="0"/>
+              <w:textAlignment w:val="center"/>
+            </w:pPr>
+            <w:r>
+              <w:drawing>
+                <wp:inline>
+                  <wp:extent cx="152400" cy="152400"/>
+                  <wp:effectExtent b="0" l="0" r="0" t="0"/>
+                  <wp:docPr descr="" title="" id="119" name="Picture"/>
+                  <a:graphic>
+                    <a:graphicData uri="http://schemas.openxmlformats.org/drawingml/2006/picture">
+                      <pic:pic>
+                        <pic:nvPicPr>
+                          <pic:cNvPr descr="/Applications/Positron.app/Contents/Resources/app/quarto/share/formats/docx/tip.png" id="120" name="Picture"/>
+                          <pic:cNvPicPr>
+                            <a:picLocks noChangeArrowheads="1" noChangeAspect="1"/>
+                          </pic:cNvPicPr>
+                        </pic:nvPicPr>
+                        <pic:blipFill>
+                          <a:blip r:embed="rId21"/>
+                          <a:stretch>
+                            <a:fillRect/>
+                          </a:stretch>
+                        </pic:blipFill>
+                        <pic:spPr bwMode="auto">
+                          <a:xfrm>
+                            <a:off x="0" y="0"/>
+                            <a:ext cx="152400" cy="152400"/>
+                          </a:xfrm>
+                          <a:prstGeom prst="rect">
+                            <a:avLst/>
+                          </a:prstGeom>
+                          <a:noFill/>
+                          <a:ln w="9525">
+                            <a:noFill/>
+                            <a:headEnd/>
+                            <a:tailEnd/>
+                          </a:ln>
+                        </pic:spPr>
+                      </pic:pic>
+                    </a:graphicData>
+                  </a:graphic>
+                </wp:inline>
+              </w:drawing>
+            </w:r>
+            <w:r>
+              <w:t xml:space="preserve"> </w:t>
+            </w:r>
+            <w:r>
+              <w:t xml:space="preserve"> </w:t>
+            </w:r>
+            <w:r>
+              <w:t xml:space="preserve">Tip</w:t>
+            </w:r>
+          </w:p>
+        </w:tc>
+      </w:tr>
+      <w:tr>
+        <w:trPr>
+          <w:cantSplit/>
+        </w:trPr>
+        <w:tc>
+          <w:tcPr>
+            <w:tcMar>
+              <w:top w:w="108" w:type="dxa"/>
+              <w:bottom w:w="108" w:type="dxa"/>
+            </w:tcMar>
+          </w:tcPr>
+          <w:p>
+            <w:pPr>
+              <w:pStyle w:val="BodyText"/>
+            </w:pPr>
+            <w:pPr>
+              <w:spacing w:before="16"/>
+            </w:pPr>
+            <w:r>
+              <w:rPr>
+                <w:b/>
+                <w:bCs/>
+              </w:rPr>
+              <w:t xml:space="preserve">🖐 Recall</w:t>
+            </w:r>
+          </w:p>
+          <w:p>
+            <w:pPr>
+              <w:pStyle w:val="BodyText"/>
+            </w:pPr>
+            <w:pPr>
+              <w:spacing w:after="16"/>
+            </w:pPr>
+            <w:r>
+              <w:t xml:space="preserve">We saw</w:t>
+            </w:r>
+            <w:r>
+              <w:t xml:space="preserve"> </w:t>
+            </w:r>
+            <w:r>
+              <w:rPr>
+                <w:rStyle w:val="VerbatimChar"/>
+              </w:rPr>
+              <w:t xml:space="preserve">log10()</w:t>
+            </w:r>
+            <w:r>
+              <w:t xml:space="preserve"> </w:t>
+            </w:r>
+            <w:r>
+              <w:t xml:space="preserve">shrink the gap between the NE 12 and Island Lake boxplots earlier — that’s the transformation working.</w:t>
+            </w:r>
+          </w:p>
+          <w:p/>
+        </w:tc>
+      </w:tr>
+    </w:tbl>
+    <w:bookmarkEnd w:id="121"/>
+    <w:bookmarkStart w:id="122" w:name="summary-parametric-test-options"/>
+    <w:p>
+      <w:pPr>
+        <w:pStyle w:val="Heading2"/>
+      </w:pPr>
+      <w:r>
+        <w:t xml:space="preserve">Summary — Parametric Test Options</w:t>
+      </w:r>
+    </w:p>
+    <w:p>
+      <w:pPr>
+        <w:pStyle w:val="FirstParagraph"/>
+      </w:pPr>
+      <w:r>
+        <w:rPr>
+          <w:b/>
+          <w:bCs/>
+        </w:rPr>
+        <w:t xml:space="preserve">1. Standard t-test</w:t>
+      </w:r>
+    </w:p>
+    <w:p>
+      <w:pPr>
+        <w:pStyle w:val="BodyText"/>
+      </w:pPr>
+      <w:r>
+        <w:t xml:space="preserve">Strengths:</w:t>
+      </w:r>
+    </w:p>
+    <w:p>
+      <w:pPr>
+        <w:pStyle w:val="Compact"/>
+        <w:numPr>
+          <w:ilvl w:val="0"/>
+          <w:numId w:val="1027"/>
+        </w:numPr>
+      </w:pPr>
+      <w:r>
+        <w:t xml:space="preserve">High statistical power when assumptions are met</w:t>
+      </w:r>
+    </w:p>
+    <w:p>
+      <w:pPr>
+        <w:pStyle w:val="Compact"/>
+        <w:numPr>
+          <w:ilvl w:val="0"/>
+          <w:numId w:val="1027"/>
+        </w:numPr>
+      </w:pPr>
+      <w:r>
+        <w:t xml:space="preserve">Well understood and widely accepted</w:t>
+      </w:r>
+    </w:p>
+    <w:p>
+      <w:pPr>
+        <w:pStyle w:val="FirstParagraph"/>
+      </w:pPr>
+      <w:r>
+        <w:t xml:space="preserve">Weaknesses:</w:t>
+      </w:r>
+    </w:p>
+    <w:p>
+      <w:pPr>
+        <w:pStyle w:val="Compact"/>
+        <w:numPr>
+          <w:ilvl w:val="0"/>
+          <w:numId w:val="1028"/>
+        </w:numPr>
+      </w:pPr>
+      <w:r>
+        <w:t xml:space="preserve">Sensitive to violations of normality, equal variance</w:t>
+      </w:r>
+    </w:p>
+    <w:p>
+      <w:pPr>
+        <w:pStyle w:val="Compact"/>
+        <w:numPr>
+          <w:ilvl w:val="0"/>
+          <w:numId w:val="1028"/>
+        </w:numPr>
+      </w:pPr>
+      <w:r>
+        <w:t xml:space="preserve">Heavily influenced by outliers</w:t>
+      </w:r>
+    </w:p>
+    <w:p>
+      <w:pPr>
+        <w:pStyle w:val="FirstParagraph"/>
+      </w:pPr>
+      <w:r>
+        <w:rPr>
+          <w:b/>
+          <w:bCs/>
+        </w:rPr>
+        <w:t xml:space="preserve">2. Welch’s t-test</w:t>
+      </w:r>
+    </w:p>
+    <w:p>
+      <w:pPr>
+        <w:pStyle w:val="BodyText"/>
+      </w:pPr>
+      <w:r>
+        <w:t xml:space="preserve">Strengths:</w:t>
+      </w:r>
+    </w:p>
+    <w:p>
+      <w:pPr>
+        <w:pStyle w:val="Compact"/>
+        <w:numPr>
+          <w:ilvl w:val="0"/>
+          <w:numId w:val="1029"/>
+        </w:numPr>
+      </w:pPr>
+      <w:r>
+        <w:t xml:space="preserve">Robust to violations of the equal-variance assumption</w:t>
+      </w:r>
+    </w:p>
+    <w:p>
+      <w:pPr>
+        <w:pStyle w:val="Compact"/>
+        <w:numPr>
+          <w:ilvl w:val="0"/>
+          <w:numId w:val="1029"/>
+        </w:numPr>
+      </w:pPr>
+      <w:r>
+        <w:t xml:space="preserve">Handles unequal sample sizes well</w:t>
+      </w:r>
+    </w:p>
+    <w:p>
+      <w:pPr>
+        <w:pStyle w:val="Compact"/>
+        <w:numPr>
+          <w:ilvl w:val="0"/>
+          <w:numId w:val="1029"/>
+        </w:numPr>
+      </w:pPr>
+      <w:r>
+        <w:t xml:space="preserve">Still parametric (assumes normality)</w:t>
+      </w:r>
+    </w:p>
+    <w:p>
+      <w:pPr>
+        <w:pStyle w:val="FirstParagraph"/>
+      </w:pPr>
+      <w:r>
+        <w:t xml:space="preserve">Weaknesses:</w:t>
+      </w:r>
+    </w:p>
+    <w:p>
+      <w:pPr>
+        <w:pStyle w:val="Compact"/>
+        <w:numPr>
+          <w:ilvl w:val="0"/>
+          <w:numId w:val="1030"/>
+        </w:numPr>
+      </w:pPr>
+      <w:r>
+        <w:t xml:space="preserve">Slightly less powerful than the standard t-test when variances are equal</w:t>
+      </w:r>
+    </w:p>
+    <w:p>
+      <w:pPr>
+        <w:pStyle w:val="Compact"/>
+        <w:numPr>
+          <w:ilvl w:val="0"/>
+          <w:numId w:val="1030"/>
+        </w:numPr>
+      </w:pPr>
+      <w:r>
+        <w:t xml:space="preserve">Still assumes a normal distribution</w:t>
+      </w:r>
+    </w:p>
+    <w:bookmarkEnd w:id="122"/>
+    <w:bookmarkStart w:id="123" w:name="summary-non-parametric-options"/>
+    <w:p>
+      <w:pPr>
+        <w:pStyle w:val="Heading2"/>
+      </w:pPr>
+      <w:r>
+        <w:t xml:space="preserve">Summary — Non-Parametric Options</w:t>
+      </w:r>
+    </w:p>
+    <w:p>
+      <w:pPr>
+        <w:pStyle w:val="FirstParagraph"/>
+      </w:pPr>
+      <w:r>
+        <w:rPr>
+          <w:b/>
+          <w:bCs/>
+        </w:rPr>
+        <w:t xml:space="preserve">3. Mann-Whitney-Wilcoxon test</w:t>
+      </w:r>
+    </w:p>
+    <w:p>
+      <w:pPr>
+        <w:pStyle w:val="BodyText"/>
+      </w:pPr>
+      <w:r>
+        <w:t xml:space="preserve">Strengths:</w:t>
+      </w:r>
+    </w:p>
+    <w:p>
+      <w:pPr>
+        <w:pStyle w:val="Compact"/>
+        <w:numPr>
+          <w:ilvl w:val="0"/>
+          <w:numId w:val="1031"/>
+        </w:numPr>
+      </w:pPr>
+      <w:r>
+        <w:t xml:space="preserve">Non-parametric: doesn’t assume normal distribution</w:t>
+      </w:r>
+    </w:p>
+    <w:p>
+      <w:pPr>
+        <w:pStyle w:val="Compact"/>
+        <w:numPr>
+          <w:ilvl w:val="0"/>
+          <w:numId w:val="1031"/>
+        </w:numPr>
+      </w:pPr>
+      <w:r>
+        <w:t xml:space="preserve">Robust against outliers</w:t>
+      </w:r>
+    </w:p>
+    <w:p>
+      <w:pPr>
+        <w:pStyle w:val="Compact"/>
+        <w:numPr>
+          <w:ilvl w:val="0"/>
+          <w:numId w:val="1031"/>
+        </w:numPr>
+      </w:pPr>
+      <w:r>
+        <w:t xml:space="preserve">Works with ordinal data</w:t>
+      </w:r>
+    </w:p>
+    <w:p>
+      <w:pPr>
+        <w:pStyle w:val="FirstParagraph"/>
+      </w:pPr>
+      <w:r>
+        <w:t xml:space="preserve">Weaknesses:</w:t>
+      </w:r>
+    </w:p>
+    <w:p>
+      <w:pPr>
+        <w:pStyle w:val="Compact"/>
+        <w:numPr>
+          <w:ilvl w:val="0"/>
+          <w:numId w:val="1032"/>
+        </w:numPr>
+      </w:pPr>
+      <w:r>
+        <w:t xml:space="preserve">Less statistical power than parametric tests</w:t>
+      </w:r>
+    </w:p>
+    <w:p>
+      <w:pPr>
+        <w:pStyle w:val="Compact"/>
+        <w:numPr>
+          <w:ilvl w:val="0"/>
+          <w:numId w:val="1032"/>
+        </w:numPr>
+      </w:pPr>
+      <w:r>
+        <w:t xml:space="preserve">Still assumes similar distributions and approximately equal variance</w:t>
+      </w:r>
+    </w:p>
+    <w:p>
+      <w:pPr>
+        <w:pStyle w:val="Compact"/>
+        <w:numPr>
+          <w:ilvl w:val="0"/>
+          <w:numId w:val="1032"/>
+        </w:numPr>
+      </w:pPr>
+      <w:r>
+        <w:t xml:space="preserve">Tests median differences rather than mean differences</w:t>
+      </w:r>
+    </w:p>
+    <w:p>
+      <w:pPr>
+        <w:pStyle w:val="Compact"/>
+        <w:numPr>
+          <w:ilvl w:val="0"/>
+          <w:numId w:val="1032"/>
+        </w:numPr>
+      </w:pPr>
+      <w:r>
+        <w:rPr>
+          <w:b/>
+          <w:bCs/>
+        </w:rPr>
+        <w:t xml:space="preserve">At small n there is a hard floor on the p-value</w:t>
+      </w:r>
+      <w:r>
+        <w:t xml:space="preserve"> </w:t>
+      </w:r>
+      <w:r>
+        <w:t xml:space="preserve">— with 4 pairs a signed-rank test cannot go below 0.125 (see Part 5b)</w:t>
+      </w:r>
+    </w:p>
+    <w:p>
+      <w:pPr>
+        <w:pStyle w:val="FirstParagraph"/>
+      </w:pPr>
+      <w:r>
+        <w:rPr>
+          <w:b/>
+          <w:bCs/>
+        </w:rPr>
+        <w:t xml:space="preserve">4. Permutation tests</w:t>
+      </w:r>
+    </w:p>
+    <w:p>
+      <w:pPr>
+        <w:pStyle w:val="BodyText"/>
+      </w:pPr>
+      <w:r>
+        <w:t xml:space="preserve">Strengths:</w:t>
+      </w:r>
+    </w:p>
+    <w:p>
+      <w:pPr>
+        <w:pStyle w:val="Compact"/>
+        <w:numPr>
+          <w:ilvl w:val="0"/>
+          <w:numId w:val="1033"/>
+        </w:numPr>
+      </w:pPr>
+      <w:r>
+        <w:t xml:space="preserve">Distribution-free: doesn’t assume a specific distribution</w:t>
+      </w:r>
+    </w:p>
+    <w:p>
+      <w:pPr>
+        <w:pStyle w:val="Compact"/>
+        <w:numPr>
+          <w:ilvl w:val="0"/>
+          <w:numId w:val="1033"/>
+        </w:numPr>
+      </w:pPr>
+      <w:r>
+        <w:t xml:space="preserve">Can be applied to many types of test statistics</w:t>
+      </w:r>
+    </w:p>
+    <w:p>
+      <w:pPr>
+        <w:pStyle w:val="Compact"/>
+        <w:numPr>
+          <w:ilvl w:val="0"/>
+          <w:numId w:val="1033"/>
+        </w:numPr>
+      </w:pPr>
+      <w:r>
+        <w:t xml:space="preserve">Valid at small n — the p-value is exact, not an approximation</w:t>
+      </w:r>
+    </w:p>
+    <w:p>
+      <w:pPr>
+        <w:pStyle w:val="Compact"/>
+        <w:numPr>
+          <w:ilvl w:val="0"/>
+          <w:numId w:val="1033"/>
+        </w:numPr>
+      </w:pPr>
+      <w:r>
+        <w:t xml:space="preserve">Directly estimates p-values through resampling</w:t>
+      </w:r>
+    </w:p>
+    <w:p>
+      <w:pPr>
+        <w:pStyle w:val="FirstParagraph"/>
+      </w:pPr>
+      <w:r>
+        <w:t xml:space="preserve">Weaknesses:</w:t>
+      </w:r>
+    </w:p>
+    <w:p>
+      <w:pPr>
+        <w:pStyle w:val="Compact"/>
+        <w:numPr>
+          <w:ilvl w:val="0"/>
+          <w:numId w:val="1034"/>
+        </w:numPr>
+      </w:pPr>
+      <w:r>
+        <w:t xml:space="preserve">Computationally intensive</w:t>
+      </w:r>
+    </w:p>
+    <w:p>
+      <w:pPr>
+        <w:pStyle w:val="Compact"/>
+        <w:numPr>
+          <w:ilvl w:val="0"/>
+          <w:numId w:val="1034"/>
+        </w:numPr>
+      </w:pPr>
+      <w:r>
+        <w:t xml:space="preserve">Assumes exchangeability under the null hypothesis</w:t>
+      </w:r>
+    </w:p>
+    <w:p>
+      <w:pPr>
+        <w:pStyle w:val="Compact"/>
+        <w:numPr>
+          <w:ilvl w:val="0"/>
+          <w:numId w:val="1034"/>
+        </w:numPr>
+      </w:pPr>
+      <w:r>
+        <w:t xml:space="preserve">Requires similar distributions and equal variance</w:t>
+      </w:r>
+    </w:p>
+    <w:p>
+      <w:pPr>
+        <w:pStyle w:val="Compact"/>
+        <w:numPr>
+          <w:ilvl w:val="0"/>
+          <w:numId w:val="1034"/>
+        </w:numPr>
+      </w:pPr>
+      <w:r>
+        <w:rPr>
+          <w:b/>
+          <w:bCs/>
+        </w:rPr>
+        <w:t xml:space="preserve">Hits the same small-n floor as the rank tests</w:t>
+      </w:r>
+      <w:r>
+        <w:t xml:space="preserve"> </w:t>
+      </w:r>
+      <w:r>
+        <w:t xml:space="preserve">— being exact is not the same as being powerful, because there are only so many ways to rearrange 8 numbers</w:t>
+      </w:r>
+    </w:p>
+    <w:bookmarkEnd w:id="123"/>
+    <w:bookmarkStart w:id="126" w:name="key-takeaway"/>
+    <w:p>
+      <w:pPr>
+        <w:pStyle w:val="Heading2"/>
+      </w:pPr>
+      <w:r>
+        <w:t xml:space="preserve">Key Takeaway</w:t>
+      </w:r>
+    </w:p>
+    <w:p>
+      <w:pPr>
+        <w:pStyle w:val="FirstParagraph"/>
+      </w:pPr>
+      <w:r>
+        <w:t xml:space="preserve">Statistical tests have different strengths and assumptions. The choice should be guided by your data’s characteristics, not just convenience.</w:t>
+      </w:r>
+    </w:p>
+    <w:p>
+      <w:pPr>
+        <w:pStyle w:val="BodyText"/>
+      </w:pPr>
+      <w:r>
+        <w:rPr>
+          <w:b/>
+          <w:bCs/>
+        </w:rPr>
+        <w:t xml:space="preserve">Always visualize your data before deciding on the appropriate test.</w:t>
+      </w:r>
+    </w:p>
+    <w:tbl>
+      <w:tblPr>
+        <w:tblStyle w:val="Table"/>
+        <w:tblLook w:firstRow="0" w:lastRow="0" w:firstColumn="0" w:lastColumn="0" w:noHBand="0" w:noVBand="0" w:val="0000"/>
+        <w:tblBorders>
+          <w:top w:val="single" w:sz="4" w:space="0" w:color="0758E5"/>
+          <w:left w:val="single" w:sz="24" w:space="0" w:color="0758E5"/>
+          <w:bottom w:val="single" w:sz="4" w:space="0" w:color="0758E5"/>
+          <w:right w:val="single" w:sz="4" w:space="0" w:color="0758E5"/>
+        </w:tblBorders>
+        <w:tblCellMar>
+          <w:left w:w="144" w:type="dxa"/>
+          <w:right w:w="144" w:type="dxa"/>
+        </w:tblCellMar>
+        <w:tblLook w:firstRow="0" w:lastRow="0" w:firstColumn="0" w:lastColumn="0" w:noHBand="0" w:noVBand="0" w:val="0000"/>
+      </w:tblPr>
+      <w:tr>
+        <w:trPr>
+          <w:cantSplit/>
+        </w:trPr>
+        <w:tc>
+          <w:tcPr>
+            <w:shd w:color="auto" w:fill="dae6fb" w:val="clear"/>
+            <w:tcMar>
+              <w:top w:w="92" w:type="dxa"/>
+              <w:bottom w:w="92" w:type="dxa"/>
+            </w:tcMar>
+          </w:tcPr>
+          <w:p>
+            <w:pPr>
+              <w:pStyle w:val="BodyText"/>
+            </w:pPr>
+            <w:pPr>
+              <w:spacing w:before="0" w:after="0"/>
+              <w:textAlignment w:val="center"/>
+            </w:pPr>
+            <w:r>
+              <w:drawing>
+                <wp:inline>
+                  <wp:extent cx="152400" cy="152400"/>
+                  <wp:effectExtent b="0" l="0" r="0" t="0"/>
+                  <wp:docPr descr="" title="" id="124" name="Picture"/>
+                  <a:graphic>
+                    <a:graphicData uri="http://schemas.openxmlformats.org/drawingml/2006/picture">
+                      <pic:pic>
+                        <pic:nvPicPr>
+                          <pic:cNvPr descr="/Applications/Positron.app/Contents/Resources/app/quarto/share/formats/docx/note.png" id="125" name="Picture"/>
+                          <pic:cNvPicPr>
+                            <a:picLocks noChangeArrowheads="1" noChangeAspect="1"/>
+                          </pic:cNvPicPr>
+                        </pic:nvPicPr>
+                        <pic:blipFill>
+                          <a:blip r:embed="rId9"/>
+                          <a:stretch>
+                            <a:fillRect/>
+                          </a:stretch>
+                        </pic:blipFill>
+                        <pic:spPr bwMode="auto">
+                          <a:xfrm>
+                            <a:off x="0" y="0"/>
+                            <a:ext cx="152400" cy="152400"/>
+                          </a:xfrm>
+                          <a:prstGeom prst="rect">
+                            <a:avLst/>
+                          </a:prstGeom>
+                          <a:noFill/>
+                          <a:ln w="9525">
+                            <a:noFill/>
+                            <a:headEnd/>
+                            <a:tailEnd/>
+                          </a:ln>
+                        </pic:spPr>
+                      </pic:pic>
+                    </a:graphicData>
+                  </a:graphic>
+                </wp:inline>
+              </w:drawing>
+            </w:r>
+            <w:r>
+              <w:t xml:space="preserve"> </w:t>
+            </w:r>
+            <w:r>
+              <w:t xml:space="preserve"> </w:t>
+            </w:r>
+            <w:r>
+              <w:t xml:space="preserve">Note</w:t>
+            </w:r>
+          </w:p>
+        </w:tc>
+      </w:tr>
+      <w:tr>
+        <w:trPr>
+          <w:cantSplit/>
+        </w:trPr>
+        <w:tc>
+          <w:tcPr>
+            <w:tcMar>
+              <w:top w:w="108" w:type="dxa"/>
+              <w:bottom w:w="108" w:type="dxa"/>
+            </w:tcMar>
+          </w:tcPr>
+          <w:p>
+            <w:pPr>
+              <w:pStyle w:val="BodyText"/>
+            </w:pPr>
+            <w:pPr>
+              <w:spacing w:before="16"/>
+            </w:pPr>
+            <w:r>
+              <w:rPr>
+                <w:b/>
+                <w:bCs/>
+              </w:rPr>
+              <w:t xml:space="preserve">✅ Key idea</w:t>
+            </w:r>
+          </w:p>
+          <w:p>
+            <w:pPr>
+              <w:pStyle w:val="BodyText"/>
+            </w:pPr>
+            <w:pPr>
+              <w:spacing w:after="16"/>
+            </w:pPr>
+            <w:r>
+              <w:t xml:space="preserve">Standard t-test → Welch’s → Mann-Whitney/Permutation isn’t a strict ladder of</w:t>
+            </w:r>
+            <w:r>
+              <w:t xml:space="preserve"> </w:t>
+            </w:r>
+            <w:r>
+              <w:t xml:space="preserve">“better”</w:t>
+            </w:r>
+            <w:r>
+              <w:t xml:space="preserve"> </w:t>
+            </w:r>
+            <w:r>
+              <w:t xml:space="preserve">tests — each answers a slightly different question (means vs. medians) under different assumptions. Pick based on what your data actually looks like.</w:t>
+            </w:r>
+          </w:p>
+          <w:p/>
+        </w:tc>
+      </w:tr>
+    </w:tbl>
+    <w:bookmarkEnd w:id="126"/>
     <w:sectPr>
       <w:footnotePr>
         <w:numRestart w:val="eachSect"/>
@@ -6660,6 +8703,12 @@
     <w:abstractNumId w:val="991"/>
   </w:num>
   <w:num w:numId="1032">
+    <w:abstractNumId w:val="991"/>
+  </w:num>
+  <w:num w:numId="1033">
+    <w:abstractNumId w:val="991"/>
+  </w:num>
+  <w:num w:numId="1034">
     <w:abstractNumId w:val="991"/>
   </w:num>
 </w:numbering>

--- a/docs/content/nonparametric_t_tests/nonparametric_t_tests_lecture.docx
+++ b/docs/content/nonparametric_t_tests/nonparametric_t_tests_lecture.docx
@@ -6579,9 +6579,45 @@
       </w:r>
       <w:r>
         <w:rPr>
-          <w:rStyle w:val="NormalTok"/>
-        </w:rPr>
-        <w:t xml:space="preserve">ne12_perm_data </w:t>
+          <w:rStyle w:val="CommentTok"/>
+        </w:rPr>
+        <w:t xml:space="preserve"># Balance the design: take 25 NE 12 fish, keep all of Island Lake</w:t>
+      </w:r>
+      <w:r>
+        <w:br/>
+      </w:r>
+      <w:r>
+        <w:rPr>
+          <w:rStyle w:val="FunctionTok"/>
+        </w:rPr>
+        <w:t xml:space="preserve">set.seed</w:t>
+      </w:r>
+      <w:r>
+        <w:rPr>
+          <w:rStyle w:val="NormalTok"/>
+        </w:rPr>
+        <w:t xml:space="preserve">(</w:t>
+      </w:r>
+      <w:r>
+        <w:rPr>
+          <w:rStyle w:val="DecValTok"/>
+        </w:rPr>
+        <w:t xml:space="preserve">123</w:t>
+      </w:r>
+      <w:r>
+        <w:rPr>
+          <w:rStyle w:val="NormalTok"/>
+        </w:rPr>
+        <w:t xml:space="preserve">)</w:t>
+      </w:r>
+      <w:r>
+        <w:br/>
+      </w:r>
+      <w:r>
+        <w:rPr>
+          <w:rStyle w:val="NormalTok"/>
+        </w:rPr>
+        <w:t xml:space="preserve">perm_df </w:t>
       </w:r>
       <w:r>
         <w:rPr>
@@ -6593,7 +6629,28 @@
         <w:rPr>
           <w:rStyle w:val="NormalTok"/>
         </w:rPr>
-        <w:t xml:space="preserve"> isl_ne12_df </w:t>
+        <w:t xml:space="preserve"> </w:t>
+      </w:r>
+      <w:r>
+        <w:rPr>
+          <w:rStyle w:val="FunctionTok"/>
+        </w:rPr>
+        <w:t xml:space="preserve">bind_rows</w:t>
+      </w:r>
+      <w:r>
+        <w:rPr>
+          <w:rStyle w:val="NormalTok"/>
+        </w:rPr>
+        <w:t xml:space="preserve">(</w:t>
+      </w:r>
+      <w:r>
+        <w:br/>
+      </w:r>
+      <w:r>
+        <w:rPr>
+          <w:rStyle w:val="NormalTok"/>
+        </w:rPr>
+        <w:t xml:space="preserve">  isl_ne12_df </w:t>
       </w:r>
       <w:r>
         <w:rPr>
@@ -6608,25 +6665,244 @@
         <w:rPr>
           <w:rStyle w:val="NormalTok"/>
         </w:rPr>
+        <w:t xml:space="preserve">    </w:t>
+      </w:r>
+      <w:r>
+        <w:rPr>
+          <w:rStyle w:val="FunctionTok"/>
+        </w:rPr>
+        <w:t xml:space="preserve">filter</w:t>
+      </w:r>
+      <w:r>
+        <w:rPr>
+          <w:rStyle w:val="NormalTok"/>
+        </w:rPr>
+        <w:t xml:space="preserve">(lake </w:t>
+      </w:r>
+      <w:r>
+        <w:rPr>
+          <w:rStyle w:val="SpecialCharTok"/>
+        </w:rPr>
+        <w:t xml:space="preserve">==</w:t>
+      </w:r>
+      <w:r>
+        <w:rPr>
+          <w:rStyle w:val="NormalTok"/>
+        </w:rPr>
+        <w:t xml:space="preserve"> </w:t>
+      </w:r>
+      <w:r>
+        <w:rPr>
+          <w:rStyle w:val="StringTok"/>
+        </w:rPr>
+        <w:t xml:space="preserve">"NE 12"</w:t>
+      </w:r>
+      <w:r>
+        <w:rPr>
+          <w:rStyle w:val="NormalTok"/>
+        </w:rPr>
+        <w:t xml:space="preserve">) </w:t>
+      </w:r>
+      <w:r>
+        <w:rPr>
+          <w:rStyle w:val="SpecialCharTok"/>
+        </w:rPr>
+        <w:t xml:space="preserve">%&gt;%</w:t>
+      </w:r>
+      <w:r>
+        <w:br/>
+      </w:r>
+      <w:r>
+        <w:rPr>
+          <w:rStyle w:val="NormalTok"/>
+        </w:rPr>
+        <w:t xml:space="preserve">    </w:t>
+      </w:r>
+      <w:r>
+        <w:rPr>
+          <w:rStyle w:val="FunctionTok"/>
+        </w:rPr>
+        <w:t xml:space="preserve">slice_sample</w:t>
+      </w:r>
+      <w:r>
+        <w:rPr>
+          <w:rStyle w:val="NormalTok"/>
+        </w:rPr>
+        <w:t xml:space="preserve">(</w:t>
+      </w:r>
+      <w:r>
+        <w:rPr>
+          <w:rStyle w:val="AttributeTok"/>
+        </w:rPr>
+        <w:t xml:space="preserve">n =</w:t>
+      </w:r>
+      <w:r>
+        <w:rPr>
+          <w:rStyle w:val="NormalTok"/>
+        </w:rPr>
+        <w:t xml:space="preserve"> </w:t>
+      </w:r>
+      <w:r>
+        <w:rPr>
+          <w:rStyle w:val="DecValTok"/>
+        </w:rPr>
+        <w:t xml:space="preserve">25</w:t>
+      </w:r>
+      <w:r>
+        <w:rPr>
+          <w:rStyle w:val="NormalTok"/>
+        </w:rPr>
+        <w:t xml:space="preserve">),</w:t>
+      </w:r>
+      <w:r>
+        <w:br/>
+      </w:r>
+      <w:r>
+        <w:rPr>
+          <w:rStyle w:val="NormalTok"/>
+        </w:rPr>
+        <w:t xml:space="preserve">  isl_ne12_df </w:t>
+      </w:r>
+      <w:r>
+        <w:rPr>
+          <w:rStyle w:val="SpecialCharTok"/>
+        </w:rPr>
+        <w:t xml:space="preserve">%&gt;%</w:t>
+      </w:r>
+      <w:r>
+        <w:br/>
+      </w:r>
+      <w:r>
+        <w:rPr>
+          <w:rStyle w:val="NormalTok"/>
+        </w:rPr>
+        <w:t xml:space="preserve">    </w:t>
+      </w:r>
+      <w:r>
+        <w:rPr>
+          <w:rStyle w:val="FunctionTok"/>
+        </w:rPr>
+        <w:t xml:space="preserve">filter</w:t>
+      </w:r>
+      <w:r>
+        <w:rPr>
+          <w:rStyle w:val="NormalTok"/>
+        </w:rPr>
+        <w:t xml:space="preserve">(lake </w:t>
+      </w:r>
+      <w:r>
+        <w:rPr>
+          <w:rStyle w:val="SpecialCharTok"/>
+        </w:rPr>
+        <w:t xml:space="preserve">==</w:t>
+      </w:r>
+      <w:r>
+        <w:rPr>
+          <w:rStyle w:val="NormalTok"/>
+        </w:rPr>
+        <w:t xml:space="preserve"> </w:t>
+      </w:r>
+      <w:r>
+        <w:rPr>
+          <w:rStyle w:val="StringTok"/>
+        </w:rPr>
+        <w:t xml:space="preserve">"Island Lake"</w:t>
+      </w:r>
+      <w:r>
+        <w:rPr>
+          <w:rStyle w:val="NormalTok"/>
+        </w:rPr>
+        <w:t xml:space="preserve">)</w:t>
+      </w:r>
+      <w:r>
+        <w:br/>
+      </w:r>
+      <w:r>
+        <w:rPr>
+          <w:rStyle w:val="NormalTok"/>
+        </w:rPr>
+        <w:t xml:space="preserve">)</w:t>
+      </w:r>
+      <w:r>
+        <w:br/>
+      </w:r>
+      <w:r>
+        <w:br/>
+      </w:r>
+      <w:r>
+        <w:rPr>
+          <w:rStyle w:val="CommentTok"/>
+        </w:rPr>
+        <w:t xml:space="preserve"># The difference the test is about</w:t>
+      </w:r>
+      <w:r>
+        <w:br/>
+      </w:r>
+      <w:r>
+        <w:rPr>
+          <w:rStyle w:val="NormalTok"/>
+        </w:rPr>
+        <w:t xml:space="preserve">perm_df </w:t>
+      </w:r>
+      <w:r>
+        <w:rPr>
+          <w:rStyle w:val="SpecialCharTok"/>
+        </w:rPr>
+        <w:t xml:space="preserve">%&gt;%</w:t>
+      </w:r>
+      <w:r>
+        <w:br/>
+      </w:r>
+      <w:r>
+        <w:rPr>
+          <w:rStyle w:val="NormalTok"/>
+        </w:rPr>
         <w:t xml:space="preserve">  </w:t>
       </w:r>
       <w:r>
         <w:rPr>
           <w:rStyle w:val="FunctionTok"/>
         </w:rPr>
-        <w:t xml:space="preserve">filter</w:t>
-      </w:r>
-      <w:r>
-        <w:rPr>
-          <w:rStyle w:val="NormalTok"/>
-        </w:rPr>
-        <w:t xml:space="preserve">(lake </w:t>
+        <w:t xml:space="preserve">group_by</w:t>
+      </w:r>
+      <w:r>
+        <w:rPr>
+          <w:rStyle w:val="NormalTok"/>
+        </w:rPr>
+        <w:t xml:space="preserve">(lake) </w:t>
       </w:r>
       <w:r>
         <w:rPr>
           <w:rStyle w:val="SpecialCharTok"/>
         </w:rPr>
-        <w:t xml:space="preserve">==</w:t>
+        <w:t xml:space="preserve">%&gt;%</w:t>
+      </w:r>
+      <w:r>
+        <w:br/>
+      </w:r>
+      <w:r>
+        <w:rPr>
+          <w:rStyle w:val="NormalTok"/>
+        </w:rPr>
+        <w:t xml:space="preserve">  </w:t>
+      </w:r>
+      <w:r>
+        <w:rPr>
+          <w:rStyle w:val="FunctionTok"/>
+        </w:rPr>
+        <w:t xml:space="preserve">summarize</w:t>
+      </w:r>
+      <w:r>
+        <w:rPr>
+          <w:rStyle w:val="NormalTok"/>
+        </w:rPr>
+        <w:t xml:space="preserve">(</w:t>
+      </w:r>
+      <w:r>
+        <w:rPr>
+          <w:rStyle w:val="AttributeTok"/>
+        </w:rPr>
+        <w:t xml:space="preserve">n       =</w:t>
       </w:r>
       <w:r>
         <w:rPr>
@@ -6636,63 +6912,304 @@
       </w:r>
       <w:r>
         <w:rPr>
+          <w:rStyle w:val="FunctionTok"/>
+        </w:rPr>
+        <w:t xml:space="preserve">sum</w:t>
+      </w:r>
+      <w:r>
+        <w:rPr>
+          <w:rStyle w:val="NormalTok"/>
+        </w:rPr>
+        <w:t xml:space="preserve">(</w:t>
+      </w:r>
+      <w:r>
+        <w:rPr>
+          <w:rStyle w:val="SpecialCharTok"/>
+        </w:rPr>
+        <w:t xml:space="preserve">!</w:t>
+      </w:r>
+      <w:r>
+        <w:rPr>
+          <w:rStyle w:val="FunctionTok"/>
+        </w:rPr>
+        <w:t xml:space="preserve">is.na</w:t>
+      </w:r>
+      <w:r>
+        <w:rPr>
+          <w:rStyle w:val="NormalTok"/>
+        </w:rPr>
+        <w:t xml:space="preserve">(length_mm)),</w:t>
+      </w:r>
+      <w:r>
+        <w:br/>
+      </w:r>
+      <w:r>
+        <w:rPr>
+          <w:rStyle w:val="NormalTok"/>
+        </w:rPr>
+        <w:t xml:space="preserve">            </w:t>
+      </w:r>
+      <w:r>
+        <w:rPr>
+          <w:rStyle w:val="AttributeTok"/>
+        </w:rPr>
+        <w:t xml:space="preserve">mean_mm =</w:t>
+      </w:r>
+      <w:r>
+        <w:rPr>
+          <w:rStyle w:val="NormalTok"/>
+        </w:rPr>
+        <w:t xml:space="preserve"> </w:t>
+      </w:r>
+      <w:r>
+        <w:rPr>
+          <w:rStyle w:val="FunctionTok"/>
+        </w:rPr>
+        <w:t xml:space="preserve">round</w:t>
+      </w:r>
+      <w:r>
+        <w:rPr>
+          <w:rStyle w:val="NormalTok"/>
+        </w:rPr>
+        <w:t xml:space="preserve">(</w:t>
+      </w:r>
+      <w:r>
+        <w:rPr>
+          <w:rStyle w:val="FunctionTok"/>
+        </w:rPr>
+        <w:t xml:space="preserve">mean</w:t>
+      </w:r>
+      <w:r>
+        <w:rPr>
+          <w:rStyle w:val="NormalTok"/>
+        </w:rPr>
+        <w:t xml:space="preserve">(length_mm, </w:t>
+      </w:r>
+      <w:r>
+        <w:rPr>
+          <w:rStyle w:val="AttributeTok"/>
+        </w:rPr>
+        <w:t xml:space="preserve">na.rm =</w:t>
+      </w:r>
+      <w:r>
+        <w:rPr>
+          <w:rStyle w:val="NormalTok"/>
+        </w:rPr>
+        <w:t xml:space="preserve"> </w:t>
+      </w:r>
+      <w:r>
+        <w:rPr>
+          <w:rStyle w:val="ConstantTok"/>
+        </w:rPr>
+        <w:t xml:space="preserve">TRUE</w:t>
+      </w:r>
+      <w:r>
+        <w:rPr>
+          <w:rStyle w:val="NormalTok"/>
+        </w:rPr>
+        <w:t xml:space="preserve">), </w:t>
+      </w:r>
+      <w:r>
+        <w:rPr>
+          <w:rStyle w:val="DecValTok"/>
+        </w:rPr>
+        <w:t xml:space="preserve">2</w:t>
+      </w:r>
+      <w:r>
+        <w:rPr>
+          <w:rStyle w:val="NormalTok"/>
+        </w:rPr>
+        <w:t xml:space="preserve">))</w:t>
+      </w:r>
+    </w:p>
+    <w:p>
+      <w:pPr>
+        <w:pStyle w:val="SourceCode"/>
+      </w:pPr>
+      <w:r>
+        <w:rPr>
+          <w:rStyle w:val="VerbatimChar"/>
+        </w:rPr>
+        <w:t xml:space="preserve"># A tibble: 2 × 3</w:t>
+      </w:r>
+      <w:r>
+        <w:br/>
+      </w:r>
+      <w:r>
+        <w:rPr>
+          <w:rStyle w:val="VerbatimChar"/>
+        </w:rPr>
+        <w:t xml:space="preserve">  lake            n mean_mm</w:t>
+      </w:r>
+      <w:r>
+        <w:br/>
+      </w:r>
+      <w:r>
+        <w:rPr>
+          <w:rStyle w:val="VerbatimChar"/>
+        </w:rPr>
+        <w:t xml:space="preserve">  &lt;chr&gt;       &lt;int&gt;   &lt;dbl&gt;</w:t>
+      </w:r>
+      <w:r>
+        <w:br/>
+      </w:r>
+      <w:r>
+        <w:rPr>
+          <w:rStyle w:val="VerbatimChar"/>
+        </w:rPr>
+        <w:t xml:space="preserve">1 Island Lake    10    698.</w:t>
+      </w:r>
+      <w:r>
+        <w:br/>
+      </w:r>
+      <w:r>
+        <w:rPr>
+          <w:rStyle w:val="VerbatimChar"/>
+        </w:rPr>
+        <w:t xml:space="preserve">2 NE 12          25    365.</w:t>
+      </w:r>
+    </w:p>
+    <w:p>
+      <w:pPr>
+        <w:pStyle w:val="SourceCode"/>
+      </w:pPr>
+      <w:r>
+        <w:rPr>
+          <w:rStyle w:val="FunctionTok"/>
+        </w:rPr>
+        <w:t xml:space="preserve">permTS</w:t>
+      </w:r>
+      <w:r>
+        <w:rPr>
+          <w:rStyle w:val="NormalTok"/>
+        </w:rPr>
+        <w:t xml:space="preserve">(length_mm </w:t>
+      </w:r>
+      <w:r>
+        <w:rPr>
+          <w:rStyle w:val="SpecialCharTok"/>
+        </w:rPr>
+        <w:t xml:space="preserve">~</w:t>
+      </w:r>
+      <w:r>
+        <w:rPr>
+          <w:rStyle w:val="NormalTok"/>
+        </w:rPr>
+        <w:t xml:space="preserve"> lake,</w:t>
+      </w:r>
+      <w:r>
+        <w:br/>
+      </w:r>
+      <w:r>
+        <w:rPr>
+          <w:rStyle w:val="NormalTok"/>
+        </w:rPr>
+        <w:t xml:space="preserve">       </w:t>
+      </w:r>
+      <w:r>
+        <w:rPr>
+          <w:rStyle w:val="AttributeTok"/>
+        </w:rPr>
+        <w:t xml:space="preserve">data =</w:t>
+      </w:r>
+      <w:r>
+        <w:rPr>
+          <w:rStyle w:val="NormalTok"/>
+        </w:rPr>
+        <w:t xml:space="preserve"> perm_df,</w:t>
+      </w:r>
+      <w:r>
+        <w:br/>
+      </w:r>
+      <w:r>
+        <w:rPr>
+          <w:rStyle w:val="NormalTok"/>
+        </w:rPr>
+        <w:t xml:space="preserve">       </w:t>
+      </w:r>
+      <w:r>
+        <w:rPr>
+          <w:rStyle w:val="AttributeTok"/>
+        </w:rPr>
+        <w:t xml:space="preserve">alternative =</w:t>
+      </w:r>
+      <w:r>
+        <w:rPr>
+          <w:rStyle w:val="NormalTok"/>
+        </w:rPr>
+        <w:t xml:space="preserve"> </w:t>
+      </w:r>
+      <w:r>
+        <w:rPr>
           <w:rStyle w:val="StringTok"/>
         </w:rPr>
-        <w:t xml:space="preserve">"NE 12"</w:t>
-      </w:r>
-      <w:r>
-        <w:rPr>
-          <w:rStyle w:val="NormalTok"/>
-        </w:rPr>
-        <w:t xml:space="preserve">) </w:t>
-      </w:r>
-      <w:r>
-        <w:rPr>
-          <w:rStyle w:val="SpecialCharTok"/>
-        </w:rPr>
-        <w:t xml:space="preserve">%&gt;%</w:t>
-      </w:r>
-      <w:r>
-        <w:br/>
-      </w:r>
-      <w:r>
-        <w:rPr>
-          <w:rStyle w:val="NormalTok"/>
-        </w:rPr>
-        <w:t xml:space="preserve">  </w:t>
+        <w:t xml:space="preserve">"two.sided"</w:t>
+      </w:r>
+      <w:r>
+        <w:rPr>
+          <w:rStyle w:val="NormalTok"/>
+        </w:rPr>
+        <w:t xml:space="preserve">,</w:t>
+      </w:r>
+      <w:r>
+        <w:br/>
+      </w:r>
+      <w:r>
+        <w:rPr>
+          <w:rStyle w:val="NormalTok"/>
+        </w:rPr>
+        <w:t xml:space="preserve">       </w:t>
+      </w:r>
+      <w:r>
+        <w:rPr>
+          <w:rStyle w:val="AttributeTok"/>
+        </w:rPr>
+        <w:t xml:space="preserve">method =</w:t>
+      </w:r>
+      <w:r>
+        <w:rPr>
+          <w:rStyle w:val="NormalTok"/>
+        </w:rPr>
+        <w:t xml:space="preserve"> </w:t>
+      </w:r>
+      <w:r>
+        <w:rPr>
+          <w:rStyle w:val="StringTok"/>
+        </w:rPr>
+        <w:t xml:space="preserve">"exact.mc"</w:t>
+      </w:r>
+      <w:r>
+        <w:rPr>
+          <w:rStyle w:val="NormalTok"/>
+        </w:rPr>
+        <w:t xml:space="preserve">,</w:t>
+      </w:r>
+      <w:r>
+        <w:br/>
+      </w:r>
+      <w:r>
+        <w:rPr>
+          <w:rStyle w:val="NormalTok"/>
+        </w:rPr>
+        <w:t xml:space="preserve">       </w:t>
+      </w:r>
+      <w:r>
+        <w:rPr>
+          <w:rStyle w:val="AttributeTok"/>
+        </w:rPr>
+        <w:t xml:space="preserve">control =</w:t>
+      </w:r>
+      <w:r>
+        <w:rPr>
+          <w:rStyle w:val="NormalTok"/>
+        </w:rPr>
+        <w:t xml:space="preserve"> </w:t>
       </w:r>
       <w:r>
         <w:rPr>
           <w:rStyle w:val="FunctionTok"/>
         </w:rPr>
-        <w:t xml:space="preserve">pull</w:t>
-      </w:r>
-      <w:r>
-        <w:rPr>
-          <w:rStyle w:val="NormalTok"/>
-        </w:rPr>
-        <w:t xml:space="preserve">(length_mm)</w:t>
-      </w:r>
-      <w:r>
-        <w:br/>
-      </w:r>
-      <w:r>
-        <w:br/>
-      </w:r>
-      <w:r>
-        <w:rPr>
-          <w:rStyle w:val="CommentTok"/>
-        </w:rPr>
-        <w:t xml:space="preserve"># Randomly sample exactly 25 observations from NE 12</w:t>
-      </w:r>
-      <w:r>
-        <w:br/>
-      </w:r>
-      <w:r>
-        <w:rPr>
-          <w:rStyle w:val="FunctionTok"/>
-        </w:rPr>
-        <w:t xml:space="preserve">set.seed</w:t>
+        <w:t xml:space="preserve">permControl</w:t>
       </w:r>
       <w:r>
         <w:rPr>
@@ -6702,306 +7219,27 @@
       </w:r>
       <w:r>
         <w:rPr>
+          <w:rStyle w:val="AttributeTok"/>
+        </w:rPr>
+        <w:t xml:space="preserve">nmc =</w:t>
+      </w:r>
+      <w:r>
+        <w:rPr>
+          <w:rStyle w:val="NormalTok"/>
+        </w:rPr>
+        <w:t xml:space="preserve"> </w:t>
+      </w:r>
+      <w:r>
+        <w:rPr>
           <w:rStyle w:val="DecValTok"/>
         </w:rPr>
-        <w:t xml:space="preserve">123</w:t>
-      </w:r>
-      <w:r>
-        <w:rPr>
-          <w:rStyle w:val="NormalTok"/>
-        </w:rPr>
-        <w:t xml:space="preserve">)</w:t>
-      </w:r>
-      <w:r>
-        <w:br/>
-      </w:r>
-      <w:r>
-        <w:rPr>
-          <w:rStyle w:val="NormalTok"/>
-        </w:rPr>
-        <w:t xml:space="preserve">ne12_perm_data </w:t>
-      </w:r>
-      <w:r>
-        <w:rPr>
-          <w:rStyle w:val="OtherTok"/>
-        </w:rPr>
-        <w:t xml:space="preserve">&lt;-</w:t>
-      </w:r>
-      <w:r>
-        <w:rPr>
-          <w:rStyle w:val="NormalTok"/>
-        </w:rPr>
-        <w:t xml:space="preserve"> </w:t>
-      </w:r>
-      <w:r>
-        <w:rPr>
-          <w:rStyle w:val="FunctionTok"/>
-        </w:rPr>
-        <w:t xml:space="preserve">sample</w:t>
-      </w:r>
-      <w:r>
-        <w:rPr>
-          <w:rStyle w:val="NormalTok"/>
-        </w:rPr>
-        <w:t xml:space="preserve">(ne12_perm_data, </w:t>
-      </w:r>
-      <w:r>
-        <w:rPr>
-          <w:rStyle w:val="AttributeTok"/>
-        </w:rPr>
-        <w:t xml:space="preserve">size =</w:t>
-      </w:r>
-      <w:r>
-        <w:rPr>
-          <w:rStyle w:val="NormalTok"/>
-        </w:rPr>
-        <w:t xml:space="preserve"> </w:t>
-      </w:r>
-      <w:r>
-        <w:rPr>
-          <w:rStyle w:val="DecValTok"/>
-        </w:rPr>
-        <w:t xml:space="preserve">25</w:t>
-      </w:r>
-      <w:r>
-        <w:rPr>
-          <w:rStyle w:val="NormalTok"/>
-        </w:rPr>
-        <w:t xml:space="preserve">, </w:t>
-      </w:r>
-      <w:r>
-        <w:rPr>
-          <w:rStyle w:val="AttributeTok"/>
-        </w:rPr>
-        <w:t xml:space="preserve">replace =</w:t>
-      </w:r>
-      <w:r>
-        <w:rPr>
-          <w:rStyle w:val="NormalTok"/>
-        </w:rPr>
-        <w:t xml:space="preserve"> </w:t>
-      </w:r>
-      <w:r>
-        <w:rPr>
-          <w:rStyle w:val="ConstantTok"/>
-        </w:rPr>
-        <w:t xml:space="preserve">FALSE</w:t>
-      </w:r>
-      <w:r>
-        <w:rPr>
-          <w:rStyle w:val="NormalTok"/>
-        </w:rPr>
-        <w:t xml:space="preserve">)</w:t>
-      </w:r>
-      <w:r>
-        <w:br/>
-      </w:r>
-      <w:r>
-        <w:br/>
-      </w:r>
-      <w:r>
-        <w:rPr>
-          <w:rStyle w:val="NormalTok"/>
-        </w:rPr>
-        <w:t xml:space="preserve">island_perm_data </w:t>
-      </w:r>
-      <w:r>
-        <w:rPr>
-          <w:rStyle w:val="OtherTok"/>
-        </w:rPr>
-        <w:t xml:space="preserve">&lt;-</w:t>
-      </w:r>
-      <w:r>
-        <w:rPr>
-          <w:rStyle w:val="NormalTok"/>
-        </w:rPr>
-        <w:t xml:space="preserve"> isl_ne12_df </w:t>
-      </w:r>
-      <w:r>
-        <w:rPr>
-          <w:rStyle w:val="SpecialCharTok"/>
-        </w:rPr>
-        <w:t xml:space="preserve">%&gt;%</w:t>
-      </w:r>
-      <w:r>
-        <w:br/>
-      </w:r>
-      <w:r>
-        <w:rPr>
-          <w:rStyle w:val="NormalTok"/>
-        </w:rPr>
-        <w:t xml:space="preserve">  </w:t>
-      </w:r>
-      <w:r>
-        <w:rPr>
-          <w:rStyle w:val="FunctionTok"/>
-        </w:rPr>
-        <w:t xml:space="preserve">filter</w:t>
-      </w:r>
-      <w:r>
-        <w:rPr>
-          <w:rStyle w:val="NormalTok"/>
-        </w:rPr>
-        <w:t xml:space="preserve">(lake </w:t>
-      </w:r>
-      <w:r>
-        <w:rPr>
-          <w:rStyle w:val="SpecialCharTok"/>
-        </w:rPr>
-        <w:t xml:space="preserve">==</w:t>
-      </w:r>
-      <w:r>
-        <w:rPr>
-          <w:rStyle w:val="NormalTok"/>
-        </w:rPr>
-        <w:t xml:space="preserve"> </w:t>
-      </w:r>
-      <w:r>
-        <w:rPr>
-          <w:rStyle w:val="StringTok"/>
-        </w:rPr>
-        <w:t xml:space="preserve">"Island Lake"</w:t>
-      </w:r>
-      <w:r>
-        <w:rPr>
-          <w:rStyle w:val="NormalTok"/>
-        </w:rPr>
-        <w:t xml:space="preserve">) </w:t>
-      </w:r>
-      <w:r>
-        <w:rPr>
-          <w:rStyle w:val="SpecialCharTok"/>
-        </w:rPr>
-        <w:t xml:space="preserve">%&gt;%</w:t>
-      </w:r>
-      <w:r>
-        <w:br/>
-      </w:r>
-      <w:r>
-        <w:rPr>
-          <w:rStyle w:val="NormalTok"/>
-        </w:rPr>
-        <w:t xml:space="preserve">  </w:t>
-      </w:r>
-      <w:r>
-        <w:rPr>
-          <w:rStyle w:val="FunctionTok"/>
-        </w:rPr>
-        <w:t xml:space="preserve">pull</w:t>
-      </w:r>
-      <w:r>
-        <w:rPr>
-          <w:rStyle w:val="NormalTok"/>
-        </w:rPr>
-        <w:t xml:space="preserve">(length_mm)</w:t>
-      </w:r>
-      <w:r>
-        <w:br/>
-      </w:r>
-      <w:r>
-        <w:br/>
-      </w:r>
-      <w:r>
-        <w:rPr>
-          <w:rStyle w:val="NormalTok"/>
-        </w:rPr>
-        <w:t xml:space="preserve">observed_diff </w:t>
-      </w:r>
-      <w:r>
-        <w:rPr>
-          <w:rStyle w:val="OtherTok"/>
-        </w:rPr>
-        <w:t xml:space="preserve">&lt;-</w:t>
-      </w:r>
-      <w:r>
-        <w:rPr>
-          <w:rStyle w:val="NormalTok"/>
-        </w:rPr>
-        <w:t xml:space="preserve"> </w:t>
-      </w:r>
-      <w:r>
-        <w:rPr>
-          <w:rStyle w:val="FunctionTok"/>
-        </w:rPr>
-        <w:t xml:space="preserve">mean</w:t>
-      </w:r>
-      <w:r>
-        <w:rPr>
-          <w:rStyle w:val="NormalTok"/>
-        </w:rPr>
-        <w:t xml:space="preserve">(ne12_perm_data, </w:t>
-      </w:r>
-      <w:r>
-        <w:rPr>
-          <w:rStyle w:val="AttributeTok"/>
-        </w:rPr>
-        <w:t xml:space="preserve">na.rm =</w:t>
-      </w:r>
-      <w:r>
-        <w:rPr>
-          <w:rStyle w:val="NormalTok"/>
-        </w:rPr>
-        <w:t xml:space="preserve"> </w:t>
-      </w:r>
-      <w:r>
-        <w:rPr>
-          <w:rStyle w:val="ConstantTok"/>
-        </w:rPr>
-        <w:t xml:space="preserve">TRUE</w:t>
-      </w:r>
-      <w:r>
-        <w:rPr>
-          <w:rStyle w:val="NormalTok"/>
-        </w:rPr>
-        <w:t xml:space="preserve">) </w:t>
-      </w:r>
-      <w:r>
-        <w:rPr>
-          <w:rStyle w:val="SpecialCharTok"/>
-        </w:rPr>
-        <w:t xml:space="preserve">-</w:t>
-      </w:r>
-      <w:r>
-        <w:rPr>
-          <w:rStyle w:val="NormalTok"/>
-        </w:rPr>
-        <w:t xml:space="preserve"> </w:t>
-      </w:r>
-      <w:r>
-        <w:rPr>
-          <w:rStyle w:val="FunctionTok"/>
-        </w:rPr>
-        <w:t xml:space="preserve">mean</w:t>
-      </w:r>
-      <w:r>
-        <w:rPr>
-          <w:rStyle w:val="NormalTok"/>
-        </w:rPr>
-        <w:t xml:space="preserve">(island_perm_data, </w:t>
-      </w:r>
-      <w:r>
-        <w:rPr>
-          <w:rStyle w:val="AttributeTok"/>
-        </w:rPr>
-        <w:t xml:space="preserve">na.rm =</w:t>
-      </w:r>
-      <w:r>
-        <w:rPr>
-          <w:rStyle w:val="NormalTok"/>
-        </w:rPr>
-        <w:t xml:space="preserve"> </w:t>
-      </w:r>
-      <w:r>
-        <w:rPr>
-          <w:rStyle w:val="ConstantTok"/>
-        </w:rPr>
-        <w:t xml:space="preserve">TRUE</w:t>
-      </w:r>
-      <w:r>
-        <w:rPr>
-          <w:rStyle w:val="NormalTok"/>
-        </w:rPr>
-        <w:t xml:space="preserve">)</w:t>
+        <w:t xml:space="preserve">10000</w:t>
+      </w:r>
+      <w:r>
+        <w:rPr>
+          <w:rStyle w:val="NormalTok"/>
+        </w:rPr>
+        <w:t xml:space="preserve">))</w:t>
       </w:r>
     </w:p>
     <w:p>
@@ -7009,146 +7247,6 @@
         <w:pStyle w:val="SourceCode"/>
       </w:pPr>
       <w:r>
-        <w:rPr>
-          <w:rStyle w:val="FunctionTok"/>
-        </w:rPr>
-        <w:t xml:space="preserve">permTS</w:t>
-      </w:r>
-      <w:r>
-        <w:rPr>
-          <w:rStyle w:val="NormalTok"/>
-        </w:rPr>
-        <w:t xml:space="preserve">(ne12_perm_data, island_perm_data,</w:t>
-      </w:r>
-      <w:r>
-        <w:br/>
-      </w:r>
-      <w:r>
-        <w:rPr>
-          <w:rStyle w:val="NormalTok"/>
-        </w:rPr>
-        <w:t xml:space="preserve">       </w:t>
-      </w:r>
-      <w:r>
-        <w:rPr>
-          <w:rStyle w:val="AttributeTok"/>
-        </w:rPr>
-        <w:t xml:space="preserve">alternative =</w:t>
-      </w:r>
-      <w:r>
-        <w:rPr>
-          <w:rStyle w:val="NormalTok"/>
-        </w:rPr>
-        <w:t xml:space="preserve"> </w:t>
-      </w:r>
-      <w:r>
-        <w:rPr>
-          <w:rStyle w:val="StringTok"/>
-        </w:rPr>
-        <w:t xml:space="preserve">"two.sided"</w:t>
-      </w:r>
-      <w:r>
-        <w:rPr>
-          <w:rStyle w:val="NormalTok"/>
-        </w:rPr>
-        <w:t xml:space="preserve">,</w:t>
-      </w:r>
-      <w:r>
-        <w:br/>
-      </w:r>
-      <w:r>
-        <w:rPr>
-          <w:rStyle w:val="NormalTok"/>
-        </w:rPr>
-        <w:t xml:space="preserve">       </w:t>
-      </w:r>
-      <w:r>
-        <w:rPr>
-          <w:rStyle w:val="AttributeTok"/>
-        </w:rPr>
-        <w:t xml:space="preserve">method =</w:t>
-      </w:r>
-      <w:r>
-        <w:rPr>
-          <w:rStyle w:val="NormalTok"/>
-        </w:rPr>
-        <w:t xml:space="preserve"> </w:t>
-      </w:r>
-      <w:r>
-        <w:rPr>
-          <w:rStyle w:val="StringTok"/>
-        </w:rPr>
-        <w:t xml:space="preserve">"exact.mc"</w:t>
-      </w:r>
-      <w:r>
-        <w:rPr>
-          <w:rStyle w:val="NormalTok"/>
-        </w:rPr>
-        <w:t xml:space="preserve">,</w:t>
-      </w:r>
-      <w:r>
-        <w:br/>
-      </w:r>
-      <w:r>
-        <w:rPr>
-          <w:rStyle w:val="NormalTok"/>
-        </w:rPr>
-        <w:t xml:space="preserve">       </w:t>
-      </w:r>
-      <w:r>
-        <w:rPr>
-          <w:rStyle w:val="AttributeTok"/>
-        </w:rPr>
-        <w:t xml:space="preserve">control =</w:t>
-      </w:r>
-      <w:r>
-        <w:rPr>
-          <w:rStyle w:val="NormalTok"/>
-        </w:rPr>
-        <w:t xml:space="preserve"> </w:t>
-      </w:r>
-      <w:r>
-        <w:rPr>
-          <w:rStyle w:val="FunctionTok"/>
-        </w:rPr>
-        <w:t xml:space="preserve">permControl</w:t>
-      </w:r>
-      <w:r>
-        <w:rPr>
-          <w:rStyle w:val="NormalTok"/>
-        </w:rPr>
-        <w:t xml:space="preserve">(</w:t>
-      </w:r>
-      <w:r>
-        <w:rPr>
-          <w:rStyle w:val="AttributeTok"/>
-        </w:rPr>
-        <w:t xml:space="preserve">nmc =</w:t>
-      </w:r>
-      <w:r>
-        <w:rPr>
-          <w:rStyle w:val="NormalTok"/>
-        </w:rPr>
-        <w:t xml:space="preserve"> </w:t>
-      </w:r>
-      <w:r>
-        <w:rPr>
-          <w:rStyle w:val="DecValTok"/>
-        </w:rPr>
-        <w:t xml:space="preserve">10000</w:t>
-      </w:r>
-      <w:r>
-        <w:rPr>
-          <w:rStyle w:val="NormalTok"/>
-        </w:rPr>
-        <w:t xml:space="preserve">))</w:t>
-      </w:r>
-    </w:p>
-    <w:p>
-      <w:pPr>
-        <w:pStyle w:val="SourceCode"/>
-      </w:pPr>
-      <w:r>
         <w:br/>
       </w:r>
       <w:r>
@@ -7167,7 +7265,7 @@
         <w:rPr>
           <w:rStyle w:val="VerbatimChar"/>
         </w:rPr>
-        <w:t xml:space="preserve">data:  GROUP 1 and GROUP 2</w:t>
+        <w:t xml:space="preserve">data:  length_mm by lake</w:t>
       </w:r>
       <w:r>
         <w:br/>
@@ -7185,7 +7283,7 @@
         <w:rPr>
           <w:rStyle w:val="VerbatimChar"/>
         </w:rPr>
-        <w:t xml:space="preserve">alternative hypothesis: true mean GROUP 1 - mean GROUP 2 is not equal to 0</w:t>
+        <w:t xml:space="preserve">alternative hypothesis: true mean lake=Island Lake - mean lake=NE 12 is not equal to 0</w:t>
       </w:r>
       <w:r>
         <w:br/>
@@ -7203,7 +7301,7 @@
         <w:rPr>
           <w:rStyle w:val="VerbatimChar"/>
         </w:rPr>
-        <w:t xml:space="preserve">mean GROUP 1 - mean GROUP 2 </w:t>
+        <w:t xml:space="preserve">mean lake=Island Lake - mean lake=NE 12 </w:t>
       </w:r>
       <w:r>
         <w:br/>
@@ -7212,7 +7310,7 @@
         <w:rPr>
           <w:rStyle w:val="VerbatimChar"/>
         </w:rPr>
-        <w:t xml:space="preserve">                    -333.08 </w:t>
+        <w:t xml:space="preserve">                                 333.08 </w:t>
       </w:r>
       <w:r>
         <w:br/>

--- a/docs/content/nonparametric_t_tests/nonparametric_t_tests_lecture.docx
+++ b/docs/content/nonparametric_t_tests/nonparametric_t_tests_lecture.docx
@@ -428,7 +428,38 @@
         <w:pStyle w:val="FirstParagraph"/>
       </w:pPr>
       <w:r>
-        <w:t xml:space="preserve">Let’s work with the lake trout data, as the weights are pretty cool and the assumptions may or may not hold. This easily translates to any of the other data frames you might want to use.</w:t>
+        <w:t xml:space="preserve">Let’s work with the lake trout data.</w:t>
+      </w:r>
+      <w:r>
+        <w:t xml:space="preserve"> </w:t>
+      </w:r>
+      <w:r>
+        <w:rPr>
+          <w:b/>
+          <w:bCs/>
+        </w:rPr>
+        <w:t xml:space="preserve">Everything today uses</w:t>
+      </w:r>
+      <w:r>
+        <w:rPr>
+          <w:b/>
+          <w:bCs/>
+        </w:rPr>
+        <w:t xml:space="preserve"> </w:t>
+      </w:r>
+      <w:r>
+        <w:rPr>
+          <w:rStyle w:val="VerbatimChar"/>
+          <w:b/>
+          <w:bCs/>
+        </w:rPr>
+        <w:t xml:space="preserve">mass_g</w:t>
+      </w:r>
+      <w:r>
+        <w:t xml:space="preserve"> </w:t>
+      </w:r>
+      <w:r>
+        <w:t xml:space="preserve">— the weights are the interesting variable, and their assumptions are badly broken, which is exactly what we want. This translates to any other data frame you might use.</w:t>
       </w:r>
     </w:p>
     <w:p>
@@ -497,7 +528,7 @@
       </w:r>
     </w:p>
     <w:bookmarkEnd w:id="20"/>
-    <w:bookmarkStart w:id="24" w:name="setting-up-our-analysis"/>
+    <w:bookmarkStart w:id="29" w:name="setting-up-our-analysis"/>
     <w:p>
       <w:pPr>
         <w:pStyle w:val="Heading2"/>
@@ -512,9 +543,51 @@
       </w:pPr>
       <w:r>
         <w:rPr>
+          <w:rStyle w:val="FunctionTok"/>
+        </w:rPr>
+        <w:t xml:space="preserve">library</w:t>
+      </w:r>
+      <w:r>
+        <w:rPr>
+          <w:rStyle w:val="NormalTok"/>
+        </w:rPr>
+        <w:t xml:space="preserve">(tidyverse)</w:t>
+      </w:r>
+      <w:r>
+        <w:br/>
+      </w:r>
+      <w:r>
+        <w:rPr>
+          <w:rStyle w:val="FunctionTok"/>
+        </w:rPr>
+        <w:t xml:space="preserve">library</w:t>
+      </w:r>
+      <w:r>
+        <w:rPr>
+          <w:rStyle w:val="NormalTok"/>
+        </w:rPr>
+        <w:t xml:space="preserve">(janitor)</w:t>
+      </w:r>
+      <w:r>
+        <w:br/>
+      </w:r>
+      <w:r>
+        <w:rPr>
+          <w:rStyle w:val="FunctionTok"/>
+        </w:rPr>
+        <w:t xml:space="preserve">library</w:t>
+      </w:r>
+      <w:r>
+        <w:rPr>
+          <w:rStyle w:val="NormalTok"/>
+        </w:rPr>
+        <w:t xml:space="preserve">(car)          </w:t>
+      </w:r>
+      <w:r>
+        <w:rPr>
           <w:rStyle w:val="CommentTok"/>
         </w:rPr>
-        <w:t xml:space="preserve"># Load libraries</w:t>
+        <w:t xml:space="preserve"># leveneTest()</w:t>
       </w:r>
       <w:r>
         <w:br/>
@@ -529,13 +602,31 @@
         <w:rPr>
           <w:rStyle w:val="NormalTok"/>
         </w:rPr>
-        <w:t xml:space="preserve">(car)          </w:t>
+        <w:t xml:space="preserve">(patchwork)</w:t>
+      </w:r>
+      <w:r>
+        <w:br/>
+      </w:r>
+      <w:r>
+        <w:rPr>
+          <w:rStyle w:val="FunctionTok"/>
+        </w:rPr>
+        <w:t xml:space="preserve">library</w:t>
+      </w:r>
+      <w:r>
+        <w:rPr>
+          <w:rStyle w:val="NormalTok"/>
+        </w:rPr>
+        <w:t xml:space="preserve">(perm)         </w:t>
       </w:r>
       <w:r>
         <w:rPr>
           <w:rStyle w:val="CommentTok"/>
         </w:rPr>
-        <w:t xml:space="preserve"># For diagnostic tests</w:t>
+        <w:t xml:space="preserve"># permutation tests</w:t>
+      </w:r>
+      <w:r>
+        <w:br/>
       </w:r>
       <w:r>
         <w:br/>
@@ -544,34 +635,73 @@
         <w:rPr>
           <w:rStyle w:val="FunctionTok"/>
         </w:rPr>
-        <w:t xml:space="preserve">library</w:t>
-      </w:r>
-      <w:r>
-        <w:rPr>
-          <w:rStyle w:val="NormalTok"/>
-        </w:rPr>
-        <w:t xml:space="preserve">(patchwork)</w:t>
-      </w:r>
-      <w:r>
-        <w:br/>
+        <w:t xml:space="preserve">source</w:t>
+      </w:r>
+      <w:r>
+        <w:rPr>
+          <w:rStyle w:val="NormalTok"/>
+        </w:rPr>
+        <w:t xml:space="preserve">(</w:t>
+      </w:r>
+      <w:r>
+        <w:rPr>
+          <w:rStyle w:val="StringTok"/>
+        </w:rPr>
+        <w:t xml:space="preserve">"themes_functions/r_themes_and_functions.R"</w:t>
+      </w:r>
+      <w:r>
+        <w:rPr>
+          <w:rStyle w:val="NormalTok"/>
+        </w:rPr>
+        <w:t xml:space="preserve">)</w:t>
+      </w:r>
+      <w:r>
+        <w:br/>
+      </w:r>
+      <w:r>
+        <w:br/>
+      </w:r>
+      <w:r>
+        <w:rPr>
+          <w:rStyle w:val="NormalTok"/>
+        </w:rPr>
+        <w:t xml:space="preserve">lt_df </w:t>
+      </w:r>
+      <w:r>
+        <w:rPr>
+          <w:rStyle w:val="OtherTok"/>
+        </w:rPr>
+        <w:t xml:space="preserve">&lt;-</w:t>
+      </w:r>
+      <w:r>
+        <w:rPr>
+          <w:rStyle w:val="NormalTok"/>
+        </w:rPr>
+        <w:t xml:space="preserve"> </w:t>
       </w:r>
       <w:r>
         <w:rPr>
           <w:rStyle w:val="FunctionTok"/>
         </w:rPr>
-        <w:t xml:space="preserve">library</w:t>
-      </w:r>
-      <w:r>
-        <w:rPr>
-          <w:rStyle w:val="NormalTok"/>
-        </w:rPr>
-        <w:t xml:space="preserve">(tidyverse)    </w:t>
-      </w:r>
-      <w:r>
-        <w:rPr>
-          <w:rStyle w:val="CommentTok"/>
-        </w:rPr>
-        <w:t xml:space="preserve"># For data manipulation and visualization</w:t>
+        <w:t xml:space="preserve">read_csv</w:t>
+      </w:r>
+      <w:r>
+        <w:rPr>
+          <w:rStyle w:val="NormalTok"/>
+        </w:rPr>
+        <w:t xml:space="preserve">(</w:t>
+      </w:r>
+      <w:r>
+        <w:rPr>
+          <w:rStyle w:val="StringTok"/>
+        </w:rPr>
+        <w:t xml:space="preserve">"data/lake_trout.csv"</w:t>
+      </w:r>
+      <w:r>
+        <w:rPr>
+          <w:rStyle w:val="NormalTok"/>
+        </w:rPr>
+        <w:t xml:space="preserve">)</w:t>
       </w:r>
     </w:p>
     <w:p>
@@ -586,9 +716,9 @@
       </w:r>
       <w:r>
         <w:rPr>
-          <w:rStyle w:val="OtherTok"/>
-        </w:rPr>
-        <w:t xml:space="preserve">&lt;-</w:t>
+          <w:rStyle w:val="SpecialCharTok"/>
+        </w:rPr>
+        <w:t xml:space="preserve">%&gt;%</w:t>
       </w:r>
       <w:r>
         <w:rPr>
@@ -600,7 +730,31 @@
         <w:rPr>
           <w:rStyle w:val="FunctionTok"/>
         </w:rPr>
-        <w:t xml:space="preserve">read_csv</w:t>
+        <w:t xml:space="preserve">group_by</w:t>
+      </w:r>
+      <w:r>
+        <w:rPr>
+          <w:rStyle w:val="NormalTok"/>
+        </w:rPr>
+        <w:t xml:space="preserve">(lake) </w:t>
+      </w:r>
+      <w:r>
+        <w:rPr>
+          <w:rStyle w:val="SpecialCharTok"/>
+        </w:rPr>
+        <w:t xml:space="preserve">%&gt;%</w:t>
+      </w:r>
+      <w:r>
+        <w:rPr>
+          <w:rStyle w:val="NormalTok"/>
+        </w:rPr>
+        <w:t xml:space="preserve"> </w:t>
+      </w:r>
+      <w:r>
+        <w:rPr>
+          <w:rStyle w:val="FunctionTok"/>
+        </w:rPr>
+        <w:t xml:space="preserve">reframe</w:t>
       </w:r>
       <w:r>
         <w:rPr>
@@ -610,30 +764,15 @@
       </w:r>
       <w:r>
         <w:rPr>
-          <w:rStyle w:val="StringTok"/>
-        </w:rPr>
-        <w:t xml:space="preserve">"data/lake_trout.csv"</w:t>
-      </w:r>
-      <w:r>
-        <w:rPr>
-          <w:rStyle w:val="NormalTok"/>
-        </w:rPr>
-        <w:t xml:space="preserve">)</w:t>
-      </w:r>
-      <w:r>
-        <w:br/>
-      </w:r>
-      <w:r>
-        <w:rPr>
           <w:rStyle w:val="FunctionTok"/>
         </w:rPr>
-        <w:t xml:space="preserve">head</w:t>
-      </w:r>
-      <w:r>
-        <w:rPr>
-          <w:rStyle w:val="NormalTok"/>
-        </w:rPr>
-        <w:t xml:space="preserve">(lt_df)</w:t>
+        <w:t xml:space="preserve">summary_stats</w:t>
+      </w:r>
+      <w:r>
+        <w:rPr>
+          <w:rStyle w:val="NormalTok"/>
+        </w:rPr>
+        <w:t xml:space="preserve">(mass_g))</w:t>
       </w:r>
     </w:p>
     <w:p>
@@ -644,7 +783,7 @@
         <w:rPr>
           <w:rStyle w:val="VerbatimChar"/>
         </w:rPr>
-        <w:t xml:space="preserve"># A tibble: 6 × 5</w:t>
+        <w:t xml:space="preserve"># A tibble: 6 × 7</w:t>
       </w:r>
       <w:r>
         <w:br/>
@@ -653,7 +792,7 @@
         <w:rPr>
           <w:rStyle w:val="VerbatimChar"/>
         </w:rPr>
-        <w:t xml:space="preserve">  sampling_site species    length_mm mass_g lake </w:t>
+        <w:t xml:space="preserve">  lake            n  mean    sd    se ci_lower ci_upper</w:t>
       </w:r>
       <w:r>
         <w:br/>
@@ -662,7 +801,7 @@
         <w:rPr>
           <w:rStyle w:val="VerbatimChar"/>
         </w:rPr>
-        <w:t xml:space="preserve">  &lt;chr&gt;         &lt;chr&gt;          &lt;dbl&gt;  &lt;dbl&gt; &lt;chr&gt;</w:t>
+        <w:t xml:space="preserve">  &lt;chr&gt;       &lt;int&gt; &lt;dbl&gt; &lt;dbl&gt; &lt;dbl&gt;    &lt;dbl&gt;    &lt;dbl&gt;</w:t>
       </w:r>
       <w:r>
         <w:br/>
@@ -671,7 +810,7 @@
         <w:rPr>
           <w:rStyle w:val="VerbatimChar"/>
         </w:rPr>
-        <w:t xml:space="preserve">1 I8            lake trout       515   1400 I8   </w:t>
+        <w:t xml:space="preserve">1 I8             91  857.  727.  76.2     705.    1008.</w:t>
       </w:r>
       <w:r>
         <w:br/>
@@ -680,7 +819,7 @@
         <w:rPr>
           <w:rStyle w:val="VerbatimChar"/>
         </w:rPr>
-        <w:t xml:space="preserve">2 I8            lake trout       468   1100 I8   </w:t>
+        <w:t xml:space="preserve">2 Island Lake    10 3165  1617. 511.     2008.    4322.</w:t>
       </w:r>
       <w:r>
         <w:br/>
@@ -689,7 +828,7 @@
         <w:rPr>
           <w:rStyle w:val="VerbatimChar"/>
         </w:rPr>
-        <w:t xml:space="preserve">3 I8            lake trout       527   1550 I8   </w:t>
+        <w:t xml:space="preserve">3 N 01          674  659.  395.  15.2     629.     689.</w:t>
       </w:r>
       <w:r>
         <w:br/>
@@ -698,7 +837,7 @@
         <w:rPr>
           <w:rStyle w:val="VerbatimChar"/>
         </w:rPr>
-        <w:t xml:space="preserve">4 I8            lake trout       525   1350 I8   </w:t>
+        <w:t xml:space="preserve">4 NE 12         322  534.  520.  29.0     477.     591.</w:t>
       </w:r>
       <w:r>
         <w:br/>
@@ -707,7 +846,7 @@
         <w:rPr>
           <w:rStyle w:val="VerbatimChar"/>
         </w:rPr>
-        <w:t xml:space="preserve">5 I8            lake trout       517   1300 I8   </w:t>
+        <w:t xml:space="preserve">5 NE 14         139  848.  508.  43.1     763.     933.</w:t>
       </w:r>
       <w:r>
         <w:br/>
@@ -716,633 +855,43 @@
         <w:rPr>
           <w:rStyle w:val="VerbatimChar"/>
         </w:rPr>
-        <w:t xml:space="preserve">6 I8            lake trout       607   2100 I8   </w:t>
-      </w:r>
-    </w:p>
-    <w:tbl>
-      <w:tblPr>
-        <w:tblStyle w:val="Table"/>
-        <w:tblLook w:firstRow="0" w:lastRow="0" w:firstColumn="0" w:lastColumn="0" w:noHBand="0" w:noVBand="0" w:val="0000"/>
-        <w:tblBorders>
-          <w:top w:val="single" w:sz="4" w:space="0" w:color="00A047"/>
-          <w:left w:val="single" w:sz="24" w:space="0" w:color="00A047"/>
-          <w:bottom w:val="single" w:sz="4" w:space="0" w:color="00A047"/>
-          <w:right w:val="single" w:sz="4" w:space="0" w:color="00A047"/>
-        </w:tblBorders>
-        <w:tblCellMar>
-          <w:left w:w="144" w:type="dxa"/>
-          <w:right w:w="144" w:type="dxa"/>
-        </w:tblCellMar>
-        <w:tblLook w:firstRow="0" w:lastRow="0" w:firstColumn="0" w:lastColumn="0" w:noHBand="0" w:noVBand="0" w:val="0000"/>
-      </w:tblPr>
-      <w:tr>
-        <w:trPr>
-          <w:cantSplit/>
-        </w:trPr>
-        <w:tc>
-          <w:tcPr>
-            <w:shd w:color="auto" w:fill="ccf1e3" w:val="clear"/>
-            <w:tcMar>
-              <w:top w:w="92" w:type="dxa"/>
-              <w:bottom w:w="92" w:type="dxa"/>
-            </w:tcMar>
-          </w:tcPr>
-          <w:p>
-            <w:pPr>
-              <w:pStyle w:val="FirstParagraph"/>
-            </w:pPr>
-            <w:pPr>
-              <w:spacing w:before="0" w:after="0"/>
-              <w:textAlignment w:val="center"/>
-            </w:pPr>
-            <w:r>
-              <w:drawing>
-                <wp:inline>
-                  <wp:extent cx="152400" cy="152400"/>
-                  <wp:effectExtent b="0" l="0" r="0" t="0"/>
-                  <wp:docPr descr="" title="" id="22" name="Picture"/>
-                  <a:graphic>
-                    <a:graphicData uri="http://schemas.openxmlformats.org/drawingml/2006/picture">
-                      <pic:pic>
-                        <pic:nvPicPr>
-                          <pic:cNvPr descr="/Applications/Positron.app/Contents/Resources/app/quarto/share/formats/docx/tip.png" id="23" name="Picture"/>
-                          <pic:cNvPicPr>
-                            <a:picLocks noChangeArrowheads="1" noChangeAspect="1"/>
-                          </pic:cNvPicPr>
-                        </pic:nvPicPr>
-                        <pic:blipFill>
-                          <a:blip r:embed="rId21"/>
-                          <a:stretch>
-                            <a:fillRect/>
-                          </a:stretch>
-                        </pic:blipFill>
-                        <pic:spPr bwMode="auto">
-                          <a:xfrm>
-                            <a:off x="0" y="0"/>
-                            <a:ext cx="152400" cy="152400"/>
-                          </a:xfrm>
-                          <a:prstGeom prst="rect">
-                            <a:avLst/>
-                          </a:prstGeom>
-                          <a:noFill/>
-                          <a:ln w="9525">
-                            <a:noFill/>
-                            <a:headEnd/>
-                            <a:tailEnd/>
-                          </a:ln>
-                        </pic:spPr>
-                      </pic:pic>
-                    </a:graphicData>
-                  </a:graphic>
-                </wp:inline>
-              </w:drawing>
-            </w:r>
-            <w:r>
-              <w:t xml:space="preserve"> </w:t>
-            </w:r>
-            <w:r>
-              <w:t xml:space="preserve"> </w:t>
-            </w:r>
-            <w:r>
-              <w:t xml:space="preserve">Tip</w:t>
-            </w:r>
-          </w:p>
-        </w:tc>
-      </w:tr>
-      <w:tr>
-        <w:trPr>
-          <w:cantSplit/>
-        </w:trPr>
-        <w:tc>
-          <w:tcPr>
-            <w:tcMar>
-              <w:top w:w="108" w:type="dxa"/>
-              <w:bottom w:w="108" w:type="dxa"/>
-            </w:tcMar>
-          </w:tcPr>
-          <w:p>
-            <w:pPr>
-              <w:pStyle w:val="BodyText"/>
-            </w:pPr>
-            <w:pPr>
-              <w:spacing w:before="16"/>
-            </w:pPr>
-            <w:r>
-              <w:rPr>
-                <w:b/>
-                <w:bCs/>
-              </w:rPr>
-              <w:t xml:space="preserve">🖐 Notice</w:t>
-            </w:r>
-          </w:p>
-          <w:p>
-            <w:pPr>
-              <w:pStyle w:val="BodyText"/>
-            </w:pPr>
-            <w:pPr>
-              <w:spacing w:after="16"/>
-            </w:pPr>
-            <w:r>
-              <w:t xml:space="preserve">Six lakes’ worth of trout:</w:t>
-            </w:r>
-            <w:r>
-              <w:t xml:space="preserve"> </w:t>
-            </w:r>
-            <w:r>
-              <w:rPr>
-                <w:rStyle w:val="VerbatimChar"/>
-              </w:rPr>
-              <w:t xml:space="preserve">sampling_site</w:t>
-            </w:r>
-            <w:r>
-              <w:t xml:space="preserve">,</w:t>
-            </w:r>
-            <w:r>
-              <w:t xml:space="preserve"> </w:t>
-            </w:r>
-            <w:r>
-              <w:rPr>
-                <w:rStyle w:val="VerbatimChar"/>
-              </w:rPr>
-              <w:t xml:space="preserve">species</w:t>
-            </w:r>
-            <w:r>
-              <w:t xml:space="preserve">,</w:t>
-            </w:r>
-            <w:r>
-              <w:t xml:space="preserve"> </w:t>
-            </w:r>
-            <w:r>
-              <w:rPr>
-                <w:rStyle w:val="VerbatimChar"/>
-              </w:rPr>
-              <w:t xml:space="preserve">length_mm</w:t>
-            </w:r>
-            <w:r>
-              <w:t xml:space="preserve">,</w:t>
-            </w:r>
-            <w:r>
-              <w:t xml:space="preserve"> </w:t>
-            </w:r>
-            <w:r>
-              <w:rPr>
-                <w:rStyle w:val="VerbatimChar"/>
-              </w:rPr>
-              <w:t xml:space="preserve">mass_g</w:t>
-            </w:r>
-            <w:r>
-              <w:t xml:space="preserve">,</w:t>
-            </w:r>
-            <w:r>
-              <w:t xml:space="preserve"> </w:t>
-            </w:r>
-            <w:r>
-              <w:rPr>
-                <w:rStyle w:val="VerbatimChar"/>
-              </w:rPr>
-              <w:t xml:space="preserve">lake</w:t>
-            </w:r>
-            <w:r>
-              <w:t xml:space="preserve">.</w:t>
-            </w:r>
-          </w:p>
-          <w:p/>
-        </w:tc>
-      </w:tr>
-    </w:tbl>
-    <w:bookmarkEnd w:id="24"/>
-    <w:bookmarkStart w:id="27" w:name="calculating-the-mode"/>
-    <w:p>
-      <w:pPr>
-        <w:pStyle w:val="Heading2"/>
-      </w:pPr>
-      <w:r>
-        <w:t xml:space="preserve">Calculating the Mode</w:t>
-      </w:r>
-    </w:p>
-    <w:p>
-      <w:pPr>
-        <w:pStyle w:val="SourceCode"/>
-      </w:pPr>
-      <w:r>
-        <w:rPr>
-          <w:rStyle w:val="CommentTok"/>
-        </w:rPr>
-        <w:t xml:space="preserve"># I had accidentally asked you to do mode in HW2 without</w:t>
-      </w:r>
-      <w:r>
-        <w:br/>
-      </w:r>
-      <w:r>
-        <w:rPr>
-          <w:rStyle w:val="CommentTok"/>
-        </w:rPr>
-        <w:t xml:space="preserve"># telling you how... here is one approach</w:t>
-      </w:r>
-      <w:r>
-        <w:br/>
-      </w:r>
-      <w:r>
-        <w:rPr>
-          <w:rStyle w:val="NormalTok"/>
-        </w:rPr>
-        <w:t xml:space="preserve">lt_df </w:t>
-      </w:r>
-      <w:r>
-        <w:rPr>
-          <w:rStyle w:val="SpecialCharTok"/>
-        </w:rPr>
-        <w:t xml:space="preserve">%&gt;%</w:t>
-      </w:r>
-      <w:r>
-        <w:br/>
-      </w:r>
-      <w:r>
-        <w:rPr>
-          <w:rStyle w:val="NormalTok"/>
-        </w:rPr>
-        <w:t xml:space="preserve">  </w:t>
-      </w:r>
-      <w:r>
-        <w:rPr>
-          <w:rStyle w:val="FunctionTok"/>
-        </w:rPr>
-        <w:t xml:space="preserve">filter</w:t>
-      </w:r>
-      <w:r>
-        <w:rPr>
-          <w:rStyle w:val="NormalTok"/>
-        </w:rPr>
-        <w:t xml:space="preserve">(</w:t>
-      </w:r>
-      <w:r>
-        <w:rPr>
-          <w:rStyle w:val="SpecialCharTok"/>
-        </w:rPr>
-        <w:t xml:space="preserve">!</w:t>
-      </w:r>
-      <w:r>
-        <w:rPr>
-          <w:rStyle w:val="FunctionTok"/>
-        </w:rPr>
-        <w:t xml:space="preserve">is.na</w:t>
-      </w:r>
-      <w:r>
-        <w:rPr>
-          <w:rStyle w:val="NormalTok"/>
-        </w:rPr>
-        <w:t xml:space="preserve">(mass_g)) </w:t>
-      </w:r>
-      <w:r>
-        <w:rPr>
-          <w:rStyle w:val="SpecialCharTok"/>
-        </w:rPr>
-        <w:t xml:space="preserve">%&gt;%</w:t>
-      </w:r>
-      <w:r>
-        <w:br/>
-      </w:r>
-      <w:r>
-        <w:rPr>
-          <w:rStyle w:val="NormalTok"/>
-        </w:rPr>
-        <w:t xml:space="preserve">  </w:t>
-      </w:r>
-      <w:r>
-        <w:rPr>
-          <w:rStyle w:val="FunctionTok"/>
-        </w:rPr>
-        <w:t xml:space="preserve">group_by</w:t>
-      </w:r>
-      <w:r>
-        <w:rPr>
-          <w:rStyle w:val="NormalTok"/>
-        </w:rPr>
-        <w:t xml:space="preserve">(lake, mass_g) </w:t>
-      </w:r>
-      <w:r>
-        <w:rPr>
-          <w:rStyle w:val="SpecialCharTok"/>
-        </w:rPr>
-        <w:t xml:space="preserve">%&gt;%</w:t>
-      </w:r>
-      <w:r>
-        <w:br/>
-      </w:r>
-      <w:r>
-        <w:rPr>
-          <w:rStyle w:val="NormalTok"/>
-        </w:rPr>
-        <w:t xml:space="preserve">  </w:t>
-      </w:r>
-      <w:r>
-        <w:rPr>
-          <w:rStyle w:val="FunctionTok"/>
-        </w:rPr>
-        <w:t xml:space="preserve">summarise</w:t>
-      </w:r>
-      <w:r>
-        <w:rPr>
-          <w:rStyle w:val="NormalTok"/>
-        </w:rPr>
-        <w:t xml:space="preserve">(</w:t>
-      </w:r>
-      <w:r>
-        <w:rPr>
-          <w:rStyle w:val="AttributeTok"/>
-        </w:rPr>
-        <w:t xml:space="preserve">count =</w:t>
-      </w:r>
-      <w:r>
-        <w:rPr>
-          <w:rStyle w:val="NormalTok"/>
-        </w:rPr>
-        <w:t xml:space="preserve"> </w:t>
-      </w:r>
-      <w:r>
-        <w:rPr>
-          <w:rStyle w:val="FunctionTok"/>
-        </w:rPr>
-        <w:t xml:space="preserve">n</w:t>
-      </w:r>
-      <w:r>
-        <w:rPr>
-          <w:rStyle w:val="NormalTok"/>
-        </w:rPr>
-        <w:t xml:space="preserve">(), </w:t>
-      </w:r>
-      <w:r>
-        <w:rPr>
-          <w:rStyle w:val="AttributeTok"/>
-        </w:rPr>
-        <w:t xml:space="preserve">.groups =</w:t>
-      </w:r>
-      <w:r>
-        <w:rPr>
-          <w:rStyle w:val="NormalTok"/>
-        </w:rPr>
-        <w:t xml:space="preserve"> </w:t>
-      </w:r>
-      <w:r>
-        <w:rPr>
-          <w:rStyle w:val="StringTok"/>
-        </w:rPr>
-        <w:t xml:space="preserve">"drop_last"</w:t>
-      </w:r>
-      <w:r>
-        <w:rPr>
-          <w:rStyle w:val="NormalTok"/>
-        </w:rPr>
-        <w:t xml:space="preserve">) </w:t>
-      </w:r>
-      <w:r>
-        <w:rPr>
-          <w:rStyle w:val="SpecialCharTok"/>
-        </w:rPr>
-        <w:t xml:space="preserve">%&gt;%</w:t>
-      </w:r>
-      <w:r>
-        <w:br/>
-      </w:r>
-      <w:r>
-        <w:rPr>
-          <w:rStyle w:val="NormalTok"/>
-        </w:rPr>
-        <w:t xml:space="preserve">  </w:t>
-      </w:r>
-      <w:r>
-        <w:rPr>
-          <w:rStyle w:val="FunctionTok"/>
-        </w:rPr>
-        <w:t xml:space="preserve">arrange</w:t>
-      </w:r>
-      <w:r>
-        <w:rPr>
-          <w:rStyle w:val="NormalTok"/>
-        </w:rPr>
-        <w:t xml:space="preserve">(</w:t>
-      </w:r>
-      <w:r>
-        <w:rPr>
-          <w:rStyle w:val="FunctionTok"/>
-        </w:rPr>
-        <w:t xml:space="preserve">desc</w:t>
-      </w:r>
-      <w:r>
-        <w:rPr>
-          <w:rStyle w:val="NormalTok"/>
-        </w:rPr>
-        <w:t xml:space="preserve">(count)) </w:t>
-      </w:r>
-      <w:r>
-        <w:rPr>
-          <w:rStyle w:val="SpecialCharTok"/>
-        </w:rPr>
-        <w:t xml:space="preserve">%&gt;%</w:t>
-      </w:r>
-      <w:r>
-        <w:br/>
-      </w:r>
-      <w:r>
-        <w:rPr>
-          <w:rStyle w:val="NormalTok"/>
-        </w:rPr>
-        <w:t xml:space="preserve">  </w:t>
-      </w:r>
-      <w:r>
-        <w:rPr>
-          <w:rStyle w:val="FunctionTok"/>
-        </w:rPr>
-        <w:t xml:space="preserve">slice</w:t>
-      </w:r>
-      <w:r>
-        <w:rPr>
-          <w:rStyle w:val="NormalTok"/>
-        </w:rPr>
-        <w:t xml:space="preserve">(</w:t>
-      </w:r>
-      <w:r>
-        <w:rPr>
-          <w:rStyle w:val="DecValTok"/>
-        </w:rPr>
-        <w:t xml:space="preserve">1</w:t>
-      </w:r>
-      <w:r>
-        <w:rPr>
-          <w:rStyle w:val="NormalTok"/>
-        </w:rPr>
-        <w:t xml:space="preserve">) </w:t>
-      </w:r>
-      <w:r>
-        <w:rPr>
-          <w:rStyle w:val="SpecialCharTok"/>
-        </w:rPr>
-        <w:t xml:space="preserve">%&gt;%</w:t>
-      </w:r>
-      <w:r>
-        <w:br/>
-      </w:r>
-      <w:r>
-        <w:rPr>
-          <w:rStyle w:val="NormalTok"/>
-        </w:rPr>
-        <w:t xml:space="preserve">  </w:t>
-      </w:r>
-      <w:r>
-        <w:rPr>
-          <w:rStyle w:val="FunctionTok"/>
-        </w:rPr>
-        <w:t xml:space="preserve">select</w:t>
-      </w:r>
-      <w:r>
-        <w:rPr>
-          <w:rStyle w:val="NormalTok"/>
-        </w:rPr>
-        <w:t xml:space="preserve">(</w:t>
-      </w:r>
-      <w:r>
-        <w:rPr>
-          <w:rStyle w:val="SpecialCharTok"/>
-        </w:rPr>
-        <w:t xml:space="preserve">-</w:t>
-      </w:r>
-      <w:r>
-        <w:rPr>
-          <w:rStyle w:val="NormalTok"/>
-        </w:rPr>
-        <w:t xml:space="preserve">count) </w:t>
-      </w:r>
-      <w:r>
-        <w:rPr>
-          <w:rStyle w:val="SpecialCharTok"/>
-        </w:rPr>
-        <w:t xml:space="preserve">%&gt;%</w:t>
-      </w:r>
-      <w:r>
-        <w:br/>
-      </w:r>
-      <w:r>
-        <w:rPr>
-          <w:rStyle w:val="NormalTok"/>
-        </w:rPr>
-        <w:t xml:space="preserve">  </w:t>
-      </w:r>
-      <w:r>
-        <w:rPr>
-          <w:rStyle w:val="FunctionTok"/>
-        </w:rPr>
-        <w:t xml:space="preserve">rename</w:t>
-      </w:r>
-      <w:r>
-        <w:rPr>
-          <w:rStyle w:val="NormalTok"/>
-        </w:rPr>
-        <w:t xml:space="preserve">(</w:t>
-      </w:r>
-      <w:r>
-        <w:rPr>
-          <w:rStyle w:val="AttributeTok"/>
-        </w:rPr>
-        <w:t xml:space="preserve">mode_mass =</w:t>
-      </w:r>
-      <w:r>
-        <w:rPr>
-          <w:rStyle w:val="NormalTok"/>
-        </w:rPr>
-        <w:t xml:space="preserve"> mass_g)</w:t>
-      </w:r>
-    </w:p>
-    <w:p>
-      <w:pPr>
-        <w:pStyle w:val="SourceCode"/>
-      </w:pPr>
-      <w:r>
-        <w:rPr>
-          <w:rStyle w:val="VerbatimChar"/>
-        </w:rPr>
-        <w:t xml:space="preserve"># A tibble: 6 × 2</w:t>
-      </w:r>
-      <w:r>
-        <w:br/>
-      </w:r>
-      <w:r>
-        <w:rPr>
-          <w:rStyle w:val="VerbatimChar"/>
-        </w:rPr>
-        <w:t xml:space="preserve"># Groups:   lake [6]</w:t>
-      </w:r>
-      <w:r>
-        <w:br/>
-      </w:r>
-      <w:r>
-        <w:rPr>
-          <w:rStyle w:val="VerbatimChar"/>
-        </w:rPr>
-        <w:t xml:space="preserve">  lake        mode_mass</w:t>
-      </w:r>
-      <w:r>
-        <w:br/>
-      </w:r>
-      <w:r>
-        <w:rPr>
-          <w:rStyle w:val="VerbatimChar"/>
-        </w:rPr>
-        <w:t xml:space="preserve">  &lt;chr&gt;           &lt;dbl&gt;</w:t>
-      </w:r>
-      <w:r>
-        <w:br/>
-      </w:r>
-      <w:r>
-        <w:rPr>
-          <w:rStyle w:val="VerbatimChar"/>
-        </w:rPr>
-        <w:t xml:space="preserve">1 I8               1000</w:t>
-      </w:r>
-      <w:r>
-        <w:br/>
-      </w:r>
-      <w:r>
-        <w:rPr>
-          <w:rStyle w:val="VerbatimChar"/>
-        </w:rPr>
-        <w:t xml:space="preserve">2 Island Lake      2200</w:t>
-      </w:r>
-      <w:r>
-        <w:br/>
-      </w:r>
-      <w:r>
-        <w:rPr>
-          <w:rStyle w:val="VerbatimChar"/>
-        </w:rPr>
-        <w:t xml:space="preserve">3 N 01             1000</w:t>
-      </w:r>
-      <w:r>
-        <w:br/>
-      </w:r>
-      <w:r>
-        <w:rPr>
-          <w:rStyle w:val="VerbatimChar"/>
-        </w:rPr>
-        <w:t xml:space="preserve">4 NE 12              90</w:t>
-      </w:r>
-      <w:r>
-        <w:br/>
-      </w:r>
-      <w:r>
-        <w:rPr>
-          <w:rStyle w:val="VerbatimChar"/>
-        </w:rPr>
-        <w:t xml:space="preserve">5 NE 14            1150</w:t>
-      </w:r>
-      <w:r>
-        <w:br/>
-      </w:r>
-      <w:r>
-        <w:rPr>
-          <w:rStyle w:val="VerbatimChar"/>
-        </w:rPr>
-        <w:t xml:space="preserve">6 Toolik            340</w:t>
-      </w:r>
+        <w:t xml:space="preserve">6 Toolik        249  518.  373.  23.6     471.     564.</w:t>
+      </w:r>
+    </w:p>
+    <w:p>
+      <w:pPr>
+        <w:pStyle w:val="FirstParagraph"/>
+      </w:pPr>
+      <w:hyperlink r:id="rId21">
+        <w:r>
+          <w:rPr>
+            <w:rStyle w:val="Hyperlink"/>
+          </w:rPr>
+          <w:t xml:space="preserve">📥 Lake trout data</w:t>
+        </w:r>
+      </w:hyperlink>
+      <w:r>
+        <w:t xml:space="preserve"> </w:t>
+      </w:r>
+      <w:hyperlink r:id="rId22">
+        <w:r>
+          <w:rPr>
+            <w:rStyle w:val="Hyperlink"/>
+          </w:rPr>
+          <w:t xml:space="preserve">📥 Tools script</w:t>
+        </w:r>
+      </w:hyperlink>
+      <w:r>
+        <w:t xml:space="preserve"> </w:t>
+      </w:r>
+      <w:hyperlink r:id="rId23">
+        <w:r>
+          <w:rPr>
+            <w:rStyle w:val="Hyperlink"/>
+          </w:rPr>
+          <w:t xml:space="preserve">📥 Script skeleton</w:t>
+        </w:r>
+      </w:hyperlink>
     </w:p>
     <w:tbl>
       <w:tblPr>
@@ -1374,7 +923,7 @@
           </w:tcPr>
           <w:p>
             <w:pPr>
-              <w:pStyle w:val="FirstParagraph"/>
+              <w:pStyle w:val="BodyText"/>
             </w:pPr>
             <w:pPr>
               <w:spacing w:before="0" w:after="0"/>
@@ -1385,12 +934,12 @@
                 <wp:inline>
                   <wp:extent cx="152400" cy="152400"/>
                   <wp:effectExtent b="0" l="0" r="0" t="0"/>
-                  <wp:docPr descr="" title="" id="25" name="Picture"/>
+                  <wp:docPr descr="" title="" id="24" name="Picture"/>
                   <a:graphic>
                     <a:graphicData uri="http://schemas.openxmlformats.org/drawingml/2006/picture">
                       <pic:pic>
                         <pic:nvPicPr>
-                          <pic:cNvPr descr="/Applications/Positron.app/Contents/Resources/app/quarto/share/formats/docx/note.png" id="26" name="Picture"/>
+                          <pic:cNvPr descr="/Applications/Positron.app/Contents/Resources/app/quarto/share/formats/docx/note.png" id="25" name="Picture"/>
                           <pic:cNvPicPr>
                             <a:picLocks noChangeArrowheads="1" noChangeAspect="1"/>
                           </pic:cNvPicPr>
@@ -1457,7 +1006,7 @@
                 <w:b/>
                 <w:bCs/>
               </w:rPr>
-              <w:t xml:space="preserve">📖 New pattern</w:t>
+              <w:t xml:space="preserve">✅ Same two tools as last week</w:t>
             </w:r>
           </w:p>
           <w:p>
@@ -1467,23 +1016,17 @@
             <w:pPr>
               <w:spacing w:after="16"/>
             </w:pPr>
-            <w:r>
-              <w:t xml:space="preserve">R has no built-in</w:t>
-            </w:r>
-            <w:r>
-              <w:t xml:space="preserve"> </w:t>
-            </w:r>
             <w:r>
               <w:rPr>
                 <w:rStyle w:val="VerbatimChar"/>
               </w:rPr>
-              <w:t xml:space="preserve">mode()</w:t>
+              <w:t xml:space="preserve">source()</w:t>
             </w:r>
             <w:r>
               <w:t xml:space="preserve"> </w:t>
             </w:r>
             <w:r>
-              <w:t xml:space="preserve">function for statistical mode — this</w:t>
+              <w:t xml:space="preserve">gives you</w:t>
             </w:r>
             <w:r>
               <w:t xml:space="preserve"> </w:t>
@@ -1492,13 +1035,13 @@
               <w:rPr>
                 <w:rStyle w:val="VerbatimChar"/>
               </w:rPr>
-              <w:t xml:space="preserve">group_by()</w:t>
+              <w:t xml:space="preserve">theme_regular()</w:t>
             </w:r>
             <w:r>
               <w:t xml:space="preserve"> </w:t>
             </w:r>
             <w:r>
-              <w:t xml:space="preserve">+</w:t>
+              <w:t xml:space="preserve">and</w:t>
             </w:r>
             <w:r>
               <w:t xml:space="preserve"> </w:t>
@@ -1507,13 +1050,13 @@
               <w:rPr>
                 <w:rStyle w:val="VerbatimChar"/>
               </w:rPr>
-              <w:t xml:space="preserve">count</w:t>
+              <w:t xml:space="preserve">summary_stats()</w:t>
             </w:r>
             <w:r>
               <w:t xml:space="preserve"> </w:t>
             </w:r>
             <w:r>
-              <w:t xml:space="preserve">+</w:t>
+              <w:t xml:space="preserve">again. Nothing new to learn — just put the file in</w:t>
             </w:r>
             <w:r>
               <w:t xml:space="preserve"> </w:t>
@@ -1522,21 +1065,322 @@
               <w:rPr>
                 <w:rStyle w:val="VerbatimChar"/>
               </w:rPr>
-              <w:t xml:space="preserve">slice(1)</w:t>
+              <w:t xml:space="preserve">themes_functions/</w:t>
             </w:r>
             <w:r>
               <w:t xml:space="preserve"> </w:t>
             </w:r>
             <w:r>
-              <w:t xml:space="preserve">pattern is the standard workaround.</w:t>
+              <w:t xml:space="preserve">and carry on.</w:t>
             </w:r>
           </w:p>
           <w:p/>
         </w:tc>
       </w:tr>
     </w:tbl>
-    <w:bookmarkEnd w:id="27"/>
-    <w:bookmarkStart w:id="28" w:name="part-2-assumptions-of-parametric-tests"/>
+    <w:p>
+      <w:pPr>
+        <w:pStyle w:val="BodyText"/>
+      </w:pPr>
+      <w:r>
+        <w:t xml:space="preserve"> </w:t>
+      </w:r>
+    </w:p>
+    <w:tbl>
+      <w:tblPr>
+        <w:tblStyle w:val="Table"/>
+        <w:tblLook w:firstRow="0" w:lastRow="0" w:firstColumn="0" w:lastColumn="0" w:noHBand="0" w:noVBand="0" w:val="0000"/>
+        <w:tblBorders>
+          <w:top w:val="single" w:sz="4" w:space="0" w:color="00A047"/>
+          <w:left w:val="single" w:sz="24" w:space="0" w:color="00A047"/>
+          <w:bottom w:val="single" w:sz="4" w:space="0" w:color="00A047"/>
+          <w:right w:val="single" w:sz="4" w:space="0" w:color="00A047"/>
+        </w:tblBorders>
+        <w:tblCellMar>
+          <w:left w:w="144" w:type="dxa"/>
+          <w:right w:w="144" w:type="dxa"/>
+        </w:tblCellMar>
+        <w:tblLook w:firstRow="0" w:lastRow="0" w:firstColumn="0" w:lastColumn="0" w:noHBand="0" w:noVBand="0" w:val="0000"/>
+      </w:tblPr>
+      <w:tr>
+        <w:trPr>
+          <w:cantSplit/>
+        </w:trPr>
+        <w:tc>
+          <w:tcPr>
+            <w:shd w:color="auto" w:fill="ccf1e3" w:val="clear"/>
+            <w:tcMar>
+              <w:top w:w="92" w:type="dxa"/>
+              <w:bottom w:w="92" w:type="dxa"/>
+            </w:tcMar>
+          </w:tcPr>
+          <w:p>
+            <w:pPr>
+              <w:pStyle w:val="BodyText"/>
+            </w:pPr>
+            <w:pPr>
+              <w:spacing w:before="0" w:after="0"/>
+              <w:textAlignment w:val="center"/>
+            </w:pPr>
+            <w:r>
+              <w:drawing>
+                <wp:inline>
+                  <wp:extent cx="152400" cy="152400"/>
+                  <wp:effectExtent b="0" l="0" r="0" t="0"/>
+                  <wp:docPr descr="" title="" id="27" name="Picture"/>
+                  <a:graphic>
+                    <a:graphicData uri="http://schemas.openxmlformats.org/drawingml/2006/picture">
+                      <pic:pic>
+                        <pic:nvPicPr>
+                          <pic:cNvPr descr="/Applications/Positron.app/Contents/Resources/app/quarto/share/formats/docx/tip.png" id="28" name="Picture"/>
+                          <pic:cNvPicPr>
+                            <a:picLocks noChangeArrowheads="1" noChangeAspect="1"/>
+                          </pic:cNvPicPr>
+                        </pic:nvPicPr>
+                        <pic:blipFill>
+                          <a:blip r:embed="rId26"/>
+                          <a:stretch>
+                            <a:fillRect/>
+                          </a:stretch>
+                        </pic:blipFill>
+                        <pic:spPr bwMode="auto">
+                          <a:xfrm>
+                            <a:off x="0" y="0"/>
+                            <a:ext cx="152400" cy="152400"/>
+                          </a:xfrm>
+                          <a:prstGeom prst="rect">
+                            <a:avLst/>
+                          </a:prstGeom>
+                          <a:noFill/>
+                          <a:ln w="9525">
+                            <a:noFill/>
+                            <a:headEnd/>
+                            <a:tailEnd/>
+                          </a:ln>
+                        </pic:spPr>
+                      </pic:pic>
+                    </a:graphicData>
+                  </a:graphic>
+                </wp:inline>
+              </w:drawing>
+            </w:r>
+            <w:r>
+              <w:t xml:space="preserve"> </w:t>
+            </w:r>
+            <w:r>
+              <w:t xml:space="preserve"> </w:t>
+            </w:r>
+            <w:r>
+              <w:t xml:space="preserve">Tip</w:t>
+            </w:r>
+          </w:p>
+        </w:tc>
+      </w:tr>
+      <w:tr>
+        <w:trPr>
+          <w:cantSplit/>
+        </w:trPr>
+        <w:tc>
+          <w:tcPr>
+            <w:tcMar>
+              <w:top w:w="108" w:type="dxa"/>
+              <w:bottom w:w="108" w:type="dxa"/>
+            </w:tcMar>
+          </w:tcPr>
+          <w:p>
+            <w:pPr>
+              <w:pStyle w:val="BodyText"/>
+            </w:pPr>
+            <w:pPr>
+              <w:spacing w:before="16"/>
+            </w:pPr>
+            <w:r>
+              <w:rPr>
+                <w:b/>
+                <w:bCs/>
+              </w:rPr>
+              <w:t xml:space="preserve">🖐 Notice the design</w:t>
+            </w:r>
+          </w:p>
+          <w:p>
+            <w:pPr>
+              <w:pStyle w:val="BodyText"/>
+            </w:pPr>
+            <w:r>
+              <w:t xml:space="preserve">Six lakes of trout:</w:t>
+            </w:r>
+            <w:r>
+              <w:t xml:space="preserve"> </w:t>
+            </w:r>
+            <w:r>
+              <w:rPr>
+                <w:rStyle w:val="VerbatimChar"/>
+              </w:rPr>
+              <w:t xml:space="preserve">sampling_site</w:t>
+            </w:r>
+            <w:r>
+              <w:t xml:space="preserve">,</w:t>
+            </w:r>
+            <w:r>
+              <w:t xml:space="preserve"> </w:t>
+            </w:r>
+            <w:r>
+              <w:rPr>
+                <w:rStyle w:val="VerbatimChar"/>
+              </w:rPr>
+              <w:t xml:space="preserve">species</w:t>
+            </w:r>
+            <w:r>
+              <w:t xml:space="preserve">,</w:t>
+            </w:r>
+            <w:r>
+              <w:t xml:space="preserve"> </w:t>
+            </w:r>
+            <w:r>
+              <w:rPr>
+                <w:rStyle w:val="VerbatimChar"/>
+              </w:rPr>
+              <w:t xml:space="preserve">length_mm</w:t>
+            </w:r>
+            <w:r>
+              <w:t xml:space="preserve">,</w:t>
+            </w:r>
+            <w:r>
+              <w:t xml:space="preserve"> </w:t>
+            </w:r>
+            <w:r>
+              <w:rPr>
+                <w:rStyle w:val="VerbatimChar"/>
+              </w:rPr>
+              <w:t xml:space="preserve">mass_g</w:t>
+            </w:r>
+            <w:r>
+              <w:t xml:space="preserve">,</w:t>
+            </w:r>
+            <w:r>
+              <w:t xml:space="preserve"> </w:t>
+            </w:r>
+            <w:r>
+              <w:rPr>
+                <w:rStyle w:val="VerbatimChar"/>
+              </w:rPr>
+              <w:t xml:space="preserve">lake</w:t>
+            </w:r>
+            <w:r>
+              <w:t xml:space="preserve">.</w:t>
+            </w:r>
+          </w:p>
+          <w:p>
+            <w:pPr>
+              <w:pStyle w:val="BodyText"/>
+            </w:pPr>
+            <w:pPr>
+              <w:spacing w:after="16"/>
+            </w:pPr>
+            <w:r>
+              <w:rPr>
+                <w:b/>
+                <w:bCs/>
+              </w:rPr>
+              <w:t xml:space="preserve">Everything today uses</w:t>
+            </w:r>
+            <w:r>
+              <w:rPr>
+                <w:b/>
+                <w:bCs/>
+              </w:rPr>
+              <w:t xml:space="preserve"> </w:t>
+            </w:r>
+            <w:r>
+              <w:rPr>
+                <w:rStyle w:val="VerbatimChar"/>
+                <w:b/>
+                <w:bCs/>
+              </w:rPr>
+              <w:t xml:space="preserve">mass_g</w:t>
+            </w:r>
+            <w:r>
+              <w:rPr>
+                <w:b/>
+                <w:bCs/>
+              </w:rPr>
+              <w:t xml:space="preserve">.</w:t>
+            </w:r>
+            <w:r>
+              <w:t xml:space="preserve"> </w:t>
+            </w:r>
+            <w:r>
+              <w:t xml:space="preserve">Look hard at the</w:t>
+            </w:r>
+            <w:r>
+              <w:t xml:space="preserve"> </w:t>
+            </w:r>
+            <w:r>
+              <w:rPr>
+                <w:rStyle w:val="VerbatimChar"/>
+              </w:rPr>
+              <w:t xml:space="preserve">n</w:t>
+            </w:r>
+            <w:r>
+              <w:t xml:space="preserve"> </w:t>
+            </w:r>
+            <w:r>
+              <w:t xml:space="preserve">and</w:t>
+            </w:r>
+            <w:r>
+              <w:t xml:space="preserve"> </w:t>
+            </w:r>
+            <w:r>
+              <w:rPr>
+                <w:rStyle w:val="VerbatimChar"/>
+              </w:rPr>
+              <w:t xml:space="preserve">sd</w:t>
+            </w:r>
+            <w:r>
+              <w:t xml:space="preserve"> </w:t>
+            </w:r>
+            <w:r>
+              <w:t xml:space="preserve">columns for</w:t>
+            </w:r>
+            <w:r>
+              <w:t xml:space="preserve"> </w:t>
+            </w:r>
+            <w:r>
+              <w:rPr>
+                <w:b/>
+                <w:bCs/>
+              </w:rPr>
+              <w:t xml:space="preserve">NE 12</w:t>
+            </w:r>
+            <w:r>
+              <w:t xml:space="preserve"> </w:t>
+            </w:r>
+            <w:r>
+              <w:t xml:space="preserve">and</w:t>
+            </w:r>
+            <w:r>
+              <w:t xml:space="preserve"> </w:t>
+            </w:r>
+            <w:r>
+              <w:rPr>
+                <w:b/>
+                <w:bCs/>
+              </w:rPr>
+              <w:t xml:space="preserve">Island Lake</w:t>
+            </w:r>
+            <w:r>
+              <w:t xml:space="preserve"> </w:t>
+            </w:r>
+            <w:r>
+              <w:t xml:space="preserve">— 322 fish against 10, and very different spreads. That imbalance is the whole lecture.</w:t>
+            </w:r>
+          </w:p>
+          <w:p/>
+        </w:tc>
+      </w:tr>
+    </w:tbl>
+    <w:bookmarkEnd w:id="29"/>
+    <w:bookmarkStart w:id="30" w:name="part-2-assumptions-of-parametric-tests"/>
     <w:p>
       <w:pPr>
         <w:pStyle w:val="Heading2"/>
@@ -1545,8 +1389,8 @@
         <w:t xml:space="preserve">Part 2 · Assumptions of Parametric Tests</w:t>
       </w:r>
     </w:p>
-    <w:bookmarkEnd w:id="28"/>
-    <w:bookmarkStart w:id="34" w:name="parametric-vs.-non-parametric-tests"/>
+    <w:bookmarkEnd w:id="30"/>
+    <w:bookmarkStart w:id="36" w:name="parametric-vs.-non-parametric-tests"/>
     <w:p>
       <w:pPr>
         <w:pStyle w:val="Heading2"/>
@@ -1694,12 +1538,12 @@
                 <wp:inline>
                   <wp:extent cx="152400" cy="152400"/>
                   <wp:effectExtent b="0" l="0" r="0" t="0"/>
-                  <wp:docPr descr="" title="" id="29" name="Picture"/>
+                  <wp:docPr descr="" title="" id="31" name="Picture"/>
                   <a:graphic>
                     <a:graphicData uri="http://schemas.openxmlformats.org/drawingml/2006/picture">
                       <pic:pic>
                         <pic:nvPicPr>
-                          <pic:cNvPr descr="/Applications/Positron.app/Contents/Resources/app/quarto/share/formats/docx/note.png" id="30" name="Picture"/>
+                          <pic:cNvPr descr="/Applications/Positron.app/Contents/Resources/app/quarto/share/formats/docx/note.png" id="32" name="Picture"/>
                           <pic:cNvPicPr>
                             <a:picLocks noChangeArrowheads="1" noChangeAspect="1"/>
                           </pic:cNvPicPr>
@@ -1806,18 +1650,18 @@
           <wp:inline>
             <wp:extent cx="2852928" cy="2432304"/>
             <wp:effectExtent b="0" l="0" r="0" t="0"/>
-            <wp:docPr descr="Flowchart of hypothesis tests branching into parametric and nonparametric tests, each split into one-sample and two-sample (independent vs. paired) tests, listing specific tests under each branch (e.g., t test and z test under parametric one-sample; Mann-Whitney and Wilcoxon under nonparametric two-sample)." title="" id="32" name="Picture"/>
+            <wp:docPr descr="Flowchart of hypothesis tests branching into parametric and nonparametric tests, each split into one-sample and two-sample (independent vs. paired) tests, listing specific tests under each branch (e.g., t test and z test under parametric one-sample; Mann-Whitney and Wilcoxon under nonparametric two-sample)." title="" id="34" name="Picture"/>
             <a:graphic>
               <a:graphicData uri="http://schemas.openxmlformats.org/drawingml/2006/picture">
                 <pic:pic>
                   <pic:nvPicPr>
-                    <pic:cNvPr descr="images/clipboard-2948249782.png" id="33" name="Picture"/>
+                    <pic:cNvPr descr="images/clipboard-2948249782.png" id="35" name="Picture"/>
                     <pic:cNvPicPr>
                       <a:picLocks noChangeArrowheads="1" noChangeAspect="1"/>
                     </pic:cNvPicPr>
                   </pic:nvPicPr>
                   <pic:blipFill>
-                    <a:blip r:embed="rId31"/>
+                    <a:blip r:embed="rId33"/>
                     <a:stretch>
                       <a:fillRect/>
                     </a:stretch>
@@ -1852,8 +1696,8 @@
         <w:t xml:space="preserve">Flowchart of hypothesis tests branching into parametric and nonparametric tests, each split into one-sample and two-sample (independent vs. paired) tests, listing specific tests under each branch (e.g., t test and z test under parametric one-sample; Mann-Whitney and Wilcoxon under nonparametric two-sample).</w:t>
       </w:r>
     </w:p>
-    <w:bookmarkEnd w:id="34"/>
-    <w:bookmarkStart w:id="38" w:name="assumptions-of-parametric-tests-overview"/>
+    <w:bookmarkEnd w:id="36"/>
+    <w:bookmarkStart w:id="40" w:name="assumptions-of-parametric-tests-overview"/>
     <w:p>
       <w:pPr>
         <w:pStyle w:val="Heading2"/>
@@ -1907,18 +1751,18 @@
           <wp:inline>
             <wp:extent cx="2852928" cy="2377440"/>
             <wp:effectExtent b="0" l="0" r="0" t="0"/>
-            <wp:docPr descr="Three probability density curves for a right-skewed distribution family at different sigma values (0.25, 0.5, 1) with mu = 0, showing how larger sigma produces a flatter, more spread-out, and less peaked skewed curve." title="" id="36" name="Picture"/>
+            <wp:docPr descr="Three probability density curves for a right-skewed distribution family at different sigma values (0.25, 0.5, 1) with mu = 0, showing how larger sigma produces a flatter, more spread-out, and less peaked skewed curve." title="" id="38" name="Picture"/>
             <a:graphic>
               <a:graphicData uri="http://schemas.openxmlformats.org/drawingml/2006/picture">
                 <pic:pic>
                   <pic:nvPicPr>
-                    <pic:cNvPr descr="images/clipboard-286482702.png" id="37" name="Picture"/>
+                    <pic:cNvPr descr="images/clipboard-286482702.png" id="39" name="Picture"/>
                     <pic:cNvPicPr>
                       <a:picLocks noChangeArrowheads="1" noChangeAspect="1"/>
                     </pic:cNvPicPr>
                   </pic:nvPicPr>
                   <pic:blipFill>
-                    <a:blip r:embed="rId35"/>
+                    <a:blip r:embed="rId37"/>
                     <a:stretch>
                       <a:fillRect/>
                     </a:stretch>
@@ -1953,8 +1797,8 @@
         <w:t xml:space="preserve">Three probability density curves for a right-skewed distribution family at different sigma values (0.25, 0.5, 1) with mu = 0, showing how larger sigma produces a flatter, more spread-out, and less peaked skewed curve.</w:t>
       </w:r>
     </w:p>
-    <w:bookmarkEnd w:id="38"/>
-    <w:bookmarkStart w:id="42" w:name="assumptions-random-sampling"/>
+    <w:bookmarkEnd w:id="40"/>
+    <w:bookmarkStart w:id="44" w:name="assumptions-random-sampling"/>
     <w:p>
       <w:pPr>
         <w:pStyle w:val="Heading2"/>
@@ -2016,18 +1860,18 @@
           <wp:inline>
             <wp:extent cx="2304288" cy="2770632"/>
             <wp:effectExtent b="0" l="0" r="0" t="0"/>
-            <wp:docPr descr="Diagram of a large circle labeled ‘population’ full of dots, with orange arrows showing a subset being drawn down into a small circle labeled ‘sample’, illustrating random sampling from a population." title="" id="40" name="Picture"/>
+            <wp:docPr descr="Diagram of a large circle labeled ‘population’ full of dots, with orange arrows showing a subset being drawn down into a small circle labeled ‘sample’, illustrating random sampling from a population." title="" id="42" name="Picture"/>
             <a:graphic>
               <a:graphicData uri="http://schemas.openxmlformats.org/drawingml/2006/picture">
                 <pic:pic>
                   <pic:nvPicPr>
-                    <pic:cNvPr descr="images/clipboard-2526616735.png" id="41" name="Picture"/>
+                    <pic:cNvPr descr="images/clipboard-2526616735.png" id="43" name="Picture"/>
                     <pic:cNvPicPr>
                       <a:picLocks noChangeArrowheads="1" noChangeAspect="1"/>
                     </pic:cNvPicPr>
                   </pic:nvPicPr>
                   <pic:blipFill>
-                    <a:blip r:embed="rId39"/>
+                    <a:blip r:embed="rId41"/>
                     <a:stretch>
                       <a:fillRect/>
                     </a:stretch>
@@ -2083,8 +1927,8 @@
         <w:t xml:space="preserve">, illustrating random sampling from a population.</w:t>
       </w:r>
     </w:p>
-    <w:bookmarkEnd w:id="42"/>
-    <w:bookmarkStart w:id="48" w:name="assumptions-normality-testing"/>
+    <w:bookmarkEnd w:id="44"/>
+    <w:bookmarkStart w:id="50" w:name="assumptions-normality-testing"/>
     <w:p>
       <w:pPr>
         <w:pStyle w:val="Heading2"/>
@@ -2134,12 +1978,12 @@
                 <wp:inline>
                   <wp:extent cx="152400" cy="152400"/>
                   <wp:effectExtent b="0" l="0" r="0" t="0"/>
-                  <wp:docPr descr="" title="" id="43" name="Picture"/>
+                  <wp:docPr descr="" title="" id="45" name="Picture"/>
                   <a:graphic>
                     <a:graphicData uri="http://schemas.openxmlformats.org/drawingml/2006/picture">
                       <pic:pic>
                         <pic:nvPicPr>
-                          <pic:cNvPr descr="/Applications/Positron.app/Contents/Resources/app/quarto/share/formats/docx/note.png" id="44" name="Picture"/>
+                          <pic:cNvPr descr="/Applications/Positron.app/Contents/Resources/app/quarto/share/formats/docx/note.png" id="46" name="Picture"/>
                           <pic:cNvPicPr>
                             <a:picLocks noChangeArrowheads="1" noChangeAspect="1"/>
                           </pic:cNvPicPr>
@@ -2355,18 +2199,18 @@
           <wp:inline>
             <wp:extent cx="3669832" cy="3302849"/>
             <wp:effectExtent b="0" l="0" r="0" t="0"/>
-            <wp:docPr descr="" title="" id="46" name="Picture"/>
+            <wp:docPr descr="" title="" id="48" name="Picture"/>
             <a:graphic>
               <a:graphicData uri="http://schemas.openxmlformats.org/drawingml/2006/picture">
                 <pic:pic>
                   <pic:nvPicPr>
-                    <pic:cNvPr descr="nonparametric_t_tests_lecture_files/figure-docx/nonparametric-t-tests-04-1.png" id="47" name="Picture"/>
+                    <pic:cNvPr descr="nonparametric_t_tests_lecture_files/figure-docx/nonparametric-t-tests-03-1.png" id="49" name="Picture"/>
                     <pic:cNvPicPr>
                       <a:picLocks noChangeArrowheads="1" noChangeAspect="1"/>
                     </pic:cNvPicPr>
                   </pic:nvPicPr>
                   <pic:blipFill>
-                    <a:blip r:embed="rId45"/>
+                    <a:blip r:embed="rId47"/>
                     <a:stretch>
                       <a:fillRect/>
                     </a:stretch>
@@ -2393,8 +2237,8 @@
         </w:drawing>
       </w:r>
     </w:p>
-    <w:bookmarkEnd w:id="48"/>
-    <w:bookmarkStart w:id="49" w:name="shapiro-wilk-test-for-normality"/>
+    <w:bookmarkEnd w:id="50"/>
+    <w:bookmarkStart w:id="54" w:name="shapiro-wilk-test-for-normality"/>
     <w:p>
       <w:pPr>
         <w:pStyle w:val="Heading2"/>
@@ -2408,7 +2252,33 @@
         <w:pStyle w:val="FirstParagraph"/>
       </w:pPr>
       <w:r>
-        <w:t xml:space="preserve">“Null hypothesis is that data is normally distributed.”</w:t>
+        <w:rPr>
+          <w:b/>
+          <w:bCs/>
+        </w:rPr>
+        <w:t xml:space="preserve">H₀ is that the data ARE normally distributed</w:t>
+      </w:r>
+      <w:r>
+        <w:t xml:space="preserve"> </w:t>
+      </w:r>
+      <w:r>
+        <w:t xml:space="preserve">— so a</w:t>
+      </w:r>
+      <w:r>
+        <w:t xml:space="preserve"> </w:t>
+      </w:r>
+      <w:r>
+        <w:rPr>
+          <w:i/>
+          <w:iCs/>
+        </w:rPr>
+        <w:t xml:space="preserve">small</w:t>
+      </w:r>
+      <w:r>
+        <w:t xml:space="preserve"> </w:t>
+      </w:r>
+      <w:r>
+        <w:t xml:space="preserve">p-value rejects normality.</w:t>
       </w:r>
     </w:p>
     <w:p>
@@ -2420,7 +2290,17 @@
         </w:numPr>
       </w:pPr>
       <w:r>
-        <w:t xml:space="preserve">Normality: samples from a normally distributed population</w:t>
+        <w:t xml:space="preserve">Graphical tests: histograms, dotplots, boxplots,</w:t>
+      </w:r>
+      <w:r>
+        <w:t xml:space="preserve"> </w:t>
+      </w:r>
+      <w:r>
+        <w:rPr>
+          <w:b/>
+          <w:bCs/>
+        </w:rPr>
+        <w:t xml:space="preserve">QQ-plots</w:t>
       </w:r>
     </w:p>
     <w:p>
@@ -2432,7 +2312,13 @@
         </w:numPr>
       </w:pPr>
       <w:r>
-        <w:t xml:space="preserve">Graphical tests: histograms, dotplots, boxplots,</w:t>
+        <w:t xml:space="preserve">“Formal”</w:t>
+      </w:r>
+      <w:r>
+        <w:t xml:space="preserve"> </w:t>
+      </w:r>
+      <w:r>
+        <w:t xml:space="preserve">tests:</w:t>
       </w:r>
       <w:r>
         <w:t xml:space="preserve"> </w:t>
@@ -2442,260 +2328,13 @@
           <w:b/>
           <w:bCs/>
         </w:rPr>
-        <w:t xml:space="preserve">QQ-plots</w:t>
-      </w:r>
-    </w:p>
-    <w:p>
-      <w:pPr>
-        <w:pStyle w:val="Compact"/>
-        <w:numPr>
-          <w:ilvl w:val="0"/>
-          <w:numId w:val="1011"/>
-        </w:numPr>
-      </w:pPr>
-      <w:r>
-        <w:t xml:space="preserve">“Formal”</w:t>
-      </w:r>
-      <w:r>
-        <w:t xml:space="preserve"> </w:t>
-      </w:r>
-      <w:r>
-        <w:t xml:space="preserve">tests:</w:t>
-      </w:r>
-      <w:r>
-        <w:t xml:space="preserve"> </w:t>
-      </w:r>
-      <w:r>
-        <w:rPr>
-          <w:b/>
-          <w:bCs/>
-        </w:rPr>
-        <w:t xml:space="preserve">Shapiro-Wilk test</w:t>
+        <w:t xml:space="preserve">Shapiro-Wilk</w:t>
       </w:r>
       <w:r>
         <w:t xml:space="preserve"> </w:t>
       </w:r>
       <w:r>
         <w:t xml:space="preserve">— sometimes not useful</w:t>
-      </w:r>
-    </w:p>
-    <w:p>
-      <w:pPr>
-        <w:pStyle w:val="SourceCode"/>
-      </w:pPr>
-      <w:r>
-        <w:br/>
-      </w:r>
-      <w:r>
-        <w:rPr>
-          <w:rStyle w:val="VerbatimChar"/>
-        </w:rPr>
-        <w:t xml:space="preserve">    Shapiro-Wilk normality test</w:t>
-      </w:r>
-      <w:r>
-        <w:br/>
-      </w:r>
-      <w:r>
-        <w:br/>
-      </w:r>
-      <w:r>
-        <w:rPr>
-          <w:rStyle w:val="VerbatimChar"/>
-        </w:rPr>
-        <w:t xml:space="preserve">data:  ne12_data$length_mm</w:t>
-      </w:r>
-      <w:r>
-        <w:br/>
-      </w:r>
-      <w:r>
-        <w:rPr>
-          <w:rStyle w:val="VerbatimChar"/>
-        </w:rPr>
-        <w:t xml:space="preserve">W = 0.94528, p-value = 1.56e-09</w:t>
-      </w:r>
-    </w:p>
-    <w:bookmarkEnd w:id="49"/>
-    <w:bookmarkStart w:id="53" w:name="testing-the-equal-variance-assumption"/>
-    <w:p>
-      <w:pPr>
-        <w:pStyle w:val="Heading2"/>
-      </w:pPr>
-      <w:r>
-        <w:t xml:space="preserve">Testing the Equal Variance Assumption</w:t>
-      </w:r>
-    </w:p>
-    <w:p>
-      <w:pPr>
-        <w:pStyle w:val="FirstParagraph"/>
-      </w:pPr>
-      <w:r>
-        <w:rPr>
-          <w:b/>
-          <w:bCs/>
-        </w:rPr>
-        <w:t xml:space="preserve">Equal variance:</w:t>
-      </w:r>
-      <w:r>
-        <w:t xml:space="preserve"> </w:t>
-      </w:r>
-      <w:r>
-        <w:t xml:space="preserve">samples are from populations with a similar degree of variability.</w:t>
-      </w:r>
-    </w:p>
-    <w:p>
-      <w:pPr>
-        <w:pStyle w:val="Compact"/>
-        <w:numPr>
-          <w:ilvl w:val="0"/>
-          <w:numId w:val="1012"/>
-        </w:numPr>
-      </w:pPr>
-      <w:r>
-        <w:t xml:space="preserve">Graphical tests: boxplots</w:t>
-      </w:r>
-    </w:p>
-    <w:p>
-      <w:pPr>
-        <w:pStyle w:val="Compact"/>
-        <w:numPr>
-          <w:ilvl w:val="0"/>
-          <w:numId w:val="1012"/>
-        </w:numPr>
-      </w:pPr>
-      <w:r>
-        <w:t xml:space="preserve">“Formal”</w:t>
-      </w:r>
-      <w:r>
-        <w:t xml:space="preserve"> </w:t>
-      </w:r>
-      <w:r>
-        <w:t xml:space="preserve">tests: F-ratio test</w:t>
-      </w:r>
-    </w:p>
-    <w:p>
-      <w:pPr>
-        <w:pStyle w:val="Compact"/>
-        <w:numPr>
-          <w:ilvl w:val="0"/>
-          <w:numId w:val="1012"/>
-        </w:numPr>
-      </w:pPr>
-      <w:r>
-        <w:t xml:space="preserve">When sample sizes are equal, parametric tests are most robust to violations of normality — less so for equal variance</w:t>
-      </w:r>
-    </w:p>
-    <w:p>
-      <w:pPr>
-        <w:pStyle w:val="FirstParagraph"/>
-      </w:pPr>
-      <w:r>
-        <w:drawing>
-          <wp:inline>
-            <wp:extent cx="2935866" cy="2568882"/>
-            <wp:effectExtent b="0" l="0" r="0" t="0"/>
-            <wp:docPr descr="" title="" id="51" name="Picture"/>
-            <a:graphic>
-              <a:graphicData uri="http://schemas.openxmlformats.org/drawingml/2006/picture">
-                <pic:pic>
-                  <pic:nvPicPr>
-                    <pic:cNvPr descr="nonparametric_t_tests_lecture_files/figure-docx/nonparametric-t-tests-06-1.png" id="52" name="Picture"/>
-                    <pic:cNvPicPr>
-                      <a:picLocks noChangeArrowheads="1" noChangeAspect="1"/>
-                    </pic:cNvPicPr>
-                  </pic:nvPicPr>
-                  <pic:blipFill>
-                    <a:blip r:embed="rId50"/>
-                    <a:stretch>
-                      <a:fillRect/>
-                    </a:stretch>
-                  </pic:blipFill>
-                  <pic:spPr bwMode="auto">
-                    <a:xfrm>
-                      <a:off x="0" y="0"/>
-                      <a:ext cx="2935866" cy="2568882"/>
-                    </a:xfrm>
-                    <a:prstGeom prst="rect">
-                      <a:avLst/>
-                    </a:prstGeom>
-                    <a:noFill/>
-                    <a:ln w="9525">
-                      <a:noFill/>
-                      <a:headEnd/>
-                      <a:tailEnd/>
-                    </a:ln>
-                  </pic:spPr>
-                </pic:pic>
-              </a:graphicData>
-            </a:graphic>
-          </wp:inline>
-        </w:drawing>
-      </w:r>
-    </w:p>
-    <w:bookmarkEnd w:id="53"/>
-    <w:bookmarkStart w:id="60" w:name="testing-for-outliers"/>
-    <w:p>
-      <w:pPr>
-        <w:pStyle w:val="Heading2"/>
-      </w:pPr>
-      <w:r>
-        <w:t xml:space="preserve">Testing for Outliers</w:t>
-      </w:r>
-    </w:p>
-    <w:p>
-      <w:pPr>
-        <w:pStyle w:val="FirstParagraph"/>
-      </w:pPr>
-      <w:r>
-        <w:rPr>
-          <w:b/>
-          <w:bCs/>
-        </w:rPr>
-        <w:t xml:space="preserve">No outliers:</w:t>
-      </w:r>
-      <w:r>
-        <w:t xml:space="preserve"> </w:t>
-      </w:r>
-      <w:r>
-        <w:t xml:space="preserve">no</w:t>
-      </w:r>
-      <w:r>
-        <w:t xml:space="preserve"> </w:t>
-      </w:r>
-      <w:r>
-        <w:t xml:space="preserve">“extreme”</w:t>
-      </w:r>
-      <w:r>
-        <w:t xml:space="preserve"> </w:t>
-      </w:r>
-      <w:r>
-        <w:t xml:space="preserve">values very different from the rest of the sample.</w:t>
-      </w:r>
-    </w:p>
-    <w:p>
-      <w:pPr>
-        <w:pStyle w:val="Compact"/>
-        <w:numPr>
-          <w:ilvl w:val="0"/>
-          <w:numId w:val="1013"/>
-        </w:numPr>
-      </w:pPr>
-      <w:r>
-        <w:t xml:space="preserve">Graphical tests: boxplots, histograms</w:t>
-      </w:r>
-    </w:p>
-    <w:p>
-      <w:pPr>
-        <w:pStyle w:val="Compact"/>
-        <w:numPr>
-          <w:ilvl w:val="0"/>
-          <w:numId w:val="1013"/>
-        </w:numPr>
-      </w:pPr>
-      <w:r>
-        <w:t xml:space="preserve">“Formal tests”</w:t>
-      </w:r>
-      <w:r>
-        <w:t xml:space="preserve">: Grubbs’ test — no one really does this</w:t>
       </w:r>
     </w:p>
     <w:tbl>
@@ -2739,18 +2378,18 @@
                 <wp:inline>
                   <wp:extent cx="152400" cy="152400"/>
                   <wp:effectExtent b="0" l="0" r="0" t="0"/>
-                  <wp:docPr descr="" title="" id="55" name="Picture"/>
+                  <wp:docPr descr="" title="" id="52" name="Picture"/>
                   <a:graphic>
                     <a:graphicData uri="http://schemas.openxmlformats.org/drawingml/2006/picture">
                       <pic:pic>
                         <pic:nvPicPr>
-                          <pic:cNvPr descr="/Applications/Positron.app/Contents/Resources/app/quarto/share/formats/docx/warning.png" id="56" name="Picture"/>
+                          <pic:cNvPr descr="/Applications/Positron.app/Contents/Resources/app/quarto/share/formats/docx/warning.png" id="53" name="Picture"/>
                           <pic:cNvPicPr>
                             <a:picLocks noChangeArrowheads="1" noChangeAspect="1"/>
                           </pic:cNvPicPr>
                         </pic:nvPicPr>
                         <pic:blipFill>
-                          <a:blip r:embed="rId54"/>
+                          <a:blip r:embed="rId51"/>
                           <a:stretch>
                             <a:fillRect/>
                           </a:stretch>
@@ -2811,7 +2450,22 @@
                 <w:b/>
                 <w:bCs/>
               </w:rPr>
-              <w:t xml:space="preserve">⚠️ Watch out!</w:t>
+              <w:t xml:space="preserve">⚠️ p prints as</w:t>
+            </w:r>
+            <w:r>
+              <w:rPr>
+                <w:b/>
+                <w:bCs/>
+              </w:rPr>
+              <w:t xml:space="preserve"> </w:t>
+            </w:r>
+            <w:r>
+              <w:rPr>
+                <w:rStyle w:val="VerbatimChar"/>
+                <w:b/>
+                <w:bCs/>
+              </w:rPr>
+              <w:t xml:space="preserve">&lt; 2.2e-16</w:t>
             </w:r>
           </w:p>
           <w:p>
@@ -2822,7 +2476,23 @@
               <w:spacing w:after="16"/>
             </w:pPr>
             <w:r>
-              <w:t xml:space="preserve">Outliers are a problem for non-parametric tests as well — switching to a rank-based test doesn’t make an outlier stop mattering.</w:t>
+              <w:t xml:space="preserve">That is R telling you the p-value is smaller than it will bother to print. Not a borderline call — NE 12 mass is</w:t>
+            </w:r>
+            <w:r>
+              <w:t xml:space="preserve"> </w:t>
+            </w:r>
+            <w:r>
+              <w:rPr>
+                <w:b/>
+                <w:bCs/>
+              </w:rPr>
+              <w:t xml:space="preserve">strongly</w:t>
+            </w:r>
+            <w:r>
+              <w:t xml:space="preserve"> </w:t>
+            </w:r>
+            <w:r>
+              <w:t xml:space="preserve">non-normal, exactly as the histogram and QQ-plot showed. This is the case the rest of the lecture is for.</w:t>
             </w:r>
           </w:p>
           <w:p/>
@@ -2831,25 +2501,857 @@
     </w:tbl>
     <w:p>
       <w:pPr>
+        <w:pStyle w:val="SourceCode"/>
+      </w:pPr>
+      <w:r>
+        <w:rPr>
+          <w:rStyle w:val="FunctionTok"/>
+        </w:rPr>
+        <w:t xml:space="preserve">shapiro.test</w:t>
+      </w:r>
+      <w:r>
+        <w:rPr>
+          <w:rStyle w:val="NormalTok"/>
+        </w:rPr>
+        <w:t xml:space="preserve">(ne12_data</w:t>
+      </w:r>
+      <w:r>
+        <w:rPr>
+          <w:rStyle w:val="SpecialCharTok"/>
+        </w:rPr>
+        <w:t xml:space="preserve">$</w:t>
+      </w:r>
+      <w:r>
+        <w:rPr>
+          <w:rStyle w:val="NormalTok"/>
+        </w:rPr>
+        <w:t xml:space="preserve">mass_g)</w:t>
+      </w:r>
+    </w:p>
+    <w:p>
+      <w:pPr>
+        <w:pStyle w:val="SourceCode"/>
+      </w:pPr>
+      <w:r>
+        <w:br/>
+      </w:r>
+      <w:r>
+        <w:rPr>
+          <w:rStyle w:val="VerbatimChar"/>
+        </w:rPr>
+        <w:t xml:space="preserve">    Shapiro-Wilk normality test</w:t>
+      </w:r>
+      <w:r>
+        <w:br/>
+      </w:r>
+      <w:r>
+        <w:br/>
+      </w:r>
+      <w:r>
+        <w:rPr>
+          <w:rStyle w:val="VerbatimChar"/>
+        </w:rPr>
+        <w:t xml:space="preserve">data:  ne12_data$mass_g</w:t>
+      </w:r>
+      <w:r>
+        <w:br/>
+      </w:r>
+      <w:r>
+        <w:rPr>
+          <w:rStyle w:val="VerbatimChar"/>
+        </w:rPr>
+        <w:t xml:space="preserve">W = 0.85148, p-value &lt; 2.2e-16</w:t>
+      </w:r>
+    </w:p>
+    <w:bookmarkEnd w:id="54"/>
+    <w:bookmarkStart w:id="58" w:name="testing-the-equal-variance-assumption"/>
+    <w:p>
+      <w:pPr>
+        <w:pStyle w:val="Heading2"/>
+      </w:pPr>
+      <w:r>
+        <w:t xml:space="preserve">Testing the Equal Variance Assumption</w:t>
+      </w:r>
+    </w:p>
+    <w:p>
+      <w:pPr>
+        <w:pStyle w:val="FirstParagraph"/>
+      </w:pPr>
+      <w:r>
+        <w:rPr>
+          <w:b/>
+          <w:bCs/>
+        </w:rPr>
+        <w:t xml:space="preserve">Equal variance:</w:t>
+      </w:r>
+      <w:r>
+        <w:t xml:space="preserve"> </w:t>
+      </w:r>
+      <w:r>
+        <w:t xml:space="preserve">samples are from populations with a similar degree of variability.</w:t>
+      </w:r>
+    </w:p>
+    <w:p>
+      <w:pPr>
         <w:pStyle w:val="BodyText"/>
+      </w:pPr>
+      <w:r>
+        <w:t xml:space="preserve">Equal variance is about</w:t>
+      </w:r>
+      <w:r>
+        <w:t xml:space="preserve"> </w:t>
+      </w:r>
+      <w:r>
+        <w:rPr>
+          <w:b/>
+          <w:bCs/>
+        </w:rPr>
+        <w:t xml:space="preserve">two groups</w:t>
+      </w:r>
+      <w:r>
+        <w:t xml:space="preserve">, so here we bring in the comparison we will use for the rest of the lecture:</w:t>
+      </w:r>
+      <w:r>
+        <w:t xml:space="preserve"> </w:t>
+      </w:r>
+      <w:r>
+        <w:rPr>
+          <w:b/>
+          <w:bCs/>
+        </w:rPr>
+        <w:t xml:space="preserve">NE 12 vs. Island Lake</w:t>
+      </w:r>
+      <w:r>
+        <w:t xml:space="preserve">.</w:t>
+      </w:r>
+    </w:p>
+    <w:p>
+      <w:pPr>
+        <w:pStyle w:val="Compact"/>
+        <w:numPr>
+          <w:ilvl w:val="0"/>
+          <w:numId w:val="1012"/>
+        </w:numPr>
+      </w:pPr>
+      <w:r>
+        <w:t xml:space="preserve">Graphical test: boxplots</w:t>
+      </w:r>
+    </w:p>
+    <w:p>
+      <w:pPr>
+        <w:pStyle w:val="Compact"/>
+        <w:numPr>
+          <w:ilvl w:val="0"/>
+          <w:numId w:val="1012"/>
+        </w:numPr>
+      </w:pPr>
+      <w:r>
+        <w:t xml:space="preserve">Formal test:</w:t>
+      </w:r>
+      <w:r>
+        <w:t xml:space="preserve"> </w:t>
+      </w:r>
+      <w:r>
+        <w:rPr>
+          <w:b/>
+          <w:bCs/>
+        </w:rPr>
+        <w:t xml:space="preserve">Levene’s test</w:t>
+      </w:r>
+      <w:r>
+        <w:t xml:space="preserve"> </w:t>
+      </w:r>
+      <w:r>
+        <w:t xml:space="preserve">— H₀ is</w:t>
+      </w:r>
+      <w:r>
+        <w:t xml:space="preserve"> </w:t>
+      </w:r>
+      <w:r>
+        <w:t xml:space="preserve">“the variances are equal,”</w:t>
+      </w:r>
+      <w:r>
+        <w:t xml:space="preserve"> </w:t>
+      </w:r>
+      <w:r>
+        <w:t xml:space="preserve">so you</w:t>
+      </w:r>
+      <w:r>
+        <w:t xml:space="preserve"> </w:t>
+      </w:r>
+      <w:r>
+        <w:rPr>
+          <w:i/>
+          <w:iCs/>
+        </w:rPr>
+        <w:t xml:space="preserve">want</w:t>
+      </w:r>
+      <w:r>
+        <w:t xml:space="preserve"> </w:t>
+      </w:r>
+      <w:r>
+        <w:t xml:space="preserve">p &gt; 0.05</w:t>
+      </w:r>
+    </w:p>
+    <w:p>
+      <w:pPr>
+        <w:pStyle w:val="SourceCode"/>
+      </w:pPr>
+      <w:r>
+        <w:rPr>
+          <w:rStyle w:val="NormalTok"/>
+        </w:rPr>
+        <w:t xml:space="preserve">isl_ne12_df </w:t>
+      </w:r>
+      <w:r>
+        <w:rPr>
+          <w:rStyle w:val="OtherTok"/>
+        </w:rPr>
+        <w:t xml:space="preserve">&lt;-</w:t>
+      </w:r>
+      <w:r>
+        <w:rPr>
+          <w:rStyle w:val="NormalTok"/>
+        </w:rPr>
+        <w:t xml:space="preserve"> lt_df </w:t>
+      </w:r>
+      <w:r>
+        <w:rPr>
+          <w:rStyle w:val="SpecialCharTok"/>
+        </w:rPr>
+        <w:t xml:space="preserve">%&gt;%</w:t>
+      </w:r>
+      <w:r>
+        <w:br/>
+      </w:r>
+      <w:r>
+        <w:rPr>
+          <w:rStyle w:val="NormalTok"/>
+        </w:rPr>
+        <w:t xml:space="preserve">  </w:t>
+      </w:r>
+      <w:r>
+        <w:rPr>
+          <w:rStyle w:val="FunctionTok"/>
+        </w:rPr>
+        <w:t xml:space="preserve">filter</w:t>
+      </w:r>
+      <w:r>
+        <w:rPr>
+          <w:rStyle w:val="NormalTok"/>
+        </w:rPr>
+        <w:t xml:space="preserve">(lake </w:t>
+      </w:r>
+      <w:r>
+        <w:rPr>
+          <w:rStyle w:val="SpecialCharTok"/>
+        </w:rPr>
+        <w:t xml:space="preserve">%in%</w:t>
+      </w:r>
+      <w:r>
+        <w:rPr>
+          <w:rStyle w:val="NormalTok"/>
+        </w:rPr>
+        <w:t xml:space="preserve"> </w:t>
+      </w:r>
+      <w:r>
+        <w:rPr>
+          <w:rStyle w:val="FunctionTok"/>
+        </w:rPr>
+        <w:t xml:space="preserve">c</w:t>
+      </w:r>
+      <w:r>
+        <w:rPr>
+          <w:rStyle w:val="NormalTok"/>
+        </w:rPr>
+        <w:t xml:space="preserve">(</w:t>
+      </w:r>
+      <w:r>
+        <w:rPr>
+          <w:rStyle w:val="StringTok"/>
+        </w:rPr>
+        <w:t xml:space="preserve">"NE 12"</w:t>
+      </w:r>
+      <w:r>
+        <w:rPr>
+          <w:rStyle w:val="NormalTok"/>
+        </w:rPr>
+        <w:t xml:space="preserve">, </w:t>
+      </w:r>
+      <w:r>
+        <w:rPr>
+          <w:rStyle w:val="StringTok"/>
+        </w:rPr>
+        <w:t xml:space="preserve">"Island Lake"</w:t>
+      </w:r>
+      <w:r>
+        <w:rPr>
+          <w:rStyle w:val="NormalTok"/>
+        </w:rPr>
+        <w:t xml:space="preserve">)) </w:t>
+      </w:r>
+      <w:r>
+        <w:rPr>
+          <w:rStyle w:val="SpecialCharTok"/>
+        </w:rPr>
+        <w:t xml:space="preserve">%&gt;%</w:t>
+      </w:r>
+      <w:r>
+        <w:br/>
+      </w:r>
+      <w:r>
+        <w:rPr>
+          <w:rStyle w:val="NormalTok"/>
+        </w:rPr>
+        <w:t xml:space="preserve">  </w:t>
+      </w:r>
+      <w:r>
+        <w:rPr>
+          <w:rStyle w:val="FunctionTok"/>
+        </w:rPr>
+        <w:t xml:space="preserve">filter</w:t>
+      </w:r>
+      <w:r>
+        <w:rPr>
+          <w:rStyle w:val="NormalTok"/>
+        </w:rPr>
+        <w:t xml:space="preserve">(</w:t>
+      </w:r>
+      <w:r>
+        <w:rPr>
+          <w:rStyle w:val="SpecialCharTok"/>
+        </w:rPr>
+        <w:t xml:space="preserve">!</w:t>
+      </w:r>
+      <w:r>
+        <w:rPr>
+          <w:rStyle w:val="FunctionTok"/>
+        </w:rPr>
+        <w:t xml:space="preserve">is.na</w:t>
+      </w:r>
+      <w:r>
+        <w:rPr>
+          <w:rStyle w:val="NormalTok"/>
+        </w:rPr>
+        <w:t xml:space="preserve">(mass_g))</w:t>
+      </w:r>
+      <w:r>
+        <w:br/>
+      </w:r>
+      <w:r>
+        <w:br/>
+      </w:r>
+      <w:r>
+        <w:rPr>
+          <w:rStyle w:val="NormalTok"/>
+        </w:rPr>
+        <w:t xml:space="preserve">isl_ne12_df </w:t>
+      </w:r>
+      <w:r>
+        <w:rPr>
+          <w:rStyle w:val="SpecialCharTok"/>
+        </w:rPr>
+        <w:t xml:space="preserve">%&gt;%</w:t>
+      </w:r>
+      <w:r>
+        <w:br/>
+      </w:r>
+      <w:r>
+        <w:rPr>
+          <w:rStyle w:val="NormalTok"/>
+        </w:rPr>
+        <w:t xml:space="preserve">  </w:t>
+      </w:r>
+      <w:r>
+        <w:rPr>
+          <w:rStyle w:val="FunctionTok"/>
+        </w:rPr>
+        <w:t xml:space="preserve">ggplot</w:t>
+      </w:r>
+      <w:r>
+        <w:rPr>
+          <w:rStyle w:val="NormalTok"/>
+        </w:rPr>
+        <w:t xml:space="preserve">(</w:t>
+      </w:r>
+      <w:r>
+        <w:rPr>
+          <w:rStyle w:val="FunctionTok"/>
+        </w:rPr>
+        <w:t xml:space="preserve">aes</w:t>
+      </w:r>
+      <w:r>
+        <w:rPr>
+          <w:rStyle w:val="NormalTok"/>
+        </w:rPr>
+        <w:t xml:space="preserve">(lake, mass_g)) </w:t>
+      </w:r>
+      <w:r>
+        <w:rPr>
+          <w:rStyle w:val="SpecialCharTok"/>
+        </w:rPr>
+        <w:t xml:space="preserve">+</w:t>
+      </w:r>
+      <w:r>
+        <w:br/>
+      </w:r>
+      <w:r>
+        <w:rPr>
+          <w:rStyle w:val="NormalTok"/>
+        </w:rPr>
+        <w:t xml:space="preserve">  </w:t>
+      </w:r>
+      <w:r>
+        <w:rPr>
+          <w:rStyle w:val="FunctionTok"/>
+        </w:rPr>
+        <w:t xml:space="preserve">geom_boxplot</w:t>
+      </w:r>
+      <w:r>
+        <w:rPr>
+          <w:rStyle w:val="NormalTok"/>
+        </w:rPr>
+        <w:t xml:space="preserve">() </w:t>
+      </w:r>
+      <w:r>
+        <w:rPr>
+          <w:rStyle w:val="SpecialCharTok"/>
+        </w:rPr>
+        <w:t xml:space="preserve">+</w:t>
+      </w:r>
+      <w:r>
+        <w:br/>
+      </w:r>
+      <w:r>
+        <w:rPr>
+          <w:rStyle w:val="NormalTok"/>
+        </w:rPr>
+        <w:t xml:space="preserve">  </w:t>
+      </w:r>
+      <w:r>
+        <w:rPr>
+          <w:rStyle w:val="FunctionTok"/>
+        </w:rPr>
+        <w:t xml:space="preserve">theme_regular</w:t>
+      </w:r>
+      <w:r>
+        <w:rPr>
+          <w:rStyle w:val="NormalTok"/>
+        </w:rPr>
+        <w:t xml:space="preserve">(</w:t>
+      </w:r>
+      <w:r>
+        <w:rPr>
+          <w:rStyle w:val="AttributeTok"/>
+        </w:rPr>
+        <w:t xml:space="preserve">base_size =</w:t>
+      </w:r>
+      <w:r>
+        <w:rPr>
+          <w:rStyle w:val="NormalTok"/>
+        </w:rPr>
+        <w:t xml:space="preserve"> </w:t>
+      </w:r>
+      <w:r>
+        <w:rPr>
+          <w:rStyle w:val="DecValTok"/>
+        </w:rPr>
+        <w:t xml:space="preserve">10</w:t>
+      </w:r>
+      <w:r>
+        <w:rPr>
+          <w:rStyle w:val="NormalTok"/>
+        </w:rPr>
+        <w:t xml:space="preserve">)</w:t>
+      </w:r>
+    </w:p>
+    <w:p>
+      <w:pPr>
+        <w:pStyle w:val="FirstParagraph"/>
       </w:pPr>
       <w:r>
         <w:drawing>
           <wp:inline>
-            <wp:extent cx="2935866" cy="2568882"/>
+            <wp:extent cx="2935866" cy="2201899"/>
             <wp:effectExtent b="0" l="0" r="0" t="0"/>
-            <wp:docPr descr="" title="" id="58" name="Picture"/>
+            <wp:docPr descr="" title="" id="56" name="Picture"/>
             <a:graphic>
               <a:graphicData uri="http://schemas.openxmlformats.org/drawingml/2006/picture">
                 <pic:pic>
                   <pic:nvPicPr>
-                    <pic:cNvPr descr="nonparametric_t_tests_lecture_files/figure-docx/nonparametric-t-tests-07-1.png" id="59" name="Picture"/>
+                    <pic:cNvPr descr="nonparametric_t_tests_lecture_files/figure-docx/nonparametric-t-tests-05-1.png" id="57" name="Picture"/>
                     <pic:cNvPicPr>
                       <a:picLocks noChangeArrowheads="1" noChangeAspect="1"/>
                     </pic:cNvPicPr>
                   </pic:nvPicPr>
                   <pic:blipFill>
-                    <a:blip r:embed="rId57"/>
+                    <a:blip r:embed="rId55"/>
+                    <a:stretch>
+                      <a:fillRect/>
+                    </a:stretch>
+                  </pic:blipFill>
+                  <pic:spPr bwMode="auto">
+                    <a:xfrm>
+                      <a:off x="0" y="0"/>
+                      <a:ext cx="2935866" cy="2201899"/>
+                    </a:xfrm>
+                    <a:prstGeom prst="rect">
+                      <a:avLst/>
+                    </a:prstGeom>
+                    <a:noFill/>
+                    <a:ln w="9525">
+                      <a:noFill/>
+                      <a:headEnd/>
+                      <a:tailEnd/>
+                    </a:ln>
+                  </pic:spPr>
+                </pic:pic>
+              </a:graphicData>
+            </a:graphic>
+          </wp:inline>
+        </w:drawing>
+      </w:r>
+    </w:p>
+    <w:p>
+      <w:pPr>
+        <w:pStyle w:val="SourceCode"/>
+      </w:pPr>
+      <w:r>
+        <w:rPr>
+          <w:rStyle w:val="FunctionTok"/>
+        </w:rPr>
+        <w:t xml:space="preserve">leveneTest</w:t>
+      </w:r>
+      <w:r>
+        <w:rPr>
+          <w:rStyle w:val="NormalTok"/>
+        </w:rPr>
+        <w:t xml:space="preserve">(mass_g </w:t>
+      </w:r>
+      <w:r>
+        <w:rPr>
+          <w:rStyle w:val="SpecialCharTok"/>
+        </w:rPr>
+        <w:t xml:space="preserve">~</w:t>
+      </w:r>
+      <w:r>
+        <w:rPr>
+          <w:rStyle w:val="NormalTok"/>
+        </w:rPr>
+        <w:t xml:space="preserve"> </w:t>
+      </w:r>
+      <w:r>
+        <w:rPr>
+          <w:rStyle w:val="FunctionTok"/>
+        </w:rPr>
+        <w:t xml:space="preserve">factor</w:t>
+      </w:r>
+      <w:r>
+        <w:rPr>
+          <w:rStyle w:val="NormalTok"/>
+        </w:rPr>
+        <w:t xml:space="preserve">(lake), </w:t>
+      </w:r>
+      <w:r>
+        <w:rPr>
+          <w:rStyle w:val="AttributeTok"/>
+        </w:rPr>
+        <w:t xml:space="preserve">data =</w:t>
+      </w:r>
+      <w:r>
+        <w:rPr>
+          <w:rStyle w:val="NormalTok"/>
+        </w:rPr>
+        <w:t xml:space="preserve"> isl_ne12_df)</w:t>
+      </w:r>
+    </w:p>
+    <w:p>
+      <w:pPr>
+        <w:pStyle w:val="SourceCode"/>
+      </w:pPr>
+      <w:r>
+        <w:rPr>
+          <w:rStyle w:val="VerbatimChar"/>
+        </w:rPr>
+        <w:t xml:space="preserve">Levene's Test for Homogeneity of Variance (center = median)</w:t>
+      </w:r>
+      <w:r>
+        <w:br/>
+      </w:r>
+      <w:r>
+        <w:rPr>
+          <w:rStyle w:val="VerbatimChar"/>
+        </w:rPr>
+        <w:t xml:space="preserve">       Df F value    Pr(&gt;F)    </w:t>
+      </w:r>
+      <w:r>
+        <w:br/>
+      </w:r>
+      <w:r>
+        <w:rPr>
+          <w:rStyle w:val="VerbatimChar"/>
+        </w:rPr>
+        <w:t xml:space="preserve">group   1  25.997 5.775e-07 ***</w:t>
+      </w:r>
+      <w:r>
+        <w:br/>
+      </w:r>
+      <w:r>
+        <w:rPr>
+          <w:rStyle w:val="VerbatimChar"/>
+        </w:rPr>
+        <w:t xml:space="preserve">      330                      </w:t>
+      </w:r>
+      <w:r>
+        <w:br/>
+      </w:r>
+      <w:r>
+        <w:rPr>
+          <w:rStyle w:val="VerbatimChar"/>
+        </w:rPr>
+        <w:t xml:space="preserve">---</w:t>
+      </w:r>
+      <w:r>
+        <w:br/>
+      </w:r>
+      <w:r>
+        <w:rPr>
+          <w:rStyle w:val="VerbatimChar"/>
+        </w:rPr>
+        <w:t xml:space="preserve">Signif. codes:  0 '***' 0.001 '**' 0.01 '*' 0.05 '.' 0.1 ' ' 1</w:t>
+      </w:r>
+    </w:p>
+    <w:p>
+      <w:pPr>
+        <w:pStyle w:val="FirstParagraph"/>
+      </w:pPr>
+      <w:r>
+        <w:rPr>
+          <w:b/>
+          <w:bCs/>
+        </w:rPr>
+        <w:t xml:space="preserve">p is far below 0.05 — the variances are not equal.</w:t>
+      </w:r>
+    </w:p>
+    <w:bookmarkEnd w:id="58"/>
+    <w:bookmarkStart w:id="64" w:name="testing-for-outliers"/>
+    <w:p>
+      <w:pPr>
+        <w:pStyle w:val="Heading2"/>
+      </w:pPr>
+      <w:r>
+        <w:t xml:space="preserve">Testing for Outliers</w:t>
+      </w:r>
+    </w:p>
+    <w:p>
+      <w:pPr>
+        <w:pStyle w:val="FirstParagraph"/>
+      </w:pPr>
+      <w:r>
+        <w:rPr>
+          <w:b/>
+          <w:bCs/>
+        </w:rPr>
+        <w:t xml:space="preserve">No outliers:</w:t>
+      </w:r>
+      <w:r>
+        <w:t xml:space="preserve"> </w:t>
+      </w:r>
+      <w:r>
+        <w:t xml:space="preserve">no</w:t>
+      </w:r>
+      <w:r>
+        <w:t xml:space="preserve"> </w:t>
+      </w:r>
+      <w:r>
+        <w:t xml:space="preserve">“extreme”</w:t>
+      </w:r>
+      <w:r>
+        <w:t xml:space="preserve"> </w:t>
+      </w:r>
+      <w:r>
+        <w:t xml:space="preserve">values very different from the rest of the sample.</w:t>
+      </w:r>
+    </w:p>
+    <w:p>
+      <w:pPr>
+        <w:pStyle w:val="Compact"/>
+        <w:numPr>
+          <w:ilvl w:val="0"/>
+          <w:numId w:val="1013"/>
+        </w:numPr>
+      </w:pPr>
+      <w:r>
+        <w:t xml:space="preserve">Graphical tests: boxplots, histograms</w:t>
+      </w:r>
+    </w:p>
+    <w:p>
+      <w:pPr>
+        <w:pStyle w:val="Compact"/>
+        <w:numPr>
+          <w:ilvl w:val="0"/>
+          <w:numId w:val="1013"/>
+        </w:numPr>
+      </w:pPr>
+      <w:r>
+        <w:t xml:space="preserve">“Formal tests”</w:t>
+      </w:r>
+      <w:r>
+        <w:t xml:space="preserve">: Grubbs’ test — no one really does this</w:t>
+      </w:r>
+    </w:p>
+    <w:tbl>
+      <w:tblPr>
+        <w:tblStyle w:val="Table"/>
+        <w:tblLook w:firstRow="0" w:lastRow="0" w:firstColumn="0" w:lastColumn="0" w:noHBand="0" w:noVBand="0" w:val="0000"/>
+        <w:tblBorders>
+          <w:top w:val="single" w:sz="4" w:space="0" w:color="EB9113"/>
+          <w:left w:val="single" w:sz="24" w:space="0" w:color="EB9113"/>
+          <w:bottom w:val="single" w:sz="4" w:space="0" w:color="EB9113"/>
+          <w:right w:val="single" w:sz="4" w:space="0" w:color="EB9113"/>
+        </w:tblBorders>
+        <w:tblCellMar>
+          <w:left w:w="144" w:type="dxa"/>
+          <w:right w:w="144" w:type="dxa"/>
+        </w:tblCellMar>
+        <w:tblLook w:firstRow="0" w:lastRow="0" w:firstColumn="0" w:lastColumn="0" w:noHBand="0" w:noVBand="0" w:val="0000"/>
+      </w:tblPr>
+      <w:tr>
+        <w:trPr>
+          <w:cantSplit/>
+        </w:trPr>
+        <w:tc>
+          <w:tcPr>
+            <w:shd w:color="auto" w:fill="fcefdc" w:val="clear"/>
+            <w:tcMar>
+              <w:top w:w="92" w:type="dxa"/>
+              <w:bottom w:w="92" w:type="dxa"/>
+            </w:tcMar>
+          </w:tcPr>
+          <w:p>
+            <w:pPr>
+              <w:pStyle w:val="FirstParagraph"/>
+            </w:pPr>
+            <w:pPr>
+              <w:spacing w:before="0" w:after="0"/>
+              <w:textAlignment w:val="center"/>
+            </w:pPr>
+            <w:r>
+              <w:drawing>
+                <wp:inline>
+                  <wp:extent cx="152400" cy="152400"/>
+                  <wp:effectExtent b="0" l="0" r="0" t="0"/>
+                  <wp:docPr descr="" title="" id="59" name="Picture"/>
+                  <a:graphic>
+                    <a:graphicData uri="http://schemas.openxmlformats.org/drawingml/2006/picture">
+                      <pic:pic>
+                        <pic:nvPicPr>
+                          <pic:cNvPr descr="/Applications/Positron.app/Contents/Resources/app/quarto/share/formats/docx/warning.png" id="60" name="Picture"/>
+                          <pic:cNvPicPr>
+                            <a:picLocks noChangeArrowheads="1" noChangeAspect="1"/>
+                          </pic:cNvPicPr>
+                        </pic:nvPicPr>
+                        <pic:blipFill>
+                          <a:blip r:embed="rId51"/>
+                          <a:stretch>
+                            <a:fillRect/>
+                          </a:stretch>
+                        </pic:blipFill>
+                        <pic:spPr bwMode="auto">
+                          <a:xfrm>
+                            <a:off x="0" y="0"/>
+                            <a:ext cx="152400" cy="152400"/>
+                          </a:xfrm>
+                          <a:prstGeom prst="rect">
+                            <a:avLst/>
+                          </a:prstGeom>
+                          <a:noFill/>
+                          <a:ln w="9525">
+                            <a:noFill/>
+                            <a:headEnd/>
+                            <a:tailEnd/>
+                          </a:ln>
+                        </pic:spPr>
+                      </pic:pic>
+                    </a:graphicData>
+                  </a:graphic>
+                </wp:inline>
+              </w:drawing>
+            </w:r>
+            <w:r>
+              <w:t xml:space="preserve"> </w:t>
+            </w:r>
+            <w:r>
+              <w:t xml:space="preserve"> </w:t>
+            </w:r>
+            <w:r>
+              <w:t xml:space="preserve">Warning</w:t>
+            </w:r>
+          </w:p>
+        </w:tc>
+      </w:tr>
+      <w:tr>
+        <w:trPr>
+          <w:cantSplit/>
+        </w:trPr>
+        <w:tc>
+          <w:tcPr>
+            <w:tcMar>
+              <w:top w:w="108" w:type="dxa"/>
+              <w:bottom w:w="108" w:type="dxa"/>
+            </w:tcMar>
+          </w:tcPr>
+          <w:p>
+            <w:pPr>
+              <w:pStyle w:val="BodyText"/>
+            </w:pPr>
+            <w:pPr>
+              <w:spacing w:before="16"/>
+            </w:pPr>
+            <w:r>
+              <w:rPr>
+                <w:b/>
+                <w:bCs/>
+              </w:rPr>
+              <w:t xml:space="preserve">⚠️ Watch out!</w:t>
+            </w:r>
+          </w:p>
+          <w:p>
+            <w:pPr>
+              <w:pStyle w:val="BodyText"/>
+            </w:pPr>
+            <w:pPr>
+              <w:spacing w:after="16"/>
+            </w:pPr>
+            <w:r>
+              <w:t xml:space="preserve">Outliers are a problem for non-parametric tests as well — switching to a rank-based test doesn’t make an outlier stop mattering.</w:t>
+            </w:r>
+          </w:p>
+          <w:p/>
+        </w:tc>
+      </w:tr>
+    </w:tbl>
+    <w:p>
+      <w:pPr>
+        <w:pStyle w:val="BodyText"/>
+      </w:pPr>
+      <w:r>
+        <w:drawing>
+          <wp:inline>
+            <wp:extent cx="2935866" cy="2568882"/>
+            <wp:effectExtent b="0" l="0" r="0" t="0"/>
+            <wp:docPr descr="" title="" id="62" name="Picture"/>
+            <a:graphic>
+              <a:graphicData uri="http://schemas.openxmlformats.org/drawingml/2006/picture">
+                <pic:pic>
+                  <pic:nvPicPr>
+                    <pic:cNvPr descr="nonparametric_t_tests_lecture_files/figure-docx/nonparametric-t-tests-07-1.png" id="63" name="Picture"/>
+                    <pic:cNvPicPr>
+                      <a:picLocks noChangeArrowheads="1" noChangeAspect="1"/>
+                    </pic:cNvPicPr>
+                  </pic:nvPicPr>
+                  <pic:blipFill>
+                    <a:blip r:embed="rId61"/>
                     <a:stretch>
                       <a:fillRect/>
                     </a:stretch>
@@ -2876,8 +3378,8 @@
         </w:drawing>
       </w:r>
     </w:p>
-    <w:bookmarkEnd w:id="60"/>
-    <w:bookmarkStart w:id="61" w:name="part-3-when-assumptions-fail"/>
+    <w:bookmarkEnd w:id="64"/>
+    <w:bookmarkStart w:id="65" w:name="part-3-when-assumptions-fail"/>
     <w:p>
       <w:pPr>
         <w:pStyle w:val="Heading2"/>
@@ -2886,8 +3388,8 @@
         <w:t xml:space="preserve">Part 3 · When Assumptions Fail</w:t>
       </w:r>
     </w:p>
-    <w:bookmarkEnd w:id="61"/>
-    <w:bookmarkStart w:id="65" w:name="alternative-tests-when-assumptions-fail"/>
+    <w:bookmarkEnd w:id="65"/>
+    <w:bookmarkStart w:id="69" w:name="alternative-tests-when-assumptions-fail"/>
     <w:p>
       <w:pPr>
         <w:pStyle w:val="Heading2"/>
@@ -2991,18 +3493,18 @@
           <wp:inline>
             <wp:extent cx="2935866" cy="3669832"/>
             <wp:effectExtent b="0" l="0" r="0" t="0"/>
-            <wp:docPr descr="" title="" id="63" name="Picture"/>
+            <wp:docPr descr="" title="" id="67" name="Picture"/>
             <a:graphic>
               <a:graphicData uri="http://schemas.openxmlformats.org/drawingml/2006/picture">
                 <pic:pic>
                   <pic:nvPicPr>
-                    <pic:cNvPr descr="nonparametric_t_tests_lecture_files/figure-docx/nonparametric-t-tests-08-1.png" id="64" name="Picture"/>
+                    <pic:cNvPr descr="nonparametric_t_tests_lecture_files/figure-docx/nonparametric-t-tests-08-1.png" id="68" name="Picture"/>
                     <pic:cNvPicPr>
                       <a:picLocks noChangeArrowheads="1" noChangeAspect="1"/>
                     </pic:cNvPicPr>
                   </pic:nvPicPr>
                   <pic:blipFill>
-                    <a:blip r:embed="rId62"/>
+                    <a:blip r:embed="rId66"/>
                     <a:stretch>
                       <a:fillRect/>
                     </a:stretch>
@@ -3029,8 +3531,8 @@
         </w:drawing>
       </w:r>
     </w:p>
-    <w:bookmarkEnd w:id="65"/>
-    <w:bookmarkStart w:id="69" w:name="understanding-qq-plots"/>
+    <w:bookmarkEnd w:id="69"/>
+    <w:bookmarkStart w:id="73" w:name="understanding-qq-plots"/>
     <w:p>
       <w:pPr>
         <w:pStyle w:val="Heading2"/>
@@ -3102,18 +3604,18 @@
           <wp:inline>
             <wp:extent cx="3119357" cy="2568882"/>
             <wp:effectExtent b="0" l="0" r="0" t="0"/>
-            <wp:docPr descr="" title="" id="67" name="Picture"/>
+            <wp:docPr descr="" title="" id="71" name="Picture"/>
             <a:graphic>
               <a:graphicData uri="http://schemas.openxmlformats.org/drawingml/2006/picture">
                 <pic:pic>
                   <pic:nvPicPr>
-                    <pic:cNvPr descr="nonparametric_t_tests_lecture_files/figure-docx/nonparametric-t-tests-09-1.png" id="68" name="Picture"/>
+                    <pic:cNvPr descr="nonparametric_t_tests_lecture_files/figure-docx/nonparametric-t-tests-09-1.png" id="72" name="Picture"/>
                     <pic:cNvPicPr>
                       <a:picLocks noChangeArrowheads="1" noChangeAspect="1"/>
                     </pic:cNvPicPr>
                   </pic:nvPicPr>
                   <pic:blipFill>
-                    <a:blip r:embed="rId66"/>
+                    <a:blip r:embed="rId70"/>
                     <a:stretch>
                       <a:fillRect/>
                     </a:stretch>
@@ -3140,8 +3642,8 @@
         </w:drawing>
       </w:r>
     </w:p>
-    <w:bookmarkEnd w:id="69"/>
-    <w:bookmarkStart w:id="74" w:name="data-transformations"/>
+    <w:bookmarkEnd w:id="73"/>
+    <w:bookmarkStart w:id="81" w:name="data-transformations"/>
     <w:p>
       <w:pPr>
         <w:pStyle w:val="Heading2"/>
@@ -3167,7 +3669,7 @@
         <w:t xml:space="preserve"> </w:t>
       </w:r>
       <w:r>
-        <w:t xml:space="preserve">to meet the assumptions of parametric tests. This can be done in R and usually involves:</w:t>
+        <w:t xml:space="preserve">to meet the assumptions of parametric tests. This usually involves:</w:t>
       </w:r>
     </w:p>
     <w:p>
@@ -3208,25 +3710,287 @@
     </w:p>
     <w:p>
       <w:pPr>
-        <w:pStyle w:val="CaptionedFigure"/>
+        <w:pStyle w:val="SourceCode"/>
+      </w:pPr>
+      <w:r>
+        <w:rPr>
+          <w:rStyle w:val="NormalTok"/>
+        </w:rPr>
+        <w:t xml:space="preserve">log_box_plot </w:t>
+      </w:r>
+      <w:r>
+        <w:rPr>
+          <w:rStyle w:val="OtherTok"/>
+        </w:rPr>
+        <w:t xml:space="preserve">&lt;-</w:t>
+      </w:r>
+      <w:r>
+        <w:rPr>
+          <w:rStyle w:val="NormalTok"/>
+        </w:rPr>
+        <w:t xml:space="preserve"> isl_ne12_df </w:t>
+      </w:r>
+      <w:r>
+        <w:rPr>
+          <w:rStyle w:val="SpecialCharTok"/>
+        </w:rPr>
+        <w:t xml:space="preserve">%&gt;%</w:t>
+      </w:r>
+      <w:r>
+        <w:br/>
+      </w:r>
+      <w:r>
+        <w:rPr>
+          <w:rStyle w:val="NormalTok"/>
+        </w:rPr>
+        <w:t xml:space="preserve">  </w:t>
+      </w:r>
+      <w:r>
+        <w:rPr>
+          <w:rStyle w:val="FunctionTok"/>
+        </w:rPr>
+        <w:t xml:space="preserve">ggplot</w:t>
+      </w:r>
+      <w:r>
+        <w:rPr>
+          <w:rStyle w:val="NormalTok"/>
+        </w:rPr>
+        <w:t xml:space="preserve">(</w:t>
+      </w:r>
+      <w:r>
+        <w:rPr>
+          <w:rStyle w:val="FunctionTok"/>
+        </w:rPr>
+        <w:t xml:space="preserve">aes</w:t>
+      </w:r>
+      <w:r>
+        <w:rPr>
+          <w:rStyle w:val="NormalTok"/>
+        </w:rPr>
+        <w:t xml:space="preserve">(lake, </w:t>
+      </w:r>
+      <w:r>
+        <w:rPr>
+          <w:rStyle w:val="FunctionTok"/>
+        </w:rPr>
+        <w:t xml:space="preserve">log10</w:t>
+      </w:r>
+      <w:r>
+        <w:rPr>
+          <w:rStyle w:val="NormalTok"/>
+        </w:rPr>
+        <w:t xml:space="preserve">(mass_g))) </w:t>
+      </w:r>
+      <w:r>
+        <w:rPr>
+          <w:rStyle w:val="SpecialCharTok"/>
+        </w:rPr>
+        <w:t xml:space="preserve">+</w:t>
+      </w:r>
+      <w:r>
+        <w:br/>
+      </w:r>
+      <w:r>
+        <w:rPr>
+          <w:rStyle w:val="NormalTok"/>
+        </w:rPr>
+        <w:t xml:space="preserve">  </w:t>
+      </w:r>
+      <w:r>
+        <w:rPr>
+          <w:rStyle w:val="FunctionTok"/>
+        </w:rPr>
+        <w:t xml:space="preserve">geom_boxplot</w:t>
+      </w:r>
+      <w:r>
+        <w:rPr>
+          <w:rStyle w:val="NormalTok"/>
+        </w:rPr>
+        <w:t xml:space="preserve">() </w:t>
+      </w:r>
+      <w:r>
+        <w:rPr>
+          <w:rStyle w:val="SpecialCharTok"/>
+        </w:rPr>
+        <w:t xml:space="preserve">+</w:t>
+      </w:r>
+      <w:r>
+        <w:br/>
+      </w:r>
+      <w:r>
+        <w:rPr>
+          <w:rStyle w:val="NormalTok"/>
+        </w:rPr>
+        <w:t xml:space="preserve">  </w:t>
+      </w:r>
+      <w:r>
+        <w:rPr>
+          <w:rStyle w:val="FunctionTok"/>
+        </w:rPr>
+        <w:t xml:space="preserve">theme_regular</w:t>
+      </w:r>
+      <w:r>
+        <w:rPr>
+          <w:rStyle w:val="NormalTok"/>
+        </w:rPr>
+        <w:t xml:space="preserve">(</w:t>
+      </w:r>
+      <w:r>
+        <w:rPr>
+          <w:rStyle w:val="AttributeTok"/>
+        </w:rPr>
+        <w:t xml:space="preserve">base_size =</w:t>
+      </w:r>
+      <w:r>
+        <w:rPr>
+          <w:rStyle w:val="NormalTok"/>
+        </w:rPr>
+        <w:t xml:space="preserve"> </w:t>
+      </w:r>
+      <w:r>
+        <w:rPr>
+          <w:rStyle w:val="DecValTok"/>
+        </w:rPr>
+        <w:t xml:space="preserve">9</w:t>
+      </w:r>
+      <w:r>
+        <w:rPr>
+          <w:rStyle w:val="NormalTok"/>
+        </w:rPr>
+        <w:t xml:space="preserve">)</w:t>
+      </w:r>
+      <w:r>
+        <w:br/>
+      </w:r>
+      <w:r>
+        <w:br/>
+      </w:r>
+      <w:r>
+        <w:rPr>
+          <w:rStyle w:val="NormalTok"/>
+        </w:rPr>
+        <w:t xml:space="preserve">ne12_island_box_plot </w:t>
+      </w:r>
+      <w:r>
+        <w:rPr>
+          <w:rStyle w:val="SpecialCharTok"/>
+        </w:rPr>
+        <w:t xml:space="preserve">+</w:t>
+      </w:r>
+      <w:r>
+        <w:rPr>
+          <w:rStyle w:val="NormalTok"/>
+        </w:rPr>
+        <w:t xml:space="preserve"> log_box_plot</w:t>
+      </w:r>
+    </w:p>
+    <w:p>
+      <w:pPr>
+        <w:pStyle w:val="FirstParagraph"/>
       </w:pPr>
       <w:r>
         <w:drawing>
           <wp:inline>
-            <wp:extent cx="2852928" cy="2450592"/>
+            <wp:extent cx="3119357" cy="2201899"/>
             <wp:effectExtent b="0" l="0" r="0" t="0"/>
-            <wp:docPr descr="Reference chart of six common data transformations (square root, logarithm, inverse, and their ‘reflect and’ variants for left-skewed data), each shown as a small curve with its transformation formula, used to pick a transformation that matches a variable’s skew shape." title="" id="71" name="Picture"/>
+            <wp:docPr descr="" title="" id="75" name="Picture"/>
             <a:graphic>
               <a:graphicData uri="http://schemas.openxmlformats.org/drawingml/2006/picture">
                 <pic:pic>
                   <pic:nvPicPr>
-                    <pic:cNvPr descr="images/transformations_2%20jpg.jpg" id="72" name="Picture"/>
+                    <pic:cNvPr descr="nonparametric_t_tests_lecture_files/figure-docx/nonparametric-t-tests-10-1.png" id="76" name="Picture"/>
                     <pic:cNvPicPr>
                       <a:picLocks noChangeArrowheads="1" noChangeAspect="1"/>
                     </pic:cNvPicPr>
                   </pic:nvPicPr>
                   <pic:blipFill>
-                    <a:blip r:embed="rId70"/>
+                    <a:blip r:embed="rId74"/>
+                    <a:stretch>
+                      <a:fillRect/>
+                    </a:stretch>
+                  </pic:blipFill>
+                  <pic:spPr bwMode="auto">
+                    <a:xfrm>
+                      <a:off x="0" y="0"/>
+                      <a:ext cx="3119357" cy="2201899"/>
+                    </a:xfrm>
+                    <a:prstGeom prst="rect">
+                      <a:avLst/>
+                    </a:prstGeom>
+                    <a:noFill/>
+                    <a:ln w="9525">
+                      <a:noFill/>
+                      <a:headEnd/>
+                      <a:tailEnd/>
+                    </a:ln>
+                  </pic:spPr>
+                </pic:pic>
+              </a:graphicData>
+            </a:graphic>
+          </wp:inline>
+        </w:drawing>
+      </w:r>
+    </w:p>
+    <w:p>
+      <w:pPr>
+        <w:pStyle w:val="BodyText"/>
+      </w:pPr>
+      <w:r>
+        <w:t xml:space="preserve">The log scale pulls the two spreads much closer together — but it does</w:t>
+      </w:r>
+      <w:r>
+        <w:t xml:space="preserve"> </w:t>
+      </w:r>
+      <w:r>
+        <w:rPr>
+          <w:b/>
+          <w:bCs/>
+        </w:rPr>
+        <w:t xml:space="preserve">not</w:t>
+      </w:r>
+      <w:r>
+        <w:t xml:space="preserve"> </w:t>
+      </w:r>
+      <w:r>
+        <w:t xml:space="preserve">fix them completely. Levene’s test on</w:t>
+      </w:r>
+      <w:r>
+        <w:t xml:space="preserve"> </w:t>
+      </w:r>
+      <w:r>
+        <w:rPr>
+          <w:rStyle w:val="VerbatimChar"/>
+        </w:rPr>
+        <w:t xml:space="preserve">log10(mass_g)</w:t>
+      </w:r>
+      <w:r>
+        <w:t xml:space="preserve"> </w:t>
+      </w:r>
+      <w:r>
+        <w:t xml:space="preserve">is still significant.</w:t>
+      </w:r>
+    </w:p>
+    <w:p>
+      <w:pPr>
+        <w:pStyle w:val="CaptionedFigure"/>
+      </w:pPr>
+      <w:r>
+        <w:drawing>
+          <wp:inline>
+            <wp:extent cx="2852928" cy="2450592"/>
+            <wp:effectExtent b="0" l="0" r="0" t="0"/>
+            <wp:docPr descr="Reference chart of six common data transformations (square root, logarithm, inverse, and their ‘reflect and’ variants for left-skewed data), each shown as a small curve with its transformation formula, used to pick a transformation that matches a variable’s skew shape." title="" id="78" name="Picture"/>
+            <a:graphic>
+              <a:graphicData uri="http://schemas.openxmlformats.org/drawingml/2006/picture">
+                <pic:pic>
+                  <pic:nvPicPr>
+                    <pic:cNvPr descr="images/transformations_2%20jpg.jpg" id="79" name="Picture"/>
+                    <pic:cNvPicPr>
+                      <a:picLocks noChangeArrowheads="1" noChangeAspect="1"/>
+                    </pic:cNvPicPr>
+                  </pic:nvPicPr>
+                  <pic:blipFill>
+                    <a:blip r:embed="rId77"/>
                     <a:stretch>
                       <a:fillRect/>
                     </a:stretch>
@@ -3277,7 +4041,7 @@
       <w:pPr>
         <w:pStyle w:val="BodyText"/>
       </w:pPr>
-      <w:hyperlink r:id="rId73">
+      <w:hyperlink r:id="rId80">
         <w:r>
           <w:rPr>
             <w:rStyle w:val="Hyperlink"/>
@@ -3286,36 +4050,960 @@
         </w:r>
       </w:hyperlink>
     </w:p>
-    <w:bookmarkEnd w:id="74"/>
-    <w:bookmarkStart w:id="75" w:name="part-4-welchs-t-test"/>
+    <w:bookmarkEnd w:id="81"/>
+    <w:bookmarkStart w:id="82" w:name="X8feb94f4819a544d90aa37063d6d4e9f4d2ad7f"/>
     <w:p>
       <w:pPr>
         <w:pStyle w:val="Heading2"/>
       </w:pPr>
       <w:r>
-        <w:t xml:space="preserve">Part 4 · Welch’s T-Test</w:t>
-      </w:r>
-    </w:p>
-    <w:bookmarkEnd w:id="75"/>
-    <w:bookmarkStart w:id="79" w:name="robust-tests-welchs-t-test"/>
+        <w:t xml:space="preserve">Part 4 · Welch’s T-Test — a One-Slide Refresher</w:t>
+      </w:r>
+    </w:p>
+    <w:bookmarkEnd w:id="82"/>
+    <w:bookmarkStart w:id="88" w:name="X275c205035d9f7116381cb46e11fbbc44344098"/>
     <w:p>
       <w:pPr>
         <w:pStyle w:val="Heading2"/>
       </w:pPr>
       <w:r>
-        <w:t xml:space="preserve">Robust Tests — Welch’s T-Test</w:t>
+        <w:t xml:space="preserve">Welch’s t-Test — why it exists, in one number</w:t>
       </w:r>
     </w:p>
     <w:p>
       <w:pPr>
         <w:pStyle w:val="FirstParagraph"/>
       </w:pPr>
+      <w:r>
+        <w:t xml:space="preserve">You met Welch’s last week:</w:t>
+      </w:r>
+      <w:r>
+        <w:t xml:space="preserve"> </w:t>
+      </w:r>
       <w:r>
         <w:rPr>
           <w:b/>
           <w:bCs/>
         </w:rPr>
-        <w:t xml:space="preserve">Welch’s t-test:</w:t>
+        <w:t xml:space="preserve">same t-statistic idea, separate variance estimates, fractional degrees of freedom.</w:t>
+      </w:r>
+      <w:r>
+        <w:t xml:space="preserve"> </w:t>
+      </w:r>
+      <w:r>
+        <w:t xml:space="preserve">Nothing new to learn. What is new is</w:t>
+      </w:r>
+      <w:r>
+        <w:t xml:space="preserve"> </w:t>
+      </w:r>
+      <w:r>
+        <w:rPr>
+          <w:i/>
+          <w:iCs/>
+        </w:rPr>
+        <w:t xml:space="preserve">this dataset</w:t>
+      </w:r>
+      <w:r>
+        <w:t xml:space="preserve">, which shows you why it matters.</w:t>
+      </w:r>
+    </w:p>
+    <w:p>
+      <w:pPr>
+        <w:pStyle w:val="SourceCode"/>
+      </w:pPr>
+      <w:r>
+        <w:rPr>
+          <w:rStyle w:val="CommentTok"/>
+        </w:rPr>
+        <w:t xml:space="preserve"># Student's -- assumes equal variances</w:t>
+      </w:r>
+      <w:r>
+        <w:br/>
+      </w:r>
+      <w:r>
+        <w:rPr>
+          <w:rStyle w:val="FunctionTok"/>
+        </w:rPr>
+        <w:t xml:space="preserve">t.test</w:t>
+      </w:r>
+      <w:r>
+        <w:rPr>
+          <w:rStyle w:val="NormalTok"/>
+        </w:rPr>
+        <w:t xml:space="preserve">(mass_g </w:t>
+      </w:r>
+      <w:r>
+        <w:rPr>
+          <w:rStyle w:val="SpecialCharTok"/>
+        </w:rPr>
+        <w:t xml:space="preserve">~</w:t>
+      </w:r>
+      <w:r>
+        <w:rPr>
+          <w:rStyle w:val="NormalTok"/>
+        </w:rPr>
+        <w:t xml:space="preserve"> lake, </w:t>
+      </w:r>
+      <w:r>
+        <w:rPr>
+          <w:rStyle w:val="AttributeTok"/>
+        </w:rPr>
+        <w:t xml:space="preserve">data =</w:t>
+      </w:r>
+      <w:r>
+        <w:rPr>
+          <w:rStyle w:val="NormalTok"/>
+        </w:rPr>
+        <w:t xml:space="preserve"> isl_ne12_df, </w:t>
+      </w:r>
+      <w:r>
+        <w:rPr>
+          <w:rStyle w:val="AttributeTok"/>
+        </w:rPr>
+        <w:t xml:space="preserve">var.equal =</w:t>
+      </w:r>
+      <w:r>
+        <w:rPr>
+          <w:rStyle w:val="NormalTok"/>
+        </w:rPr>
+        <w:t xml:space="preserve"> </w:t>
+      </w:r>
+      <w:r>
+        <w:rPr>
+          <w:rStyle w:val="ConstantTok"/>
+        </w:rPr>
+        <w:t xml:space="preserve">TRUE</w:t>
+      </w:r>
+      <w:r>
+        <w:rPr>
+          <w:rStyle w:val="NormalTok"/>
+        </w:rPr>
+        <w:t xml:space="preserve">)</w:t>
+      </w:r>
+    </w:p>
+    <w:p>
+      <w:pPr>
+        <w:pStyle w:val="SourceCode"/>
+      </w:pPr>
+      <w:r>
+        <w:br/>
+      </w:r>
+      <w:r>
+        <w:rPr>
+          <w:rStyle w:val="VerbatimChar"/>
+        </w:rPr>
+        <w:t xml:space="preserve">    Two Sample t-test</w:t>
+      </w:r>
+      <w:r>
+        <w:br/>
+      </w:r>
+      <w:r>
+        <w:br/>
+      </w:r>
+      <w:r>
+        <w:rPr>
+          <w:rStyle w:val="VerbatimChar"/>
+        </w:rPr>
+        <w:t xml:space="preserve">data:  mass_g by lake</w:t>
+      </w:r>
+      <w:r>
+        <w:br/>
+      </w:r>
+      <w:r>
+        <w:rPr>
+          <w:rStyle w:val="VerbatimChar"/>
+        </w:rPr>
+        <w:t xml:space="preserve">t = 14.181, df = 330, p-value &lt; 2.2e-16</w:t>
+      </w:r>
+      <w:r>
+        <w:br/>
+      </w:r>
+      <w:r>
+        <w:rPr>
+          <w:rStyle w:val="VerbatimChar"/>
+        </w:rPr>
+        <w:t xml:space="preserve">alternative hypothesis: true difference in means between group Island Lake and group NE 12 is not equal to 0</w:t>
+      </w:r>
+      <w:r>
+        <w:br/>
+      </w:r>
+      <w:r>
+        <w:rPr>
+          <w:rStyle w:val="VerbatimChar"/>
+        </w:rPr>
+        <w:t xml:space="preserve">95 percent confidence interval:</w:t>
+      </w:r>
+      <w:r>
+        <w:br/>
+      </w:r>
+      <w:r>
+        <w:rPr>
+          <w:rStyle w:val="VerbatimChar"/>
+        </w:rPr>
+        <w:t xml:space="preserve"> 2266.304 2996.360</w:t>
+      </w:r>
+      <w:r>
+        <w:br/>
+      </w:r>
+      <w:r>
+        <w:rPr>
+          <w:rStyle w:val="VerbatimChar"/>
+        </w:rPr>
+        <w:t xml:space="preserve">sample estimates:</w:t>
+      </w:r>
+      <w:r>
+        <w:br/>
+      </w:r>
+      <w:r>
+        <w:rPr>
+          <w:rStyle w:val="VerbatimChar"/>
+        </w:rPr>
+        <w:t xml:space="preserve">mean in group Island Lake       mean in group NE 12 </w:t>
+      </w:r>
+      <w:r>
+        <w:br/>
+      </w:r>
+      <w:r>
+        <w:rPr>
+          <w:rStyle w:val="VerbatimChar"/>
+        </w:rPr>
+        <w:t xml:space="preserve">                3165.0000                  533.6677 </w:t>
+      </w:r>
+    </w:p>
+    <w:p>
+      <w:pPr>
+        <w:pStyle w:val="SourceCode"/>
+      </w:pPr>
+      <w:r>
+        <w:rPr>
+          <w:rStyle w:val="CommentTok"/>
+        </w:rPr>
+        <w:t xml:space="preserve"># Welch's -- does not</w:t>
+      </w:r>
+      <w:r>
+        <w:br/>
+      </w:r>
+      <w:r>
+        <w:rPr>
+          <w:rStyle w:val="FunctionTok"/>
+        </w:rPr>
+        <w:t xml:space="preserve">t.test</w:t>
+      </w:r>
+      <w:r>
+        <w:rPr>
+          <w:rStyle w:val="NormalTok"/>
+        </w:rPr>
+        <w:t xml:space="preserve">(mass_g </w:t>
+      </w:r>
+      <w:r>
+        <w:rPr>
+          <w:rStyle w:val="SpecialCharTok"/>
+        </w:rPr>
+        <w:t xml:space="preserve">~</w:t>
+      </w:r>
+      <w:r>
+        <w:rPr>
+          <w:rStyle w:val="NormalTok"/>
+        </w:rPr>
+        <w:t xml:space="preserve"> lake, </w:t>
+      </w:r>
+      <w:r>
+        <w:rPr>
+          <w:rStyle w:val="AttributeTok"/>
+        </w:rPr>
+        <w:t xml:space="preserve">data =</w:t>
+      </w:r>
+      <w:r>
+        <w:rPr>
+          <w:rStyle w:val="NormalTok"/>
+        </w:rPr>
+        <w:t xml:space="preserve"> isl_ne12_df, </w:t>
+      </w:r>
+      <w:r>
+        <w:rPr>
+          <w:rStyle w:val="AttributeTok"/>
+        </w:rPr>
+        <w:t xml:space="preserve">var.equal =</w:t>
+      </w:r>
+      <w:r>
+        <w:rPr>
+          <w:rStyle w:val="NormalTok"/>
+        </w:rPr>
+        <w:t xml:space="preserve"> </w:t>
+      </w:r>
+      <w:r>
+        <w:rPr>
+          <w:rStyle w:val="ConstantTok"/>
+        </w:rPr>
+        <w:t xml:space="preserve">FALSE</w:t>
+      </w:r>
+      <w:r>
+        <w:rPr>
+          <w:rStyle w:val="NormalTok"/>
+        </w:rPr>
+        <w:t xml:space="preserve">)</w:t>
+      </w:r>
+    </w:p>
+    <w:p>
+      <w:pPr>
+        <w:pStyle w:val="SourceCode"/>
+      </w:pPr>
+      <w:r>
+        <w:br/>
+      </w:r>
+      <w:r>
+        <w:rPr>
+          <w:rStyle w:val="VerbatimChar"/>
+        </w:rPr>
+        <w:t xml:space="preserve">    Welch Two Sample t-test</w:t>
+      </w:r>
+      <w:r>
+        <w:br/>
+      </w:r>
+      <w:r>
+        <w:br/>
+      </w:r>
+      <w:r>
+        <w:rPr>
+          <w:rStyle w:val="VerbatimChar"/>
+        </w:rPr>
+        <w:t xml:space="preserve">data:  mass_g by lake</w:t>
+      </w:r>
+      <w:r>
+        <w:br/>
+      </w:r>
+      <w:r>
+        <w:rPr>
+          <w:rStyle w:val="VerbatimChar"/>
+        </w:rPr>
+        <w:t xml:space="preserve">t = 5.1368, df = 9.0578, p-value = 0.0006016</w:t>
+      </w:r>
+      <w:r>
+        <w:br/>
+      </w:r>
+      <w:r>
+        <w:rPr>
+          <w:rStyle w:val="VerbatimChar"/>
+        </w:rPr>
+        <w:t xml:space="preserve">alternative hypothesis: true difference in means between group Island Lake and group NE 12 is not equal to 0</w:t>
+      </w:r>
+      <w:r>
+        <w:br/>
+      </w:r>
+      <w:r>
+        <w:rPr>
+          <w:rStyle w:val="VerbatimChar"/>
+        </w:rPr>
+        <w:t xml:space="preserve">95 percent confidence interval:</w:t>
+      </w:r>
+      <w:r>
+        <w:br/>
+      </w:r>
+      <w:r>
+        <w:rPr>
+          <w:rStyle w:val="VerbatimChar"/>
+        </w:rPr>
+        <w:t xml:space="preserve"> 1473.676 3788.989</w:t>
+      </w:r>
+      <w:r>
+        <w:br/>
+      </w:r>
+      <w:r>
+        <w:rPr>
+          <w:rStyle w:val="VerbatimChar"/>
+        </w:rPr>
+        <w:t xml:space="preserve">sample estimates:</w:t>
+      </w:r>
+      <w:r>
+        <w:br/>
+      </w:r>
+      <w:r>
+        <w:rPr>
+          <w:rStyle w:val="VerbatimChar"/>
+        </w:rPr>
+        <w:t xml:space="preserve">mean in group Island Lake       mean in group NE 12 </w:t>
+      </w:r>
+      <w:r>
+        <w:br/>
+      </w:r>
+      <w:r>
+        <w:rPr>
+          <w:rStyle w:val="VerbatimChar"/>
+        </w:rPr>
+        <w:t xml:space="preserve">                3165.0000                  533.6677 </w:t>
+      </w:r>
+    </w:p>
+    <w:tbl>
+      <w:tblPr>
+        <w:tblStyle w:val="Table"/>
+        <w:tblLook w:firstRow="0" w:lastRow="0" w:firstColumn="0" w:lastColumn="0" w:noHBand="0" w:noVBand="0" w:val="0000"/>
+        <w:tblBorders>
+          <w:top w:val="single" w:sz="4" w:space="0" w:color="CC1914"/>
+          <w:left w:val="single" w:sz="24" w:space="0" w:color="CC1914"/>
+          <w:bottom w:val="single" w:sz="4" w:space="0" w:color="CC1914"/>
+          <w:right w:val="single" w:sz="4" w:space="0" w:color="CC1914"/>
+        </w:tblBorders>
+        <w:tblCellMar>
+          <w:left w:w="144" w:type="dxa"/>
+          <w:right w:w="144" w:type="dxa"/>
+        </w:tblCellMar>
+        <w:tblLook w:firstRow="0" w:lastRow="0" w:firstColumn="0" w:lastColumn="0" w:noHBand="0" w:noVBand="0" w:val="0000"/>
+      </w:tblPr>
+      <w:tr>
+        <w:trPr>
+          <w:cantSplit/>
+        </w:trPr>
+        <w:tc>
+          <w:tcPr>
+            <w:shd w:color="auto" w:fill="f7dddc" w:val="clear"/>
+            <w:tcMar>
+              <w:top w:w="92" w:type="dxa"/>
+              <w:bottom w:w="92" w:type="dxa"/>
+            </w:tcMar>
+          </w:tcPr>
+          <w:p>
+            <w:pPr>
+              <w:pStyle w:val="FirstParagraph"/>
+            </w:pPr>
+            <w:pPr>
+              <w:spacing w:before="0" w:after="0"/>
+              <w:textAlignment w:val="center"/>
+            </w:pPr>
+            <w:r>
+              <w:drawing>
+                <wp:inline>
+                  <wp:extent cx="152400" cy="152400"/>
+                  <wp:effectExtent b="0" l="0" r="0" t="0"/>
+                  <wp:docPr descr="" title="" id="84" name="Picture"/>
+                  <a:graphic>
+                    <a:graphicData uri="http://schemas.openxmlformats.org/drawingml/2006/picture">
+                      <pic:pic>
+                        <pic:nvPicPr>
+                          <pic:cNvPr descr="/Applications/Positron.app/Contents/Resources/app/quarto/share/formats/docx/important.png" id="85" name="Picture"/>
+                          <pic:cNvPicPr>
+                            <a:picLocks noChangeArrowheads="1" noChangeAspect="1"/>
+                          </pic:cNvPicPr>
+                        </pic:nvPicPr>
+                        <pic:blipFill>
+                          <a:blip r:embed="rId83"/>
+                          <a:stretch>
+                            <a:fillRect/>
+                          </a:stretch>
+                        </pic:blipFill>
+                        <pic:spPr bwMode="auto">
+                          <a:xfrm>
+                            <a:off x="0" y="0"/>
+                            <a:ext cx="152400" cy="152400"/>
+                          </a:xfrm>
+                          <a:prstGeom prst="rect">
+                            <a:avLst/>
+                          </a:prstGeom>
+                          <a:noFill/>
+                          <a:ln w="9525">
+                            <a:noFill/>
+                            <a:headEnd/>
+                            <a:tailEnd/>
+                          </a:ln>
+                        </pic:spPr>
+                      </pic:pic>
+                    </a:graphicData>
+                  </a:graphic>
+                </wp:inline>
+              </w:drawing>
+            </w:r>
+            <w:r>
+              <w:t xml:space="preserve"> </w:t>
+            </w:r>
+            <w:r>
+              <w:t xml:space="preserve"> </w:t>
+            </w:r>
+            <w:r>
+              <w:t xml:space="preserve">Important</w:t>
+            </w:r>
+          </w:p>
+        </w:tc>
+      </w:tr>
+      <w:tr>
+        <w:trPr>
+          <w:cantSplit/>
+        </w:trPr>
+        <w:tc>
+          <w:tcPr>
+            <w:tcMar>
+              <w:top w:w="108" w:type="dxa"/>
+              <w:bottom w:w="108" w:type="dxa"/>
+            </w:tcMar>
+          </w:tcPr>
+          <w:p>
+            <w:pPr>
+              <w:pStyle w:val="BodyText"/>
+            </w:pPr>
+            <w:pPr>
+              <w:spacing w:before="16"/>
+            </w:pPr>
+            <w:r>
+              <w:rPr>
+                <w:b/>
+                <w:bCs/>
+              </w:rPr>
+              <w:t xml:space="preserve">⚠️ Same data. Same means. Sixty orders of magnitude apart.</w:t>
+            </w:r>
+          </w:p>
+          <w:tbl>
+            <w:tblPr>
+              <w:tblStyle w:val="Table"/>
+              <w:tblW w:type="auto" w:w="0"/>
+              <w:tblLook w:firstRow="1" w:lastRow="0" w:firstColumn="0" w:lastColumn="0" w:noHBand="0" w:noVBand="0" w:val="0020"/>
+            </w:tblPr>
+            <w:tblGrid>
+              <w:gridCol w:w="1980"/>
+              <w:gridCol w:w="1980"/>
+              <w:gridCol w:w="1980"/>
+              <w:gridCol w:w="1980"/>
+            </w:tblGrid>
+            <w:tr>
+              <w:trPr>
+                <w:tblHeader w:val="on"/>
+              </w:trPr>
+              <w:tc>
+                <w:tcPr/>
+                <w:p>
+                  <w:pPr>
+                    <w:pStyle w:val="Compact"/>
+                  </w:pPr>
+                </w:p>
+              </w:tc>
+              <w:tc>
+                <w:tcPr/>
+                <w:p>
+                  <w:pPr>
+                    <w:pStyle w:val="Compact"/>
+                    <w:jc w:val="right"/>
+                  </w:pPr>
+                  <w:r>
+                    <w:t xml:space="preserve">t</w:t>
+                  </w:r>
+                </w:p>
+              </w:tc>
+              <w:tc>
+                <w:tcPr/>
+                <w:p>
+                  <w:pPr>
+                    <w:pStyle w:val="Compact"/>
+                    <w:jc w:val="right"/>
+                  </w:pPr>
+                  <w:r>
+                    <w:t xml:space="preserve">df</w:t>
+                  </w:r>
+                </w:p>
+              </w:tc>
+              <w:tc>
+                <w:tcPr/>
+                <w:p>
+                  <w:pPr>
+                    <w:pStyle w:val="Compact"/>
+                    <w:jc w:val="right"/>
+                  </w:pPr>
+                  <w:r>
+                    <w:t xml:space="preserve">p</w:t>
+                  </w:r>
+                </w:p>
+              </w:tc>
+            </w:tr>
+            <w:tr>
+              <w:tc>
+                <w:tcPr/>
+                <w:p>
+                  <w:pPr>
+                    <w:pStyle w:val="Compact"/>
+                    <w:jc w:val="left"/>
+                  </w:pPr>
+                  <w:r>
+                    <w:t xml:space="preserve">Student’s</w:t>
+                  </w:r>
+                </w:p>
+              </w:tc>
+              <w:tc>
+                <w:tcPr/>
+                <w:p>
+                  <w:pPr>
+                    <w:pStyle w:val="Compact"/>
+                    <w:jc w:val="right"/>
+                  </w:pPr>
+                  <w:r>
+                    <w:t xml:space="preserve">14.18</w:t>
+                  </w:r>
+                </w:p>
+              </w:tc>
+              <w:tc>
+                <w:tcPr/>
+                <w:p>
+                  <w:pPr>
+                    <w:pStyle w:val="Compact"/>
+                    <w:jc w:val="right"/>
+                  </w:pPr>
+                  <w:r>
+                    <w:t xml:space="preserve">330</w:t>
+                  </w:r>
+                </w:p>
+              </w:tc>
+              <w:tc>
+                <w:tcPr/>
+                <w:p>
+                  <w:pPr>
+                    <w:pStyle w:val="Compact"/>
+                    <w:jc w:val="right"/>
+                  </w:pPr>
+                  <w:r>
+                    <w:rPr>
+                      <w:b/>
+                      <w:bCs/>
+                    </w:rPr>
+                    <w:t xml:space="preserve">5.7 × 10⁻³⁶</w:t>
+                  </w:r>
+                </w:p>
+              </w:tc>
+            </w:tr>
+            <w:tr>
+              <w:tc>
+                <w:tcPr/>
+                <w:p>
+                  <w:pPr>
+                    <w:pStyle w:val="Compact"/>
+                    <w:jc w:val="left"/>
+                  </w:pPr>
+                  <w:r>
+                    <w:t xml:space="preserve">Welch’s</w:t>
+                  </w:r>
+                </w:p>
+              </w:tc>
+              <w:tc>
+                <w:tcPr/>
+                <w:p>
+                  <w:pPr>
+                    <w:pStyle w:val="Compact"/>
+                    <w:jc w:val="right"/>
+                  </w:pPr>
+                  <w:r>
+                    <w:t xml:space="preserve">5.14</w:t>
+                  </w:r>
+                </w:p>
+              </w:tc>
+              <w:tc>
+                <w:tcPr/>
+                <w:p>
+                  <w:pPr>
+                    <w:pStyle w:val="Compact"/>
+                    <w:jc w:val="right"/>
+                  </w:pPr>
+                  <w:r>
+                    <w:rPr>
+                      <w:b/>
+                      <w:bCs/>
+                    </w:rPr>
+                    <w:t xml:space="preserve">9.06</w:t>
+                  </w:r>
+                </w:p>
+              </w:tc>
+              <w:tc>
+                <w:tcPr/>
+                <w:p>
+                  <w:pPr>
+                    <w:pStyle w:val="Compact"/>
+                    <w:jc w:val="right"/>
+                  </w:pPr>
+                  <w:r>
+                    <w:rPr>
+                      <w:b/>
+                      <w:bCs/>
+                    </w:rPr>
+                    <w:t xml:space="preserve">0.0006</w:t>
+                  </w:r>
+                </w:p>
+              </w:tc>
+            </w:tr>
+          </w:tbl>
+          <w:p>
+            <w:pPr>
+              <w:pStyle w:val="BodyText"/>
+            </w:pPr>
+            <w:r>
+              <w:t xml:space="preserve">(R only prints</w:t>
+            </w:r>
+            <w:r>
+              <w:t xml:space="preserve"> </w:t>
+            </w:r>
+            <w:r>
+              <w:rPr>
+                <w:rStyle w:val="VerbatimChar"/>
+              </w:rPr>
+              <w:t xml:space="preserve">&lt; 2.2e-16</w:t>
+            </w:r>
+            <w:r>
+              <w:t xml:space="preserve"> </w:t>
+            </w:r>
+            <w:r>
+              <w:t xml:space="preserve">for the first one — that is the smallest number it will show you. The true value is 5.7 × 10⁻³⁶.)</w:t>
+            </w:r>
+          </w:p>
+          <w:p>
+            <w:pPr>
+              <w:pStyle w:val="BodyText"/>
+            </w:pPr>
+            <w:r>
+              <w:t xml:space="preserve">Look at the</w:t>
+            </w:r>
+            <w:r>
+              <w:t xml:space="preserve"> </w:t>
+            </w:r>
+            <w:r>
+              <w:rPr>
+                <w:b/>
+                <w:bCs/>
+              </w:rPr>
+              <w:t xml:space="preserve">df</w:t>
+            </w:r>
+            <w:r>
+              <w:t xml:space="preserve">. Student’s pooled 322 Island-sized fish with 10 NE 12-sized ones and claimed</w:t>
+            </w:r>
+            <w:r>
+              <w:t xml:space="preserve"> </w:t>
+            </w:r>
+            <w:r>
+              <w:rPr>
+                <w:b/>
+                <w:bCs/>
+              </w:rPr>
+              <w:t xml:space="preserve">330 degrees of freedom</w:t>
+            </w:r>
+            <w:r>
+              <w:t xml:space="preserve">. Welch’s looked at the same data and said: you really only have about</w:t>
+            </w:r>
+            <w:r>
+              <w:t xml:space="preserve"> </w:t>
+            </w:r>
+            <w:r>
+              <w:rPr>
+                <w:b/>
+                <w:bCs/>
+              </w:rPr>
+              <w:t xml:space="preserve">9</w:t>
+            </w:r>
+            <w:r>
+              <w:t xml:space="preserve">.</w:t>
+            </w:r>
+          </w:p>
+          <w:p>
+            <w:pPr>
+              <w:pStyle w:val="BodyText"/>
+            </w:pPr>
+            <w:pPr>
+              <w:spacing w:after="16"/>
+            </w:pPr>
+            <w:r>
+              <w:t xml:space="preserve">Both still reject H₀ — but Student’s was never entitled to that much confidence. With n = 322 vs 10 and Levene’s p ≈ 6 × 10⁻⁷, the pooled variance is meaningless.</w:t>
+            </w:r>
+          </w:p>
+          <w:p/>
+        </w:tc>
+      </w:tr>
+    </w:tbl>
+    <w:p>
+      <w:pPr>
+        <w:pStyle w:val="BodyText"/>
+      </w:pPr>
+      <w:r>
+        <w:t xml:space="preserve"> </w:t>
+      </w:r>
+    </w:p>
+    <w:tbl>
+      <w:tblPr>
+        <w:tblStyle w:val="Table"/>
+        <w:tblLook w:firstRow="0" w:lastRow="0" w:firstColumn="0" w:lastColumn="0" w:noHBand="0" w:noVBand="0" w:val="0000"/>
+        <w:tblBorders>
+          <w:top w:val="single" w:sz="4" w:space="0" w:color="00A047"/>
+          <w:left w:val="single" w:sz="24" w:space="0" w:color="00A047"/>
+          <w:bottom w:val="single" w:sz="4" w:space="0" w:color="00A047"/>
+          <w:right w:val="single" w:sz="4" w:space="0" w:color="00A047"/>
+        </w:tblBorders>
+        <w:tblCellMar>
+          <w:left w:w="144" w:type="dxa"/>
+          <w:right w:w="144" w:type="dxa"/>
+        </w:tblCellMar>
+        <w:tblLook w:firstRow="0" w:lastRow="0" w:firstColumn="0" w:lastColumn="0" w:noHBand="0" w:noVBand="0" w:val="0000"/>
+      </w:tblPr>
+      <w:tr>
+        <w:trPr>
+          <w:cantSplit/>
+        </w:trPr>
+        <w:tc>
+          <w:tcPr>
+            <w:shd w:color="auto" w:fill="ccf1e3" w:val="clear"/>
+            <w:tcMar>
+              <w:top w:w="92" w:type="dxa"/>
+              <w:bottom w:w="92" w:type="dxa"/>
+            </w:tcMar>
+          </w:tcPr>
+          <w:p>
+            <w:pPr>
+              <w:pStyle w:val="BodyText"/>
+            </w:pPr>
+            <w:pPr>
+              <w:spacing w:before="0" w:after="0"/>
+              <w:textAlignment w:val="center"/>
+            </w:pPr>
+            <w:r>
+              <w:drawing>
+                <wp:inline>
+                  <wp:extent cx="152400" cy="152400"/>
+                  <wp:effectExtent b="0" l="0" r="0" t="0"/>
+                  <wp:docPr descr="" title="" id="86" name="Picture"/>
+                  <a:graphic>
+                    <a:graphicData uri="http://schemas.openxmlformats.org/drawingml/2006/picture">
+                      <pic:pic>
+                        <pic:nvPicPr>
+                          <pic:cNvPr descr="/Applications/Positron.app/Contents/Resources/app/quarto/share/formats/docx/tip.png" id="87" name="Picture"/>
+                          <pic:cNvPicPr>
+                            <a:picLocks noChangeArrowheads="1" noChangeAspect="1"/>
+                          </pic:cNvPicPr>
+                        </pic:nvPicPr>
+                        <pic:blipFill>
+                          <a:blip r:embed="rId26"/>
+                          <a:stretch>
+                            <a:fillRect/>
+                          </a:stretch>
+                        </pic:blipFill>
+                        <pic:spPr bwMode="auto">
+                          <a:xfrm>
+                            <a:off x="0" y="0"/>
+                            <a:ext cx="152400" cy="152400"/>
+                          </a:xfrm>
+                          <a:prstGeom prst="rect">
+                            <a:avLst/>
+                          </a:prstGeom>
+                          <a:noFill/>
+                          <a:ln w="9525">
+                            <a:noFill/>
+                            <a:headEnd/>
+                            <a:tailEnd/>
+                          </a:ln>
+                        </pic:spPr>
+                      </pic:pic>
+                    </a:graphicData>
+                  </a:graphic>
+                </wp:inline>
+              </w:drawing>
+            </w:r>
+            <w:r>
+              <w:t xml:space="preserve"> </w:t>
+            </w:r>
+            <w:r>
+              <w:t xml:space="preserve"> </w:t>
+            </w:r>
+            <w:r>
+              <w:t xml:space="preserve">Tip</w:t>
+            </w:r>
+          </w:p>
+        </w:tc>
+      </w:tr>
+      <w:tr>
+        <w:trPr>
+          <w:cantSplit/>
+        </w:trPr>
+        <w:tc>
+          <w:tcPr>
+            <w:tcMar>
+              <w:top w:w="108" w:type="dxa"/>
+              <w:bottom w:w="108" w:type="dxa"/>
+            </w:tcMar>
+          </w:tcPr>
+          <w:p>
+            <w:pPr>
+              <w:pStyle w:val="BodyText"/>
+            </w:pPr>
+            <w:pPr>
+              <w:spacing w:before="16"/>
+            </w:pPr>
+            <w:r>
+              <w:rPr>
+                <w:b/>
+                <w:bCs/>
+              </w:rPr>
+              <w:t xml:space="preserve">🖐 The rule</w:t>
+            </w:r>
+          </w:p>
+          <w:p>
+            <w:pPr>
+              <w:pStyle w:val="BodyText"/>
+            </w:pPr>
+            <w:pPr>
+              <w:spacing w:after="16"/>
+            </w:pPr>
+            <w:r>
+              <w:t xml:space="preserve">Unequal n</w:t>
+            </w:r>
+            <w:r>
+              <w:t xml:space="preserve"> </w:t>
+            </w:r>
+            <w:r>
+              <w:rPr>
+                <w:b/>
+                <w:bCs/>
+              </w:rPr>
+              <w:t xml:space="preserve">and</w:t>
+            </w:r>
+            <w:r>
+              <w:t xml:space="preserve"> </w:t>
+            </w:r>
+            <w:r>
+              <w:t xml:space="preserve">unequal variance is exactly the combination Welch’s was built for. When in doubt,</w:t>
+            </w:r>
+            <w:r>
+              <w:t xml:space="preserve"> </w:t>
+            </w:r>
+            <w:r>
+              <w:rPr>
+                <w:rStyle w:val="VerbatimChar"/>
+              </w:rPr>
+              <w:t xml:space="preserve">var.equal = FALSE</w:t>
+            </w:r>
+            <w:r>
+              <w:t xml:space="preserve"> </w:t>
+            </w:r>
+            <w:r>
+              <w:t xml:space="preserve">is the safer default — it costs you almost nothing when variances really are equal.</w:t>
+            </w:r>
+          </w:p>
+          <w:p/>
+        </w:tc>
+      </w:tr>
+    </w:tbl>
+    <w:bookmarkEnd w:id="88"/>
+    <w:bookmarkStart w:id="89" w:name="part-5-rank-based-tests"/>
+    <w:p>
+      <w:pPr>
+        <w:pStyle w:val="Heading2"/>
+      </w:pPr>
+      <w:r>
+        <w:t xml:space="preserve">Part 5 · Rank-Based Tests</w:t>
+      </w:r>
+    </w:p>
+    <w:bookmarkEnd w:id="89"/>
+    <w:bookmarkStart w:id="92" w:name="rank-based-tests"/>
+    <w:p>
+      <w:pPr>
+        <w:pStyle w:val="Heading2"/>
+      </w:pPr>
+      <w:r>
+        <w:t xml:space="preserve">Rank-Based Tests</w:t>
+      </w:r>
+    </w:p>
+    <w:p>
+      <w:pPr>
+        <w:pStyle w:val="FirstParagraph"/>
+      </w:pPr>
+      <w:r>
+        <w:t xml:space="preserve">Rank-based tests: no assumptions about distribution (non-parametric).</w:t>
       </w:r>
     </w:p>
     <w:p>
@@ -3327,19 +5015,7 @@
         </w:numPr>
       </w:pPr>
       <w:r>
-        <w:t xml:space="preserve">a common</w:t>
-      </w:r>
-      <w:r>
-        <w:t xml:space="preserve"> </w:t>
-      </w:r>
-      <w:r>
-        <w:t xml:space="preserve">“robust”</w:t>
-      </w:r>
-      <w:r>
-        <w:t xml:space="preserve"> </w:t>
-      </w:r>
-      <w:r>
-        <w:t xml:space="preserve">test for the means of two populations</w:t>
+        <w:t xml:space="preserve">Ranks of data: observations are assigned ranks; sums (and signs, for paired tests) of ranks for groups are compared</w:t>
       </w:r>
     </w:p>
     <w:p>
@@ -3351,7 +5027,17 @@
         </w:numPr>
       </w:pPr>
       <w:r>
-        <w:t xml:space="preserve">robust to violation of the equal-variance assumption; deals better with unequal sample sizes</w:t>
+        <w:rPr>
+          <w:b/>
+          <w:bCs/>
+        </w:rPr>
+        <w:t xml:space="preserve">Mann-Whitney U test</w:t>
+      </w:r>
+      <w:r>
+        <w:t xml:space="preserve"> </w:t>
+      </w:r>
+      <w:r>
+        <w:t xml:space="preserve">— common alternative to the independent-samples t-test</w:t>
       </w:r>
     </w:p>
     <w:p>
@@ -3363,23 +5049,17 @@
         </w:numPr>
       </w:pPr>
       <w:r>
-        <w:t xml:space="preserve">still a</w:t>
-      </w:r>
-      <w:r>
-        <w:t xml:space="preserve"> </w:t>
-      </w:r>
-      <w:r>
         <w:rPr>
           <w:b/>
           <w:bCs/>
         </w:rPr>
-        <w:t xml:space="preserve">parametric</w:t>
-      </w:r>
-      <w:r>
-        <w:t xml:space="preserve"> </w:t>
-      </w:r>
-      <w:r>
-        <w:t xml:space="preserve">test (assumes normal distribution)</w:t>
+        <w:t xml:space="preserve">Wilcoxon signed-rank test</w:t>
+      </w:r>
+      <w:r>
+        <w:t xml:space="preserve"> </w:t>
+      </w:r>
+      <w:r>
+        <w:t xml:space="preserve">— alternative to the paired t-test</w:t>
       </w:r>
     </w:p>
     <w:p>
@@ -3391,72 +5071,7 @@
         </w:numPr>
       </w:pPr>
       <w:r>
-        <w:t xml:space="preserve">calculates a t statistic, but recalculates degrees of freedom based on sample sizes and s</w:t>
-      </w:r>
-    </w:p>
-    <w:p>
-      <w:pPr>
-        <w:pStyle w:val="FirstParagraph"/>
-      </w:pPr>
-      <w:r>
-        <w:drawing>
-          <wp:inline>
-            <wp:extent cx="3119357" cy="2568882"/>
-            <wp:effectExtent b="0" l="0" r="0" t="0"/>
-            <wp:docPr descr="" title="" id="77" name="Picture"/>
-            <a:graphic>
-              <a:graphicData uri="http://schemas.openxmlformats.org/drawingml/2006/picture">
-                <pic:pic>
-                  <pic:nvPicPr>
-                    <pic:cNvPr descr="nonparametric_t_tests_lecture_files/figure-docx/nonparametric-t-tests-10-1.png" id="78" name="Picture"/>
-                    <pic:cNvPicPr>
-                      <a:picLocks noChangeArrowheads="1" noChangeAspect="1"/>
-                    </pic:cNvPicPr>
-                  </pic:nvPicPr>
-                  <pic:blipFill>
-                    <a:blip r:embed="rId76"/>
-                    <a:stretch>
-                      <a:fillRect/>
-                    </a:stretch>
-                  </pic:blipFill>
-                  <pic:spPr bwMode="auto">
-                    <a:xfrm>
-                      <a:off x="0" y="0"/>
-                      <a:ext cx="3119357" cy="2568882"/>
-                    </a:xfrm>
-                    <a:prstGeom prst="rect">
-                      <a:avLst/>
-                    </a:prstGeom>
-                    <a:noFill/>
-                    <a:ln w="9525">
-                      <a:noFill/>
-                      <a:headEnd/>
-                      <a:tailEnd/>
-                    </a:ln>
-                  </pic:spPr>
-                </pic:pic>
-              </a:graphicData>
-            </a:graphic>
-          </wp:inline>
-        </w:drawing>
-      </w:r>
-    </w:p>
-    <w:bookmarkEnd w:id="79"/>
-    <w:bookmarkStart w:id="80" w:name="X72170f3ccfaeab1936c958b316f01423ba75860"/>
-    <w:p>
-      <w:pPr>
-        <w:pStyle w:val="Heading2"/>
-      </w:pPr>
-      <w:r>
-        <w:t xml:space="preserve">Comparing Standard T-Test vs. Welch’s T-Test</w:t>
-      </w:r>
-    </w:p>
-    <w:p>
-      <w:pPr>
-        <w:pStyle w:val="FirstParagraph"/>
-      </w:pPr>
-      <w:r>
-        <w:t xml:space="preserve">Let’s compare a parametric t-test to a Welch’s t-test:</w:t>
+        <w:t xml:space="preserve">Assumptions: similar distributions for groups, equal variance</w:t>
       </w:r>
     </w:p>
     <w:p>
@@ -3464,22 +5079,11 @@
         <w:pStyle w:val="Compact"/>
         <w:numPr>
           <w:ilvl w:val="0"/>
-          <w:numId w:val="1018"/>
+          <w:numId w:val="1017"/>
         </w:numPr>
       </w:pPr>
       <w:r>
-        <w:t xml:space="preserve">Standard:</w:t>
-      </w:r>
-      <w:r>
-        <w:t xml:space="preserve"> </w:t>
-      </w:r>
-      <w:r>
-        <w:rPr>
-          <w:rStyle w:val="VerbatimChar"/>
-          <w:b/>
-          <w:bCs/>
-        </w:rPr>
-        <w:t xml:space="preserve">t.test(y1, y2, var.equal = TRUE, paired = FALSE)</w:t>
+        <w:t xml:space="preserve">Less power than parametric tests</w:t>
       </w:r>
     </w:p>
     <w:p>
@@ -3487,338 +5091,7 @@
         <w:pStyle w:val="Compact"/>
         <w:numPr>
           <w:ilvl w:val="0"/>
-          <w:numId w:val="1018"/>
-        </w:numPr>
-      </w:pPr>
-      <w:r>
-        <w:t xml:space="preserve">Welch’s:</w:t>
-      </w:r>
-      <w:r>
-        <w:t xml:space="preserve"> </w:t>
-      </w:r>
-      <w:r>
-        <w:rPr>
-          <w:rStyle w:val="VerbatimChar"/>
-          <w:b/>
-          <w:bCs/>
-        </w:rPr>
-        <w:t xml:space="preserve">t.test(y1, y2, var.equal = FALSE, paired = FALSE)</w:t>
-      </w:r>
-    </w:p>
-    <w:p>
-      <w:pPr>
-        <w:pStyle w:val="SourceCode"/>
-      </w:pPr>
-      <w:r>
-        <w:rPr>
-          <w:rStyle w:val="VerbatimChar"/>
-        </w:rPr>
-        <w:t xml:space="preserve">[1] "Standard t-test results for mass_g:"</w:t>
-      </w:r>
-    </w:p>
-    <w:p>
-      <w:pPr>
-        <w:pStyle w:val="SourceCode"/>
-      </w:pPr>
-      <w:r>
-        <w:br/>
-      </w:r>
-      <w:r>
-        <w:rPr>
-          <w:rStyle w:val="VerbatimChar"/>
-        </w:rPr>
-        <w:t xml:space="preserve">    Two Sample t-test</w:t>
-      </w:r>
-      <w:r>
-        <w:br/>
-      </w:r>
-      <w:r>
-        <w:br/>
-      </w:r>
-      <w:r>
-        <w:rPr>
-          <w:rStyle w:val="VerbatimChar"/>
-        </w:rPr>
-        <w:t xml:space="preserve">data:  mass_g by lake</w:t>
-      </w:r>
-      <w:r>
-        <w:br/>
-      </w:r>
-      <w:r>
-        <w:rPr>
-          <w:rStyle w:val="VerbatimChar"/>
-        </w:rPr>
-        <w:t xml:space="preserve">t = 14.181, df = 330, p-value &lt; 2.2e-16</w:t>
-      </w:r>
-      <w:r>
-        <w:br/>
-      </w:r>
-      <w:r>
-        <w:rPr>
-          <w:rStyle w:val="VerbatimChar"/>
-        </w:rPr>
-        <w:t xml:space="preserve">alternative hypothesis: true difference in means between group Island Lake and group NE 12 is not equal to 0</w:t>
-      </w:r>
-      <w:r>
-        <w:br/>
-      </w:r>
-      <w:r>
-        <w:rPr>
-          <w:rStyle w:val="VerbatimChar"/>
-        </w:rPr>
-        <w:t xml:space="preserve">95 percent confidence interval:</w:t>
-      </w:r>
-      <w:r>
-        <w:br/>
-      </w:r>
-      <w:r>
-        <w:rPr>
-          <w:rStyle w:val="VerbatimChar"/>
-        </w:rPr>
-        <w:t xml:space="preserve"> 2266.304 2996.360</w:t>
-      </w:r>
-      <w:r>
-        <w:br/>
-      </w:r>
-      <w:r>
-        <w:rPr>
-          <w:rStyle w:val="VerbatimChar"/>
-        </w:rPr>
-        <w:t xml:space="preserve">sample estimates:</w:t>
-      </w:r>
-      <w:r>
-        <w:br/>
-      </w:r>
-      <w:r>
-        <w:rPr>
-          <w:rStyle w:val="VerbatimChar"/>
-        </w:rPr>
-        <w:t xml:space="preserve">mean in group Island Lake       mean in group NE 12 </w:t>
-      </w:r>
-      <w:r>
-        <w:br/>
-      </w:r>
-      <w:r>
-        <w:rPr>
-          <w:rStyle w:val="VerbatimChar"/>
-        </w:rPr>
-        <w:t xml:space="preserve">                3165.0000                  533.6677 </w:t>
-      </w:r>
-    </w:p>
-    <w:p>
-      <w:pPr>
-        <w:pStyle w:val="SourceCode"/>
-      </w:pPr>
-      <w:r>
-        <w:rPr>
-          <w:rStyle w:val="VerbatimChar"/>
-        </w:rPr>
-        <w:t xml:space="preserve">[1] "Welch's t-test results for mass_g:"</w:t>
-      </w:r>
-    </w:p>
-    <w:p>
-      <w:pPr>
-        <w:pStyle w:val="SourceCode"/>
-      </w:pPr>
-      <w:r>
-        <w:br/>
-      </w:r>
-      <w:r>
-        <w:rPr>
-          <w:rStyle w:val="VerbatimChar"/>
-        </w:rPr>
-        <w:t xml:space="preserve">    Welch Two Sample t-test</w:t>
-      </w:r>
-      <w:r>
-        <w:br/>
-      </w:r>
-      <w:r>
-        <w:br/>
-      </w:r>
-      <w:r>
-        <w:rPr>
-          <w:rStyle w:val="VerbatimChar"/>
-        </w:rPr>
-        <w:t xml:space="preserve">data:  mass_g by lake</w:t>
-      </w:r>
-      <w:r>
-        <w:br/>
-      </w:r>
-      <w:r>
-        <w:rPr>
-          <w:rStyle w:val="VerbatimChar"/>
-        </w:rPr>
-        <w:t xml:space="preserve">t = 5.1368, df = 9.0578, p-value = 0.0006016</w:t>
-      </w:r>
-      <w:r>
-        <w:br/>
-      </w:r>
-      <w:r>
-        <w:rPr>
-          <w:rStyle w:val="VerbatimChar"/>
-        </w:rPr>
-        <w:t xml:space="preserve">alternative hypothesis: true difference in means between group Island Lake and group NE 12 is not equal to 0</w:t>
-      </w:r>
-      <w:r>
-        <w:br/>
-      </w:r>
-      <w:r>
-        <w:rPr>
-          <w:rStyle w:val="VerbatimChar"/>
-        </w:rPr>
-        <w:t xml:space="preserve">95 percent confidence interval:</w:t>
-      </w:r>
-      <w:r>
-        <w:br/>
-      </w:r>
-      <w:r>
-        <w:rPr>
-          <w:rStyle w:val="VerbatimChar"/>
-        </w:rPr>
-        <w:t xml:space="preserve"> 1473.676 3788.989</w:t>
-      </w:r>
-      <w:r>
-        <w:br/>
-      </w:r>
-      <w:r>
-        <w:rPr>
-          <w:rStyle w:val="VerbatimChar"/>
-        </w:rPr>
-        <w:t xml:space="preserve">sample estimates:</w:t>
-      </w:r>
-      <w:r>
-        <w:br/>
-      </w:r>
-      <w:r>
-        <w:rPr>
-          <w:rStyle w:val="VerbatimChar"/>
-        </w:rPr>
-        <w:t xml:space="preserve">mean in group Island Lake       mean in group NE 12 </w:t>
-      </w:r>
-      <w:r>
-        <w:br/>
-      </w:r>
-      <w:r>
-        <w:rPr>
-          <w:rStyle w:val="VerbatimChar"/>
-        </w:rPr>
-        <w:t xml:space="preserve">                3165.0000                  533.6677 </w:t>
-      </w:r>
-    </w:p>
-    <w:bookmarkEnd w:id="80"/>
-    <w:bookmarkStart w:id="81" w:name="part-5-rank-based-tests"/>
-    <w:p>
-      <w:pPr>
-        <w:pStyle w:val="Heading2"/>
-      </w:pPr>
-      <w:r>
-        <w:t xml:space="preserve">Part 5 · Rank-Based Tests</w:t>
-      </w:r>
-    </w:p>
-    <w:bookmarkEnd w:id="81"/>
-    <w:bookmarkStart w:id="84" w:name="rank-based-tests"/>
-    <w:p>
-      <w:pPr>
-        <w:pStyle w:val="Heading2"/>
-      </w:pPr>
-      <w:r>
-        <w:t xml:space="preserve">Rank-Based Tests</w:t>
-      </w:r>
-    </w:p>
-    <w:p>
-      <w:pPr>
-        <w:pStyle w:val="FirstParagraph"/>
-      </w:pPr>
-      <w:r>
-        <w:t xml:space="preserve">Rank-based tests: no assumptions about distribution (non-parametric).</w:t>
-      </w:r>
-    </w:p>
-    <w:p>
-      <w:pPr>
-        <w:pStyle w:val="Compact"/>
-        <w:numPr>
-          <w:ilvl w:val="0"/>
-          <w:numId w:val="1019"/>
-        </w:numPr>
-      </w:pPr>
-      <w:r>
-        <w:t xml:space="preserve">Ranks of data: observations are assigned ranks; sums (and signs, for paired tests) of ranks for groups are compared</w:t>
-      </w:r>
-    </w:p>
-    <w:p>
-      <w:pPr>
-        <w:pStyle w:val="Compact"/>
-        <w:numPr>
-          <w:ilvl w:val="0"/>
-          <w:numId w:val="1019"/>
-        </w:numPr>
-      </w:pPr>
-      <w:r>
-        <w:rPr>
-          <w:b/>
-          <w:bCs/>
-        </w:rPr>
-        <w:t xml:space="preserve">Mann-Whitney U test</w:t>
-      </w:r>
-      <w:r>
-        <w:t xml:space="preserve"> </w:t>
-      </w:r>
-      <w:r>
-        <w:t xml:space="preserve">— common alternative to the independent-samples t-test</w:t>
-      </w:r>
-    </w:p>
-    <w:p>
-      <w:pPr>
-        <w:pStyle w:val="Compact"/>
-        <w:numPr>
-          <w:ilvl w:val="0"/>
-          <w:numId w:val="1019"/>
-        </w:numPr>
-      </w:pPr>
-      <w:r>
-        <w:rPr>
-          <w:b/>
-          <w:bCs/>
-        </w:rPr>
-        <w:t xml:space="preserve">Wilcoxon signed-rank test</w:t>
-      </w:r>
-      <w:r>
-        <w:t xml:space="preserve"> </w:t>
-      </w:r>
-      <w:r>
-        <w:t xml:space="preserve">— alternative to the paired t-test</w:t>
-      </w:r>
-    </w:p>
-    <w:p>
-      <w:pPr>
-        <w:pStyle w:val="Compact"/>
-        <w:numPr>
-          <w:ilvl w:val="0"/>
-          <w:numId w:val="1019"/>
-        </w:numPr>
-      </w:pPr>
-      <w:r>
-        <w:t xml:space="preserve">Assumptions: similar distributions for groups, equal variance</w:t>
-      </w:r>
-    </w:p>
-    <w:p>
-      <w:pPr>
-        <w:pStyle w:val="Compact"/>
-        <w:numPr>
-          <w:ilvl w:val="0"/>
-          <w:numId w:val="1019"/>
-        </w:numPr>
-      </w:pPr>
-      <w:r>
-        <w:t xml:space="preserve">Less power than parametric tests</w:t>
-      </w:r>
-    </w:p>
-    <w:p>
-      <w:pPr>
-        <w:pStyle w:val="Compact"/>
-        <w:numPr>
-          <w:ilvl w:val="0"/>
-          <w:numId w:val="1019"/>
+          <w:numId w:val="1017"/>
         </w:numPr>
       </w:pPr>
       <w:r>
@@ -3856,784 +5129,6 @@
           <w:p>
             <w:pPr>
               <w:pStyle w:val="FirstParagraph"/>
-            </w:pPr>
-            <w:pPr>
-              <w:spacing w:before="0" w:after="0"/>
-              <w:textAlignment w:val="center"/>
-            </w:pPr>
-            <w:r>
-              <w:drawing>
-                <wp:inline>
-                  <wp:extent cx="152400" cy="152400"/>
-                  <wp:effectExtent b="0" l="0" r="0" t="0"/>
-                  <wp:docPr descr="" title="" id="82" name="Picture"/>
-                  <a:graphic>
-                    <a:graphicData uri="http://schemas.openxmlformats.org/drawingml/2006/picture">
-                      <pic:pic>
-                        <pic:nvPicPr>
-                          <pic:cNvPr descr="/Applications/Positron.app/Contents/Resources/app/quarto/share/formats/docx/note.png" id="83" name="Picture"/>
-                          <pic:cNvPicPr>
-                            <a:picLocks noChangeArrowheads="1" noChangeAspect="1"/>
-                          </pic:cNvPicPr>
-                        </pic:nvPicPr>
-                        <pic:blipFill>
-                          <a:blip r:embed="rId9"/>
-                          <a:stretch>
-                            <a:fillRect/>
-                          </a:stretch>
-                        </pic:blipFill>
-                        <pic:spPr bwMode="auto">
-                          <a:xfrm>
-                            <a:off x="0" y="0"/>
-                            <a:ext cx="152400" cy="152400"/>
-                          </a:xfrm>
-                          <a:prstGeom prst="rect">
-                            <a:avLst/>
-                          </a:prstGeom>
-                          <a:noFill/>
-                          <a:ln w="9525">
-                            <a:noFill/>
-                            <a:headEnd/>
-                            <a:tailEnd/>
-                          </a:ln>
-                        </pic:spPr>
-                      </pic:pic>
-                    </a:graphicData>
-                  </a:graphic>
-                </wp:inline>
-              </w:drawing>
-            </w:r>
-            <w:r>
-              <w:t xml:space="preserve"> </w:t>
-            </w:r>
-            <w:r>
-              <w:t xml:space="preserve"> </w:t>
-            </w:r>
-            <w:r>
-              <w:t xml:space="preserve">Note</w:t>
-            </w:r>
-          </w:p>
-        </w:tc>
-      </w:tr>
-      <w:tr>
-        <w:trPr>
-          <w:cantSplit/>
-        </w:trPr>
-        <w:tc>
-          <w:tcPr>
-            <w:tcMar>
-              <w:top w:w="108" w:type="dxa"/>
-              <w:bottom w:w="108" w:type="dxa"/>
-            </w:tcMar>
-          </w:tcPr>
-          <w:p>
-            <w:pPr>
-              <w:pStyle w:val="BodyText"/>
-            </w:pPr>
-            <w:pPr>
-              <w:spacing w:before="16"/>
-            </w:pPr>
-            <w:r>
-              <w:rPr>
-                <w:b/>
-                <w:bCs/>
-              </w:rPr>
-              <w:t xml:space="preserve">📖 Reference</w:t>
-            </w:r>
-          </w:p>
-          <w:p>
-            <w:pPr>
-              <w:pStyle w:val="BodyText"/>
-            </w:pPr>
-            <w:pPr>
-              <w:spacing w:after="16"/>
-            </w:pPr>
-            <w:r>
-              <w:t xml:space="preserve">Whitlock &amp; Schluter, Ch. 13, covers the Mann-Whitney U test and Wilcoxon signed-rank test as the standard rank-based alternatives.</w:t>
-            </w:r>
-          </w:p>
-          <w:p/>
-        </w:tc>
-      </w:tr>
-    </w:tbl>
-    <w:bookmarkEnd w:id="84"/>
-    <w:bookmarkStart w:id="87" w:name="mann-whitney-u-test-results"/>
-    <w:p>
-      <w:pPr>
-        <w:pStyle w:val="Heading2"/>
-      </w:pPr>
-      <w:r>
-        <w:t xml:space="preserve">Mann-Whitney U Test Results</w:t>
-      </w:r>
-    </w:p>
-    <w:p>
-      <w:pPr>
-        <w:pStyle w:val="SourceCode"/>
-      </w:pPr>
-      <w:r>
-        <w:rPr>
-          <w:rStyle w:val="VerbatimChar"/>
-        </w:rPr>
-        <w:t xml:space="preserve">[1] "Mann-Whitney U test results mass_g:"</w:t>
-      </w:r>
-    </w:p>
-    <w:p>
-      <w:pPr>
-        <w:pStyle w:val="SourceCode"/>
-      </w:pPr>
-      <w:r>
-        <w:br/>
-      </w:r>
-      <w:r>
-        <w:rPr>
-          <w:rStyle w:val="VerbatimChar"/>
-        </w:rPr>
-        <w:t xml:space="preserve">    Wilcoxon rank sum test with continuity correction</w:t>
-      </w:r>
-      <w:r>
-        <w:br/>
-      </w:r>
-      <w:r>
-        <w:br/>
-      </w:r>
-      <w:r>
-        <w:rPr>
-          <w:rStyle w:val="VerbatimChar"/>
-        </w:rPr>
-        <w:t xml:space="preserve">data:  mass_g by lake</w:t>
-      </w:r>
-      <w:r>
-        <w:br/>
-      </w:r>
-      <w:r>
-        <w:rPr>
-          <w:rStyle w:val="VerbatimChar"/>
-        </w:rPr>
-        <w:t xml:space="preserve">W = 3205.5, p-value = 9.506e-08</w:t>
-      </w:r>
-      <w:r>
-        <w:br/>
-      </w:r>
-      <w:r>
-        <w:rPr>
-          <w:rStyle w:val="VerbatimChar"/>
-        </w:rPr>
-        <w:t xml:space="preserve">alternative hypothesis: true location shift is not equal to 0</w:t>
-      </w:r>
-    </w:p>
-    <w:tbl>
-      <w:tblPr>
-        <w:tblStyle w:val="Table"/>
-        <w:tblLook w:firstRow="0" w:lastRow="0" w:firstColumn="0" w:lastColumn="0" w:noHBand="0" w:noVBand="0" w:val="0000"/>
-        <w:tblBorders>
-          <w:top w:val="single" w:sz="4" w:space="0" w:color="00A047"/>
-          <w:left w:val="single" w:sz="24" w:space="0" w:color="00A047"/>
-          <w:bottom w:val="single" w:sz="4" w:space="0" w:color="00A047"/>
-          <w:right w:val="single" w:sz="4" w:space="0" w:color="00A047"/>
-        </w:tblBorders>
-        <w:tblCellMar>
-          <w:left w:w="144" w:type="dxa"/>
-          <w:right w:w="144" w:type="dxa"/>
-        </w:tblCellMar>
-        <w:tblLook w:firstRow="0" w:lastRow="0" w:firstColumn="0" w:lastColumn="0" w:noHBand="0" w:noVBand="0" w:val="0000"/>
-      </w:tblPr>
-      <w:tr>
-        <w:trPr>
-          <w:cantSplit/>
-        </w:trPr>
-        <w:tc>
-          <w:tcPr>
-            <w:shd w:color="auto" w:fill="ccf1e3" w:val="clear"/>
-            <w:tcMar>
-              <w:top w:w="92" w:type="dxa"/>
-              <w:bottom w:w="92" w:type="dxa"/>
-            </w:tcMar>
-          </w:tcPr>
-          <w:p>
-            <w:pPr>
-              <w:pStyle w:val="FirstParagraph"/>
-            </w:pPr>
-            <w:pPr>
-              <w:spacing w:before="0" w:after="0"/>
-              <w:textAlignment w:val="center"/>
-            </w:pPr>
-            <w:r>
-              <w:drawing>
-                <wp:inline>
-                  <wp:extent cx="152400" cy="152400"/>
-                  <wp:effectExtent b="0" l="0" r="0" t="0"/>
-                  <wp:docPr descr="" title="" id="85" name="Picture"/>
-                  <a:graphic>
-                    <a:graphicData uri="http://schemas.openxmlformats.org/drawingml/2006/picture">
-                      <pic:pic>
-                        <pic:nvPicPr>
-                          <pic:cNvPr descr="/Applications/Positron.app/Contents/Resources/app/quarto/share/formats/docx/tip.png" id="86" name="Picture"/>
-                          <pic:cNvPicPr>
-                            <a:picLocks noChangeArrowheads="1" noChangeAspect="1"/>
-                          </pic:cNvPicPr>
-                        </pic:nvPicPr>
-                        <pic:blipFill>
-                          <a:blip r:embed="rId21"/>
-                          <a:stretch>
-                            <a:fillRect/>
-                          </a:stretch>
-                        </pic:blipFill>
-                        <pic:spPr bwMode="auto">
-                          <a:xfrm>
-                            <a:off x="0" y="0"/>
-                            <a:ext cx="152400" cy="152400"/>
-                          </a:xfrm>
-                          <a:prstGeom prst="rect">
-                            <a:avLst/>
-                          </a:prstGeom>
-                          <a:noFill/>
-                          <a:ln w="9525">
-                            <a:noFill/>
-                            <a:headEnd/>
-                            <a:tailEnd/>
-                          </a:ln>
-                        </pic:spPr>
-                      </pic:pic>
-                    </a:graphicData>
-                  </a:graphic>
-                </wp:inline>
-              </w:drawing>
-            </w:r>
-            <w:r>
-              <w:t xml:space="preserve"> </w:t>
-            </w:r>
-            <w:r>
-              <w:t xml:space="preserve"> </w:t>
-            </w:r>
-            <w:r>
-              <w:t xml:space="preserve">Tip</w:t>
-            </w:r>
-          </w:p>
-        </w:tc>
-      </w:tr>
-      <w:tr>
-        <w:trPr>
-          <w:cantSplit/>
-        </w:trPr>
-        <w:tc>
-          <w:tcPr>
-            <w:tcMar>
-              <w:top w:w="108" w:type="dxa"/>
-              <w:bottom w:w="108" w:type="dxa"/>
-            </w:tcMar>
-          </w:tcPr>
-          <w:p>
-            <w:pPr>
-              <w:pStyle w:val="BodyText"/>
-            </w:pPr>
-            <w:pPr>
-              <w:spacing w:before="16"/>
-            </w:pPr>
-            <w:r>
-              <w:rPr>
-                <w:b/>
-                <w:bCs/>
-              </w:rPr>
-              <w:t xml:space="preserve">🖐 Notice</w:t>
-            </w:r>
-          </w:p>
-          <w:p>
-            <w:pPr>
-              <w:pStyle w:val="BodyText"/>
-            </w:pPr>
-            <w:pPr>
-              <w:spacing w:after="16"/>
-            </w:pPr>
-            <w:r>
-              <w:t xml:space="preserve">The test statistic is</w:t>
-            </w:r>
-            <w:r>
-              <w:t xml:space="preserve"> </w:t>
-            </w:r>
-            <w:r>
-              <w:rPr>
-                <w:rStyle w:val="VerbatimChar"/>
-              </w:rPr>
-              <w:t xml:space="preserve">W</w:t>
-            </w:r>
-            <w:r>
-              <w:t xml:space="preserve">, not</w:t>
-            </w:r>
-            <w:r>
-              <w:t xml:space="preserve"> </w:t>
-            </w:r>
-            <w:r>
-              <w:rPr>
-                <w:rStyle w:val="VerbatimChar"/>
-              </w:rPr>
-              <w:t xml:space="preserve">t</w:t>
-            </w:r>
-            <w:r>
-              <w:t xml:space="preserve"> </w:t>
-            </w:r>
-            <w:r>
-              <w:t xml:space="preserve">— a signal you’re reading rank-based test output, not a t-test.</w:t>
-            </w:r>
-          </w:p>
-          <w:p/>
-        </w:tc>
-      </w:tr>
-    </w:tbl>
-    <w:bookmarkEnd w:id="87"/>
-    <w:bookmarkStart w:id="88" w:name="part-5b-back-to-our-pine-needles"/>
-    <w:p>
-      <w:pPr>
-        <w:pStyle w:val="Heading2"/>
-      </w:pPr>
-      <w:r>
-        <w:t xml:space="preserve">Part 5b · Back to Our Pine Needles</w:t>
-      </w:r>
-    </w:p>
-    <w:bookmarkEnd w:id="88"/>
-    <w:bookmarkStart w:id="92" w:name="the-same-question-the-non-parametric-way"/>
-    <w:p>
-      <w:pPr>
-        <w:pStyle w:val="Heading2"/>
-      </w:pPr>
-      <w:r>
-        <w:t xml:space="preserve">The same question, the non-parametric way</w:t>
-      </w:r>
-    </w:p>
-    <w:p>
-      <w:pPr>
-        <w:pStyle w:val="FirstParagraph"/>
-      </w:pPr>
-      <w:r>
-        <w:t xml:space="preserve">Last week we tested our own needle data two ways. Let’s run the rank-based versions of</w:t>
-      </w:r>
-      <w:r>
-        <w:t xml:space="preserve"> </w:t>
-      </w:r>
-      <w:r>
-        <w:rPr>
-          <w:b/>
-          <w:bCs/>
-        </w:rPr>
-        <w:t xml:space="preserve">exactly the same two comparisons</w:t>
-      </w:r>
-      <w:r>
-        <w:t xml:space="preserve"> </w:t>
-      </w:r>
-      <w:r>
-        <w:t xml:space="preserve">and see what changes.</w:t>
-      </w:r>
-    </w:p>
-    <w:p>
-      <w:pPr>
-        <w:pStyle w:val="SourceCode"/>
-      </w:pPr>
-      <w:r>
-        <w:rPr>
-          <w:rStyle w:val="NormalTok"/>
-        </w:rPr>
-        <w:t xml:space="preserve">pine_df </w:t>
-      </w:r>
-      <w:r>
-        <w:rPr>
-          <w:rStyle w:val="OtherTok"/>
-        </w:rPr>
-        <w:t xml:space="preserve">&lt;-</w:t>
-      </w:r>
-      <w:r>
-        <w:rPr>
-          <w:rStyle w:val="NormalTok"/>
-        </w:rPr>
-        <w:t xml:space="preserve"> </w:t>
-      </w:r>
-      <w:r>
-        <w:rPr>
-          <w:rStyle w:val="FunctionTok"/>
-        </w:rPr>
-        <w:t xml:space="preserve">read_csv</w:t>
-      </w:r>
-      <w:r>
-        <w:rPr>
-          <w:rStyle w:val="NormalTok"/>
-        </w:rPr>
-        <w:t xml:space="preserve">(</w:t>
-      </w:r>
-      <w:r>
-        <w:rPr>
-          <w:rStyle w:val="StringTok"/>
-        </w:rPr>
-        <w:t xml:space="preserve">"data/pine_data.csv"</w:t>
-      </w:r>
-      <w:r>
-        <w:rPr>
-          <w:rStyle w:val="NormalTok"/>
-        </w:rPr>
-        <w:t xml:space="preserve">)</w:t>
-      </w:r>
-      <w:r>
-        <w:br/>
-      </w:r>
-      <w:r>
-        <w:br/>
-      </w:r>
-      <w:r>
-        <w:rPr>
-          <w:rStyle w:val="CommentTok"/>
-        </w:rPr>
-        <w:t xml:space="preserve"># same two-stage summary as last week: one value per tree per side</w:t>
-      </w:r>
-      <w:r>
-        <w:br/>
-      </w:r>
-      <w:r>
-        <w:rPr>
-          <w:rStyle w:val="NormalTok"/>
-        </w:rPr>
-        <w:t xml:space="preserve">p_df </w:t>
-      </w:r>
-      <w:r>
-        <w:rPr>
-          <w:rStyle w:val="OtherTok"/>
-        </w:rPr>
-        <w:t xml:space="preserve">&lt;-</w:t>
-      </w:r>
-      <w:r>
-        <w:rPr>
-          <w:rStyle w:val="NormalTok"/>
-        </w:rPr>
-        <w:t xml:space="preserve"> pine_df </w:t>
-      </w:r>
-      <w:r>
-        <w:rPr>
-          <w:rStyle w:val="SpecialCharTok"/>
-        </w:rPr>
-        <w:t xml:space="preserve">%&gt;%</w:t>
-      </w:r>
-      <w:r>
-        <w:br/>
-      </w:r>
-      <w:r>
-        <w:rPr>
-          <w:rStyle w:val="NormalTok"/>
-        </w:rPr>
-        <w:t xml:space="preserve">  </w:t>
-      </w:r>
-      <w:r>
-        <w:rPr>
-          <w:rStyle w:val="FunctionTok"/>
-        </w:rPr>
-        <w:t xml:space="preserve">group_by</w:t>
-      </w:r>
-      <w:r>
-        <w:rPr>
-          <w:rStyle w:val="NormalTok"/>
-        </w:rPr>
-        <w:t xml:space="preserve">(team, side) </w:t>
-      </w:r>
-      <w:r>
-        <w:rPr>
-          <w:rStyle w:val="SpecialCharTok"/>
-        </w:rPr>
-        <w:t xml:space="preserve">%&gt;%</w:t>
-      </w:r>
-      <w:r>
-        <w:br/>
-      </w:r>
-      <w:r>
-        <w:rPr>
-          <w:rStyle w:val="NormalTok"/>
-        </w:rPr>
-        <w:t xml:space="preserve">  </w:t>
-      </w:r>
-      <w:r>
-        <w:rPr>
-          <w:rStyle w:val="FunctionTok"/>
-        </w:rPr>
-        <w:t xml:space="preserve">summarise</w:t>
-      </w:r>
-      <w:r>
-        <w:rPr>
-          <w:rStyle w:val="NormalTok"/>
-        </w:rPr>
-        <w:t xml:space="preserve">(</w:t>
-      </w:r>
-      <w:r>
-        <w:rPr>
-          <w:rStyle w:val="AttributeTok"/>
-        </w:rPr>
-        <w:t xml:space="preserve">needle_length_mm =</w:t>
-      </w:r>
-      <w:r>
-        <w:rPr>
-          <w:rStyle w:val="NormalTok"/>
-        </w:rPr>
-        <w:t xml:space="preserve"> </w:t>
-      </w:r>
-      <w:r>
-        <w:rPr>
-          <w:rStyle w:val="FunctionTok"/>
-        </w:rPr>
-        <w:t xml:space="preserve">mean</w:t>
-      </w:r>
-      <w:r>
-        <w:rPr>
-          <w:rStyle w:val="NormalTok"/>
-        </w:rPr>
-        <w:t xml:space="preserve">(needle_length_mm, </w:t>
-      </w:r>
-      <w:r>
-        <w:rPr>
-          <w:rStyle w:val="AttributeTok"/>
-        </w:rPr>
-        <w:t xml:space="preserve">na.rm =</w:t>
-      </w:r>
-      <w:r>
-        <w:rPr>
-          <w:rStyle w:val="NormalTok"/>
-        </w:rPr>
-        <w:t xml:space="preserve"> </w:t>
-      </w:r>
-      <w:r>
-        <w:rPr>
-          <w:rStyle w:val="ConstantTok"/>
-        </w:rPr>
-        <w:t xml:space="preserve">TRUE</w:t>
-      </w:r>
-      <w:r>
-        <w:rPr>
-          <w:rStyle w:val="NormalTok"/>
-        </w:rPr>
-        <w:t xml:space="preserve">),</w:t>
-      </w:r>
-      <w:r>
-        <w:br/>
-      </w:r>
-      <w:r>
-        <w:rPr>
-          <w:rStyle w:val="NormalTok"/>
-        </w:rPr>
-        <w:t xml:space="preserve">            </w:t>
-      </w:r>
-      <w:r>
-        <w:rPr>
-          <w:rStyle w:val="AttributeTok"/>
-        </w:rPr>
-        <w:t xml:space="preserve">.groups =</w:t>
-      </w:r>
-      <w:r>
-        <w:rPr>
-          <w:rStyle w:val="NormalTok"/>
-        </w:rPr>
-        <w:t xml:space="preserve"> </w:t>
-      </w:r>
-      <w:r>
-        <w:rPr>
-          <w:rStyle w:val="StringTok"/>
-        </w:rPr>
-        <w:t xml:space="preserve">"drop"</w:t>
-      </w:r>
-      <w:r>
-        <w:rPr>
-          <w:rStyle w:val="NormalTok"/>
-        </w:rPr>
-        <w:t xml:space="preserve">)</w:t>
-      </w:r>
-      <w:r>
-        <w:br/>
-      </w:r>
-      <w:r>
-        <w:br/>
-      </w:r>
-      <w:r>
-        <w:rPr>
-          <w:rStyle w:val="NormalTok"/>
-        </w:rPr>
-        <w:t xml:space="preserve">p_wide_df </w:t>
-      </w:r>
-      <w:r>
-        <w:rPr>
-          <w:rStyle w:val="OtherTok"/>
-        </w:rPr>
-        <w:t xml:space="preserve">&lt;-</w:t>
-      </w:r>
-      <w:r>
-        <w:rPr>
-          <w:rStyle w:val="NormalTok"/>
-        </w:rPr>
-        <w:t xml:space="preserve"> p_df </w:t>
-      </w:r>
-      <w:r>
-        <w:rPr>
-          <w:rStyle w:val="SpecialCharTok"/>
-        </w:rPr>
-        <w:t xml:space="preserve">%&gt;%</w:t>
-      </w:r>
-      <w:r>
-        <w:br/>
-      </w:r>
-      <w:r>
-        <w:rPr>
-          <w:rStyle w:val="NormalTok"/>
-        </w:rPr>
-        <w:t xml:space="preserve">  </w:t>
-      </w:r>
-      <w:r>
-        <w:rPr>
-          <w:rStyle w:val="FunctionTok"/>
-        </w:rPr>
-        <w:t xml:space="preserve">pivot_wider</w:t>
-      </w:r>
-      <w:r>
-        <w:rPr>
-          <w:rStyle w:val="NormalTok"/>
-        </w:rPr>
-        <w:t xml:space="preserve">(</w:t>
-      </w:r>
-      <w:r>
-        <w:rPr>
-          <w:rStyle w:val="AttributeTok"/>
-        </w:rPr>
-        <w:t xml:space="preserve">names_from =</w:t>
-      </w:r>
-      <w:r>
-        <w:rPr>
-          <w:rStyle w:val="NormalTok"/>
-        </w:rPr>
-        <w:t xml:space="preserve"> side, </w:t>
-      </w:r>
-      <w:r>
-        <w:rPr>
-          <w:rStyle w:val="AttributeTok"/>
-        </w:rPr>
-        <w:t xml:space="preserve">values_from =</w:t>
-      </w:r>
-      <w:r>
-        <w:rPr>
-          <w:rStyle w:val="NormalTok"/>
-        </w:rPr>
-        <w:t xml:space="preserve"> needle_length_mm)</w:t>
-      </w:r>
-      <w:r>
-        <w:br/>
-      </w:r>
-      <w:r>
-        <w:br/>
-      </w:r>
-      <w:r>
-        <w:rPr>
-          <w:rStyle w:val="NormalTok"/>
-        </w:rPr>
-        <w:t xml:space="preserve">p_wide_df</w:t>
-      </w:r>
-    </w:p>
-    <w:p>
-      <w:pPr>
-        <w:pStyle w:val="SourceCode"/>
-      </w:pPr>
-      <w:r>
-        <w:rPr>
-          <w:rStyle w:val="VerbatimChar"/>
-        </w:rPr>
-        <w:t xml:space="preserve"># A tibble: 4 × 3</w:t>
-      </w:r>
-      <w:r>
-        <w:br/>
-      </w:r>
-      <w:r>
-        <w:rPr>
-          <w:rStyle w:val="VerbatimChar"/>
-        </w:rPr>
-        <w:t xml:space="preserve">  team       shady sunny</w:t>
-      </w:r>
-      <w:r>
-        <w:br/>
-      </w:r>
-      <w:r>
-        <w:rPr>
-          <w:rStyle w:val="VerbatimChar"/>
-        </w:rPr>
-        <w:t xml:space="preserve">  &lt;chr&gt;      &lt;dbl&gt; &lt;dbl&gt;</w:t>
-      </w:r>
-      <w:r>
-        <w:br/>
-      </w:r>
-      <w:r>
-        <w:rPr>
-          <w:rStyle w:val="VerbatimChar"/>
-        </w:rPr>
-        <w:t xml:space="preserve">1 botany      16.1  17.3</w:t>
-      </w:r>
-      <w:r>
-        <w:br/>
-      </w:r>
-      <w:r>
-        <w:rPr>
-          <w:rStyle w:val="VerbatimChar"/>
-        </w:rPr>
-        <w:t xml:space="preserve">2 grace_jace  15.4  15.5</w:t>
-      </w:r>
-      <w:r>
-        <w:br/>
-      </w:r>
-      <w:r>
-        <w:rPr>
-          <w:rStyle w:val="VerbatimChar"/>
-        </w:rPr>
-        <w:t xml:space="preserve">3 one         13.2  14.2</w:t>
-      </w:r>
-      <w:r>
-        <w:br/>
-      </w:r>
-      <w:r>
-        <w:rPr>
-          <w:rStyle w:val="VerbatimChar"/>
-        </w:rPr>
-        <w:t xml:space="preserve">4 waterbugs   11.7  13.8</w:t>
-      </w:r>
-    </w:p>
-    <w:p>
-      <w:pPr>
-        <w:pStyle w:val="FirstParagraph"/>
-      </w:pPr>
-      <w:hyperlink r:id="rId89">
-        <w:r>
-          <w:rPr>
-            <w:rStyle w:val="Hyperlink"/>
-          </w:rPr>
-          <w:t xml:space="preserve">📥 Download the data</w:t>
-        </w:r>
-      </w:hyperlink>
-    </w:p>
-    <w:tbl>
-      <w:tblPr>
-        <w:tblStyle w:val="Table"/>
-        <w:tblLook w:firstRow="0" w:lastRow="0" w:firstColumn="0" w:lastColumn="0" w:noHBand="0" w:noVBand="0" w:val="0000"/>
-        <w:tblBorders>
-          <w:top w:val="single" w:sz="4" w:space="0" w:color="0758E5"/>
-          <w:left w:val="single" w:sz="24" w:space="0" w:color="0758E5"/>
-          <w:bottom w:val="single" w:sz="4" w:space="0" w:color="0758E5"/>
-          <w:right w:val="single" w:sz="4" w:space="0" w:color="0758E5"/>
-        </w:tblBorders>
-        <w:tblCellMar>
-          <w:left w:w="144" w:type="dxa"/>
-          <w:right w:w="144" w:type="dxa"/>
-        </w:tblCellMar>
-        <w:tblLook w:firstRow="0" w:lastRow="0" w:firstColumn="0" w:lastColumn="0" w:noHBand="0" w:noVBand="0" w:val="0000"/>
-      </w:tblPr>
-      <w:tr>
-        <w:trPr>
-          <w:cantSplit/>
-        </w:trPr>
-        <w:tc>
-          <w:tcPr>
-            <w:shd w:color="auto" w:fill="dae6fb" w:val="clear"/>
-            <w:tcMar>
-              <w:top w:w="92" w:type="dxa"/>
-              <w:bottom w:w="92" w:type="dxa"/>
-            </w:tcMar>
-          </w:tcPr>
-          <w:p>
-            <w:pPr>
-              <w:pStyle w:val="BodyText"/>
             </w:pPr>
             <w:pPr>
               <w:spacing w:before="0" w:after="0"/>
@@ -4716,7 +5211,7 @@
                 <w:b/>
                 <w:bCs/>
               </w:rPr>
-              <w:t xml:space="preserve">✅ Reminder</w:t>
+              <w:t xml:space="preserve">📖 Reference</w:t>
             </w:r>
           </w:p>
           <w:p>
@@ -4727,23 +5222,7 @@
               <w:spacing w:after="16"/>
             </w:pPr>
             <w:r>
-              <w:t xml:space="preserve">4 teams, 4 trees, both sides of each tree. The data are</w:t>
-            </w:r>
-            <w:r>
-              <w:t xml:space="preserve"> </w:t>
-            </w:r>
-            <w:r>
-              <w:rPr>
-                <w:b/>
-                <w:bCs/>
-              </w:rPr>
-              <w:t xml:space="preserve">paired</w:t>
-            </w:r>
-            <w:r>
-              <w:t xml:space="preserve"> </w:t>
-            </w:r>
-            <w:r>
-              <w:t xml:space="preserve">by design.</w:t>
+              <w:t xml:space="preserve">Whitlock &amp; Schluter, Ch. 13, covers the Mann-Whitney U test and Wilcoxon signed-rank test as the standard rank-based alternatives.</w:t>
             </w:r>
           </w:p>
           <w:p/>
@@ -4751,13 +5230,13 @@
       </w:tr>
     </w:tbl>
     <w:bookmarkEnd w:id="92"/>
-    <w:bookmarkStart w:id="95" w:name="running-both-rank-based-tests"/>
+    <w:bookmarkStart w:id="95" w:name="mann-whitney-u-test-results"/>
     <w:p>
       <w:pPr>
         <w:pStyle w:val="Heading2"/>
       </w:pPr>
       <w:r>
-        <w:t xml:space="preserve">Running both rank-based tests</w:t>
+        <w:t xml:space="preserve">Mann-Whitney U Test Results</w:t>
       </w:r>
     </w:p>
     <w:p>
@@ -4766,12 +5245,21 @@
       </w:pPr>
       <w:r>
         <w:rPr>
-          <w:rStyle w:val="CommentTok"/>
-        </w:rPr>
-        <w:t xml:space="preserve"># Unpaired: Mann-Whitney U  (the t-test's two-sample partner)</w:t>
-      </w:r>
-      <w:r>
-        <w:br/>
+          <w:rStyle w:val="NormalTok"/>
+        </w:rPr>
+        <w:t xml:space="preserve">wilcox_test_result </w:t>
+      </w:r>
+      <w:r>
+        <w:rPr>
+          <w:rStyle w:val="OtherTok"/>
+        </w:rPr>
+        <w:t xml:space="preserve">&lt;-</w:t>
+      </w:r>
+      <w:r>
+        <w:rPr>
+          <w:rStyle w:val="NormalTok"/>
+        </w:rPr>
+        <w:t xml:space="preserve"> </w:t>
       </w:r>
       <w:r>
         <w:rPr>
@@ -4783,7 +5271,7 @@
         <w:rPr>
           <w:rStyle w:val="NormalTok"/>
         </w:rPr>
-        <w:t xml:space="preserve">(needle_length_mm </w:t>
+        <w:t xml:space="preserve">(mass_g </w:t>
       </w:r>
       <w:r>
         <w:rPr>
@@ -4795,7 +5283,7 @@
         <w:rPr>
           <w:rStyle w:val="NormalTok"/>
         </w:rPr>
-        <w:t xml:space="preserve"> side, </w:t>
+        <w:t xml:space="preserve"> lake, </w:t>
       </w:r>
       <w:r>
         <w:rPr>
@@ -4807,7 +5295,19 @@
         <w:rPr>
           <w:rStyle w:val="NormalTok"/>
         </w:rPr>
-        <w:t xml:space="preserve"> p_df)</w:t>
+        <w:t xml:space="preserve"> isl_ne12_df)</w:t>
+      </w:r>
+      <w:r>
+        <w:br/>
+      </w:r>
+      <w:r>
+        <w:br/>
+      </w:r>
+      <w:r>
+        <w:rPr>
+          <w:rStyle w:val="NormalTok"/>
+        </w:rPr>
+        <w:t xml:space="preserve">wilcox_test_result</w:t>
       </w:r>
     </w:p>
     <w:p>
@@ -4821,7 +5321,7 @@
         <w:rPr>
           <w:rStyle w:val="VerbatimChar"/>
         </w:rPr>
-        <w:t xml:space="preserve">    Wilcoxon rank sum exact test</w:t>
+        <w:t xml:space="preserve">    Wilcoxon rank sum test with continuity correction</w:t>
       </w:r>
       <w:r>
         <w:br/>
@@ -4833,7 +5333,7 @@
         <w:rPr>
           <w:rStyle w:val="VerbatimChar"/>
         </w:rPr>
-        <w:t xml:space="preserve">data:  needle_length_mm by side</w:t>
+        <w:t xml:space="preserve">data:  mass_g by lake</w:t>
       </w:r>
       <w:r>
         <w:br/>
@@ -4842,125 +5342,7 @@
         <w:rPr>
           <w:rStyle w:val="VerbatimChar"/>
         </w:rPr>
-        <w:t xml:space="preserve">W = 5, p-value = 0.4857</w:t>
-      </w:r>
-      <w:r>
-        <w:br/>
-      </w:r>
-      <w:r>
-        <w:rPr>
-          <w:rStyle w:val="VerbatimChar"/>
-        </w:rPr>
-        <w:t xml:space="preserve">alternative hypothesis: true location shift is not equal to 0</w:t>
-      </w:r>
-    </w:p>
-    <w:p>
-      <w:pPr>
-        <w:pStyle w:val="SourceCode"/>
-      </w:pPr>
-      <w:r>
-        <w:rPr>
-          <w:rStyle w:val="CommentTok"/>
-        </w:rPr>
-        <w:t xml:space="preserve"># Paired: Wilcoxon signed-rank  (the paired t-test's partner)</w:t>
-      </w:r>
-      <w:r>
-        <w:br/>
-      </w:r>
-      <w:r>
-        <w:rPr>
-          <w:rStyle w:val="FunctionTok"/>
-        </w:rPr>
-        <w:t xml:space="preserve">wilcox.test</w:t>
-      </w:r>
-      <w:r>
-        <w:rPr>
-          <w:rStyle w:val="NormalTok"/>
-        </w:rPr>
-        <w:t xml:space="preserve">(p_wide_df</w:t>
-      </w:r>
-      <w:r>
-        <w:rPr>
-          <w:rStyle w:val="SpecialCharTok"/>
-        </w:rPr>
-        <w:t xml:space="preserve">$</w:t>
-      </w:r>
-      <w:r>
-        <w:rPr>
-          <w:rStyle w:val="NormalTok"/>
-        </w:rPr>
-        <w:t xml:space="preserve">shady, p_wide_df</w:t>
-      </w:r>
-      <w:r>
-        <w:rPr>
-          <w:rStyle w:val="SpecialCharTok"/>
-        </w:rPr>
-        <w:t xml:space="preserve">$</w:t>
-      </w:r>
-      <w:r>
-        <w:rPr>
-          <w:rStyle w:val="NormalTok"/>
-        </w:rPr>
-        <w:t xml:space="preserve">sunny, </w:t>
-      </w:r>
-      <w:r>
-        <w:rPr>
-          <w:rStyle w:val="AttributeTok"/>
-        </w:rPr>
-        <w:t xml:space="preserve">paired =</w:t>
-      </w:r>
-      <w:r>
-        <w:rPr>
-          <w:rStyle w:val="NormalTok"/>
-        </w:rPr>
-        <w:t xml:space="preserve"> </w:t>
-      </w:r>
-      <w:r>
-        <w:rPr>
-          <w:rStyle w:val="ConstantTok"/>
-        </w:rPr>
-        <w:t xml:space="preserve">TRUE</w:t>
-      </w:r>
-      <w:r>
-        <w:rPr>
-          <w:rStyle w:val="NormalTok"/>
-        </w:rPr>
-        <w:t xml:space="preserve">)</w:t>
-      </w:r>
-    </w:p>
-    <w:p>
-      <w:pPr>
-        <w:pStyle w:val="SourceCode"/>
-      </w:pPr>
-      <w:r>
-        <w:br/>
-      </w:r>
-      <w:r>
-        <w:rPr>
-          <w:rStyle w:val="VerbatimChar"/>
-        </w:rPr>
-        <w:t xml:space="preserve">    Wilcoxon signed rank exact test</w:t>
-      </w:r>
-      <w:r>
-        <w:br/>
-      </w:r>
-      <w:r>
-        <w:br/>
-      </w:r>
-      <w:r>
-        <w:rPr>
-          <w:rStyle w:val="VerbatimChar"/>
-        </w:rPr>
-        <w:t xml:space="preserve">data:  p_wide_df$shady and p_wide_df$sunny</w:t>
-      </w:r>
-      <w:r>
-        <w:br/>
-      </w:r>
-      <w:r>
-        <w:rPr>
-          <w:rStyle w:val="VerbatimChar"/>
-        </w:rPr>
-        <w:t xml:space="preserve">V = 0, p-value = 0.125</w:t>
+        <w:t xml:space="preserve">W = 3205.5, p-value = 9.506e-08</w:t>
       </w:r>
       <w:r>
         <w:br/>
@@ -5024,7 +5406,7 @@
                           </pic:cNvPicPr>
                         </pic:nvPicPr>
                         <pic:blipFill>
-                          <a:blip r:embed="rId21"/>
+                          <a:blip r:embed="rId26"/>
                           <a:stretch>
                             <a:fillRect/>
                           </a:stretch>
@@ -5087,6 +5469,957 @@
               </w:rPr>
               <w:t xml:space="preserve">🖐 Notice</w:t>
             </w:r>
+          </w:p>
+          <w:p>
+            <w:pPr>
+              <w:pStyle w:val="BodyText"/>
+            </w:pPr>
+            <w:pPr>
+              <w:spacing w:after="16"/>
+            </w:pPr>
+            <w:r>
+              <w:t xml:space="preserve">The test statistic is</w:t>
+            </w:r>
+            <w:r>
+              <w:t xml:space="preserve"> </w:t>
+            </w:r>
+            <w:r>
+              <w:rPr>
+                <w:rStyle w:val="VerbatimChar"/>
+              </w:rPr>
+              <w:t xml:space="preserve">W</w:t>
+            </w:r>
+            <w:r>
+              <w:t xml:space="preserve">, not</w:t>
+            </w:r>
+            <w:r>
+              <w:t xml:space="preserve"> </w:t>
+            </w:r>
+            <w:r>
+              <w:rPr>
+                <w:rStyle w:val="VerbatimChar"/>
+              </w:rPr>
+              <w:t xml:space="preserve">t</w:t>
+            </w:r>
+            <w:r>
+              <w:t xml:space="preserve"> </w:t>
+            </w:r>
+            <w:r>
+              <w:t xml:space="preserve">— a signal you’re reading rank-based test output, not a t-test.</w:t>
+            </w:r>
+          </w:p>
+          <w:p/>
+        </w:tc>
+      </w:tr>
+    </w:tbl>
+    <w:bookmarkEnd w:id="95"/>
+    <w:bookmarkStart w:id="96" w:name="part-5b-back-to-our-pine-needles"/>
+    <w:p>
+      <w:pPr>
+        <w:pStyle w:val="Heading2"/>
+      </w:pPr>
+      <w:r>
+        <w:t xml:space="preserve">Part 5b · Back to Our Pine Needles</w:t>
+      </w:r>
+    </w:p>
+    <w:bookmarkEnd w:id="96"/>
+    <w:bookmarkStart w:id="100" w:name="the-same-question-the-non-parametric-way"/>
+    <w:p>
+      <w:pPr>
+        <w:pStyle w:val="Heading2"/>
+      </w:pPr>
+      <w:r>
+        <w:t xml:space="preserve">The same question, the non-parametric way</w:t>
+      </w:r>
+    </w:p>
+    <w:p>
+      <w:pPr>
+        <w:pStyle w:val="FirstParagraph"/>
+      </w:pPr>
+      <w:r>
+        <w:t xml:space="preserve">Last week we tested our own needle data two ways. Let’s run the rank-based versions of</w:t>
+      </w:r>
+      <w:r>
+        <w:t xml:space="preserve"> </w:t>
+      </w:r>
+      <w:r>
+        <w:rPr>
+          <w:b/>
+          <w:bCs/>
+        </w:rPr>
+        <w:t xml:space="preserve">exactly the same two comparisons</w:t>
+      </w:r>
+      <w:r>
+        <w:t xml:space="preserve"> </w:t>
+      </w:r>
+      <w:r>
+        <w:t xml:space="preserve">and see what changes.</w:t>
+      </w:r>
+    </w:p>
+    <w:p>
+      <w:pPr>
+        <w:pStyle w:val="SourceCode"/>
+      </w:pPr>
+      <w:r>
+        <w:rPr>
+          <w:rStyle w:val="NormalTok"/>
+        </w:rPr>
+        <w:t xml:space="preserve">pine_df </w:t>
+      </w:r>
+      <w:r>
+        <w:rPr>
+          <w:rStyle w:val="OtherTok"/>
+        </w:rPr>
+        <w:t xml:space="preserve">&lt;-</w:t>
+      </w:r>
+      <w:r>
+        <w:rPr>
+          <w:rStyle w:val="NormalTok"/>
+        </w:rPr>
+        <w:t xml:space="preserve"> </w:t>
+      </w:r>
+      <w:r>
+        <w:rPr>
+          <w:rStyle w:val="FunctionTok"/>
+        </w:rPr>
+        <w:t xml:space="preserve">read_csv</w:t>
+      </w:r>
+      <w:r>
+        <w:rPr>
+          <w:rStyle w:val="NormalTok"/>
+        </w:rPr>
+        <w:t xml:space="preserve">(</w:t>
+      </w:r>
+      <w:r>
+        <w:rPr>
+          <w:rStyle w:val="StringTok"/>
+        </w:rPr>
+        <w:t xml:space="preserve">"data/pine_data.csv"</w:t>
+      </w:r>
+      <w:r>
+        <w:rPr>
+          <w:rStyle w:val="NormalTok"/>
+        </w:rPr>
+        <w:t xml:space="preserve">)</w:t>
+      </w:r>
+      <w:r>
+        <w:br/>
+      </w:r>
+      <w:r>
+        <w:br/>
+      </w:r>
+      <w:r>
+        <w:rPr>
+          <w:rStyle w:val="CommentTok"/>
+        </w:rPr>
+        <w:t xml:space="preserve"># same two-stage summary as last week: one value per tree per side</w:t>
+      </w:r>
+      <w:r>
+        <w:br/>
+      </w:r>
+      <w:r>
+        <w:rPr>
+          <w:rStyle w:val="NormalTok"/>
+        </w:rPr>
+        <w:t xml:space="preserve">p_df </w:t>
+      </w:r>
+      <w:r>
+        <w:rPr>
+          <w:rStyle w:val="OtherTok"/>
+        </w:rPr>
+        <w:t xml:space="preserve">&lt;-</w:t>
+      </w:r>
+      <w:r>
+        <w:rPr>
+          <w:rStyle w:val="NormalTok"/>
+        </w:rPr>
+        <w:t xml:space="preserve"> pine_df </w:t>
+      </w:r>
+      <w:r>
+        <w:rPr>
+          <w:rStyle w:val="SpecialCharTok"/>
+        </w:rPr>
+        <w:t xml:space="preserve">%&gt;%</w:t>
+      </w:r>
+      <w:r>
+        <w:br/>
+      </w:r>
+      <w:r>
+        <w:rPr>
+          <w:rStyle w:val="NormalTok"/>
+        </w:rPr>
+        <w:t xml:space="preserve">  </w:t>
+      </w:r>
+      <w:r>
+        <w:rPr>
+          <w:rStyle w:val="FunctionTok"/>
+        </w:rPr>
+        <w:t xml:space="preserve">group_by</w:t>
+      </w:r>
+      <w:r>
+        <w:rPr>
+          <w:rStyle w:val="NormalTok"/>
+        </w:rPr>
+        <w:t xml:space="preserve">(team, side) </w:t>
+      </w:r>
+      <w:r>
+        <w:rPr>
+          <w:rStyle w:val="SpecialCharTok"/>
+        </w:rPr>
+        <w:t xml:space="preserve">%&gt;%</w:t>
+      </w:r>
+      <w:r>
+        <w:br/>
+      </w:r>
+      <w:r>
+        <w:rPr>
+          <w:rStyle w:val="NormalTok"/>
+        </w:rPr>
+        <w:t xml:space="preserve">  </w:t>
+      </w:r>
+      <w:r>
+        <w:rPr>
+          <w:rStyle w:val="FunctionTok"/>
+        </w:rPr>
+        <w:t xml:space="preserve">summarise</w:t>
+      </w:r>
+      <w:r>
+        <w:rPr>
+          <w:rStyle w:val="NormalTok"/>
+        </w:rPr>
+        <w:t xml:space="preserve">(</w:t>
+      </w:r>
+      <w:r>
+        <w:rPr>
+          <w:rStyle w:val="AttributeTok"/>
+        </w:rPr>
+        <w:t xml:space="preserve">needle_length_mm =</w:t>
+      </w:r>
+      <w:r>
+        <w:rPr>
+          <w:rStyle w:val="NormalTok"/>
+        </w:rPr>
+        <w:t xml:space="preserve"> </w:t>
+      </w:r>
+      <w:r>
+        <w:rPr>
+          <w:rStyle w:val="FunctionTok"/>
+        </w:rPr>
+        <w:t xml:space="preserve">mean</w:t>
+      </w:r>
+      <w:r>
+        <w:rPr>
+          <w:rStyle w:val="NormalTok"/>
+        </w:rPr>
+        <w:t xml:space="preserve">(needle_length_mm, </w:t>
+      </w:r>
+      <w:r>
+        <w:rPr>
+          <w:rStyle w:val="AttributeTok"/>
+        </w:rPr>
+        <w:t xml:space="preserve">na.rm =</w:t>
+      </w:r>
+      <w:r>
+        <w:rPr>
+          <w:rStyle w:val="NormalTok"/>
+        </w:rPr>
+        <w:t xml:space="preserve"> </w:t>
+      </w:r>
+      <w:r>
+        <w:rPr>
+          <w:rStyle w:val="ConstantTok"/>
+        </w:rPr>
+        <w:t xml:space="preserve">TRUE</w:t>
+      </w:r>
+      <w:r>
+        <w:rPr>
+          <w:rStyle w:val="NormalTok"/>
+        </w:rPr>
+        <w:t xml:space="preserve">),</w:t>
+      </w:r>
+      <w:r>
+        <w:br/>
+      </w:r>
+      <w:r>
+        <w:rPr>
+          <w:rStyle w:val="NormalTok"/>
+        </w:rPr>
+        <w:t xml:space="preserve">            </w:t>
+      </w:r>
+      <w:r>
+        <w:rPr>
+          <w:rStyle w:val="AttributeTok"/>
+        </w:rPr>
+        <w:t xml:space="preserve">.groups =</w:t>
+      </w:r>
+      <w:r>
+        <w:rPr>
+          <w:rStyle w:val="NormalTok"/>
+        </w:rPr>
+        <w:t xml:space="preserve"> </w:t>
+      </w:r>
+      <w:r>
+        <w:rPr>
+          <w:rStyle w:val="StringTok"/>
+        </w:rPr>
+        <w:t xml:space="preserve">"drop"</w:t>
+      </w:r>
+      <w:r>
+        <w:rPr>
+          <w:rStyle w:val="NormalTok"/>
+        </w:rPr>
+        <w:t xml:space="preserve">)</w:t>
+      </w:r>
+      <w:r>
+        <w:br/>
+      </w:r>
+      <w:r>
+        <w:br/>
+      </w:r>
+      <w:r>
+        <w:rPr>
+          <w:rStyle w:val="NormalTok"/>
+        </w:rPr>
+        <w:t xml:space="preserve">p_wide_df </w:t>
+      </w:r>
+      <w:r>
+        <w:rPr>
+          <w:rStyle w:val="OtherTok"/>
+        </w:rPr>
+        <w:t xml:space="preserve">&lt;-</w:t>
+      </w:r>
+      <w:r>
+        <w:rPr>
+          <w:rStyle w:val="NormalTok"/>
+        </w:rPr>
+        <w:t xml:space="preserve"> p_df </w:t>
+      </w:r>
+      <w:r>
+        <w:rPr>
+          <w:rStyle w:val="SpecialCharTok"/>
+        </w:rPr>
+        <w:t xml:space="preserve">%&gt;%</w:t>
+      </w:r>
+      <w:r>
+        <w:br/>
+      </w:r>
+      <w:r>
+        <w:rPr>
+          <w:rStyle w:val="NormalTok"/>
+        </w:rPr>
+        <w:t xml:space="preserve">  </w:t>
+      </w:r>
+      <w:r>
+        <w:rPr>
+          <w:rStyle w:val="FunctionTok"/>
+        </w:rPr>
+        <w:t xml:space="preserve">pivot_wider</w:t>
+      </w:r>
+      <w:r>
+        <w:rPr>
+          <w:rStyle w:val="NormalTok"/>
+        </w:rPr>
+        <w:t xml:space="preserve">(</w:t>
+      </w:r>
+      <w:r>
+        <w:rPr>
+          <w:rStyle w:val="AttributeTok"/>
+        </w:rPr>
+        <w:t xml:space="preserve">names_from =</w:t>
+      </w:r>
+      <w:r>
+        <w:rPr>
+          <w:rStyle w:val="NormalTok"/>
+        </w:rPr>
+        <w:t xml:space="preserve"> side, </w:t>
+      </w:r>
+      <w:r>
+        <w:rPr>
+          <w:rStyle w:val="AttributeTok"/>
+        </w:rPr>
+        <w:t xml:space="preserve">values_from =</w:t>
+      </w:r>
+      <w:r>
+        <w:rPr>
+          <w:rStyle w:val="NormalTok"/>
+        </w:rPr>
+        <w:t xml:space="preserve"> needle_length_mm)</w:t>
+      </w:r>
+      <w:r>
+        <w:br/>
+      </w:r>
+      <w:r>
+        <w:br/>
+      </w:r>
+      <w:r>
+        <w:rPr>
+          <w:rStyle w:val="NormalTok"/>
+        </w:rPr>
+        <w:t xml:space="preserve">p_wide_df</w:t>
+      </w:r>
+    </w:p>
+    <w:p>
+      <w:pPr>
+        <w:pStyle w:val="SourceCode"/>
+      </w:pPr>
+      <w:r>
+        <w:rPr>
+          <w:rStyle w:val="VerbatimChar"/>
+        </w:rPr>
+        <w:t xml:space="preserve"># A tibble: 4 × 3</w:t>
+      </w:r>
+      <w:r>
+        <w:br/>
+      </w:r>
+      <w:r>
+        <w:rPr>
+          <w:rStyle w:val="VerbatimChar"/>
+        </w:rPr>
+        <w:t xml:space="preserve">  team       shady sunny</w:t>
+      </w:r>
+      <w:r>
+        <w:br/>
+      </w:r>
+      <w:r>
+        <w:rPr>
+          <w:rStyle w:val="VerbatimChar"/>
+        </w:rPr>
+        <w:t xml:space="preserve">  &lt;chr&gt;      &lt;dbl&gt; &lt;dbl&gt;</w:t>
+      </w:r>
+      <w:r>
+        <w:br/>
+      </w:r>
+      <w:r>
+        <w:rPr>
+          <w:rStyle w:val="VerbatimChar"/>
+        </w:rPr>
+        <w:t xml:space="preserve">1 botany      16.1  17.3</w:t>
+      </w:r>
+      <w:r>
+        <w:br/>
+      </w:r>
+      <w:r>
+        <w:rPr>
+          <w:rStyle w:val="VerbatimChar"/>
+        </w:rPr>
+        <w:t xml:space="preserve">2 grace_jace  15.4  15.5</w:t>
+      </w:r>
+      <w:r>
+        <w:br/>
+      </w:r>
+      <w:r>
+        <w:rPr>
+          <w:rStyle w:val="VerbatimChar"/>
+        </w:rPr>
+        <w:t xml:space="preserve">3 one         13.2  14.2</w:t>
+      </w:r>
+      <w:r>
+        <w:br/>
+      </w:r>
+      <w:r>
+        <w:rPr>
+          <w:rStyle w:val="VerbatimChar"/>
+        </w:rPr>
+        <w:t xml:space="preserve">4 waterbugs   11.7  13.8</w:t>
+      </w:r>
+    </w:p>
+    <w:p>
+      <w:pPr>
+        <w:pStyle w:val="FirstParagraph"/>
+      </w:pPr>
+      <w:hyperlink r:id="rId97">
+        <w:r>
+          <w:rPr>
+            <w:rStyle w:val="Hyperlink"/>
+          </w:rPr>
+          <w:t xml:space="preserve">📥 Pine needle data</w:t>
+        </w:r>
+      </w:hyperlink>
+    </w:p>
+    <w:tbl>
+      <w:tblPr>
+        <w:tblStyle w:val="Table"/>
+        <w:tblLook w:firstRow="0" w:lastRow="0" w:firstColumn="0" w:lastColumn="0" w:noHBand="0" w:noVBand="0" w:val="0000"/>
+        <w:tblBorders>
+          <w:top w:val="single" w:sz="4" w:space="0" w:color="0758E5"/>
+          <w:left w:val="single" w:sz="24" w:space="0" w:color="0758E5"/>
+          <w:bottom w:val="single" w:sz="4" w:space="0" w:color="0758E5"/>
+          <w:right w:val="single" w:sz="4" w:space="0" w:color="0758E5"/>
+        </w:tblBorders>
+        <w:tblCellMar>
+          <w:left w:w="144" w:type="dxa"/>
+          <w:right w:w="144" w:type="dxa"/>
+        </w:tblCellMar>
+        <w:tblLook w:firstRow="0" w:lastRow="0" w:firstColumn="0" w:lastColumn="0" w:noHBand="0" w:noVBand="0" w:val="0000"/>
+      </w:tblPr>
+      <w:tr>
+        <w:trPr>
+          <w:cantSplit/>
+        </w:trPr>
+        <w:tc>
+          <w:tcPr>
+            <w:shd w:color="auto" w:fill="dae6fb" w:val="clear"/>
+            <w:tcMar>
+              <w:top w:w="92" w:type="dxa"/>
+              <w:bottom w:w="92" w:type="dxa"/>
+            </w:tcMar>
+          </w:tcPr>
+          <w:p>
+            <w:pPr>
+              <w:pStyle w:val="BodyText"/>
+            </w:pPr>
+            <w:pPr>
+              <w:spacing w:before="0" w:after="0"/>
+              <w:textAlignment w:val="center"/>
+            </w:pPr>
+            <w:r>
+              <w:drawing>
+                <wp:inline>
+                  <wp:extent cx="152400" cy="152400"/>
+                  <wp:effectExtent b="0" l="0" r="0" t="0"/>
+                  <wp:docPr descr="" title="" id="98" name="Picture"/>
+                  <a:graphic>
+                    <a:graphicData uri="http://schemas.openxmlformats.org/drawingml/2006/picture">
+                      <pic:pic>
+                        <pic:nvPicPr>
+                          <pic:cNvPr descr="/Applications/Positron.app/Contents/Resources/app/quarto/share/formats/docx/note.png" id="99" name="Picture"/>
+                          <pic:cNvPicPr>
+                            <a:picLocks noChangeArrowheads="1" noChangeAspect="1"/>
+                          </pic:cNvPicPr>
+                        </pic:nvPicPr>
+                        <pic:blipFill>
+                          <a:blip r:embed="rId9"/>
+                          <a:stretch>
+                            <a:fillRect/>
+                          </a:stretch>
+                        </pic:blipFill>
+                        <pic:spPr bwMode="auto">
+                          <a:xfrm>
+                            <a:off x="0" y="0"/>
+                            <a:ext cx="152400" cy="152400"/>
+                          </a:xfrm>
+                          <a:prstGeom prst="rect">
+                            <a:avLst/>
+                          </a:prstGeom>
+                          <a:noFill/>
+                          <a:ln w="9525">
+                            <a:noFill/>
+                            <a:headEnd/>
+                            <a:tailEnd/>
+                          </a:ln>
+                        </pic:spPr>
+                      </pic:pic>
+                    </a:graphicData>
+                  </a:graphic>
+                </wp:inline>
+              </w:drawing>
+            </w:r>
+            <w:r>
+              <w:t xml:space="preserve"> </w:t>
+            </w:r>
+            <w:r>
+              <w:t xml:space="preserve"> </w:t>
+            </w:r>
+            <w:r>
+              <w:t xml:space="preserve">Note</w:t>
+            </w:r>
+          </w:p>
+        </w:tc>
+      </w:tr>
+      <w:tr>
+        <w:trPr>
+          <w:cantSplit/>
+        </w:trPr>
+        <w:tc>
+          <w:tcPr>
+            <w:tcMar>
+              <w:top w:w="108" w:type="dxa"/>
+              <w:bottom w:w="108" w:type="dxa"/>
+            </w:tcMar>
+          </w:tcPr>
+          <w:p>
+            <w:pPr>
+              <w:pStyle w:val="BodyText"/>
+            </w:pPr>
+            <w:pPr>
+              <w:spacing w:before="16"/>
+            </w:pPr>
+            <w:r>
+              <w:rPr>
+                <w:b/>
+                <w:bCs/>
+              </w:rPr>
+              <w:t xml:space="preserve">✅ Reminder</w:t>
+            </w:r>
+          </w:p>
+          <w:p>
+            <w:pPr>
+              <w:pStyle w:val="BodyText"/>
+            </w:pPr>
+            <w:pPr>
+              <w:spacing w:after="16"/>
+            </w:pPr>
+            <w:r>
+              <w:t xml:space="preserve">4 teams, 4 trees, both sides of each tree. The data are</w:t>
+            </w:r>
+            <w:r>
+              <w:t xml:space="preserve"> </w:t>
+            </w:r>
+            <w:r>
+              <w:rPr>
+                <w:b/>
+                <w:bCs/>
+              </w:rPr>
+              <w:t xml:space="preserve">paired</w:t>
+            </w:r>
+            <w:r>
+              <w:t xml:space="preserve"> </w:t>
+            </w:r>
+            <w:r>
+              <w:t xml:space="preserve">by design.</w:t>
+            </w:r>
+          </w:p>
+          <w:p/>
+        </w:tc>
+      </w:tr>
+    </w:tbl>
+    <w:bookmarkEnd w:id="100"/>
+    <w:bookmarkStart w:id="103" w:name="running-both-rank-based-tests"/>
+    <w:p>
+      <w:pPr>
+        <w:pStyle w:val="Heading2"/>
+      </w:pPr>
+      <w:r>
+        <w:t xml:space="preserve">Running both rank-based tests</w:t>
+      </w:r>
+    </w:p>
+    <w:p>
+      <w:pPr>
+        <w:pStyle w:val="SourceCode"/>
+      </w:pPr>
+      <w:r>
+        <w:rPr>
+          <w:rStyle w:val="CommentTok"/>
+        </w:rPr>
+        <w:t xml:space="preserve"># Unpaired: Mann-Whitney U  (the t-test's two-sample partner)</w:t>
+      </w:r>
+      <w:r>
+        <w:br/>
+      </w:r>
+      <w:r>
+        <w:rPr>
+          <w:rStyle w:val="FunctionTok"/>
+        </w:rPr>
+        <w:t xml:space="preserve">wilcox.test</w:t>
+      </w:r>
+      <w:r>
+        <w:rPr>
+          <w:rStyle w:val="NormalTok"/>
+        </w:rPr>
+        <w:t xml:space="preserve">(needle_length_mm </w:t>
+      </w:r>
+      <w:r>
+        <w:rPr>
+          <w:rStyle w:val="SpecialCharTok"/>
+        </w:rPr>
+        <w:t xml:space="preserve">~</w:t>
+      </w:r>
+      <w:r>
+        <w:rPr>
+          <w:rStyle w:val="NormalTok"/>
+        </w:rPr>
+        <w:t xml:space="preserve"> side, </w:t>
+      </w:r>
+      <w:r>
+        <w:rPr>
+          <w:rStyle w:val="AttributeTok"/>
+        </w:rPr>
+        <w:t xml:space="preserve">data =</w:t>
+      </w:r>
+      <w:r>
+        <w:rPr>
+          <w:rStyle w:val="NormalTok"/>
+        </w:rPr>
+        <w:t xml:space="preserve"> p_df)</w:t>
+      </w:r>
+    </w:p>
+    <w:p>
+      <w:pPr>
+        <w:pStyle w:val="SourceCode"/>
+      </w:pPr>
+      <w:r>
+        <w:br/>
+      </w:r>
+      <w:r>
+        <w:rPr>
+          <w:rStyle w:val="VerbatimChar"/>
+        </w:rPr>
+        <w:t xml:space="preserve">    Wilcoxon rank sum exact test</w:t>
+      </w:r>
+      <w:r>
+        <w:br/>
+      </w:r>
+      <w:r>
+        <w:br/>
+      </w:r>
+      <w:r>
+        <w:rPr>
+          <w:rStyle w:val="VerbatimChar"/>
+        </w:rPr>
+        <w:t xml:space="preserve">data:  needle_length_mm by side</w:t>
+      </w:r>
+      <w:r>
+        <w:br/>
+      </w:r>
+      <w:r>
+        <w:rPr>
+          <w:rStyle w:val="VerbatimChar"/>
+        </w:rPr>
+        <w:t xml:space="preserve">W = 5, p-value = 0.4857</w:t>
+      </w:r>
+      <w:r>
+        <w:br/>
+      </w:r>
+      <w:r>
+        <w:rPr>
+          <w:rStyle w:val="VerbatimChar"/>
+        </w:rPr>
+        <w:t xml:space="preserve">alternative hypothesis: true location shift is not equal to 0</w:t>
+      </w:r>
+    </w:p>
+    <w:p>
+      <w:pPr>
+        <w:pStyle w:val="SourceCode"/>
+      </w:pPr>
+      <w:r>
+        <w:rPr>
+          <w:rStyle w:val="CommentTok"/>
+        </w:rPr>
+        <w:t xml:space="preserve"># Paired: Wilcoxon signed-rank  (the paired t-test's partner)</w:t>
+      </w:r>
+      <w:r>
+        <w:br/>
+      </w:r>
+      <w:r>
+        <w:rPr>
+          <w:rStyle w:val="FunctionTok"/>
+        </w:rPr>
+        <w:t xml:space="preserve">wilcox.test</w:t>
+      </w:r>
+      <w:r>
+        <w:rPr>
+          <w:rStyle w:val="NormalTok"/>
+        </w:rPr>
+        <w:t xml:space="preserve">(p_wide_df</w:t>
+      </w:r>
+      <w:r>
+        <w:rPr>
+          <w:rStyle w:val="SpecialCharTok"/>
+        </w:rPr>
+        <w:t xml:space="preserve">$</w:t>
+      </w:r>
+      <w:r>
+        <w:rPr>
+          <w:rStyle w:val="NormalTok"/>
+        </w:rPr>
+        <w:t xml:space="preserve">shady, p_wide_df</w:t>
+      </w:r>
+      <w:r>
+        <w:rPr>
+          <w:rStyle w:val="SpecialCharTok"/>
+        </w:rPr>
+        <w:t xml:space="preserve">$</w:t>
+      </w:r>
+      <w:r>
+        <w:rPr>
+          <w:rStyle w:val="NormalTok"/>
+        </w:rPr>
+        <w:t xml:space="preserve">sunny, </w:t>
+      </w:r>
+      <w:r>
+        <w:rPr>
+          <w:rStyle w:val="AttributeTok"/>
+        </w:rPr>
+        <w:t xml:space="preserve">paired =</w:t>
+      </w:r>
+      <w:r>
+        <w:rPr>
+          <w:rStyle w:val="NormalTok"/>
+        </w:rPr>
+        <w:t xml:space="preserve"> </w:t>
+      </w:r>
+      <w:r>
+        <w:rPr>
+          <w:rStyle w:val="ConstantTok"/>
+        </w:rPr>
+        <w:t xml:space="preserve">TRUE</w:t>
+      </w:r>
+      <w:r>
+        <w:rPr>
+          <w:rStyle w:val="NormalTok"/>
+        </w:rPr>
+        <w:t xml:space="preserve">)</w:t>
+      </w:r>
+    </w:p>
+    <w:p>
+      <w:pPr>
+        <w:pStyle w:val="SourceCode"/>
+      </w:pPr>
+      <w:r>
+        <w:br/>
+      </w:r>
+      <w:r>
+        <w:rPr>
+          <w:rStyle w:val="VerbatimChar"/>
+        </w:rPr>
+        <w:t xml:space="preserve">    Wilcoxon signed rank exact test</w:t>
+      </w:r>
+      <w:r>
+        <w:br/>
+      </w:r>
+      <w:r>
+        <w:br/>
+      </w:r>
+      <w:r>
+        <w:rPr>
+          <w:rStyle w:val="VerbatimChar"/>
+        </w:rPr>
+        <w:t xml:space="preserve">data:  p_wide_df$shady and p_wide_df$sunny</w:t>
+      </w:r>
+      <w:r>
+        <w:br/>
+      </w:r>
+      <w:r>
+        <w:rPr>
+          <w:rStyle w:val="VerbatimChar"/>
+        </w:rPr>
+        <w:t xml:space="preserve">V = 0, p-value = 0.125</w:t>
+      </w:r>
+      <w:r>
+        <w:br/>
+      </w:r>
+      <w:r>
+        <w:rPr>
+          <w:rStyle w:val="VerbatimChar"/>
+        </w:rPr>
+        <w:t xml:space="preserve">alternative hypothesis: true location shift is not equal to 0</w:t>
+      </w:r>
+    </w:p>
+    <w:tbl>
+      <w:tblPr>
+        <w:tblStyle w:val="Table"/>
+        <w:tblLook w:firstRow="0" w:lastRow="0" w:firstColumn="0" w:lastColumn="0" w:noHBand="0" w:noVBand="0" w:val="0000"/>
+        <w:tblBorders>
+          <w:top w:val="single" w:sz="4" w:space="0" w:color="00A047"/>
+          <w:left w:val="single" w:sz="24" w:space="0" w:color="00A047"/>
+          <w:bottom w:val="single" w:sz="4" w:space="0" w:color="00A047"/>
+          <w:right w:val="single" w:sz="4" w:space="0" w:color="00A047"/>
+        </w:tblBorders>
+        <w:tblCellMar>
+          <w:left w:w="144" w:type="dxa"/>
+          <w:right w:w="144" w:type="dxa"/>
+        </w:tblCellMar>
+        <w:tblLook w:firstRow="0" w:lastRow="0" w:firstColumn="0" w:lastColumn="0" w:noHBand="0" w:noVBand="0" w:val="0000"/>
+      </w:tblPr>
+      <w:tr>
+        <w:trPr>
+          <w:cantSplit/>
+        </w:trPr>
+        <w:tc>
+          <w:tcPr>
+            <w:shd w:color="auto" w:fill="ccf1e3" w:val="clear"/>
+            <w:tcMar>
+              <w:top w:w="92" w:type="dxa"/>
+              <w:bottom w:w="92" w:type="dxa"/>
+            </w:tcMar>
+          </w:tcPr>
+          <w:p>
+            <w:pPr>
+              <w:pStyle w:val="FirstParagraph"/>
+            </w:pPr>
+            <w:pPr>
+              <w:spacing w:before="0" w:after="0"/>
+              <w:textAlignment w:val="center"/>
+            </w:pPr>
+            <w:r>
+              <w:drawing>
+                <wp:inline>
+                  <wp:extent cx="152400" cy="152400"/>
+                  <wp:effectExtent b="0" l="0" r="0" t="0"/>
+                  <wp:docPr descr="" title="" id="101" name="Picture"/>
+                  <a:graphic>
+                    <a:graphicData uri="http://schemas.openxmlformats.org/drawingml/2006/picture">
+                      <pic:pic>
+                        <pic:nvPicPr>
+                          <pic:cNvPr descr="/Applications/Positron.app/Contents/Resources/app/quarto/share/formats/docx/tip.png" id="102" name="Picture"/>
+                          <pic:cNvPicPr>
+                            <a:picLocks noChangeArrowheads="1" noChangeAspect="1"/>
+                          </pic:cNvPicPr>
+                        </pic:nvPicPr>
+                        <pic:blipFill>
+                          <a:blip r:embed="rId26"/>
+                          <a:stretch>
+                            <a:fillRect/>
+                          </a:stretch>
+                        </pic:blipFill>
+                        <pic:spPr bwMode="auto">
+                          <a:xfrm>
+                            <a:off x="0" y="0"/>
+                            <a:ext cx="152400" cy="152400"/>
+                          </a:xfrm>
+                          <a:prstGeom prst="rect">
+                            <a:avLst/>
+                          </a:prstGeom>
+                          <a:noFill/>
+                          <a:ln w="9525">
+                            <a:noFill/>
+                            <a:headEnd/>
+                            <a:tailEnd/>
+                          </a:ln>
+                        </pic:spPr>
+                      </pic:pic>
+                    </a:graphicData>
+                  </a:graphic>
+                </wp:inline>
+              </w:drawing>
+            </w:r>
+            <w:r>
+              <w:t xml:space="preserve"> </w:t>
+            </w:r>
+            <w:r>
+              <w:t xml:space="preserve"> </w:t>
+            </w:r>
+            <w:r>
+              <w:t xml:space="preserve">Tip</w:t>
+            </w:r>
+          </w:p>
+        </w:tc>
+      </w:tr>
+      <w:tr>
+        <w:trPr>
+          <w:cantSplit/>
+        </w:trPr>
+        <w:tc>
+          <w:tcPr>
+            <w:tcMar>
+              <w:top w:w="108" w:type="dxa"/>
+              <w:bottom w:w="108" w:type="dxa"/>
+            </w:tcMar>
+          </w:tcPr>
+          <w:p>
+            <w:pPr>
+              <w:pStyle w:val="BodyText"/>
+            </w:pPr>
+            <w:pPr>
+              <w:spacing w:before="16"/>
+            </w:pPr>
+            <w:r>
+              <w:rPr>
+                <w:b/>
+                <w:bCs/>
+              </w:rPr>
+              <w:t xml:space="preserve">🖐 Notice</w:t>
+            </w:r>
             <w:r>
               <w:rPr>
                 <w:b/>
@@ -5174,8 +6507,8 @@
         </w:tc>
       </w:tr>
     </w:tbl>
-    <w:bookmarkEnd w:id="95"/>
-    <w:bookmarkStart w:id="99" w:name="same-answer-less-power"/>
+    <w:bookmarkEnd w:id="103"/>
+    <w:bookmarkStart w:id="106" w:name="same-answer-less-power"/>
     <w:p>
       <w:pPr>
         <w:pStyle w:val="Heading2"/>
@@ -5362,7 +6695,7 @@
         <w:pStyle w:val="Compact"/>
         <w:numPr>
           <w:ilvl w:val="0"/>
-          <w:numId w:val="1020"/>
+          <w:numId w:val="1018"/>
         </w:numPr>
       </w:pPr>
       <w:r>
@@ -5374,7 +6707,7 @@
         <w:pStyle w:val="Compact"/>
         <w:numPr>
           <w:ilvl w:val="0"/>
-          <w:numId w:val="1020"/>
+          <w:numId w:val="1018"/>
         </w:numPr>
       </w:pPr>
       <w:r>
@@ -5386,7 +6719,7 @@
         <w:pStyle w:val="Compact"/>
         <w:numPr>
           <w:ilvl w:val="0"/>
-          <w:numId w:val="1020"/>
+          <w:numId w:val="1018"/>
         </w:numPr>
       </w:pPr>
       <w:r>
@@ -5452,18 +6785,18 @@
                 <wp:inline>
                   <wp:extent cx="152400" cy="152400"/>
                   <wp:effectExtent b="0" l="0" r="0" t="0"/>
-                  <wp:docPr descr="" title="" id="97" name="Picture"/>
+                  <wp:docPr descr="" title="" id="104" name="Picture"/>
                   <a:graphic>
                     <a:graphicData uri="http://schemas.openxmlformats.org/drawingml/2006/picture">
                       <pic:pic>
                         <pic:nvPicPr>
-                          <pic:cNvPr descr="/Applications/Positron.app/Contents/Resources/app/quarto/share/formats/docx/important.png" id="98" name="Picture"/>
+                          <pic:cNvPr descr="/Applications/Positron.app/Contents/Resources/app/quarto/share/formats/docx/important.png" id="105" name="Picture"/>
                           <pic:cNvPicPr>
                             <a:picLocks noChangeArrowheads="1" noChangeAspect="1"/>
                           </pic:cNvPicPr>
                         </pic:nvPicPr>
                         <pic:blipFill>
-                          <a:blip r:embed="rId96"/>
+                          <a:blip r:embed="rId83"/>
                           <a:stretch>
                             <a:fillRect/>
                           </a:stretch>
@@ -5686,8 +7019,8 @@
         </w:tc>
       </w:tr>
     </w:tbl>
-    <w:bookmarkEnd w:id="99"/>
-    <w:bookmarkStart w:id="104" w:name="what-that-means-in-practice"/>
+    <w:bookmarkEnd w:id="106"/>
+    <w:bookmarkStart w:id="111" w:name="what-that-means-in-practice"/>
     <w:p>
       <w:pPr>
         <w:pStyle w:val="Heading2"/>
@@ -5701,7 +7034,7 @@
         <w:pStyle w:val="Compact"/>
         <w:numPr>
           <w:ilvl w:val="0"/>
-          <w:numId w:val="1021"/>
+          <w:numId w:val="1019"/>
         </w:numPr>
       </w:pPr>
       <w:r>
@@ -5713,7 +7046,7 @@
         <w:pStyle w:val="Compact"/>
         <w:numPr>
           <w:ilvl w:val="0"/>
-          <w:numId w:val="1021"/>
+          <w:numId w:val="1019"/>
         </w:numPr>
       </w:pPr>
       <w:r>
@@ -5748,7 +7081,7 @@
         <w:pStyle w:val="Compact"/>
         <w:numPr>
           <w:ilvl w:val="0"/>
-          <w:numId w:val="1021"/>
+          <w:numId w:val="1019"/>
         </w:numPr>
       </w:pPr>
       <w:r>
@@ -5812,12 +7145,12 @@
                 <wp:inline>
                   <wp:extent cx="152400" cy="152400"/>
                   <wp:effectExtent b="0" l="0" r="0" t="0"/>
-                  <wp:docPr descr="" title="" id="100" name="Picture"/>
+                  <wp:docPr descr="" title="" id="107" name="Picture"/>
                   <a:graphic>
                     <a:graphicData uri="http://schemas.openxmlformats.org/drawingml/2006/picture">
                       <pic:pic>
                         <pic:nvPicPr>
-                          <pic:cNvPr descr="/Applications/Positron.app/Contents/Resources/app/quarto/share/formats/docx/note.png" id="101" name="Picture"/>
+                          <pic:cNvPr descr="/Applications/Positron.app/Contents/Resources/app/quarto/share/formats/docx/note.png" id="108" name="Picture"/>
                           <pic:cNvPicPr>
                             <a:picLocks noChangeArrowheads="1" noChangeAspect="1"/>
                           </pic:cNvPicPr>
@@ -5959,18 +7292,18 @@
                 <wp:inline>
                   <wp:extent cx="152400" cy="152400"/>
                   <wp:effectExtent b="0" l="0" r="0" t="0"/>
-                  <wp:docPr descr="" title="" id="102" name="Picture"/>
+                  <wp:docPr descr="" title="" id="109" name="Picture"/>
                   <a:graphic>
                     <a:graphicData uri="http://schemas.openxmlformats.org/drawingml/2006/picture">
                       <pic:pic>
                         <pic:nvPicPr>
-                          <pic:cNvPr descr="/Applications/Positron.app/Contents/Resources/app/quarto/share/formats/docx/tip.png" id="103" name="Picture"/>
+                          <pic:cNvPr descr="/Applications/Positron.app/Contents/Resources/app/quarto/share/formats/docx/tip.png" id="110" name="Picture"/>
                           <pic:cNvPicPr>
                             <a:picLocks noChangeArrowheads="1" noChangeAspect="1"/>
                           </pic:cNvPicPr>
                         </pic:nvPicPr>
                         <pic:blipFill>
-                          <a:blip r:embed="rId21"/>
+                          <a:blip r:embed="rId26"/>
                           <a:stretch>
                             <a:fillRect/>
                           </a:stretch>
@@ -6162,8 +7495,8 @@
         </w:tc>
       </w:tr>
     </w:tbl>
-    <w:bookmarkEnd w:id="104"/>
-    <w:bookmarkStart w:id="105" w:name="part-6-permutation-tests"/>
+    <w:bookmarkEnd w:id="111"/>
+    <w:bookmarkStart w:id="112" w:name="part-6-permutation-tests"/>
     <w:p>
       <w:pPr>
         <w:pStyle w:val="Heading2"/>
@@ -6172,8 +7505,8 @@
         <w:t xml:space="preserve">Part 6 · Permutation Tests</w:t>
       </w:r>
     </w:p>
-    <w:bookmarkEnd w:id="105"/>
-    <w:bookmarkStart w:id="109" w:name="permutation-tests-concept"/>
+    <w:bookmarkEnd w:id="112"/>
+    <w:bookmarkStart w:id="116" w:name="permutation-tests-concept"/>
     <w:p>
       <w:pPr>
         <w:pStyle w:val="Heading2"/>
@@ -6187,7 +7520,7 @@
         <w:pStyle w:val="Compact"/>
         <w:numPr>
           <w:ilvl w:val="0"/>
-          <w:numId w:val="1022"/>
+          <w:numId w:val="1020"/>
         </w:numPr>
       </w:pPr>
       <w:r>
@@ -6199,7 +7532,7 @@
         <w:pStyle w:val="Compact"/>
         <w:numPr>
           <w:ilvl w:val="0"/>
-          <w:numId w:val="1022"/>
+          <w:numId w:val="1020"/>
         </w:numPr>
       </w:pPr>
       <w:r>
@@ -6211,7 +7544,7 @@
         <w:pStyle w:val="Compact"/>
         <w:numPr>
           <w:ilvl w:val="0"/>
-          <w:numId w:val="1022"/>
+          <w:numId w:val="1020"/>
         </w:numPr>
       </w:pPr>
       <w:r>
@@ -6223,7 +7556,7 @@
         <w:pStyle w:val="Compact"/>
         <w:numPr>
           <w:ilvl w:val="0"/>
-          <w:numId w:val="1022"/>
+          <w:numId w:val="1020"/>
         </w:numPr>
       </w:pPr>
       <w:r>
@@ -6250,7 +7583,7 @@
         <w:pStyle w:val="Compact"/>
         <w:numPr>
           <w:ilvl w:val="0"/>
-          <w:numId w:val="1022"/>
+          <w:numId w:val="1020"/>
         </w:numPr>
       </w:pPr>
       <w:r>
@@ -6262,7 +7595,7 @@
         <w:pStyle w:val="Compact"/>
         <w:numPr>
           <w:ilvl w:val="0"/>
-          <w:numId w:val="1022"/>
+          <w:numId w:val="1020"/>
         </w:numPr>
       </w:pPr>
       <w:r>
@@ -6278,18 +7611,18 @@
           <wp:inline>
             <wp:extent cx="2935866" cy="2568882"/>
             <wp:effectExtent b="0" l="0" r="0" t="0"/>
-            <wp:docPr descr="" title="" id="107" name="Picture"/>
+            <wp:docPr descr="" title="" id="114" name="Picture"/>
             <a:graphic>
               <a:graphicData uri="http://schemas.openxmlformats.org/drawingml/2006/picture">
                 <pic:pic>
                   <pic:nvPicPr>
-                    <pic:cNvPr descr="nonparametric_t_tests_lecture_files/figure-docx/nonparametric-t-tests-17-1.png" id="108" name="Picture"/>
+                    <pic:cNvPr descr="nonparametric_t_tests_lecture_files/figure-docx/nonparametric-t-tests-18-1.png" id="115" name="Picture"/>
                     <pic:cNvPicPr>
                       <a:picLocks noChangeArrowheads="1" noChangeAspect="1"/>
                     </pic:cNvPicPr>
                   </pic:nvPicPr>
                   <pic:blipFill>
-                    <a:blip r:embed="rId106"/>
+                    <a:blip r:embed="rId113"/>
                     <a:stretch>
                       <a:fillRect/>
                     </a:stretch>
@@ -6316,8 +7649,8 @@
         </w:drawing>
       </w:r>
     </w:p>
-    <w:bookmarkEnd w:id="109"/>
-    <w:bookmarkStart w:id="113" w:name="permutation-tests-method"/>
+    <w:bookmarkEnd w:id="116"/>
+    <w:bookmarkStart w:id="120" w:name="permutation-tests-method"/>
     <w:p>
       <w:pPr>
         <w:pStyle w:val="Heading2"/>
@@ -6331,11 +7664,11 @@
         <w:pStyle w:val="Compact"/>
         <w:numPr>
           <w:ilvl w:val="0"/>
-          <w:numId w:val="1023"/>
+          <w:numId w:val="1021"/>
         </w:numPr>
       </w:pPr>
       <w:r>
-        <w:t xml:space="preserve">Randomly reshuffle observations between groups (keeping n₍NE 12₎ = 323 and n₍Island₎ = 10), calculate Δ</w:t>
+        <w:t xml:space="preserve">Randomly reshuffle observations between groups (keeping n₍NE 12₎ = 322 and n₍Island₎ = 10), calculate Δ</w:t>
       </w:r>
     </w:p>
     <w:p>
@@ -6343,7 +7676,7 @@
         <w:pStyle w:val="Compact"/>
         <w:numPr>
           <w:ilvl w:val="0"/>
-          <w:numId w:val="1023"/>
+          <w:numId w:val="1021"/>
         </w:numPr>
       </w:pPr>
       <w:r>
@@ -6355,7 +7688,7 @@
         <w:pStyle w:val="Compact"/>
         <w:numPr>
           <w:ilvl w:val="0"/>
-          <w:numId w:val="1023"/>
+          <w:numId w:val="1021"/>
         </w:numPr>
       </w:pPr>
       <w:r>
@@ -6367,7 +7700,7 @@
         <w:pStyle w:val="Compact"/>
         <w:numPr>
           <w:ilvl w:val="0"/>
-          <w:numId w:val="1023"/>
+          <w:numId w:val="1021"/>
         </w:numPr>
       </w:pPr>
       <w:r>
@@ -6427,18 +7760,18 @@
                 <wp:inline>
                   <wp:extent cx="152400" cy="152400"/>
                   <wp:effectExtent b="0" l="0" r="0" t="0"/>
-                  <wp:docPr descr="" title="" id="110" name="Picture"/>
+                  <wp:docPr descr="" title="" id="117" name="Picture"/>
                   <a:graphic>
                     <a:graphicData uri="http://schemas.openxmlformats.org/drawingml/2006/picture">
                       <pic:pic>
                         <pic:nvPicPr>
-                          <pic:cNvPr descr="/Applications/Positron.app/Contents/Resources/app/quarto/share/formats/docx/tip.png" id="111" name="Picture"/>
+                          <pic:cNvPr descr="/Applications/Positron.app/Contents/Resources/app/quarto/share/formats/docx/tip.png" id="118" name="Picture"/>
                           <pic:cNvPicPr>
                             <a:picLocks noChangeArrowheads="1" noChangeAspect="1"/>
                           </pic:cNvPicPr>
                         </pic:nvPicPr>
                         <pic:blipFill>
-                          <a:blip r:embed="rId21"/>
+                          <a:blip r:embed="rId26"/>
                           <a:stretch>
                             <a:fillRect/>
                           </a:stretch>
@@ -6509,7 +7842,7 @@
             <w:pPr>
               <w:spacing w:after="16"/>
             </w:pPr>
-            <w:hyperlink r:id="rId112">
+            <w:hyperlink r:id="rId119">
               <w:r>
                 <w:rPr>
                   <w:rStyle w:val="Hyperlink"/>
@@ -6522,8 +7855,8 @@
         </w:tc>
       </w:tr>
     </w:tbl>
-    <w:bookmarkEnd w:id="113"/>
-    <w:bookmarkStart w:id="114" w:name="permutation-test-implementation"/>
+    <w:bookmarkEnd w:id="120"/>
+    <w:bookmarkStart w:id="121" w:name="permutation-test-implementation"/>
     <w:p>
       <w:pPr>
         <w:pStyle w:val="Heading2"/>
@@ -6581,7 +7914,7 @@
         <w:rPr>
           <w:rStyle w:val="CommentTok"/>
         </w:rPr>
-        <w:t xml:space="preserve"># Balance the design: take 25 NE 12 fish, keep all of Island Lake</w:t>
+        <w:t xml:space="preserve"># Balance the design: take 10 NE 12 fish, keep all of Island Lake</w:t>
       </w:r>
       <w:r>
         <w:br/>
@@ -6746,7 +8079,7 @@
         <w:rPr>
           <w:rStyle w:val="DecValTok"/>
         </w:rPr>
-        <w:t xml:space="preserve">25</w:t>
+        <w:t xml:space="preserve">10</w:t>
       </w:r>
       <w:r>
         <w:rPr>
@@ -6851,13 +8184,10 @@
         <w:t xml:space="preserve">%&gt;%</w:t>
       </w:r>
       <w:r>
-        <w:br/>
-      </w:r>
-      <w:r>
-        <w:rPr>
-          <w:rStyle w:val="NormalTok"/>
-        </w:rPr>
-        <w:t xml:space="preserve">  </w:t>
+        <w:rPr>
+          <w:rStyle w:val="NormalTok"/>
+        </w:rPr>
+        <w:t xml:space="preserve"> </w:t>
       </w:r>
       <w:r>
         <w:rPr>
@@ -6878,19 +8208,16 @@
         <w:t xml:space="preserve">%&gt;%</w:t>
       </w:r>
       <w:r>
-        <w:br/>
-      </w:r>
-      <w:r>
-        <w:rPr>
-          <w:rStyle w:val="NormalTok"/>
-        </w:rPr>
-        <w:t xml:space="preserve">  </w:t>
+        <w:rPr>
+          <w:rStyle w:val="NormalTok"/>
+        </w:rPr>
+        <w:t xml:space="preserve"> </w:t>
       </w:r>
       <w:r>
         <w:rPr>
           <w:rStyle w:val="FunctionTok"/>
         </w:rPr>
-        <w:t xml:space="preserve">summarize</w:t>
+        <w:t xml:space="preserve">reframe</w:t>
       </w:r>
       <w:r>
         <w:rPr>
@@ -6900,9 +8227,193 @@
       </w:r>
       <w:r>
         <w:rPr>
+          <w:rStyle w:val="FunctionTok"/>
+        </w:rPr>
+        <w:t xml:space="preserve">summary_stats</w:t>
+      </w:r>
+      <w:r>
+        <w:rPr>
+          <w:rStyle w:val="NormalTok"/>
+        </w:rPr>
+        <w:t xml:space="preserve">(mass_g))</w:t>
+      </w:r>
+    </w:p>
+    <w:p>
+      <w:pPr>
+        <w:pStyle w:val="SourceCode"/>
+      </w:pPr>
+      <w:r>
+        <w:rPr>
+          <w:rStyle w:val="VerbatimChar"/>
+        </w:rPr>
+        <w:t xml:space="preserve"># A tibble: 2 × 7</w:t>
+      </w:r>
+      <w:r>
+        <w:br/>
+      </w:r>
+      <w:r>
+        <w:rPr>
+          <w:rStyle w:val="VerbatimChar"/>
+        </w:rPr>
+        <w:t xml:space="preserve">  lake            n  mean    sd    se ci_lower ci_upper</w:t>
+      </w:r>
+      <w:r>
+        <w:br/>
+      </w:r>
+      <w:r>
+        <w:rPr>
+          <w:rStyle w:val="VerbatimChar"/>
+        </w:rPr>
+        <w:t xml:space="preserve">  &lt;chr&gt;       &lt;int&gt; &lt;dbl&gt; &lt;dbl&gt; &lt;dbl&gt;    &lt;dbl&gt;    &lt;dbl&gt;</w:t>
+      </w:r>
+      <w:r>
+        <w:br/>
+      </w:r>
+      <w:r>
+        <w:rPr>
+          <w:rStyle w:val="VerbatimChar"/>
+        </w:rPr>
+        <w:t xml:space="preserve">1 Island Lake    10 3165  1617.  511.    2008.    4322.</w:t>
+      </w:r>
+      <w:r>
+        <w:br/>
+      </w:r>
+      <w:r>
+        <w:rPr>
+          <w:rStyle w:val="VerbatimChar"/>
+        </w:rPr>
+        <w:t xml:space="preserve">2 NE 12          10  645.  538.  170.     260.    1030.</w:t>
+      </w:r>
+    </w:p>
+    <w:p>
+      <w:pPr>
+        <w:pStyle w:val="SourceCode"/>
+      </w:pPr>
+      <w:r>
+        <w:rPr>
+          <w:rStyle w:val="FunctionTok"/>
+        </w:rPr>
+        <w:t xml:space="preserve">permTS</w:t>
+      </w:r>
+      <w:r>
+        <w:rPr>
+          <w:rStyle w:val="NormalTok"/>
+        </w:rPr>
+        <w:t xml:space="preserve">(mass_g </w:t>
+      </w:r>
+      <w:r>
+        <w:rPr>
+          <w:rStyle w:val="SpecialCharTok"/>
+        </w:rPr>
+        <w:t xml:space="preserve">~</w:t>
+      </w:r>
+      <w:r>
+        <w:rPr>
+          <w:rStyle w:val="NormalTok"/>
+        </w:rPr>
+        <w:t xml:space="preserve"> lake,</w:t>
+      </w:r>
+      <w:r>
+        <w:br/>
+      </w:r>
+      <w:r>
+        <w:rPr>
+          <w:rStyle w:val="NormalTok"/>
+        </w:rPr>
+        <w:t xml:space="preserve">       </w:t>
+      </w:r>
+      <w:r>
+        <w:rPr>
           <w:rStyle w:val="AttributeTok"/>
         </w:rPr>
-        <w:t xml:space="preserve">n       =</w:t>
+        <w:t xml:space="preserve">data =</w:t>
+      </w:r>
+      <w:r>
+        <w:rPr>
+          <w:rStyle w:val="NormalTok"/>
+        </w:rPr>
+        <w:t xml:space="preserve"> perm_df,</w:t>
+      </w:r>
+      <w:r>
+        <w:br/>
+      </w:r>
+      <w:r>
+        <w:rPr>
+          <w:rStyle w:val="NormalTok"/>
+        </w:rPr>
+        <w:t xml:space="preserve">       </w:t>
+      </w:r>
+      <w:r>
+        <w:rPr>
+          <w:rStyle w:val="AttributeTok"/>
+        </w:rPr>
+        <w:t xml:space="preserve">alternative =</w:t>
+      </w:r>
+      <w:r>
+        <w:rPr>
+          <w:rStyle w:val="NormalTok"/>
+        </w:rPr>
+        <w:t xml:space="preserve"> </w:t>
+      </w:r>
+      <w:r>
+        <w:rPr>
+          <w:rStyle w:val="StringTok"/>
+        </w:rPr>
+        <w:t xml:space="preserve">"two.sided"</w:t>
+      </w:r>
+      <w:r>
+        <w:rPr>
+          <w:rStyle w:val="NormalTok"/>
+        </w:rPr>
+        <w:t xml:space="preserve">,</w:t>
+      </w:r>
+      <w:r>
+        <w:br/>
+      </w:r>
+      <w:r>
+        <w:rPr>
+          <w:rStyle w:val="NormalTok"/>
+        </w:rPr>
+        <w:t xml:space="preserve">       </w:t>
+      </w:r>
+      <w:r>
+        <w:rPr>
+          <w:rStyle w:val="AttributeTok"/>
+        </w:rPr>
+        <w:t xml:space="preserve">method =</w:t>
+      </w:r>
+      <w:r>
+        <w:rPr>
+          <w:rStyle w:val="NormalTok"/>
+        </w:rPr>
+        <w:t xml:space="preserve"> </w:t>
+      </w:r>
+      <w:r>
+        <w:rPr>
+          <w:rStyle w:val="StringTok"/>
+        </w:rPr>
+        <w:t xml:space="preserve">"exact.mc"</w:t>
+      </w:r>
+      <w:r>
+        <w:rPr>
+          <w:rStyle w:val="NormalTok"/>
+        </w:rPr>
+        <w:t xml:space="preserve">,</w:t>
+      </w:r>
+      <w:r>
+        <w:br/>
+      </w:r>
+      <w:r>
+        <w:rPr>
+          <w:rStyle w:val="NormalTok"/>
+        </w:rPr>
+        <w:t xml:space="preserve">       </w:t>
+      </w:r>
+      <w:r>
+        <w:rPr>
+          <w:rStyle w:val="AttributeTok"/>
+        </w:rPr>
+        <w:t xml:space="preserve">control =</w:t>
       </w:r>
       <w:r>
         <w:rPr>
@@ -6914,7 +8425,7 @@
         <w:rPr>
           <w:rStyle w:val="FunctionTok"/>
         </w:rPr>
-        <w:t xml:space="preserve">sum</w:t>
+        <w:t xml:space="preserve">permControl</w:t>
       </w:r>
       <w:r>
         <w:rPr>
@@ -6924,96 +8435,21 @@
       </w:r>
       <w:r>
         <w:rPr>
-          <w:rStyle w:val="SpecialCharTok"/>
-        </w:rPr>
-        <w:t xml:space="preserve">!</w:t>
-      </w:r>
-      <w:r>
-        <w:rPr>
-          <w:rStyle w:val="FunctionTok"/>
-        </w:rPr>
-        <w:t xml:space="preserve">is.na</w:t>
-      </w:r>
-      <w:r>
-        <w:rPr>
-          <w:rStyle w:val="NormalTok"/>
-        </w:rPr>
-        <w:t xml:space="preserve">(length_mm)),</w:t>
-      </w:r>
-      <w:r>
-        <w:br/>
-      </w:r>
-      <w:r>
-        <w:rPr>
-          <w:rStyle w:val="NormalTok"/>
-        </w:rPr>
-        <w:t xml:space="preserve">            </w:t>
-      </w:r>
-      <w:r>
-        <w:rPr>
           <w:rStyle w:val="AttributeTok"/>
         </w:rPr>
-        <w:t xml:space="preserve">mean_mm =</w:t>
-      </w:r>
-      <w:r>
-        <w:rPr>
-          <w:rStyle w:val="NormalTok"/>
-        </w:rPr>
-        <w:t xml:space="preserve"> </w:t>
-      </w:r>
-      <w:r>
-        <w:rPr>
-          <w:rStyle w:val="FunctionTok"/>
-        </w:rPr>
-        <w:t xml:space="preserve">round</w:t>
-      </w:r>
-      <w:r>
-        <w:rPr>
-          <w:rStyle w:val="NormalTok"/>
-        </w:rPr>
-        <w:t xml:space="preserve">(</w:t>
-      </w:r>
-      <w:r>
-        <w:rPr>
-          <w:rStyle w:val="FunctionTok"/>
-        </w:rPr>
-        <w:t xml:space="preserve">mean</w:t>
-      </w:r>
-      <w:r>
-        <w:rPr>
-          <w:rStyle w:val="NormalTok"/>
-        </w:rPr>
-        <w:t xml:space="preserve">(length_mm, </w:t>
-      </w:r>
-      <w:r>
-        <w:rPr>
-          <w:rStyle w:val="AttributeTok"/>
-        </w:rPr>
-        <w:t xml:space="preserve">na.rm =</w:t>
-      </w:r>
-      <w:r>
-        <w:rPr>
-          <w:rStyle w:val="NormalTok"/>
-        </w:rPr>
-        <w:t xml:space="preserve"> </w:t>
-      </w:r>
-      <w:r>
-        <w:rPr>
-          <w:rStyle w:val="ConstantTok"/>
-        </w:rPr>
-        <w:t xml:space="preserve">TRUE</w:t>
-      </w:r>
-      <w:r>
-        <w:rPr>
-          <w:rStyle w:val="NormalTok"/>
-        </w:rPr>
-        <w:t xml:space="preserve">), </w:t>
+        <w:t xml:space="preserve">nmc =</w:t>
+      </w:r>
+      <w:r>
+        <w:rPr>
+          <w:rStyle w:val="NormalTok"/>
+        </w:rPr>
+        <w:t xml:space="preserve"> </w:t>
       </w:r>
       <w:r>
         <w:rPr>
           <w:rStyle w:val="DecValTok"/>
         </w:rPr>
-        <w:t xml:space="preserve">2</w:t>
+        <w:t xml:space="preserve">10000</w:t>
       </w:r>
       <w:r>
         <w:rPr>
@@ -7027,10 +8463,16 @@
         <w:pStyle w:val="SourceCode"/>
       </w:pPr>
       <w:r>
+        <w:br/>
+      </w:r>
+      <w:r>
         <w:rPr>
           <w:rStyle w:val="VerbatimChar"/>
         </w:rPr>
-        <w:t xml:space="preserve"># A tibble: 2 × 3</w:t>
+        <w:t xml:space="preserve">    Exact Permutation Test Estimated by Monte Carlo</w:t>
+      </w:r>
+      <w:r>
+        <w:br/>
       </w:r>
       <w:r>
         <w:br/>
@@ -7039,7 +8481,7 @@
         <w:rPr>
           <w:rStyle w:val="VerbatimChar"/>
         </w:rPr>
-        <w:t xml:space="preserve">  lake            n mean_mm</w:t>
+        <w:t xml:space="preserve">data:  mass_g by lake</w:t>
       </w:r>
       <w:r>
         <w:br/>
@@ -7048,7 +8490,7 @@
         <w:rPr>
           <w:rStyle w:val="VerbatimChar"/>
         </w:rPr>
-        <w:t xml:space="preserve">  &lt;chr&gt;       &lt;int&gt;   &lt;dbl&gt;</w:t>
+        <w:t xml:space="preserve">p-value = 2e-04</w:t>
       </w:r>
       <w:r>
         <w:br/>
@@ -7057,7 +8499,7 @@
         <w:rPr>
           <w:rStyle w:val="VerbatimChar"/>
         </w:rPr>
-        <w:t xml:space="preserve">1 Island Lake    10    698.</w:t>
+        <w:t xml:space="preserve">alternative hypothesis: true mean lake=Island Lake - mean lake=NE 12 is not equal to 0</w:t>
       </w:r>
       <w:r>
         <w:br/>
@@ -7066,186 +8508,8 @@
         <w:rPr>
           <w:rStyle w:val="VerbatimChar"/>
         </w:rPr>
-        <w:t xml:space="preserve">2 NE 12          25    365.</w:t>
-      </w:r>
-    </w:p>
-    <w:p>
-      <w:pPr>
-        <w:pStyle w:val="SourceCode"/>
-      </w:pPr>
-      <w:r>
-        <w:rPr>
-          <w:rStyle w:val="FunctionTok"/>
-        </w:rPr>
-        <w:t xml:space="preserve">permTS</w:t>
-      </w:r>
-      <w:r>
-        <w:rPr>
-          <w:rStyle w:val="NormalTok"/>
-        </w:rPr>
-        <w:t xml:space="preserve">(length_mm </w:t>
-      </w:r>
-      <w:r>
-        <w:rPr>
-          <w:rStyle w:val="SpecialCharTok"/>
-        </w:rPr>
-        <w:t xml:space="preserve">~</w:t>
-      </w:r>
-      <w:r>
-        <w:rPr>
-          <w:rStyle w:val="NormalTok"/>
-        </w:rPr>
-        <w:t xml:space="preserve"> lake,</w:t>
-      </w:r>
-      <w:r>
-        <w:br/>
-      </w:r>
-      <w:r>
-        <w:rPr>
-          <w:rStyle w:val="NormalTok"/>
-        </w:rPr>
-        <w:t xml:space="preserve">       </w:t>
-      </w:r>
-      <w:r>
-        <w:rPr>
-          <w:rStyle w:val="AttributeTok"/>
-        </w:rPr>
-        <w:t xml:space="preserve">data =</w:t>
-      </w:r>
-      <w:r>
-        <w:rPr>
-          <w:rStyle w:val="NormalTok"/>
-        </w:rPr>
-        <w:t xml:space="preserve"> perm_df,</w:t>
-      </w:r>
-      <w:r>
-        <w:br/>
-      </w:r>
-      <w:r>
-        <w:rPr>
-          <w:rStyle w:val="NormalTok"/>
-        </w:rPr>
-        <w:t xml:space="preserve">       </w:t>
-      </w:r>
-      <w:r>
-        <w:rPr>
-          <w:rStyle w:val="AttributeTok"/>
-        </w:rPr>
-        <w:t xml:space="preserve">alternative =</w:t>
-      </w:r>
-      <w:r>
-        <w:rPr>
-          <w:rStyle w:val="NormalTok"/>
-        </w:rPr>
-        <w:t xml:space="preserve"> </w:t>
-      </w:r>
-      <w:r>
-        <w:rPr>
-          <w:rStyle w:val="StringTok"/>
-        </w:rPr>
-        <w:t xml:space="preserve">"two.sided"</w:t>
-      </w:r>
-      <w:r>
-        <w:rPr>
-          <w:rStyle w:val="NormalTok"/>
-        </w:rPr>
-        <w:t xml:space="preserve">,</w:t>
-      </w:r>
-      <w:r>
-        <w:br/>
-      </w:r>
-      <w:r>
-        <w:rPr>
-          <w:rStyle w:val="NormalTok"/>
-        </w:rPr>
-        <w:t xml:space="preserve">       </w:t>
-      </w:r>
-      <w:r>
-        <w:rPr>
-          <w:rStyle w:val="AttributeTok"/>
-        </w:rPr>
-        <w:t xml:space="preserve">method =</w:t>
-      </w:r>
-      <w:r>
-        <w:rPr>
-          <w:rStyle w:val="NormalTok"/>
-        </w:rPr>
-        <w:t xml:space="preserve"> </w:t>
-      </w:r>
-      <w:r>
-        <w:rPr>
-          <w:rStyle w:val="StringTok"/>
-        </w:rPr>
-        <w:t xml:space="preserve">"exact.mc"</w:t>
-      </w:r>
-      <w:r>
-        <w:rPr>
-          <w:rStyle w:val="NormalTok"/>
-        </w:rPr>
-        <w:t xml:space="preserve">,</w:t>
-      </w:r>
-      <w:r>
-        <w:br/>
-      </w:r>
-      <w:r>
-        <w:rPr>
-          <w:rStyle w:val="NormalTok"/>
-        </w:rPr>
-        <w:t xml:space="preserve">       </w:t>
-      </w:r>
-      <w:r>
-        <w:rPr>
-          <w:rStyle w:val="AttributeTok"/>
-        </w:rPr>
-        <w:t xml:space="preserve">control =</w:t>
-      </w:r>
-      <w:r>
-        <w:rPr>
-          <w:rStyle w:val="NormalTok"/>
-        </w:rPr>
-        <w:t xml:space="preserve"> </w:t>
-      </w:r>
-      <w:r>
-        <w:rPr>
-          <w:rStyle w:val="FunctionTok"/>
-        </w:rPr>
-        <w:t xml:space="preserve">permControl</w:t>
-      </w:r>
-      <w:r>
-        <w:rPr>
-          <w:rStyle w:val="NormalTok"/>
-        </w:rPr>
-        <w:t xml:space="preserve">(</w:t>
-      </w:r>
-      <w:r>
-        <w:rPr>
-          <w:rStyle w:val="AttributeTok"/>
-        </w:rPr>
-        <w:t xml:space="preserve">nmc =</w:t>
-      </w:r>
-      <w:r>
-        <w:rPr>
-          <w:rStyle w:val="NormalTok"/>
-        </w:rPr>
-        <w:t xml:space="preserve"> </w:t>
-      </w:r>
-      <w:r>
-        <w:rPr>
-          <w:rStyle w:val="DecValTok"/>
-        </w:rPr>
-        <w:t xml:space="preserve">10000</w:t>
-      </w:r>
-      <w:r>
-        <w:rPr>
-          <w:rStyle w:val="NormalTok"/>
-        </w:rPr>
-        <w:t xml:space="preserve">))</w:t>
-      </w:r>
-    </w:p>
-    <w:p>
-      <w:pPr>
-        <w:pStyle w:val="SourceCode"/>
-      </w:pPr>
+        <w:t xml:space="preserve">sample estimates:</w:t>
+      </w:r>
       <w:r>
         <w:br/>
       </w:r>
@@ -7253,10 +8517,7 @@
         <w:rPr>
           <w:rStyle w:val="VerbatimChar"/>
         </w:rPr>
-        <w:t xml:space="preserve">    Exact Permutation Test Estimated by Monte Carlo</w:t>
-      </w:r>
-      <w:r>
-        <w:br/>
+        <w:t xml:space="preserve">mean lake=Island Lake - mean lake=NE 12 </w:t>
       </w:r>
       <w:r>
         <w:br/>
@@ -7265,7 +8526,10 @@
         <w:rPr>
           <w:rStyle w:val="VerbatimChar"/>
         </w:rPr>
-        <w:t xml:space="preserve">data:  length_mm by lake</w:t>
+        <w:t xml:space="preserve">                                 2519.9 </w:t>
+      </w:r>
+      <w:r>
+        <w:br/>
       </w:r>
       <w:r>
         <w:br/>
@@ -7274,7 +8538,7 @@
         <w:rPr>
           <w:rStyle w:val="VerbatimChar"/>
         </w:rPr>
-        <w:t xml:space="preserve">p-value = 2e-04</w:t>
+        <w:t xml:space="preserve">p-value estimated from 10000 Monte Carlo replications</w:t>
       </w:r>
       <w:r>
         <w:br/>
@@ -7283,7 +8547,7 @@
         <w:rPr>
           <w:rStyle w:val="VerbatimChar"/>
         </w:rPr>
-        <w:t xml:space="preserve">alternative hypothesis: true mean lake=Island Lake - mean lake=NE 12 is not equal to 0</w:t>
+        <w:t xml:space="preserve">99 percent confidence interval on p-value:</w:t>
       </w:r>
       <w:r>
         <w:br/>
@@ -7292,59 +8556,11 @@
         <w:rPr>
           <w:rStyle w:val="VerbatimChar"/>
         </w:rPr>
-        <w:t xml:space="preserve">sample estimates:</w:t>
-      </w:r>
-      <w:r>
-        <w:br/>
-      </w:r>
-      <w:r>
-        <w:rPr>
-          <w:rStyle w:val="VerbatimChar"/>
-        </w:rPr>
-        <w:t xml:space="preserve">mean lake=Island Lake - mean lake=NE 12 </w:t>
-      </w:r>
-      <w:r>
-        <w:br/>
-      </w:r>
-      <w:r>
-        <w:rPr>
-          <w:rStyle w:val="VerbatimChar"/>
-        </w:rPr>
-        <w:t xml:space="preserve">                                 333.08 </w:t>
-      </w:r>
-      <w:r>
-        <w:br/>
-      </w:r>
-      <w:r>
-        <w:br/>
-      </w:r>
-      <w:r>
-        <w:rPr>
-          <w:rStyle w:val="VerbatimChar"/>
-        </w:rPr>
-        <w:t xml:space="preserve">p-value estimated from 10000 Monte Carlo replications</w:t>
-      </w:r>
-      <w:r>
-        <w:br/>
-      </w:r>
-      <w:r>
-        <w:rPr>
-          <w:rStyle w:val="VerbatimChar"/>
-        </w:rPr>
-        <w:t xml:space="preserve">99 percent confidence interval on p-value:</w:t>
-      </w:r>
-      <w:r>
-        <w:br/>
-      </w:r>
-      <w:r>
-        <w:rPr>
-          <w:rStyle w:val="VerbatimChar"/>
-        </w:rPr>
         <w:t xml:space="preserve"> 0.000000000 0.001059383 </w:t>
       </w:r>
     </w:p>
-    <w:bookmarkEnd w:id="114"/>
-    <w:bookmarkStart w:id="115" w:name="part-7-summary"/>
+    <w:bookmarkEnd w:id="121"/>
+    <w:bookmarkStart w:id="122" w:name="part-7-summary"/>
     <w:p>
       <w:pPr>
         <w:pStyle w:val="Heading2"/>
@@ -7353,8 +8569,8 @@
         <w:t xml:space="preserve">Part 7 · Summary</w:t>
       </w:r>
     </w:p>
-    <w:bookmarkEnd w:id="115"/>
-    <w:bookmarkStart w:id="118" w:name="summary-testing-assumptions"/>
+    <w:bookmarkEnd w:id="122"/>
+    <w:bookmarkStart w:id="125" w:name="summary-testing-assumptions"/>
     <w:p>
       <w:pPr>
         <w:pStyle w:val="Heading2"/>
@@ -7380,7 +8596,7 @@
         <w:pStyle w:val="Compact"/>
         <w:numPr>
           <w:ilvl w:val="0"/>
-          <w:numId w:val="1024"/>
+          <w:numId w:val="1022"/>
         </w:numPr>
       </w:pPr>
       <w:r>
@@ -7402,7 +8618,7 @@
         <w:pStyle w:val="Compact"/>
         <w:numPr>
           <w:ilvl w:val="0"/>
-          <w:numId w:val="1024"/>
+          <w:numId w:val="1022"/>
         </w:numPr>
       </w:pPr>
       <w:r>
@@ -7424,7 +8640,7 @@
         <w:pStyle w:val="Compact"/>
         <w:numPr>
           <w:ilvl w:val="0"/>
-          <w:numId w:val="1024"/>
+          <w:numId w:val="1022"/>
         </w:numPr>
       </w:pPr>
       <w:r>
@@ -7446,7 +8662,7 @@
         <w:pStyle w:val="Compact"/>
         <w:numPr>
           <w:ilvl w:val="0"/>
-          <w:numId w:val="1024"/>
+          <w:numId w:val="1022"/>
         </w:numPr>
       </w:pPr>
       <w:r>
@@ -7504,12 +8720,12 @@
                 <wp:inline>
                   <wp:extent cx="152400" cy="152400"/>
                   <wp:effectExtent b="0" l="0" r="0" t="0"/>
-                  <wp:docPr descr="" title="" id="116" name="Picture"/>
+                  <wp:docPr descr="" title="" id="123" name="Picture"/>
                   <a:graphic>
                     <a:graphicData uri="http://schemas.openxmlformats.org/drawingml/2006/picture">
                       <pic:pic>
                         <pic:nvPicPr>
-                          <pic:cNvPr descr="/Applications/Positron.app/Contents/Resources/app/quarto/share/formats/docx/note.png" id="117" name="Picture"/>
+                          <pic:cNvPr descr="/Applications/Positron.app/Contents/Resources/app/quarto/share/formats/docx/note.png" id="124" name="Picture"/>
                           <pic:cNvPicPr>
                             <a:picLocks noChangeArrowheads="1" noChangeAspect="1"/>
                           </pic:cNvPicPr>
@@ -7584,7 +8800,7 @@
               <w:pStyle w:val="Compact"/>
               <w:numPr>
                 <w:ilvl w:val="0"/>
-                <w:numId w:val="1025"/>
+                <w:numId w:val="1023"/>
               </w:numPr>
             </w:pPr>
             <w:r>
@@ -7606,7 +8822,7 @@
               <w:pStyle w:val="Compact"/>
               <w:numPr>
                 <w:ilvl w:val="0"/>
-                <w:numId w:val="1025"/>
+                <w:numId w:val="1023"/>
               </w:numPr>
             </w:pPr>
             <w:r>
@@ -7617,8 +8833,8 @@
         </w:tc>
       </w:tr>
     </w:tbl>
-    <w:bookmarkEnd w:id="118"/>
-    <w:bookmarkStart w:id="121" w:name="summary-data-transformations"/>
+    <w:bookmarkEnd w:id="125"/>
+    <w:bookmarkStart w:id="128" w:name="summary-data-transformations"/>
     <w:p>
       <w:pPr>
         <w:pStyle w:val="Heading2"/>
@@ -7640,7 +8856,7 @@
         <w:pStyle w:val="Compact"/>
         <w:numPr>
           <w:ilvl w:val="0"/>
-          <w:numId w:val="1026"/>
+          <w:numId w:val="1024"/>
         </w:numPr>
       </w:pPr>
       <w:r>
@@ -7671,7 +8887,7 @@
         <w:pStyle w:val="Compact"/>
         <w:numPr>
           <w:ilvl w:val="0"/>
-          <w:numId w:val="1026"/>
+          <w:numId w:val="1024"/>
         </w:numPr>
       </w:pPr>
       <w:r>
@@ -7702,7 +8918,7 @@
         <w:pStyle w:val="Compact"/>
         <w:numPr>
           <w:ilvl w:val="0"/>
-          <w:numId w:val="1026"/>
+          <w:numId w:val="1024"/>
         </w:numPr>
       </w:pPr>
       <w:r>
@@ -7724,7 +8940,7 @@
         <w:pStyle w:val="Compact"/>
         <w:numPr>
           <w:ilvl w:val="0"/>
-          <w:numId w:val="1026"/>
+          <w:numId w:val="1024"/>
         </w:numPr>
       </w:pPr>
       <w:r>
@@ -7772,18 +8988,18 @@
                 <wp:inline>
                   <wp:extent cx="152400" cy="152400"/>
                   <wp:effectExtent b="0" l="0" r="0" t="0"/>
-                  <wp:docPr descr="" title="" id="119" name="Picture"/>
+                  <wp:docPr descr="" title="" id="126" name="Picture"/>
                   <a:graphic>
                     <a:graphicData uri="http://schemas.openxmlformats.org/drawingml/2006/picture">
                       <pic:pic>
                         <pic:nvPicPr>
-                          <pic:cNvPr descr="/Applications/Positron.app/Contents/Resources/app/quarto/share/formats/docx/tip.png" id="120" name="Picture"/>
+                          <pic:cNvPr descr="/Applications/Positron.app/Contents/Resources/app/quarto/share/formats/docx/tip.png" id="127" name="Picture"/>
                           <pic:cNvPicPr>
                             <a:picLocks noChangeArrowheads="1" noChangeAspect="1"/>
                           </pic:cNvPicPr>
                         </pic:nvPicPr>
                         <pic:blipFill>
-                          <a:blip r:embed="rId21"/>
+                          <a:blip r:embed="rId26"/>
                           <a:stretch>
                             <a:fillRect/>
                           </a:stretch>
@@ -7877,8 +9093,8 @@
         </w:tc>
       </w:tr>
     </w:tbl>
-    <w:bookmarkEnd w:id="121"/>
-    <w:bookmarkStart w:id="122" w:name="summary-parametric-test-options"/>
+    <w:bookmarkEnd w:id="128"/>
+    <w:bookmarkStart w:id="129" w:name="summary-parametric-test-options"/>
     <w:p>
       <w:pPr>
         <w:pStyle w:val="Heading2"/>
@@ -7905,6 +9121,98 @@
       </w:pPr>
       <w:r>
         <w:t xml:space="preserve">Strengths:</w:t>
+      </w:r>
+    </w:p>
+    <w:p>
+      <w:pPr>
+        <w:pStyle w:val="Compact"/>
+        <w:numPr>
+          <w:ilvl w:val="0"/>
+          <w:numId w:val="1025"/>
+        </w:numPr>
+      </w:pPr>
+      <w:r>
+        <w:t xml:space="preserve">High statistical power when assumptions are met</w:t>
+      </w:r>
+    </w:p>
+    <w:p>
+      <w:pPr>
+        <w:pStyle w:val="Compact"/>
+        <w:numPr>
+          <w:ilvl w:val="0"/>
+          <w:numId w:val="1025"/>
+        </w:numPr>
+      </w:pPr>
+      <w:r>
+        <w:t xml:space="preserve">Well understood and widely accepted</w:t>
+      </w:r>
+    </w:p>
+    <w:p>
+      <w:pPr>
+        <w:pStyle w:val="FirstParagraph"/>
+      </w:pPr>
+      <w:r>
+        <w:t xml:space="preserve">Weaknesses:</w:t>
+      </w:r>
+    </w:p>
+    <w:p>
+      <w:pPr>
+        <w:pStyle w:val="Compact"/>
+        <w:numPr>
+          <w:ilvl w:val="0"/>
+          <w:numId w:val="1026"/>
+        </w:numPr>
+      </w:pPr>
+      <w:r>
+        <w:t xml:space="preserve">Sensitive to violations of normality, equal variance</w:t>
+      </w:r>
+    </w:p>
+    <w:p>
+      <w:pPr>
+        <w:pStyle w:val="Compact"/>
+        <w:numPr>
+          <w:ilvl w:val="0"/>
+          <w:numId w:val="1026"/>
+        </w:numPr>
+      </w:pPr>
+      <w:r>
+        <w:t xml:space="preserve">Heavily influenced by outliers</w:t>
+      </w:r>
+    </w:p>
+    <w:p>
+      <w:pPr>
+        <w:pStyle w:val="FirstParagraph"/>
+      </w:pPr>
+      <w:r>
+        <w:rPr>
+          <w:b/>
+          <w:bCs/>
+        </w:rPr>
+        <w:t xml:space="preserve">2. Welch’s t-test</w:t>
+      </w:r>
+    </w:p>
+    <w:p>
+      <w:pPr>
+        <w:pStyle w:val="BodyText"/>
+      </w:pPr>
+      <w:r>
+        <w:t xml:space="preserve">Covered in full in the</w:t>
+      </w:r>
+      <w:r>
+        <w:t xml:space="preserve"> </w:t>
+      </w:r>
+      <w:r>
+        <w:rPr>
+          <w:b/>
+          <w:bCs/>
+        </w:rPr>
+        <w:t xml:space="preserve">T-Tests</w:t>
+      </w:r>
+      <w:r>
+        <w:t xml:space="preserve"> </w:t>
+      </w:r>
+      <w:r>
+        <w:t xml:space="preserve">lecture; the one-slide refresher in Part 4 is all we needed today.</w:t>
       </w:r>
     </w:p>
     <w:p>
@@ -7916,7 +9224,23 @@
         </w:numPr>
       </w:pPr>
       <w:r>
-        <w:t xml:space="preserve">High statistical power when assumptions are met</w:t>
+        <w:t xml:space="preserve">Robust to unequal variances</w:t>
+      </w:r>
+      <w:r>
+        <w:t xml:space="preserve"> </w:t>
+      </w:r>
+      <w:r>
+        <w:rPr>
+          <w:b/>
+          <w:bCs/>
+        </w:rPr>
+        <w:t xml:space="preserve">and</w:t>
+      </w:r>
+      <w:r>
+        <w:t xml:space="preserve"> </w:t>
+      </w:r>
+      <w:r>
+        <w:t xml:space="preserve">unequal n — which is exactly our NE 12 vs. Island Lake case</w:t>
       </w:r>
     </w:p>
     <w:p>
@@ -7928,7 +9252,70 @@
         </w:numPr>
       </w:pPr>
       <w:r>
-        <w:t xml:space="preserve">Well understood and widely accepted</w:t>
+        <w:t xml:space="preserve">Still</w:t>
+      </w:r>
+      <w:r>
+        <w:t xml:space="preserve"> </w:t>
+      </w:r>
+      <w:r>
+        <w:rPr>
+          <w:b/>
+          <w:bCs/>
+        </w:rPr>
+        <w:t xml:space="preserve">parametric</w:t>
+      </w:r>
+      <w:r>
+        <w:t xml:space="preserve">: it fixes the variance assumption, not the normality one</w:t>
+      </w:r>
+    </w:p>
+    <w:p>
+      <w:pPr>
+        <w:pStyle w:val="Compact"/>
+        <w:numPr>
+          <w:ilvl w:val="0"/>
+          <w:numId w:val="1027"/>
+        </w:numPr>
+      </w:pPr>
+      <w:r>
+        <w:t xml:space="preserve">Costs almost nothing when variances really are equal, so it is a safe default</w:t>
+      </w:r>
+    </w:p>
+    <w:p>
+      <w:pPr>
+        <w:pStyle w:val="Compact"/>
+        <w:numPr>
+          <w:ilvl w:val="0"/>
+          <w:numId w:val="1027"/>
+        </w:numPr>
+      </w:pPr>
+      <w:r>
+        <w:t xml:space="preserve">On these data it moved df from</w:t>
+      </w:r>
+      <w:r>
+        <w:t xml:space="preserve"> </w:t>
+      </w:r>
+      <w:r>
+        <w:rPr>
+          <w:b/>
+          <w:bCs/>
+        </w:rPr>
+        <w:t xml:space="preserve">330 to 9.06</w:t>
+      </w:r>
+      <w:r>
+        <w:t xml:space="preserve"> </w:t>
+      </w:r>
+      <w:r>
+        <w:t xml:space="preserve">— that is the whole story</w:t>
+      </w:r>
+    </w:p>
+    <w:bookmarkEnd w:id="129"/>
+    <w:bookmarkStart w:id="130" w:name="summary-non-parametric-options"/>
+    <w:p>
+      <w:pPr>
+        <w:pStyle w:val="Heading2"/>
+      </w:pPr>
+      <w:r>
+        <w:t xml:space="preserve">Summary — Non-Parametric Options</w:t>
       </w:r>
     </w:p>
     <w:p>
@@ -7936,7 +9323,19 @@
         <w:pStyle w:val="FirstParagraph"/>
       </w:pPr>
       <w:r>
-        <w:t xml:space="preserve">Weaknesses:</w:t>
+        <w:rPr>
+          <w:b/>
+          <w:bCs/>
+        </w:rPr>
+        <w:t xml:space="preserve">3. Mann-Whitney-Wilcoxon test</w:t>
+      </w:r>
+    </w:p>
+    <w:p>
+      <w:pPr>
+        <w:pStyle w:val="BodyText"/>
+      </w:pPr>
+      <w:r>
+        <w:t xml:space="preserve">Strengths:</w:t>
       </w:r>
     </w:p>
     <w:p>
@@ -7948,7 +9347,7 @@
         </w:numPr>
       </w:pPr>
       <w:r>
-        <w:t xml:space="preserve">Sensitive to violations of normality, equal variance</w:t>
+        <w:t xml:space="preserve">Non-parametric: doesn’t assume normal distribution</w:t>
       </w:r>
     </w:p>
     <w:p>
@@ -7960,7 +9359,19 @@
         </w:numPr>
       </w:pPr>
       <w:r>
-        <w:t xml:space="preserve">Heavily influenced by outliers</w:t>
+        <w:t xml:space="preserve">Robust against outliers</w:t>
+      </w:r>
+    </w:p>
+    <w:p>
+      <w:pPr>
+        <w:pStyle w:val="Compact"/>
+        <w:numPr>
+          <w:ilvl w:val="0"/>
+          <w:numId w:val="1028"/>
+        </w:numPr>
+      </w:pPr>
+      <w:r>
+        <w:t xml:space="preserve">Works with ordinal data</w:t>
       </w:r>
     </w:p>
     <w:p>
@@ -7968,19 +9379,7 @@
         <w:pStyle w:val="FirstParagraph"/>
       </w:pPr>
       <w:r>
-        <w:rPr>
-          <w:b/>
-          <w:bCs/>
-        </w:rPr>
-        <w:t xml:space="preserve">2. Welch’s t-test</w:t>
-      </w:r>
-    </w:p>
-    <w:p>
-      <w:pPr>
-        <w:pStyle w:val="BodyText"/>
-      </w:pPr>
-      <w:r>
-        <w:t xml:space="preserve">Strengths:</w:t>
+        <w:t xml:space="preserve">Weaknesses:</w:t>
       </w:r>
     </w:p>
     <w:p>
@@ -7992,7 +9391,7 @@
         </w:numPr>
       </w:pPr>
       <w:r>
-        <w:t xml:space="preserve">Robust to violations of the equal-variance assumption</w:t>
+        <w:t xml:space="preserve">Less statistical power than parametric tests</w:t>
       </w:r>
     </w:p>
     <w:p>
@@ -8004,7 +9403,7 @@
         </w:numPr>
       </w:pPr>
       <w:r>
-        <w:t xml:space="preserve">Handles unequal sample sizes well</w:t>
+        <w:t xml:space="preserve">Still assumes similar distributions and approximately equal variance</w:t>
       </w:r>
     </w:p>
     <w:p>
@@ -8016,7 +9415,29 @@
         </w:numPr>
       </w:pPr>
       <w:r>
-        <w:t xml:space="preserve">Still parametric (assumes normality)</w:t>
+        <w:t xml:space="preserve">Tests median differences rather than mean differences</w:t>
+      </w:r>
+    </w:p>
+    <w:p>
+      <w:pPr>
+        <w:pStyle w:val="Compact"/>
+        <w:numPr>
+          <w:ilvl w:val="0"/>
+          <w:numId w:val="1029"/>
+        </w:numPr>
+      </w:pPr>
+      <w:r>
+        <w:rPr>
+          <w:b/>
+          <w:bCs/>
+        </w:rPr>
+        <w:t xml:space="preserve">At small n there is a hard floor on the p-value</w:t>
+      </w:r>
+      <w:r>
+        <w:t xml:space="preserve"> </w:t>
+      </w:r>
+      <w:r>
+        <w:t xml:space="preserve">— with 4 pairs a signed-rank test cannot go below 0.125 (see Part 5b)</w:t>
       </w:r>
     </w:p>
     <w:p>
@@ -8024,7 +9445,19 @@
         <w:pStyle w:val="FirstParagraph"/>
       </w:pPr>
       <w:r>
-        <w:t xml:space="preserve">Weaknesses:</w:t>
+        <w:rPr>
+          <w:b/>
+          <w:bCs/>
+        </w:rPr>
+        <w:t xml:space="preserve">4. Permutation tests</w:t>
+      </w:r>
+    </w:p>
+    <w:p>
+      <w:pPr>
+        <w:pStyle w:val="BodyText"/>
+      </w:pPr>
+      <w:r>
+        <w:t xml:space="preserve">Strengths:</w:t>
       </w:r>
     </w:p>
     <w:p>
@@ -8036,7 +9469,7 @@
         </w:numPr>
       </w:pPr>
       <w:r>
-        <w:t xml:space="preserve">Slightly less powerful than the standard t-test when variances are equal</w:t>
+        <w:t xml:space="preserve">Distribution-free: doesn’t assume a specific distribution</w:t>
       </w:r>
     </w:p>
     <w:p>
@@ -8048,17 +9481,31 @@
         </w:numPr>
       </w:pPr>
       <w:r>
-        <w:t xml:space="preserve">Still assumes a normal distribution</w:t>
-      </w:r>
-    </w:p>
-    <w:bookmarkEnd w:id="122"/>
-    <w:bookmarkStart w:id="123" w:name="summary-non-parametric-options"/>
-    <w:p>
-      <w:pPr>
-        <w:pStyle w:val="Heading2"/>
-      </w:pPr>
-      <w:r>
-        <w:t xml:space="preserve">Summary — Non-Parametric Options</w:t>
+        <w:t xml:space="preserve">Can be applied to many types of test statistics</w:t>
+      </w:r>
+    </w:p>
+    <w:p>
+      <w:pPr>
+        <w:pStyle w:val="Compact"/>
+        <w:numPr>
+          <w:ilvl w:val="0"/>
+          <w:numId w:val="1030"/>
+        </w:numPr>
+      </w:pPr>
+      <w:r>
+        <w:t xml:space="preserve">Valid at small n — the p-value is exact, not an approximation</w:t>
+      </w:r>
+    </w:p>
+    <w:p>
+      <w:pPr>
+        <w:pStyle w:val="Compact"/>
+        <w:numPr>
+          <w:ilvl w:val="0"/>
+          <w:numId w:val="1030"/>
+        </w:numPr>
+      </w:pPr>
+      <w:r>
+        <w:t xml:space="preserve">Directly estimates p-values through resampling</w:t>
       </w:r>
     </w:p>
     <w:p>
@@ -8066,19 +9513,7 @@
         <w:pStyle w:val="FirstParagraph"/>
       </w:pPr>
       <w:r>
-        <w:rPr>
-          <w:b/>
-          <w:bCs/>
-        </w:rPr>
-        <w:t xml:space="preserve">3. Mann-Whitney-Wilcoxon test</w:t>
-      </w:r>
-    </w:p>
-    <w:p>
-      <w:pPr>
-        <w:pStyle w:val="BodyText"/>
-      </w:pPr>
-      <w:r>
-        <w:t xml:space="preserve">Strengths:</w:t>
+        <w:t xml:space="preserve">Weaknesses:</w:t>
       </w:r>
     </w:p>
     <w:p>
@@ -8090,7 +9525,7 @@
         </w:numPr>
       </w:pPr>
       <w:r>
-        <w:t xml:space="preserve">Non-parametric: doesn’t assume normal distribution</w:t>
+        <w:t xml:space="preserve">Computationally intensive</w:t>
       </w:r>
     </w:p>
     <w:p>
@@ -8102,7 +9537,7 @@
         </w:numPr>
       </w:pPr>
       <w:r>
-        <w:t xml:space="preserve">Robust against outliers</w:t>
+        <w:t xml:space="preserve">Assumes exchangeability under the null hypothesis</w:t>
       </w:r>
     </w:p>
     <w:p>
@@ -8114,15 +9549,7 @@
         </w:numPr>
       </w:pPr>
       <w:r>
-        <w:t xml:space="preserve">Works with ordinal data</w:t>
-      </w:r>
-    </w:p>
-    <w:p>
-      <w:pPr>
-        <w:pStyle w:val="FirstParagraph"/>
-      </w:pPr>
-      <w:r>
-        <w:t xml:space="preserve">Weaknesses:</w:t>
+        <w:t xml:space="preserve">Requires similar distributions and equal variance</w:t>
       </w:r>
     </w:p>
     <w:p>
@@ -8130,43 +9557,7 @@
         <w:pStyle w:val="Compact"/>
         <w:numPr>
           <w:ilvl w:val="0"/>
-          <w:numId w:val="1032"/>
-        </w:numPr>
-      </w:pPr>
-      <w:r>
-        <w:t xml:space="preserve">Less statistical power than parametric tests</w:t>
-      </w:r>
-    </w:p>
-    <w:p>
-      <w:pPr>
-        <w:pStyle w:val="Compact"/>
-        <w:numPr>
-          <w:ilvl w:val="0"/>
-          <w:numId w:val="1032"/>
-        </w:numPr>
-      </w:pPr>
-      <w:r>
-        <w:t xml:space="preserve">Still assumes similar distributions and approximately equal variance</w:t>
-      </w:r>
-    </w:p>
-    <w:p>
-      <w:pPr>
-        <w:pStyle w:val="Compact"/>
-        <w:numPr>
-          <w:ilvl w:val="0"/>
-          <w:numId w:val="1032"/>
-        </w:numPr>
-      </w:pPr>
-      <w:r>
-        <w:t xml:space="preserve">Tests median differences rather than mean differences</w:t>
-      </w:r>
-    </w:p>
-    <w:p>
-      <w:pPr>
-        <w:pStyle w:val="Compact"/>
-        <w:numPr>
-          <w:ilvl w:val="0"/>
-          <w:numId w:val="1032"/>
+          <w:numId w:val="1031"/>
         </w:numPr>
       </w:pPr>
       <w:r>
@@ -8174,140 +9565,6 @@
           <w:b/>
           <w:bCs/>
         </w:rPr>
-        <w:t xml:space="preserve">At small n there is a hard floor on the p-value</w:t>
-      </w:r>
-      <w:r>
-        <w:t xml:space="preserve"> </w:t>
-      </w:r>
-      <w:r>
-        <w:t xml:space="preserve">— with 4 pairs a signed-rank test cannot go below 0.125 (see Part 5b)</w:t>
-      </w:r>
-    </w:p>
-    <w:p>
-      <w:pPr>
-        <w:pStyle w:val="FirstParagraph"/>
-      </w:pPr>
-      <w:r>
-        <w:rPr>
-          <w:b/>
-          <w:bCs/>
-        </w:rPr>
-        <w:t xml:space="preserve">4. Permutation tests</w:t>
-      </w:r>
-    </w:p>
-    <w:p>
-      <w:pPr>
-        <w:pStyle w:val="BodyText"/>
-      </w:pPr>
-      <w:r>
-        <w:t xml:space="preserve">Strengths:</w:t>
-      </w:r>
-    </w:p>
-    <w:p>
-      <w:pPr>
-        <w:pStyle w:val="Compact"/>
-        <w:numPr>
-          <w:ilvl w:val="0"/>
-          <w:numId w:val="1033"/>
-        </w:numPr>
-      </w:pPr>
-      <w:r>
-        <w:t xml:space="preserve">Distribution-free: doesn’t assume a specific distribution</w:t>
-      </w:r>
-    </w:p>
-    <w:p>
-      <w:pPr>
-        <w:pStyle w:val="Compact"/>
-        <w:numPr>
-          <w:ilvl w:val="0"/>
-          <w:numId w:val="1033"/>
-        </w:numPr>
-      </w:pPr>
-      <w:r>
-        <w:t xml:space="preserve">Can be applied to many types of test statistics</w:t>
-      </w:r>
-    </w:p>
-    <w:p>
-      <w:pPr>
-        <w:pStyle w:val="Compact"/>
-        <w:numPr>
-          <w:ilvl w:val="0"/>
-          <w:numId w:val="1033"/>
-        </w:numPr>
-      </w:pPr>
-      <w:r>
-        <w:t xml:space="preserve">Valid at small n — the p-value is exact, not an approximation</w:t>
-      </w:r>
-    </w:p>
-    <w:p>
-      <w:pPr>
-        <w:pStyle w:val="Compact"/>
-        <w:numPr>
-          <w:ilvl w:val="0"/>
-          <w:numId w:val="1033"/>
-        </w:numPr>
-      </w:pPr>
-      <w:r>
-        <w:t xml:space="preserve">Directly estimates p-values through resampling</w:t>
-      </w:r>
-    </w:p>
-    <w:p>
-      <w:pPr>
-        <w:pStyle w:val="FirstParagraph"/>
-      </w:pPr>
-      <w:r>
-        <w:t xml:space="preserve">Weaknesses:</w:t>
-      </w:r>
-    </w:p>
-    <w:p>
-      <w:pPr>
-        <w:pStyle w:val="Compact"/>
-        <w:numPr>
-          <w:ilvl w:val="0"/>
-          <w:numId w:val="1034"/>
-        </w:numPr>
-      </w:pPr>
-      <w:r>
-        <w:t xml:space="preserve">Computationally intensive</w:t>
-      </w:r>
-    </w:p>
-    <w:p>
-      <w:pPr>
-        <w:pStyle w:val="Compact"/>
-        <w:numPr>
-          <w:ilvl w:val="0"/>
-          <w:numId w:val="1034"/>
-        </w:numPr>
-      </w:pPr>
-      <w:r>
-        <w:t xml:space="preserve">Assumes exchangeability under the null hypothesis</w:t>
-      </w:r>
-    </w:p>
-    <w:p>
-      <w:pPr>
-        <w:pStyle w:val="Compact"/>
-        <w:numPr>
-          <w:ilvl w:val="0"/>
-          <w:numId w:val="1034"/>
-        </w:numPr>
-      </w:pPr>
-      <w:r>
-        <w:t xml:space="preserve">Requires similar distributions and equal variance</w:t>
-      </w:r>
-    </w:p>
-    <w:p>
-      <w:pPr>
-        <w:pStyle w:val="Compact"/>
-        <w:numPr>
-          <w:ilvl w:val="0"/>
-          <w:numId w:val="1034"/>
-        </w:numPr>
-      </w:pPr>
-      <w:r>
-        <w:rPr>
-          <w:b/>
-          <w:bCs/>
-        </w:rPr>
         <w:t xml:space="preserve">Hits the same small-n floor as the rank tests</w:t>
       </w:r>
       <w:r>
@@ -8317,8 +9574,8 @@
         <w:t xml:space="preserve">— being exact is not the same as being powerful, because there are only so many ways to rearrange 8 numbers</w:t>
       </w:r>
     </w:p>
-    <w:bookmarkEnd w:id="123"/>
-    <w:bookmarkStart w:id="126" w:name="key-takeaway"/>
+    <w:bookmarkEnd w:id="130"/>
+    <w:bookmarkStart w:id="133" w:name="key-takeaway"/>
     <w:p>
       <w:pPr>
         <w:pStyle w:val="Heading2"/>
@@ -8388,12 +9645,12 @@
                 <wp:inline>
                   <wp:extent cx="152400" cy="152400"/>
                   <wp:effectExtent b="0" l="0" r="0" t="0"/>
-                  <wp:docPr descr="" title="" id="124" name="Picture"/>
+                  <wp:docPr descr="" title="" id="131" name="Picture"/>
                   <a:graphic>
                     <a:graphicData uri="http://schemas.openxmlformats.org/drawingml/2006/picture">
                       <pic:pic>
                         <pic:nvPicPr>
-                          <pic:cNvPr descr="/Applications/Positron.app/Contents/Resources/app/quarto/share/formats/docx/note.png" id="125" name="Picture"/>
+                          <pic:cNvPr descr="/Applications/Positron.app/Contents/Resources/app/quarto/share/formats/docx/note.png" id="132" name="Picture"/>
                           <pic:cNvPicPr>
                             <a:picLocks noChangeArrowheads="1" noChangeAspect="1"/>
                           </pic:cNvPicPr>
@@ -8490,7 +9747,7 @@
         </w:tc>
       </w:tr>
     </w:tbl>
-    <w:bookmarkEnd w:id="126"/>
+    <w:bookmarkEnd w:id="133"/>
     <w:sectPr>
       <w:footnotePr>
         <w:numRestart w:val="eachSect"/>
@@ -8798,15 +10055,6 @@
     <w:abstractNumId w:val="991"/>
   </w:num>
   <w:num w:numId="1031">
-    <w:abstractNumId w:val="991"/>
-  </w:num>
-  <w:num w:numId="1032">
-    <w:abstractNumId w:val="991"/>
-  </w:num>
-  <w:num w:numId="1033">
-    <w:abstractNumId w:val="991"/>
-  </w:num>
-  <w:num w:numId="1034">
     <w:abstractNumId w:val="991"/>
   </w:num>
 </w:numbering>

--- a/docs/content/nonparametric_t_tests/nonparametric_t_tests_lecture.docx
+++ b/docs/content/nonparametric_t_tests/nonparametric_t_tests_lecture.docx
@@ -292,10 +292,57 @@
     </w:tbl>
     <w:p>
       <w:pPr>
-        <w:pStyle w:val="BodyText"/>
-      </w:pPr>
-      <w:r>
-        <w:t xml:space="preserve"> </w:t>
+        <w:pStyle w:val="CaptionedFigure"/>
+      </w:pPr>
+      <w:r>
+        <w:drawing>
+          <wp:inline>
+            <wp:extent cx="2852928" cy="1901952"/>
+            <wp:effectExtent b="0" l="0" r="0" t="0"/>
+            <wp:docPr descr="Photo comparing needle length and bundle count across six pine species (Pinus ponderosa, nigra, resinosa, strobus, sylvestris, banksiana)." title="" id="13" name="Picture"/>
+            <a:graphic>
+              <a:graphicData uri="http://schemas.openxmlformats.org/drawingml/2006/picture">
+                <pic:pic>
+                  <pic:nvPicPr>
+                    <pic:cNvPr descr="images/pine_needles.jpg" id="14" name="Picture"/>
+                    <pic:cNvPicPr>
+                      <a:picLocks noChangeArrowheads="1" noChangeAspect="1"/>
+                    </pic:cNvPicPr>
+                  </pic:nvPicPr>
+                  <pic:blipFill>
+                    <a:blip r:embed="rId12"/>
+                    <a:stretch>
+                      <a:fillRect/>
+                    </a:stretch>
+                  </pic:blipFill>
+                  <pic:spPr bwMode="auto">
+                    <a:xfrm>
+                      <a:off x="0" y="0"/>
+                      <a:ext cx="2852928" cy="1901952"/>
+                    </a:xfrm>
+                    <a:prstGeom prst="rect">
+                      <a:avLst/>
+                    </a:prstGeom>
+                    <a:noFill/>
+                    <a:ln w="9525">
+                      <a:noFill/>
+                      <a:headEnd/>
+                      <a:tailEnd/>
+                    </a:ln>
+                  </pic:spPr>
+                </pic:pic>
+              </a:graphicData>
+            </a:graphic>
+          </wp:inline>
+        </w:drawing>
+      </w:r>
+    </w:p>
+    <w:p>
+      <w:pPr>
+        <w:pStyle w:val="ImageCaption"/>
+      </w:pPr>
+      <w:r>
+        <w:t xml:space="preserve">Photo comparing needle length and bundle count across six pine species (Pinus ponderosa, nigra, resinosa, strobus, sylvestris, banksiana).</w:t>
       </w:r>
     </w:p>
     <w:tbl>
@@ -339,18 +386,18 @@
                 <wp:inline>
                   <wp:extent cx="152400" cy="152400"/>
                   <wp:effectExtent b="0" l="0" r="0" t="0"/>
-                  <wp:docPr descr="" title="" id="13" name="Picture"/>
+                  <wp:docPr descr="" title="" id="16" name="Picture"/>
                   <a:graphic>
                     <a:graphicData uri="http://schemas.openxmlformats.org/drawingml/2006/picture">
                       <pic:pic>
                         <pic:nvPicPr>
-                          <pic:cNvPr descr="/Applications/Positron.app/Contents/Resources/app/quarto/share/formats/docx/warning.png" id="14" name="Picture"/>
+                          <pic:cNvPr descr="/Applications/Positron.app/Contents/Resources/app/quarto/share/formats/docx/warning.png" id="17" name="Picture"/>
                           <pic:cNvPicPr>
                             <a:picLocks noChangeArrowheads="1" noChangeAspect="1"/>
                           </pic:cNvPicPr>
                         </pic:nvPicPr>
                         <pic:blipFill>
-                          <a:blip r:embed="rId12"/>
+                          <a:blip r:embed="rId15"/>
                           <a:stretch>
                             <a:fillRect/>
                           </a:stretch>
@@ -441,61 +488,6 @@
         </w:tc>
       </w:tr>
     </w:tbl>
-    <w:p>
-      <w:pPr>
-        <w:pStyle w:val="CaptionedFigure"/>
-      </w:pPr>
-      <w:r>
-        <w:drawing>
-          <wp:inline>
-            <wp:extent cx="2852928" cy="1901952"/>
-            <wp:effectExtent b="0" l="0" r="0" t="0"/>
-            <wp:docPr descr="Photo comparing needle length and bundle count across six pine species (Pinus ponderosa, nigra, resinosa, strobus, sylvestris, banksiana)." title="" id="16" name="Picture"/>
-            <a:graphic>
-              <a:graphicData uri="http://schemas.openxmlformats.org/drawingml/2006/picture">
-                <pic:pic>
-                  <pic:nvPicPr>
-                    <pic:cNvPr descr="images/pine_needles.jpg" id="17" name="Picture"/>
-                    <pic:cNvPicPr>
-                      <a:picLocks noChangeArrowheads="1" noChangeAspect="1"/>
-                    </pic:cNvPicPr>
-                  </pic:nvPicPr>
-                  <pic:blipFill>
-                    <a:blip r:embed="rId15"/>
-                    <a:stretch>
-                      <a:fillRect/>
-                    </a:stretch>
-                  </pic:blipFill>
-                  <pic:spPr bwMode="auto">
-                    <a:xfrm>
-                      <a:off x="0" y="0"/>
-                      <a:ext cx="2852928" cy="1901952"/>
-                    </a:xfrm>
-                    <a:prstGeom prst="rect">
-                      <a:avLst/>
-                    </a:prstGeom>
-                    <a:noFill/>
-                    <a:ln w="9525">
-                      <a:noFill/>
-                      <a:headEnd/>
-                      <a:tailEnd/>
-                    </a:ln>
-                  </pic:spPr>
-                </pic:pic>
-              </a:graphicData>
-            </a:graphic>
-          </wp:inline>
-        </w:drawing>
-      </w:r>
-    </w:p>
-    <w:p>
-      <w:pPr>
-        <w:pStyle w:val="ImageCaption"/>
-      </w:pPr>
-      <w:r>
-        <w:t xml:space="preserve">Photo comparing needle length and bundle count across six pine species (Pinus ponderosa, nigra, resinosa, strobus, sylvestris, banksiana).</w:t>
-      </w:r>
-    </w:p>
     <w:bookmarkEnd w:id="18"/>
     <w:bookmarkStart w:id="26" w:name="todays-overview"/>
     <w:p>
@@ -767,7 +759,7 @@
                     </pic:cNvPicPr>
                   </pic:nvPicPr>
                   <pic:blipFill>
-                    <a:blip r:embed="rId15"/>
+                    <a:blip r:embed="rId12"/>
                     <a:stretch>
                       <a:fillRect/>
                     </a:stretch>
@@ -6409,7 +6401,7 @@
                           </pic:cNvPicPr>
                         </pic:nvPicPr>
                         <pic:blipFill>
-                          <a:blip r:embed="rId12"/>
+                          <a:blip r:embed="rId15"/>
                           <a:stretch>
                             <a:fillRect/>
                           </a:stretch>
@@ -8005,6 +7997,70 @@
         <w:t xml:space="preserve">— sometimes not useful</w:t>
       </w:r>
     </w:p>
+    <w:p>
+      <w:pPr>
+        <w:pStyle w:val="SourceCode"/>
+      </w:pPr>
+      <w:r>
+        <w:rPr>
+          <w:rStyle w:val="FunctionTok"/>
+        </w:rPr>
+        <w:t xml:space="preserve">shapiro.test</w:t>
+      </w:r>
+      <w:r>
+        <w:rPr>
+          <w:rStyle w:val="NormalTok"/>
+        </w:rPr>
+        <w:t xml:space="preserve">(ne12_data</w:t>
+      </w:r>
+      <w:r>
+        <w:rPr>
+          <w:rStyle w:val="SpecialCharTok"/>
+        </w:rPr>
+        <w:t xml:space="preserve">$</w:t>
+      </w:r>
+      <w:r>
+        <w:rPr>
+          <w:rStyle w:val="NormalTok"/>
+        </w:rPr>
+        <w:t xml:space="preserve">mass_g)</w:t>
+      </w:r>
+    </w:p>
+    <w:p>
+      <w:pPr>
+        <w:pStyle w:val="SourceCode"/>
+      </w:pPr>
+      <w:r>
+        <w:br/>
+      </w:r>
+      <w:r>
+        <w:rPr>
+          <w:rStyle w:val="VerbatimChar"/>
+        </w:rPr>
+        <w:t xml:space="preserve">    Shapiro-Wilk normality test</w:t>
+      </w:r>
+      <w:r>
+        <w:br/>
+      </w:r>
+      <w:r>
+        <w:br/>
+      </w:r>
+      <w:r>
+        <w:rPr>
+          <w:rStyle w:val="VerbatimChar"/>
+        </w:rPr>
+        <w:t xml:space="preserve">data:  ne12_data$mass_g</w:t>
+      </w:r>
+      <w:r>
+        <w:br/>
+      </w:r>
+      <w:r>
+        <w:rPr>
+          <w:rStyle w:val="VerbatimChar"/>
+        </w:rPr>
+        <w:t xml:space="preserve">W = 0.85148, p-value &lt; 2.2e-16</w:t>
+      </w:r>
+    </w:p>
     <w:tbl>
       <w:tblPr>
         <w:tblStyle w:val="Table"/>
@@ -8057,7 +8113,7 @@
                           </pic:cNvPicPr>
                         </pic:nvPicPr>
                         <pic:blipFill>
-                          <a:blip r:embed="rId12"/>
+                          <a:blip r:embed="rId15"/>
                           <a:stretch>
                             <a:fillRect/>
                           </a:stretch>
@@ -8167,70 +8223,6 @@
         </w:tc>
       </w:tr>
     </w:tbl>
-    <w:p>
-      <w:pPr>
-        <w:pStyle w:val="SourceCode"/>
-      </w:pPr>
-      <w:r>
-        <w:rPr>
-          <w:rStyle w:val="FunctionTok"/>
-        </w:rPr>
-        <w:t xml:space="preserve">shapiro.test</w:t>
-      </w:r>
-      <w:r>
-        <w:rPr>
-          <w:rStyle w:val="NormalTok"/>
-        </w:rPr>
-        <w:t xml:space="preserve">(ne12_data</w:t>
-      </w:r>
-      <w:r>
-        <w:rPr>
-          <w:rStyle w:val="SpecialCharTok"/>
-        </w:rPr>
-        <w:t xml:space="preserve">$</w:t>
-      </w:r>
-      <w:r>
-        <w:rPr>
-          <w:rStyle w:val="NormalTok"/>
-        </w:rPr>
-        <w:t xml:space="preserve">mass_g)</w:t>
-      </w:r>
-    </w:p>
-    <w:p>
-      <w:pPr>
-        <w:pStyle w:val="SourceCode"/>
-      </w:pPr>
-      <w:r>
-        <w:br/>
-      </w:r>
-      <w:r>
-        <w:rPr>
-          <w:rStyle w:val="VerbatimChar"/>
-        </w:rPr>
-        <w:t xml:space="preserve">    Shapiro-Wilk normality test</w:t>
-      </w:r>
-      <w:r>
-        <w:br/>
-      </w:r>
-      <w:r>
-        <w:br/>
-      </w:r>
-      <w:r>
-        <w:rPr>
-          <w:rStyle w:val="VerbatimChar"/>
-        </w:rPr>
-        <w:t xml:space="preserve">data:  ne12_data$mass_g</w:t>
-      </w:r>
-      <w:r>
-        <w:br/>
-      </w:r>
-      <w:r>
-        <w:rPr>
-          <w:rStyle w:val="VerbatimChar"/>
-        </w:rPr>
-        <w:t xml:space="preserve">W = 0.85148, p-value &lt; 2.2e-16</w:t>
-      </w:r>
-    </w:p>
     <w:bookmarkEnd w:id="102"/>
     <w:bookmarkStart w:id="106" w:name="testing-the-equal-variance-assumption"/>
     <w:p>
@@ -8868,6 +8860,53 @@
         <w:t xml:space="preserve">: Grubbs’ test — no one really does this</w:t>
       </w:r>
     </w:p>
+    <w:p>
+      <w:pPr>
+        <w:pStyle w:val="FirstParagraph"/>
+      </w:pPr>
+      <w:r>
+        <w:drawing>
+          <wp:inline>
+            <wp:extent cx="2935866" cy="2568882"/>
+            <wp:effectExtent b="0" l="0" r="0" t="0"/>
+            <wp:docPr descr="" title="" id="108" name="Picture"/>
+            <a:graphic>
+              <a:graphicData uri="http://schemas.openxmlformats.org/drawingml/2006/picture">
+                <pic:pic>
+                  <pic:nvPicPr>
+                    <pic:cNvPr descr="nonparametric_t_tests_lecture_files/figure-docx/nonparametric-t-tests-07-1.png" id="109" name="Picture"/>
+                    <pic:cNvPicPr>
+                      <a:picLocks noChangeArrowheads="1" noChangeAspect="1"/>
+                    </pic:cNvPicPr>
+                  </pic:nvPicPr>
+                  <pic:blipFill>
+                    <a:blip r:embed="rId107"/>
+                    <a:stretch>
+                      <a:fillRect/>
+                    </a:stretch>
+                  </pic:blipFill>
+                  <pic:spPr bwMode="auto">
+                    <a:xfrm>
+                      <a:off x="0" y="0"/>
+                      <a:ext cx="2935866" cy="2568882"/>
+                    </a:xfrm>
+                    <a:prstGeom prst="rect">
+                      <a:avLst/>
+                    </a:prstGeom>
+                    <a:noFill/>
+                    <a:ln w="9525">
+                      <a:noFill/>
+                      <a:headEnd/>
+                      <a:tailEnd/>
+                    </a:ln>
+                  </pic:spPr>
+                </pic:pic>
+              </a:graphicData>
+            </a:graphic>
+          </wp:inline>
+        </w:drawing>
+      </w:r>
+    </w:p>
     <w:tbl>
       <w:tblPr>
         <w:tblStyle w:val="Table"/>
@@ -8898,7 +8937,7 @@
           </w:tcPr>
           <w:p>
             <w:pPr>
-              <w:pStyle w:val="FirstParagraph"/>
+              <w:pStyle w:val="BodyText"/>
             </w:pPr>
             <w:pPr>
               <w:spacing w:before="0" w:after="0"/>
@@ -8909,18 +8948,18 @@
                 <wp:inline>
                   <wp:extent cx="152400" cy="152400"/>
                   <wp:effectExtent b="0" l="0" r="0" t="0"/>
-                  <wp:docPr descr="" title="" id="107" name="Picture"/>
+                  <wp:docPr descr="" title="" id="110" name="Picture"/>
                   <a:graphic>
                     <a:graphicData uri="http://schemas.openxmlformats.org/drawingml/2006/picture">
                       <pic:pic>
                         <pic:nvPicPr>
-                          <pic:cNvPr descr="/Applications/Positron.app/Contents/Resources/app/quarto/share/formats/docx/warning.png" id="108" name="Picture"/>
+                          <pic:cNvPr descr="/Applications/Positron.app/Contents/Resources/app/quarto/share/formats/docx/warning.png" id="111" name="Picture"/>
                           <pic:cNvPicPr>
                             <a:picLocks noChangeArrowheads="1" noChangeAspect="1"/>
                           </pic:cNvPicPr>
                         </pic:nvPicPr>
                         <pic:blipFill>
-                          <a:blip r:embed="rId12"/>
+                          <a:blip r:embed="rId15"/>
                           <a:stretch>
                             <a:fillRect/>
                           </a:stretch>
@@ -8999,53 +9038,6 @@
         </w:tc>
       </w:tr>
     </w:tbl>
-    <w:p>
-      <w:pPr>
-        <w:pStyle w:val="BodyText"/>
-      </w:pPr>
-      <w:r>
-        <w:drawing>
-          <wp:inline>
-            <wp:extent cx="2935866" cy="2568882"/>
-            <wp:effectExtent b="0" l="0" r="0" t="0"/>
-            <wp:docPr descr="" title="" id="110" name="Picture"/>
-            <a:graphic>
-              <a:graphicData uri="http://schemas.openxmlformats.org/drawingml/2006/picture">
-                <pic:pic>
-                  <pic:nvPicPr>
-                    <pic:cNvPr descr="nonparametric_t_tests_lecture_files/figure-docx/nonparametric-t-tests-07-1.png" id="111" name="Picture"/>
-                    <pic:cNvPicPr>
-                      <a:picLocks noChangeArrowheads="1" noChangeAspect="1"/>
-                    </pic:cNvPicPr>
-                  </pic:nvPicPr>
-                  <pic:blipFill>
-                    <a:blip r:embed="rId109"/>
-                    <a:stretch>
-                      <a:fillRect/>
-                    </a:stretch>
-                  </pic:blipFill>
-                  <pic:spPr bwMode="auto">
-                    <a:xfrm>
-                      <a:off x="0" y="0"/>
-                      <a:ext cx="2935866" cy="2568882"/>
-                    </a:xfrm>
-                    <a:prstGeom prst="rect">
-                      <a:avLst/>
-                    </a:prstGeom>
-                    <a:noFill/>
-                    <a:ln w="9525">
-                      <a:noFill/>
-                      <a:headEnd/>
-                      <a:tailEnd/>
-                    </a:ln>
-                  </pic:spPr>
-                </pic:pic>
-              </a:graphicData>
-            </a:graphic>
-          </wp:inline>
-        </w:drawing>
-      </w:r>
-    </w:p>
     <w:bookmarkEnd w:id="112"/>
     <w:bookmarkStart w:id="113" w:name="part-4-when-assumptions-fail"/>
     <w:p>

--- a/docs/content/nonparametric_t_tests/nonparametric_t_tests_lecture.docx
+++ b/docs/content/nonparametric_t_tests/nonparametric_t_tests_lecture.docx
@@ -15497,6 +15497,8 @@
     </w:tbl>
     <w:bookmarkEnd w:id="184"/>
     <w:sectPr>
+      <w:pgSz w:h="15840" w:w="12240"/>
+      <w:pgMar w:bottom="720" w:footer="360" w:gutter="0" w:header="360" w:left="1008" w:right="720" w:top="720"/>
       <w:footnotePr>
         <w:numRestart w:val="eachSect"/>
       </w:footnotePr>
@@ -15969,7 +15971,7 @@
     </w:rPrDefault>
     <w:pPrDefault>
       <w:pPr>
-        <w:spacing w:after="100"/>
+        <w:spacing w:after="100" w:before="0"/>
       </w:pPr>
     </w:pPrDefault>
   </w:docDefaults>
@@ -15984,7 +15986,7 @@
     <w:link w:val="BodyTextChar"/>
     <w:qFormat/>
     <w:pPr>
-      <w:spacing w:after="90" w:before="90"/>
+      <w:spacing w:after="90" w:before="0"/>
     </w:pPr>
   </w:style>
   <w:style w:customStyle="1" w:styleId="FirstParagraph" w:type="paragraph">
@@ -15998,7 +16000,7 @@
     <w:basedOn w:val="BodyText"/>
     <w:qFormat/>
     <w:pPr>
-      <w:spacing w:after="20" w:before="20"/>
+      <w:spacing w:after="20" w:before="0"/>
     </w:pPr>
   </w:style>
   <w:style w:styleId="Title" w:type="paragraph">
@@ -16010,7 +16012,7 @@
     <w:qFormat/>
     <w:rsid w:val="00A10FD9"/>
     <w:pPr>
-      <w:spacing w:after="60" w:line="240" w:lineRule="auto"/>
+      <w:spacing w:after="60" w:before="0" w:line="240" w:lineRule="auto"/>
       <w:contextualSpacing/>
       <w:jc w:val="center"/>
     </w:pPr>
@@ -16041,6 +16043,7 @@
     <w:qFormat/>
     <w:rsid w:val="00A10FD9"/>
     <w:pPr>
+      <w:spacing w:before="0"/>
       <w:numPr>
         <w:ilvl w:val="1"/>
       </w:numPr>
@@ -16072,6 +16075,7 @@
     <w:next w:val="BodyText"/>
     <w:qFormat/>
     <w:pPr>
+      <w:spacing w:before="0"/>
       <w:keepNext/>
       <w:keepLines/>
     </w:pPr>
@@ -16086,6 +16090,7 @@
     <w:next w:val="BodyText"/>
     <w:qFormat/>
     <w:pPr>
+      <w:spacing w:before="0"/>
       <w:keepNext/>
       <w:keepLines/>
     </w:pPr>
@@ -16102,7 +16107,7 @@
     <w:pPr>
       <w:keepNext/>
       <w:keepLines/>
-      <w:spacing w:after="0" w:before="300"/>
+      <w:spacing w:after="0" w:before="0"/>
       <w:jc w:val="center"/>
     </w:pPr>
     <w:rPr>
@@ -16119,7 +16124,7 @@
     <w:pPr>
       <w:keepNext/>
       <w:keepLines/>
-      <w:spacing w:after="300" w:before="100"/>
+      <w:spacing w:after="300" w:before="0"/>
     </w:pPr>
     <w:rPr>
       <w:sz w:val="20"/>
@@ -16145,7 +16150,7 @@
     <w:pPr>
       <w:keepNext/>
       <w:keepLines/>
-      <w:spacing w:after="60" w:before="200"/>
+      <w:spacing w:after="60" w:before="120"/>
       <w:outlineLvl w:val="0"/>
     </w:pPr>
     <w:rPr>
@@ -16168,7 +16173,7 @@
     <w:pPr>
       <w:keepNext/>
       <w:keepLines/>
-      <w:spacing w:after="50" w:before="140"/>
+      <w:spacing w:after="50" w:before="100"/>
       <w:outlineLvl w:val="1"/>
     </w:pPr>
     <w:rPr>
@@ -16191,7 +16196,7 @@
     <w:pPr>
       <w:keepNext/>
       <w:keepLines/>
-      <w:spacing w:after="40" w:before="120"/>
+      <w:spacing w:after="40" w:before="80"/>
       <w:outlineLvl w:val="2"/>
     </w:pPr>
     <w:rPr>
@@ -16237,7 +16242,7 @@
     <w:pPr>
       <w:keepNext/>
       <w:keepLines/>
-      <w:spacing w:after="40" w:before="80"/>
+      <w:spacing w:after="40" w:before="60"/>
       <w:outlineLvl w:val="4"/>
     </w:pPr>
     <w:rPr>
@@ -16258,7 +16263,7 @@
     <w:pPr>
       <w:keepNext/>
       <w:keepLines/>
-      <w:spacing w:after="0" w:before="40"/>
+      <w:spacing w:after="0" w:before="60"/>
       <w:outlineLvl w:val="5"/>
     </w:pPr>
     <w:rPr>
@@ -16281,7 +16286,7 @@
     <w:pPr>
       <w:keepNext/>
       <w:keepLines/>
-      <w:spacing w:after="0" w:before="40"/>
+      <w:spacing w:after="0" w:before="60"/>
       <w:outlineLvl w:val="6"/>
     </w:pPr>
     <w:rPr>
@@ -16302,7 +16307,7 @@
     <w:pPr>
       <w:keepNext/>
       <w:keepLines/>
-      <w:spacing w:after="0"/>
+      <w:spacing w:after="0" w:before="60"/>
       <w:outlineLvl w:val="7"/>
     </w:pPr>
     <w:rPr>
@@ -16325,7 +16330,7 @@
     <w:pPr>
       <w:keepNext/>
       <w:keepLines/>
-      <w:spacing w:after="0"/>
+      <w:spacing w:after="0" w:before="60"/>
       <w:outlineLvl w:val="8"/>
     </w:pPr>
     <w:rPr>
@@ -16460,7 +16465,7 @@
     <w:unhideWhenUsed/>
     <w:qFormat/>
     <w:pPr>
-      <w:spacing w:after="50" w:before="50"/>
+      <w:spacing w:after="50" w:before="0"/>
       <w:ind w:firstLine="0" w:left="480" w:right="480"/>
     </w:pPr>
   </w:style>
@@ -16480,7 +16485,7 @@
     <w:unhideWhenUsed/>
     <w:qFormat/>
     <w:pPr>
-      <w:spacing w:after="100" w:before="100"/>
+      <w:spacing w:after="100" w:before="0"/>
       <w:ind w:firstLine="0" w:left="480" w:right="480"/>
     </w:pPr>
   </w:style>
@@ -16527,7 +16532,7 @@
     <w:pPr>
       <w:keepNext/>
       <w:keepLines/>
-      <w:spacing w:after="0"/>
+      <w:spacing w:after="0" w:before="0"/>
     </w:pPr>
     <w:rPr>
       <w:b/>
@@ -16552,6 +16557,7 @@
     <w:name w:val="Table Caption"/>
     <w:basedOn w:val="Caption"/>
     <w:pPr>
+      <w:spacing w:before="0"/>
       <w:keepNext/>
     </w:pPr>
   </w:style>
@@ -16567,6 +16573,7 @@
     <w:name w:val="Captioned Figure"/>
     <w:basedOn w:val="Figure"/>
     <w:pPr>
+      <w:spacing w:before="0"/>
       <w:keepNext/>
     </w:pPr>
   </w:style>
@@ -16609,7 +16616,7 @@
     <w:unhideWhenUsed/>
     <w:qFormat/>
     <w:pPr>
-      <w:spacing w:before="240" w:line="259" w:lineRule="auto"/>
+      <w:spacing w:before="0" w:line="259" w:lineRule="auto"/>
       <w:outlineLvl w:val="9"/>
     </w:pPr>
     <w:rPr>
